--- a/[Vennce Bravo - 231402264] 25-26 Project Interim Report Template .docx
+++ b/[Vennce Bravo - 231402264] 25-26 Project Interim Report Template .docx
@@ -125,7 +125,7 @@
           </mc:Choice>
           <mc:Fallback>
             <w:pict>
-              <v:line w14:anchorId="1E9E2BA8" id="Straight Connector 12" o:spid="_x0000_s1026" style="position:absolute;z-index:251659264;visibility:visible;mso-wrap-style:square;mso-width-percent:0;mso-height-percent:0;mso-wrap-distance-left:9pt;mso-wrap-distance-top:0;mso-wrap-distance-right:9pt;mso-wrap-distance-bottom:0;mso-position-horizontal:absolute;mso-position-horizontal-relative:margin;mso-position-vertical:absolute;mso-position-vertical-relative:text;mso-width-percent:0;mso-height-percent:0;mso-width-relative:margin;mso-height-relative:margin" from="3.2pt,9.85pt" to="456.7pt,9.85pt" o:gfxdata="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" strokecolor="#0e2841 [3215]" strokeweight="2.25pt">
+              <v:line w14:anchorId="194569DB" id="Straight Connector 12" o:spid="_x0000_s1026" style="position:absolute;z-index:251659264;visibility:visible;mso-wrap-style:square;mso-width-percent:0;mso-height-percent:0;mso-wrap-distance-left:9pt;mso-wrap-distance-top:0;mso-wrap-distance-right:9pt;mso-wrap-distance-bottom:0;mso-position-horizontal:absolute;mso-position-horizontal-relative:margin;mso-position-vertical:absolute;mso-position-vertical-relative:text;mso-width-percent:0;mso-height-percent:0;mso-width-relative:margin;mso-height-relative:margin" from="3.2pt,9.85pt" to="456.7pt,9.85pt" o:gfxdata="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" strokecolor="#0e2841 [3215]" strokeweight="2.25pt">
                 <v:stroke dashstyle="dash" opacity="50372f" linestyle="thinThin" endcap="round"/>
                 <v:shadow on="t" color="black" opacity="26214f" origin=",-.5" offset="0,3pt"/>
                 <w10:wrap anchorx="margin"/>
@@ -405,7 +405,7 @@
           </mc:Choice>
           <mc:Fallback>
             <w:pict>
-              <v:line w14:anchorId="552EC76D" id="Straight Connector 12" o:spid="_x0000_s1026" style="position:absolute;z-index:251661312;visibility:visible;mso-wrap-style:square;mso-width-percent:0;mso-height-percent:0;mso-wrap-distance-left:9pt;mso-wrap-distance-top:0;mso-wrap-distance-right:9pt;mso-wrap-distance-bottom:0;mso-position-horizontal:absolute;mso-position-horizontal-relative:margin;mso-position-vertical:absolute;mso-position-vertical-relative:text;mso-width-percent:0;mso-height-percent:0;mso-width-relative:margin;mso-height-relative:margin" from="3.8pt,24.3pt" to="457.3pt,24.3pt" o:gfxdata="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" strokecolor="#0e2841 [3215]" strokeweight="2.25pt">
+              <v:line w14:anchorId="710AC438" id="Straight Connector 12" o:spid="_x0000_s1026" style="position:absolute;z-index:251661312;visibility:visible;mso-wrap-style:square;mso-width-percent:0;mso-height-percent:0;mso-wrap-distance-left:9pt;mso-wrap-distance-top:0;mso-wrap-distance-right:9pt;mso-wrap-distance-bottom:0;mso-position-horizontal:absolute;mso-position-horizontal-relative:margin;mso-position-vertical:absolute;mso-position-vertical-relative:text;mso-width-percent:0;mso-height-percent:0;mso-width-relative:margin;mso-height-relative:margin" from="3.8pt,24.3pt" to="457.3pt,24.3pt" o:gfxdata="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" strokecolor="#0e2841 [3215]" strokeweight="2.25pt">
                 <v:stroke dashstyle="dash" opacity="50372f" linestyle="thinThin" endcap="round"/>
                 <v:shadow on="t" color="black" opacity="26214f" origin=",-.5" offset="0,3pt"/>
                 <w10:wrap anchorx="margin"/>
@@ -2545,65 +2545,207 @@
       <w:bookmarkEnd w:id="7"/>
     </w:p>
     <w:p>
-      <w:pPr>
-        <w:rPr>
-          <w:sz w:val="16"/>
-          <w:szCs w:val="16"/>
-        </w:rPr>
-      </w:pPr>
-      <w:r>
-        <w:rPr>
-          <w:sz w:val="16"/>
-          <w:szCs w:val="16"/>
-        </w:rPr>
-        <w:t>This section introduces your project. It should be brief yet engaging, capturing the reader's interest and highlighting the significance of your work.</w:t>
-      </w:r>
-    </w:p>
-    <w:p>
-      <w:r>
-        <w:rPr>
-          <w:sz w:val="16"/>
-          <w:szCs w:val="16"/>
-        </w:rPr>
-        <w:t>Begin broadly by introducing the subject and its main discipline, such as cybersecurity, sustainable engineering, or healthcare analytics. Provide an overview of the background and current situation, offering enough context so a reader unfamiliar with the field can understand its significance. Why is this area of modern relevance?</w:t>
+      <w:r>
+        <w:t xml:space="preserve">In the modern landscape of the gaming industry, </w:t>
+      </w:r>
+      <w:r>
+        <w:t>the rise of the “cozy games”</w:t>
+      </w:r>
+      <w:r>
+        <w:t xml:space="preserve"> has transformed the expectations and experiences associated with digital gaming.</w:t>
       </w:r>
       <w:r>
         <w:t xml:space="preserve"> </w:t>
       </w:r>
-    </w:p>
-    <w:p>
-      <w:r>
-        <w:t xml:space="preserve">In the modern landscape of the gaming industry, </w:t>
-      </w:r>
-      <w:r>
-        <w:t>the rise of the “cozy games”</w:t>
-      </w:r>
-      <w:r>
-        <w:t xml:space="preserve"> has transformed the expectations and experiences associated with digital gaming.</w:t>
+      <w:r>
+        <w:t>Both old and new</w:t>
+      </w:r>
+      <w:r>
+        <w:t xml:space="preserve"> releases such as Animal Crossing: New Horizons (</w:t>
+      </w:r>
+      <w:r>
+        <w:rPr>
+          <w:highlight w:val="yellow"/>
+        </w:rPr>
+        <w:t xml:space="preserve">INSERT </w:t>
+      </w:r>
+      <w:r>
+        <w:rPr>
+          <w:highlight w:val="yellow"/>
+        </w:rPr>
+        <w:t>REFERENCE</w:t>
+      </w:r>
+      <w:r>
+        <w:t>), Stardew Valley</w:t>
+      </w:r>
+      <w:r>
+        <w:t xml:space="preserve"> (</w:t>
+      </w:r>
+      <w:r>
+        <w:rPr>
+          <w:highlight w:val="yellow"/>
+        </w:rPr>
+        <w:t>INSERT REFERENCE</w:t>
+      </w:r>
+      <w:r>
+        <w:t>),</w:t>
+      </w:r>
+      <w:r>
+        <w:t xml:space="preserve"> A Little to the Left (</w:t>
+      </w:r>
+      <w:r>
+        <w:rPr>
+          <w:highlight w:val="yellow"/>
+        </w:rPr>
+        <w:t>INSERT REFERENCE</w:t>
+      </w:r>
+      <w:r>
+        <w:t>)</w:t>
+      </w:r>
+      <w:r>
+        <w:t xml:space="preserve"> ha</w:t>
+      </w:r>
+      <w:r>
+        <w:t>s</w:t>
       </w:r>
       <w:r>
         <w:t xml:space="preserve"> </w:t>
       </w:r>
       <w:r>
-        <w:t>Both old and new</w:t>
-      </w:r>
-      <w:r>
-        <w:t xml:space="preserve"> releases such as Animal Crossing: New Horizons (</w:t>
+        <w:t>seen an increase in traffic</w:t>
+      </w:r>
+      <w:r>
+        <w:t xml:space="preserve"> </w:t>
+      </w:r>
+      <w:r>
+        <w:t>since the</w:t>
+      </w:r>
+      <w:r>
+        <w:t xml:space="preserve"> COIVD-19</w:t>
+      </w:r>
+      <w:r>
+        <w:t xml:space="preserve"> global pandemic </w:t>
+      </w:r>
+      <w:r>
+        <w:t xml:space="preserve">due to their focus on the </w:t>
+      </w:r>
+      <w:r>
+        <w:t>comfort and low-stress environment of the game</w:t>
+      </w:r>
+      <w:r>
+        <w:t xml:space="preserve"> (</w:t>
       </w:r>
       <w:r>
         <w:rPr>
           <w:highlight w:val="yellow"/>
         </w:rPr>
-        <w:t xml:space="preserve">INSERT </w:t>
+        <w:t>INSERT STATISTIC FIGURE HERE</w:t>
+      </w:r>
+      <w:r>
+        <w:t>)</w:t>
+      </w:r>
+      <w:r>
+        <w:t>.</w:t>
+      </w:r>
+      <w:r>
+        <w:t xml:space="preserve"> </w:t>
+      </w:r>
+    </w:p>
+    <w:p>
+      <w:r>
+        <w:t>The current</w:t>
+      </w:r>
+      <w:r>
+        <w:t xml:space="preserve"> game</w:t>
+      </w:r>
+      <w:r>
+        <w:t xml:space="preserve"> industry focuses on games that emphasise</w:t>
+      </w:r>
+      <w:r>
+        <w:t>s</w:t>
+      </w:r>
+      <w:r>
+        <w:t xml:space="preserve"> </w:t>
+      </w:r>
+      <w:r>
+        <w:t xml:space="preserve">specific pillars such as </w:t>
+      </w:r>
+      <w:r>
+        <w:t xml:space="preserve">the competitiveness, mastery of mechanical skills or </w:t>
+      </w:r>
+      <w:r>
+        <w:t>player versus player interaction</w:t>
+      </w:r>
+      <w:r>
+        <w:t xml:space="preserve">; </w:t>
+      </w:r>
+      <w:r>
+        <w:t xml:space="preserve">the </w:t>
+      </w:r>
+      <w:r>
+        <w:t>cozy game</w:t>
+      </w:r>
+      <w:r>
+        <w:t xml:space="preserve"> genre instead</w:t>
+      </w:r>
+      <w:r>
+        <w:t xml:space="preserve"> </w:t>
+      </w:r>
+      <w:r>
+        <w:t>invites</w:t>
+      </w:r>
+      <w:r>
+        <w:t xml:space="preserve"> a </w:t>
+      </w:r>
+      <w:r>
+        <w:t>different perspective</w:t>
+      </w:r>
+      <w:r>
+        <w:t xml:space="preserve"> for players to enjoy different aspects such as </w:t>
+      </w:r>
+      <w:r>
+        <w:t xml:space="preserve">slower </w:t>
+      </w:r>
+      <w:r>
+        <w:t>game pacing</w:t>
+      </w:r>
+      <w:r>
+        <w:t>, engagement</w:t>
+      </w:r>
+      <w:r>
+        <w:t xml:space="preserve"> in the game world</w:t>
+      </w:r>
+      <w:r>
+        <w:t xml:space="preserve"> or </w:t>
+      </w:r>
+      <w:r>
+        <w:t>player freedom (</w:t>
       </w:r>
       <w:r>
         <w:rPr>
           <w:highlight w:val="yellow"/>
         </w:rPr>
-        <w:t>REFERENCE</w:t>
-      </w:r>
-      <w:r>
-        <w:t>), Stardew Valley</w:t>
+        <w:t>PROB GO OVER THIS STATEMENT</w:t>
+      </w:r>
+      <w:r>
+        <w:t xml:space="preserve">). </w:t>
+      </w:r>
+    </w:p>
+    <w:p>
+      <w:r>
+        <w:t>This emerging genre reflects on the current social culture for safe</w:t>
+      </w:r>
+      <w:r>
+        <w:t xml:space="preserve"> play spaces – particularly during periods of isolation</w:t>
+      </w:r>
+      <w:r>
+        <w:t>, such as the COVID-19 pandemic,</w:t>
+      </w:r>
+      <w:r>
+        <w:t xml:space="preserve"> and global uncertainty</w:t>
+      </w:r>
+      <w:r>
+        <w:t>.</w:t>
       </w:r>
       <w:r>
         <w:t xml:space="preserve"> (</w:t>
@@ -2612,61 +2754,45 @@
         <w:rPr>
           <w:highlight w:val="yellow"/>
         </w:rPr>
-        <w:t>INSERT REFERENCE</w:t>
-      </w:r>
-      <w:r>
-        <w:t>),</w:t>
-      </w:r>
-      <w:r>
-        <w:t xml:space="preserve"> A Little to the Left (</w:t>
+        <w:t>SUS STATEMENT</w:t>
       </w:r>
       <w:r>
         <w:rPr>
           <w:highlight w:val="yellow"/>
         </w:rPr>
-        <w:t>INSERT REFERENCE</w:t>
+        <w:t xml:space="preserve"> BUT SOUNDS SOUND</w:t>
       </w:r>
       <w:r>
         <w:t>)</w:t>
       </w:r>
       <w:r>
-        <w:t xml:space="preserve"> ha</w:t>
-      </w:r>
-      <w:r>
-        <w:t>s</w:t>
+        <w:t>.</w:t>
       </w:r>
       <w:r>
         <w:t xml:space="preserve"> </w:t>
       </w:r>
-      <w:r>
-        <w:t>seen an increase in traffic</w:t>
+    </w:p>
+    <w:p>
+      <w:r>
+        <w:t xml:space="preserve">Despite their growing popularity, the cozy game genre faces </w:t>
+      </w:r>
+      <w:r>
+        <w:t>the</w:t>
+      </w:r>
+      <w:r>
+        <w:t xml:space="preserve"> issue of definition</w:t>
       </w:r>
       <w:r>
         <w:t xml:space="preserve"> </w:t>
       </w:r>
       <w:r>
-        <w:t>since the</w:t>
-      </w:r>
-      <w:r>
-        <w:t xml:space="preserve"> COIVD-19</w:t>
-      </w:r>
-      <w:r>
-        <w:t xml:space="preserve"> global pandemic </w:t>
-      </w:r>
-      <w:r>
-        <w:t xml:space="preserve">due to their focus on the </w:t>
-      </w:r>
-      <w:r>
-        <w:t>comfort and low-stress environment of the game</w:t>
-      </w:r>
-      <w:r>
-        <w:t xml:space="preserve"> (</w:t>
+        <w:t>(</w:t>
       </w:r>
       <w:r>
         <w:rPr>
           <w:highlight w:val="yellow"/>
         </w:rPr>
-        <w:t>INSERT STATISTIC FIGURE HERE</w:t>
+        <w:t>DEFO NEED A SOURCE TO BACK</w:t>
       </w:r>
       <w:r>
         <w:t>)</w:t>
@@ -2677,82 +2803,112 @@
       <w:r>
         <w:t xml:space="preserve"> </w:t>
       </w:r>
-    </w:p>
-    <w:p>
-      <w:r>
-        <w:t>The current</w:t>
-      </w:r>
-      <w:r>
-        <w:t xml:space="preserve"> game</w:t>
-      </w:r>
-      <w:r>
-        <w:t xml:space="preserve"> industry focuses on games that emphasise</w:t>
-      </w:r>
-      <w:r>
-        <w:t>s</w:t>
+      <w:r>
+        <w:t>Traditional frameworks</w:t>
+      </w:r>
+      <w:r>
+        <w:t xml:space="preserve"> which most games are built upon</w:t>
+      </w:r>
+      <w:r>
+        <w:t>, such as (</w:t>
+      </w:r>
+      <w:r>
+        <w:rPr>
+          <w:highlight w:val="yellow"/>
+        </w:rPr>
+        <w:t>INSERT JUULS</w:t>
+      </w:r>
+      <w:r>
+        <w:t>)</w:t>
+      </w:r>
+      <w:r>
+        <w:t>,</w:t>
       </w:r>
       <w:r>
         <w:t xml:space="preserve"> </w:t>
       </w:r>
       <w:r>
-        <w:t xml:space="preserve">specific pillars such as </w:t>
-      </w:r>
-      <w:r>
-        <w:t xml:space="preserve">the competitiveness, mastery of mechanical skills or </w:t>
-      </w:r>
-      <w:r>
-        <w:t>player versus player interaction</w:t>
-      </w:r>
-      <w:r>
-        <w:t xml:space="preserve">; </w:t>
-      </w:r>
-      <w:r>
-        <w:t xml:space="preserve">the </w:t>
-      </w:r>
-      <w:r>
-        <w:t>cozy game</w:t>
-      </w:r>
-      <w:r>
-        <w:t xml:space="preserve"> genre instead</w:t>
+        <w:t xml:space="preserve">become </w:t>
+      </w:r>
+      <w:r>
+        <w:t>blurred in</w:t>
       </w:r>
       <w:r>
         <w:t xml:space="preserve"> </w:t>
       </w:r>
       <w:r>
-        <w:t>invites</w:t>
-      </w:r>
-      <w:r>
-        <w:t xml:space="preserve"> a </w:t>
-      </w:r>
-      <w:r>
-        <w:t>different perspective</w:t>
-      </w:r>
-      <w:r>
-        <w:t xml:space="preserve"> for players to enjoy different aspects such as </w:t>
-      </w:r>
-      <w:r>
-        <w:t xml:space="preserve">slower </w:t>
-      </w:r>
-      <w:r>
-        <w:t>game pacing</w:t>
-      </w:r>
-      <w:r>
-        <w:t>, engagement</w:t>
-      </w:r>
-      <w:r>
-        <w:t xml:space="preserve"> in the game world</w:t>
-      </w:r>
-      <w:r>
-        <w:t xml:space="preserve"> or </w:t>
-      </w:r>
-      <w:r>
-        <w:t>player freedom (</w:t>
+        <w:t xml:space="preserve">games </w:t>
+      </w:r>
+      <w:r>
+        <w:t>where goals</w:t>
+      </w:r>
+      <w:r>
+        <w:t xml:space="preserve"> are optional and progress is self-defined.</w:t>
+      </w:r>
+      <w:r>
+        <w:t xml:space="preserve"> </w:t>
+      </w:r>
+      <w:r>
+        <w:t xml:space="preserve">Due to this, cozy games as a genre </w:t>
+      </w:r>
+      <w:r>
+        <w:t>asks an important design question: “</w:t>
+      </w:r>
+      <w:r>
+        <w:t>at what point does the cozy game loses its identity as a video game?".</w:t>
+      </w:r>
+      <w:r>
+        <w:t xml:space="preserve">  </w:t>
+      </w:r>
+    </w:p>
+    <w:p>
+      <w:r>
+        <w:t xml:space="preserve">When </w:t>
+      </w:r>
+      <w:r>
+        <w:t>the interaction between the player and the game become</w:t>
+      </w:r>
+      <w:r>
+        <w:t xml:space="preserve">s purely expressive rather than goal-oriented, when does the experience shift from </w:t>
+      </w:r>
+      <w:r>
+        <w:t>a game</w:t>
+      </w:r>
+      <w:r>
+        <w:t xml:space="preserve"> to </w:t>
+      </w:r>
+      <w:r>
+        <w:t xml:space="preserve">more of a </w:t>
+      </w:r>
+      <w:r>
+        <w:t>virtual toy, simulator or an interactive environment?</w:t>
+      </w:r>
+    </w:p>
+    <w:p>
+      <w:pPr>
+        <w:pStyle w:val="Heading2"/>
+      </w:pPr>
+      <w:bookmarkStart w:id="8" w:name="_Toc212463153"/>
+      <w:r>
+        <w:t>1.</w:t>
+      </w:r>
+      <w:r>
+        <w:t>1</w:t>
+      </w:r>
+      <w:r>
+        <w:t xml:space="preserve"> Problem Statement</w:t>
+      </w:r>
+      <w:bookmarkEnd w:id="8"/>
+    </w:p>
+    <w:p>
+      <w:r>
+        <w:t>Currently, the cozy game genre faces issues with definition as genre mixing has become a more prevalent ideology in today’s landscape of games (</w:t>
       </w:r>
       <w:r>
         <w:rPr>
           <w:highlight w:val="yellow"/>
         </w:rPr>
-        <w:t>PROB GO OVER THIS STATEMENT</w:t>
+        <w:t>INSERT SOURCE HERE</w:t>
       </w:r>
       <w:r>
         <w:t xml:space="preserve">). </w:t>
@@ -2760,800 +2916,160 @@
     </w:p>
     <w:p>
       <w:r>
-        <w:t>This emerging genre reflects on the current social culture for safe</w:t>
-      </w:r>
-      <w:r>
-        <w:t xml:space="preserve"> play spaces – particularly during periods of isolation</w:t>
-      </w:r>
-      <w:r>
-        <w:t>, such as the COVID-19 pandemic,</w:t>
-      </w:r>
-      <w:r>
-        <w:t xml:space="preserve"> and global uncertainty</w:t>
-      </w:r>
-      <w:r>
-        <w:t>.</w:t>
-      </w:r>
-      <w:r>
-        <w:t xml:space="preserve"> (</w:t>
+        <w:t xml:space="preserve">The core identity of cozy games </w:t>
+      </w:r>
+      <w:r>
+        <w:t>is</w:t>
+      </w:r>
+      <w:r>
+        <w:t xml:space="preserve"> that </w:t>
+      </w:r>
+      <w:r>
+        <w:t>they are designed in such a way that the overall gameplay experience is to be relaxing</w:t>
+      </w:r>
+      <w:r>
+        <w:t xml:space="preserve">. This means that the game </w:t>
+      </w:r>
+      <w:r>
+        <w:t xml:space="preserve">focus is to minimise the stress delivered to the player whilst also having a reduced difficulty </w:t>
+      </w:r>
+      <w:r>
+        <w:t>present in the game.</w:t>
+      </w:r>
+      <w:r>
+        <w:t xml:space="preserve"> </w:t>
+      </w:r>
+      <w:r>
+        <w:t>(</w:t>
       </w:r>
       <w:r>
         <w:rPr>
           <w:highlight w:val="yellow"/>
         </w:rPr>
-        <w:t>SUS STATEMENT</w:t>
-      </w:r>
-      <w:r>
-        <w:rPr>
-          <w:highlight w:val="yellow"/>
-        </w:rPr>
-        <w:t xml:space="preserve"> BUT SOUNDS SOUND</w:t>
+        <w:t>INSERT SOURCE</w:t>
       </w:r>
       <w:r>
         <w:t>)</w:t>
       </w:r>
-      <w:r>
-        <w:t>.</w:t>
-      </w:r>
-      <w:r>
-        <w:t xml:space="preserve"> </w:t>
-      </w:r>
-    </w:p>
-    <w:p>
-      <w:r>
-        <w:t xml:space="preserve">Despite their growing popularity, the cozy game genre faces </w:t>
-      </w:r>
-      <w:r>
-        <w:t>the</w:t>
-      </w:r>
-      <w:r>
-        <w:t xml:space="preserve"> issue of definition</w:t>
-      </w:r>
-      <w:r>
-        <w:t xml:space="preserve"> </w:t>
-      </w:r>
-      <w:r>
-        <w:t>(</w:t>
-      </w:r>
-      <w:r>
-        <w:rPr>
-          <w:highlight w:val="yellow"/>
-        </w:rPr>
-        <w:t>DEFO NEED A SOURCE TO BACK</w:t>
-      </w:r>
-      <w:r>
-        <w:t>)</w:t>
-      </w:r>
-      <w:r>
-        <w:t>.</w:t>
-      </w:r>
-      <w:r>
-        <w:t xml:space="preserve"> </w:t>
-      </w:r>
-      <w:r>
-        <w:t>Traditional frameworks</w:t>
-      </w:r>
-      <w:r>
-        <w:t xml:space="preserve"> which most games are built upon</w:t>
-      </w:r>
-      <w:r>
-        <w:t>, such as (</w:t>
-      </w:r>
-      <w:r>
-        <w:rPr>
-          <w:highlight w:val="yellow"/>
-        </w:rPr>
-        <w:t>INSERT JUULS</w:t>
-      </w:r>
-      <w:r>
-        <w:t>)</w:t>
-      </w:r>
-      <w:r>
-        <w:t>,</w:t>
-      </w:r>
-      <w:r>
-        <w:t xml:space="preserve"> </w:t>
-      </w:r>
-      <w:r>
-        <w:t xml:space="preserve">become </w:t>
-      </w:r>
-      <w:r>
-        <w:t>blurred in</w:t>
-      </w:r>
-      <w:r>
-        <w:t xml:space="preserve"> </w:t>
-      </w:r>
-      <w:r>
-        <w:t xml:space="preserve">games </w:t>
-      </w:r>
-      <w:r>
-        <w:t>where goals</w:t>
-      </w:r>
-      <w:r>
-        <w:t xml:space="preserve"> are optional and progress is self-defined.</w:t>
-      </w:r>
-      <w:r>
-        <w:t xml:space="preserve"> </w:t>
-      </w:r>
-      <w:r>
-        <w:t xml:space="preserve">Due to this, cozy games as a genre </w:t>
-      </w:r>
-      <w:r>
-        <w:t>asks an important design question: “</w:t>
-      </w:r>
-      <w:r>
-        <w:t>at what point does the cozy game loses its identity as a video game?".</w:t>
-      </w:r>
-      <w:r>
-        <w:t xml:space="preserve">  </w:t>
-      </w:r>
-    </w:p>
-    <w:p>
-      <w:r>
-        <w:t xml:space="preserve">When </w:t>
-      </w:r>
-      <w:r>
-        <w:t>the interaction between the player and the game become</w:t>
-      </w:r>
-      <w:r>
-        <w:t xml:space="preserve">s purely expressive rather than goal-oriented, when does the experience shift from </w:t>
-      </w:r>
-      <w:r>
-        <w:t>a game</w:t>
-      </w:r>
-      <w:r>
-        <w:t xml:space="preserve"> to </w:t>
-      </w:r>
-      <w:r>
-        <w:t xml:space="preserve">more of a </w:t>
-      </w:r>
-      <w:r>
-        <w:t>virtual toy, simulator or an interactive environment?</w:t>
-      </w:r>
-    </w:p>
-    <w:p>
-      <w:pPr>
-        <w:rPr>
-          <w:sz w:val="16"/>
-          <w:szCs w:val="16"/>
-        </w:rPr>
-      </w:pPr>
-      <w:r>
-        <w:rPr>
-          <w:b/>
-          <w:bCs/>
-          <w:sz w:val="16"/>
-          <w:szCs w:val="16"/>
-        </w:rPr>
-        <w:t>Note:</w:t>
-      </w:r>
-      <w:r>
-        <w:rPr>
-          <w:sz w:val="16"/>
-          <w:szCs w:val="16"/>
-        </w:rPr>
-        <w:t xml:space="preserve"> </w:t>
+    </w:p>
+    <w:p>
+      <w:r>
+        <w:t xml:space="preserve">Despite this, the presence of genre-mixing means that the core identity of a cozy game has started to become fuzzy due to </w:t>
+      </w:r>
+      <w:r>
+        <w:t>base genre identities clashing together. This is not to say that genre-mixing is inherently a bad thing but to clarify th</w:t>
+      </w:r>
+      <w:r>
+        <w:t>e difference between them.</w:t>
       </w:r>
       <w:r>
         <w:rPr>
           <w:i/>
           <w:iCs/>
-          <w:sz w:val="16"/>
-          <w:szCs w:val="16"/>
-        </w:rPr>
-        <w:t xml:space="preserve">Remember to use in-text citations for statements that </w:t>
-      </w:r>
-      <w:r>
-        <w:rPr>
-          <w:i/>
-          <w:iCs/>
-          <w:sz w:val="16"/>
-          <w:szCs w:val="16"/>
-        </w:rPr>
-        <w:t>s</w:t>
-      </w:r>
-      <w:r>
-        <w:rPr>
-          <w:i/>
-          <w:iCs/>
-          <w:sz w:val="16"/>
-          <w:szCs w:val="16"/>
-        </w:rPr>
-        <w:t>upport your core arguments</w:t>
-      </w:r>
-      <w:r>
-        <w:rPr>
-          <w:i/>
-          <w:iCs/>
-          <w:sz w:val="16"/>
-          <w:szCs w:val="16"/>
-        </w:rPr>
-        <w:t>. This applies to all sections throughout your project report.</w:t>
-      </w:r>
-      <w:r>
-        <w:rPr>
-          <w:sz w:val="16"/>
-          <w:szCs w:val="16"/>
-        </w:rPr>
-        <w:t xml:space="preserve"> </w:t>
-      </w:r>
+        </w:rPr>
+        <w:br/>
+      </w:r>
+    </w:p>
+    <w:p>
+      <w:pPr>
+        <w:pStyle w:val="Heading1"/>
+      </w:pPr>
+      <w:bookmarkStart w:id="9" w:name="_Toc212463154"/>
+      <w:r>
+        <w:t xml:space="preserve">2.0 </w:t>
+      </w:r>
+      <w:r>
+        <w:t>Review of Existing Knowledge</w:t>
+      </w:r>
+      <w:bookmarkEnd w:id="9"/>
     </w:p>
     <w:p>
       <w:pPr>
         <w:pStyle w:val="Heading2"/>
       </w:pPr>
-      <w:bookmarkStart w:id="8" w:name="_Toc212463153"/>
-      <w:r>
-        <w:t>1.</w:t>
+      <w:bookmarkStart w:id="10" w:name="_Toc212463155"/>
+      <w:r>
+        <w:t>2.</w:t>
       </w:r>
       <w:r>
         <w:t>1</w:t>
       </w:r>
       <w:r>
-        <w:t xml:space="preserve"> Problem Statement</w:t>
-      </w:r>
-      <w:bookmarkEnd w:id="8"/>
-    </w:p>
-    <w:p>
-      <w:pPr>
-        <w:rPr>
-          <w:sz w:val="16"/>
-          <w:szCs w:val="16"/>
-        </w:rPr>
-      </w:pPr>
-      <w:r>
-        <w:rPr>
-          <w:sz w:val="16"/>
-          <w:szCs w:val="16"/>
-        </w:rPr>
-        <w:t>Clearly and specifically state the problem your project is designed to address. This should be a concise statement that identifies the key issue. Think of it as the "what" and "why" of your project, all in one or two sentences. For example: "Small to medium-sized enterprises (SMEs) lack affordable and scalable cybersecurity solutions, leaving them highly susceptible to data breaches."</w:t>
-      </w:r>
-    </w:p>
-    <w:p>
-      <w:r>
-        <w:t>Currently, the cozy game genre faces issues with definition as genre mixing has become a more prevalent ideology in today’s landscape of games (</w:t>
+        <w:t xml:space="preserve"> Critical Analysis and Gap Identification</w:t>
+      </w:r>
+      <w:bookmarkEnd w:id="10"/>
+    </w:p>
+    <w:p>
+      <w:pPr>
+        <w:pStyle w:val="Heading2"/>
+      </w:pPr>
+      <w:bookmarkStart w:id="11" w:name="_Toc212463156"/>
+      <w:r>
+        <w:t>2.</w:t>
+      </w:r>
+      <w:r>
+        <w:t>2</w:t>
+      </w:r>
+      <w:r>
+        <w:t xml:space="preserve"> Project Justification</w:t>
+      </w:r>
+      <w:bookmarkEnd w:id="11"/>
+    </w:p>
+    <w:p>
+      <w:pPr>
+        <w:pStyle w:val="Heading1"/>
+      </w:pPr>
+      <w:bookmarkStart w:id="12" w:name="_Toc212463157"/>
+      <w:r>
+        <w:t xml:space="preserve">3.0 </w:t>
+      </w:r>
+      <w:r>
+        <w:t xml:space="preserve">Project </w:t>
+      </w:r>
+      <w:r>
+        <w:t>Aims, Objectives, and Scope</w:t>
+      </w:r>
+      <w:bookmarkEnd w:id="12"/>
+    </w:p>
+    <w:p>
+      <w:r>
+        <w:t xml:space="preserve">This project will use Unity as the main game engine to create a cozy game for a group of participants to interact with. The game will feature multiple levels with fixed art style, core mechanics and game pacing to be able to measure the effects of different difficulties. </w:t>
+      </w:r>
+    </w:p>
+    <w:p>
+      <w:r>
+        <w:t>After the participants have experienced the game, they will be asked to do a survey which will collect both quantitative and qualitative data.  A clear range of limitations will be put in place to circumvent a series of bias towards both the game and the survey.</w:t>
+      </w:r>
+    </w:p>
+    <w:p>
+      <w:r>
+        <w:t>The data gathered will be inputted into the Spearman’s Rank-Order Correlation (</w:t>
       </w:r>
       <w:r>
         <w:rPr>
           <w:highlight w:val="yellow"/>
         </w:rPr>
-        <w:t>INSERT SOURCE HERE</w:t>
-      </w:r>
-      <w:r>
-        <w:t xml:space="preserve">). </w:t>
-      </w:r>
-    </w:p>
-    <w:p>
-      <w:r>
-        <w:t xml:space="preserve">The core identity of cozy games </w:t>
-      </w:r>
-      <w:r>
-        <w:t>is</w:t>
-      </w:r>
-      <w:r>
-        <w:t xml:space="preserve"> that </w:t>
-      </w:r>
-      <w:r>
-        <w:t>they are designed in such a way that the overall gameplay experience is to be relaxing</w:t>
-      </w:r>
-      <w:r>
-        <w:t xml:space="preserve">. This means that the game </w:t>
-      </w:r>
-      <w:r>
-        <w:t xml:space="preserve">focus is to minimise the stress delivered to the player whilst also having a reduced difficulty </w:t>
-      </w:r>
-      <w:r>
-        <w:t>present in the game.</w:t>
-      </w:r>
-      <w:r>
-        <w:t xml:space="preserve"> </w:t>
-      </w:r>
-      <w:r>
-        <w:t>(</w:t>
-      </w:r>
-      <w:r>
-        <w:rPr>
-          <w:highlight w:val="yellow"/>
-        </w:rPr>
-        <w:t>INSERT SOURCE</w:t>
-      </w:r>
-      <w:r>
-        <w:t>)</w:t>
-      </w:r>
-    </w:p>
-    <w:p>
-      <w:r>
-        <w:t xml:space="preserve">Despite this, the presence of genre-mixing means that the core identity of a cozy game has started to become fuzzy due to </w:t>
-      </w:r>
-      <w:r>
-        <w:t>base genre identities clashing together. This is not to say that genre-mixing is inherently a bad thing but to clarify th</w:t>
-      </w:r>
-      <w:r>
-        <w:t>e difference between them.</w:t>
-      </w:r>
-      <w:r>
-        <w:rPr>
-          <w:i/>
-          <w:iCs/>
-        </w:rPr>
-        <w:br/>
-      </w:r>
-    </w:p>
-    <w:p>
-      <w:pPr>
-        <w:pStyle w:val="Heading1"/>
-      </w:pPr>
-      <w:bookmarkStart w:id="9" w:name="_Toc212463154"/>
-      <w:r>
-        <w:t xml:space="preserve">2.0 </w:t>
-      </w:r>
-      <w:r>
-        <w:t>Review of Existing Knowledge</w:t>
-      </w:r>
-      <w:bookmarkEnd w:id="9"/>
-    </w:p>
-    <w:p>
-      <w:pPr>
-        <w:rPr>
-          <w:sz w:val="16"/>
-          <w:szCs w:val="16"/>
-        </w:rPr>
-      </w:pPr>
-      <w:r>
-        <w:rPr>
-          <w:sz w:val="16"/>
-          <w:szCs w:val="16"/>
-        </w:rPr>
-        <w:t>Comprehensively outline and expand on</w:t>
-      </w:r>
-      <w:r>
-        <w:rPr>
-          <w:sz w:val="16"/>
-          <w:szCs w:val="16"/>
-        </w:rPr>
-        <w:t xml:space="preserve"> the primary </w:t>
-      </w:r>
-      <w:r>
-        <w:rPr>
-          <w:sz w:val="16"/>
-          <w:szCs w:val="16"/>
-        </w:rPr>
-        <w:t>concepts and</w:t>
-      </w:r>
-      <w:r>
-        <w:rPr>
-          <w:sz w:val="16"/>
-          <w:szCs w:val="16"/>
-        </w:rPr>
-        <w:t xml:space="preserve"> established models</w:t>
-      </w:r>
-      <w:r>
-        <w:rPr>
-          <w:sz w:val="16"/>
-          <w:szCs w:val="16"/>
-        </w:rPr>
-        <w:t xml:space="preserve"> presented in</w:t>
-      </w:r>
-      <w:r>
-        <w:rPr>
-          <w:sz w:val="16"/>
-          <w:szCs w:val="16"/>
-        </w:rPr>
-        <w:t xml:space="preserve"> studies </w:t>
-      </w:r>
-      <w:r>
-        <w:rPr>
-          <w:sz w:val="16"/>
-          <w:szCs w:val="16"/>
-        </w:rPr>
-        <w:t>relevant</w:t>
-      </w:r>
-      <w:r>
-        <w:rPr>
-          <w:sz w:val="16"/>
-          <w:szCs w:val="16"/>
-        </w:rPr>
-        <w:t xml:space="preserve"> to your </w:t>
-      </w:r>
-      <w:r>
-        <w:rPr>
-          <w:sz w:val="16"/>
-          <w:szCs w:val="16"/>
-        </w:rPr>
-        <w:t>problem statement</w:t>
-      </w:r>
-      <w:r>
-        <w:rPr>
-          <w:sz w:val="16"/>
-          <w:szCs w:val="16"/>
-        </w:rPr>
-        <w:t xml:space="preserve">. What is the existing knowledge on this subject? What are the </w:t>
-      </w:r>
-      <w:r>
-        <w:rPr>
-          <w:sz w:val="16"/>
-          <w:szCs w:val="16"/>
-        </w:rPr>
-        <w:t>main</w:t>
-      </w:r>
-      <w:r>
-        <w:rPr>
-          <w:sz w:val="16"/>
-          <w:szCs w:val="16"/>
-        </w:rPr>
-        <w:t xml:space="preserve"> findings and conclusions derived from </w:t>
-      </w:r>
-      <w:r>
-        <w:rPr>
-          <w:sz w:val="16"/>
-          <w:szCs w:val="16"/>
-        </w:rPr>
-        <w:t>these studies</w:t>
-      </w:r>
-      <w:r>
-        <w:rPr>
-          <w:sz w:val="16"/>
-          <w:szCs w:val="16"/>
-        </w:rPr>
-        <w:t xml:space="preserve">? This should not merely be </w:t>
-      </w:r>
-      <w:r>
-        <w:rPr>
-          <w:sz w:val="16"/>
-          <w:szCs w:val="16"/>
-        </w:rPr>
-        <w:t>a descriptive summary</w:t>
-      </w:r>
-      <w:r>
-        <w:rPr>
-          <w:sz w:val="16"/>
-          <w:szCs w:val="16"/>
-        </w:rPr>
-        <w:t xml:space="preserve">; rather, </w:t>
-      </w:r>
-      <w:r>
-        <w:rPr>
-          <w:sz w:val="16"/>
-          <w:szCs w:val="16"/>
-        </w:rPr>
-        <w:t>a critical analysis</w:t>
-      </w:r>
-      <w:r>
-        <w:rPr>
-          <w:sz w:val="16"/>
-          <w:szCs w:val="16"/>
-        </w:rPr>
-        <w:t xml:space="preserve"> </w:t>
-      </w:r>
-      <w:r>
-        <w:rPr>
-          <w:sz w:val="16"/>
-          <w:szCs w:val="16"/>
-        </w:rPr>
-        <w:t>of the</w:t>
-      </w:r>
-      <w:r>
-        <w:rPr>
-          <w:sz w:val="16"/>
-          <w:szCs w:val="16"/>
-        </w:rPr>
-        <w:t xml:space="preserve"> information to construct a coherent narrative regarding the current state of knowledge.</w:t>
-      </w:r>
-      <w:r>
-        <w:rPr>
-          <w:sz w:val="16"/>
-          <w:szCs w:val="16"/>
-        </w:rPr>
-        <w:t xml:space="preserve"> </w:t>
-      </w:r>
-    </w:p>
-    <w:p>
-      <w:pPr>
-        <w:rPr>
-          <w:i/>
-          <w:iCs/>
-          <w:sz w:val="16"/>
-          <w:szCs w:val="16"/>
-        </w:rPr>
-      </w:pPr>
-      <w:r>
-        <w:rPr>
-          <w:b/>
-          <w:bCs/>
-          <w:sz w:val="16"/>
-          <w:szCs w:val="16"/>
-        </w:rPr>
-        <w:t>Note</w:t>
-      </w:r>
-      <w:r>
-        <w:rPr>
-          <w:i/>
-          <w:iCs/>
-          <w:sz w:val="16"/>
-          <w:szCs w:val="16"/>
-        </w:rPr>
-        <w:t xml:space="preserve">: The review of concepts could be broken down into further sub-sections depending on the themes relevant to your topic that you identify during the review. </w:t>
+        <w:t>INSERT REFERENCE HERE</w:t>
+      </w:r>
+      <w:r>
+        <w:t>) model to test</w:t>
+      </w:r>
+      <w:r>
+        <w:t xml:space="preserve"> whether there is a monotonic relationship between difficulty and </w:t>
+      </w:r>
+      <w:r>
+        <w:t>identity of game.</w:t>
       </w:r>
     </w:p>
     <w:p>
       <w:pPr>
         <w:pStyle w:val="Heading2"/>
       </w:pPr>
-      <w:bookmarkStart w:id="10" w:name="_Toc212463155"/>
-      <w:r>
-        <w:t>2.</w:t>
-      </w:r>
-      <w:r>
-        <w:t>1</w:t>
-      </w:r>
-      <w:r>
-        <w:t xml:space="preserve"> Critical Analysis and Gap Identification</w:t>
-      </w:r>
-      <w:bookmarkEnd w:id="10"/>
-    </w:p>
-    <w:p>
-      <w:pPr>
-        <w:rPr>
-          <w:sz w:val="16"/>
-          <w:szCs w:val="16"/>
-        </w:rPr>
-      </w:pPr>
-      <w:r>
-        <w:rPr>
-          <w:sz w:val="16"/>
-          <w:szCs w:val="16"/>
-        </w:rPr>
-        <w:t xml:space="preserve">During this phase, you </w:t>
-      </w:r>
-      <w:r>
-        <w:rPr>
-          <w:sz w:val="16"/>
-          <w:szCs w:val="16"/>
-        </w:rPr>
-        <w:t>carry</w:t>
-      </w:r>
-      <w:r>
-        <w:rPr>
-          <w:sz w:val="16"/>
-          <w:szCs w:val="16"/>
-        </w:rPr>
-        <w:t xml:space="preserve"> out a critical </w:t>
-      </w:r>
-      <w:r>
-        <w:rPr>
-          <w:sz w:val="16"/>
-          <w:szCs w:val="16"/>
-        </w:rPr>
-        <w:t>reflection</w:t>
-      </w:r>
-      <w:r>
-        <w:rPr>
-          <w:sz w:val="16"/>
-          <w:szCs w:val="16"/>
-        </w:rPr>
-        <w:t xml:space="preserve"> of the sources you</w:t>
-      </w:r>
-      <w:r>
-        <w:rPr>
-          <w:sz w:val="16"/>
-          <w:szCs w:val="16"/>
-        </w:rPr>
-        <w:t xml:space="preserve"> have </w:t>
-      </w:r>
-      <w:r>
-        <w:rPr>
-          <w:sz w:val="16"/>
-          <w:szCs w:val="16"/>
-        </w:rPr>
-        <w:t>examined, identifying their limitations, contradictions, or disagreements within the literature. Establish which questions remain unanswered. This critical scrutiny should help you pinpoint a specific "gap</w:t>
-      </w:r>
-      <w:r>
-        <w:rPr>
-          <w:sz w:val="16"/>
-          <w:szCs w:val="16"/>
-        </w:rPr>
-        <w:t>”</w:t>
-      </w:r>
-      <w:r>
-        <w:rPr>
-          <w:sz w:val="16"/>
-          <w:szCs w:val="16"/>
-        </w:rPr>
-        <w:t>; whether it</w:t>
-      </w:r>
-      <w:r>
-        <w:rPr>
-          <w:sz w:val="16"/>
-          <w:szCs w:val="16"/>
-        </w:rPr>
-        <w:t xml:space="preserve"> is</w:t>
-      </w:r>
-      <w:r>
-        <w:rPr>
-          <w:sz w:val="16"/>
-          <w:szCs w:val="16"/>
-        </w:rPr>
-        <w:t xml:space="preserve"> an unresolved issue, an underexplored area, a new perspective that has not been considered, or a practical solution that</w:t>
-      </w:r>
-      <w:r>
-        <w:rPr>
-          <w:sz w:val="16"/>
-          <w:szCs w:val="16"/>
-        </w:rPr>
-        <w:t xml:space="preserve"> is </w:t>
-      </w:r>
-      <w:r>
-        <w:rPr>
-          <w:sz w:val="16"/>
-          <w:szCs w:val="16"/>
-        </w:rPr>
-        <w:t xml:space="preserve">missing from existing </w:t>
-      </w:r>
-      <w:r>
-        <w:rPr>
-          <w:sz w:val="16"/>
-          <w:szCs w:val="16"/>
-        </w:rPr>
-        <w:t>studies.</w:t>
-      </w:r>
-    </w:p>
-    <w:p/>
-    <w:p>
-      <w:pPr>
-        <w:pStyle w:val="Heading2"/>
-      </w:pPr>
-      <w:bookmarkStart w:id="11" w:name="_Toc212463156"/>
-      <w:r>
-        <w:t>2.</w:t>
-      </w:r>
-      <w:r>
-        <w:t>2</w:t>
-      </w:r>
-      <w:r>
-        <w:t xml:space="preserve"> Project Justification</w:t>
-      </w:r>
-      <w:bookmarkEnd w:id="11"/>
-    </w:p>
-    <w:p>
-      <w:pPr>
-        <w:rPr>
-          <w:rFonts w:ascii="Arial" w:hAnsi="Arial" w:cs="Arial"/>
-          <w:sz w:val="14"/>
-          <w:szCs w:val="14"/>
-        </w:rPr>
-      </w:pPr>
-      <w:r>
-        <w:rPr>
-          <w:sz w:val="16"/>
-          <w:szCs w:val="16"/>
-        </w:rPr>
-        <w:t>Building on the identified gap in section 2.1, c</w:t>
-      </w:r>
-      <w:r>
-        <w:rPr>
-          <w:sz w:val="16"/>
-          <w:szCs w:val="16"/>
-        </w:rPr>
-        <w:t>learly explain how your project will fill the identified gap. This is where you can outline your question, hypothesis or proposed solution. Specifically link your project idea to the shortcomings or unanswered questions in existing studies.</w:t>
-      </w:r>
-      <w:r>
-        <w:rPr>
-          <w:sz w:val="16"/>
-          <w:szCs w:val="16"/>
-        </w:rPr>
-        <w:t xml:space="preserve"> It would add value if considerations </w:t>
-      </w:r>
-      <w:proofErr w:type="gramStart"/>
-      <w:r>
-        <w:rPr>
-          <w:sz w:val="16"/>
-          <w:szCs w:val="16"/>
-        </w:rPr>
-        <w:t>are</w:t>
-      </w:r>
-      <w:proofErr w:type="gramEnd"/>
-      <w:r>
-        <w:rPr>
-          <w:sz w:val="16"/>
-          <w:szCs w:val="16"/>
-        </w:rPr>
-        <w:t xml:space="preserve"> given to how the project would be relevant to your industry, e.g., the benefits of using an AI-based prediction model by financial advisors in the stock exchange. </w:t>
-      </w:r>
-      <w:r>
-        <w:rPr>
-          <w:sz w:val="16"/>
-          <w:szCs w:val="16"/>
-        </w:rPr>
-        <w:t xml:space="preserve"> This section confirms that your project is not only attractive but also crucial and relevant.</w:t>
-      </w:r>
-    </w:p>
-    <w:p>
-      <w:pPr>
-        <w:pStyle w:val="Heading1"/>
-      </w:pPr>
-      <w:bookmarkStart w:id="12" w:name="_Toc212463157"/>
-      <w:r>
-        <w:t xml:space="preserve">3.0 </w:t>
-      </w:r>
-      <w:r>
-        <w:t xml:space="preserve">Project </w:t>
-      </w:r>
-      <w:r>
-        <w:t>Aims, Objectives, and Scope</w:t>
-      </w:r>
-      <w:bookmarkEnd w:id="12"/>
-    </w:p>
-    <w:p>
-      <w:pPr>
-        <w:rPr>
-          <w:sz w:val="16"/>
-          <w:szCs w:val="16"/>
-        </w:rPr>
-      </w:pPr>
-      <w:r>
-        <w:rPr>
-          <w:sz w:val="16"/>
-          <w:szCs w:val="16"/>
-        </w:rPr>
-        <w:t>This section converts your identified problem into a straightforward plan of action. It outlines what you aim to accomplish and the specific steps you will follow to reach it.</w:t>
-      </w:r>
-    </w:p>
-    <w:p>
-      <w:r>
-        <w:t xml:space="preserve">This project will use Unity as the main game engine to create a cozy game for a group of participants to interact with. The game will feature multiple levels with fixed art style, core mechanics and game pacing to be able to measure the effects of different difficulties. </w:t>
-      </w:r>
-    </w:p>
-    <w:p>
-      <w:r>
-        <w:t>After the participants have experienced the game, they will be asked to do a survey which will collect both quantitative and qualitative data.  A clear range of limitations will be put in place to circumvent a series of bias towards both the game and the survey.</w:t>
-      </w:r>
-    </w:p>
-    <w:p>
-      <w:r>
-        <w:t>The data gathered will be inputted into the Spearman’s Rank-Order Correlation (</w:t>
-      </w:r>
-      <w:r>
-        <w:rPr>
-          <w:highlight w:val="yellow"/>
-        </w:rPr>
-        <w:t>INSERT REFERENCE HERE</w:t>
-      </w:r>
-      <w:r>
-        <w:t>) model to test</w:t>
-      </w:r>
-      <w:r>
-        <w:t xml:space="preserve"> whether there is a monotonic relationship between difficulty and </w:t>
-      </w:r>
-      <w:r>
-        <w:t>identity of game.</w:t>
-      </w:r>
-    </w:p>
-    <w:p>
-      <w:pPr>
-        <w:pStyle w:val="Heading2"/>
-      </w:pPr>
       <w:bookmarkStart w:id="13" w:name="_Toc212463158"/>
       <w:r>
         <w:t>3.1 Project Aim</w:t>
       </w:r>
       <w:bookmarkEnd w:id="13"/>
-    </w:p>
-    <w:p>
-      <w:pPr>
-        <w:rPr>
-          <w:rFonts w:ascii="Arial" w:hAnsi="Arial" w:cs="Arial"/>
-          <w:sz w:val="16"/>
-          <w:szCs w:val="16"/>
-        </w:rPr>
-      </w:pPr>
-      <w:r>
-        <w:rPr>
-          <w:rFonts w:ascii="Arial" w:hAnsi="Arial" w:cs="Arial"/>
-          <w:sz w:val="16"/>
-          <w:szCs w:val="16"/>
-        </w:rPr>
-        <w:t>Summarise the main goal of your project clearly in one concise sentence. This should act as a full statement of what you aim to achieve by the end of the project. For example: "The aim of this project is to create and assess a cost-effective cybersecurity framework tailored for small to medium-sized enterprises."</w:t>
-      </w:r>
     </w:p>
     <w:p>
       <w:pPr>
@@ -3595,56 +3111,6 @@
         <w:t>Objectives</w:t>
       </w:r>
       <w:bookmarkEnd w:id="14"/>
-    </w:p>
-    <w:p>
-      <w:pPr>
-        <w:rPr>
-          <w:sz w:val="16"/>
-          <w:szCs w:val="16"/>
-        </w:rPr>
-      </w:pPr>
-      <w:r>
-        <w:rPr>
-          <w:sz w:val="16"/>
-          <w:szCs w:val="16"/>
-        </w:rPr>
-        <w:t xml:space="preserve">Set out 4-6 specific objectives that break down </w:t>
-      </w:r>
-      <w:r>
-        <w:rPr>
-          <w:sz w:val="16"/>
-          <w:szCs w:val="16"/>
-        </w:rPr>
-        <w:t xml:space="preserve">the project aim </w:t>
-      </w:r>
-      <w:r>
-        <w:rPr>
-          <w:sz w:val="16"/>
-          <w:szCs w:val="16"/>
-        </w:rPr>
-        <w:t xml:space="preserve">into </w:t>
-      </w:r>
-      <w:r>
-        <w:rPr>
-          <w:sz w:val="16"/>
-          <w:szCs w:val="16"/>
-        </w:rPr>
-        <w:t>smaller tasks, that are: Specific, Measurable, Achievable, Relevant and Time-bound (</w:t>
-      </w:r>
-      <w:r>
-        <w:rPr>
-          <w:sz w:val="16"/>
-          <w:szCs w:val="16"/>
-        </w:rPr>
-        <w:t>SMART</w:t>
-      </w:r>
-      <w:r>
-        <w:rPr>
-          <w:sz w:val="16"/>
-          <w:szCs w:val="16"/>
-        </w:rPr>
-        <w:t>).</w:t>
-      </w:r>
     </w:p>
     <w:p>
       <w:pPr>
@@ -4032,35 +3498,6 @@
         <w:t>Scope</w:t>
       </w:r>
       <w:bookmarkEnd w:id="21"/>
-    </w:p>
-    <w:p>
-      <w:pPr>
-        <w:rPr>
-          <w:sz w:val="16"/>
-          <w:szCs w:val="16"/>
-        </w:rPr>
-      </w:pPr>
-      <w:r>
-        <w:rPr>
-          <w:sz w:val="16"/>
-          <w:szCs w:val="16"/>
-        </w:rPr>
-        <w:t xml:space="preserve">Clearly define the project's boundaries. What will it include, and just as importantly, what will it exclude? This helps manage expectations and keeps the project on track. For instance: "This project will concentrate on preventative cybersecurity measures and </w:t>
-      </w:r>
-      <w:r>
-        <w:rPr>
-          <w:sz w:val="16"/>
-          <w:szCs w:val="16"/>
-        </w:rPr>
-        <w:t>will not</w:t>
-      </w:r>
-      <w:r>
-        <w:rPr>
-          <w:sz w:val="16"/>
-          <w:szCs w:val="16"/>
-        </w:rPr>
-        <w:t xml:space="preserve"> cover incident response protocols."</w:t>
-      </w:r>
     </w:p>
     <w:p>
       <w:pPr>
@@ -4167,49 +3604,6 @@
       <w:bookmarkEnd w:id="22"/>
     </w:p>
     <w:p>
-      <w:pPr>
-        <w:rPr>
-          <w:sz w:val="16"/>
-          <w:szCs w:val="16"/>
-        </w:rPr>
-      </w:pPr>
-      <w:r>
-        <w:rPr>
-          <w:sz w:val="16"/>
-          <w:szCs w:val="16"/>
-        </w:rPr>
-        <w:t>This section outlines the practical steps</w:t>
-      </w:r>
-      <w:r>
-        <w:rPr>
-          <w:sz w:val="16"/>
-          <w:szCs w:val="16"/>
-        </w:rPr>
-        <w:t>, methods,</w:t>
-      </w:r>
-      <w:r>
-        <w:rPr>
-          <w:sz w:val="16"/>
-          <w:szCs w:val="16"/>
-        </w:rPr>
-        <w:t xml:space="preserve"> tools, and schedule you</w:t>
-      </w:r>
-      <w:r>
-        <w:rPr>
-          <w:sz w:val="16"/>
-          <w:szCs w:val="16"/>
-        </w:rPr>
-        <w:t xml:space="preserve"> will</w:t>
-      </w:r>
-      <w:r>
-        <w:rPr>
-          <w:sz w:val="16"/>
-          <w:szCs w:val="16"/>
-        </w:rPr>
-        <w:t xml:space="preserve"> follow for your project, covering the 'how' aspect.</w:t>
-      </w:r>
-    </w:p>
-    <w:p>
       <w:r>
         <w:t>Using Unity engine, a game will be created to track the effects of difficulty within a cozy game.</w:t>
       </w:r>
@@ -4240,712 +3634,495 @@
       <w:bookmarkEnd w:id="23"/>
     </w:p>
     <w:p>
-      <w:pPr>
-        <w:rPr>
-          <w:sz w:val="16"/>
-          <w:szCs w:val="16"/>
-        </w:rPr>
-      </w:pPr>
-      <w:r>
-        <w:rPr>
-          <w:sz w:val="16"/>
-          <w:szCs w:val="16"/>
-        </w:rPr>
-        <w:t xml:space="preserve">Outline the overall approach you plan to take. </w:t>
-      </w:r>
-      <w:r>
-        <w:rPr>
-          <w:sz w:val="16"/>
-          <w:szCs w:val="16"/>
-        </w:rPr>
-        <w:t xml:space="preserve">For example, will your project </w:t>
-      </w:r>
-      <w:r>
-        <w:rPr>
-          <w:sz w:val="16"/>
-          <w:szCs w:val="16"/>
-        </w:rPr>
-        <w:t>involve an experiment, survey, case study, development,</w:t>
-      </w:r>
-      <w:r>
-        <w:rPr>
-          <w:sz w:val="16"/>
-          <w:szCs w:val="16"/>
-        </w:rPr>
+      <w:r>
+        <w:t xml:space="preserve">This project will follow </w:t>
+      </w:r>
+      <w:r>
+        <w:t>a survey-based user study approach to</w:t>
+      </w:r>
+      <w:r>
+        <w:t xml:space="preserve"> observe the potential </w:t>
+      </w:r>
+      <w:r>
+        <w:t xml:space="preserve">correlation between game difficulty and game identity. Participants will be randomly selected and </w:t>
+      </w:r>
+      <w:r>
+        <w:t>will engage</w:t>
+      </w:r>
+      <w:r>
+        <w:t xml:space="preserve"> in a </w:t>
+      </w:r>
+      <w:r>
+        <w:t>structured</w:t>
+      </w:r>
+      <w:r>
+        <w:t xml:space="preserve"> gameplay session </w:t>
+      </w:r>
+      <w:r>
+        <w:t>to ensure</w:t>
+      </w:r>
+      <w:r>
+        <w:t xml:space="preserve"> uniformity and </w:t>
+      </w:r>
+      <w:r>
+        <w:t>consistency</w:t>
+      </w:r>
+      <w:r>
+        <w:t xml:space="preserve"> of experience</w:t>
+      </w:r>
+      <w:r>
+        <w:t>. Following gameplay,</w:t>
+      </w:r>
+      <w:r>
         <w:t xml:space="preserve"> </w:t>
       </w:r>
-      <w:proofErr w:type="gramStart"/>
-      <w:r>
-        <w:rPr>
-          <w:sz w:val="16"/>
-          <w:szCs w:val="16"/>
-        </w:rPr>
-        <w:t>film-making</w:t>
-      </w:r>
-      <w:proofErr w:type="gramEnd"/>
-      <w:r>
-        <w:rPr>
-          <w:sz w:val="16"/>
-          <w:szCs w:val="16"/>
-        </w:rPr>
+      <w:r>
+        <w:t>partic</w:t>
+      </w:r>
+      <w:r>
+        <w:t xml:space="preserve">ipants </w:t>
+      </w:r>
+      <w:r>
+        <w:t xml:space="preserve">will </w:t>
+      </w:r>
+      <w:r>
+        <w:t xml:space="preserve">complete </w:t>
+      </w:r>
+      <w:r>
+        <w:t>an anonymised survey.</w:t>
+      </w:r>
+      <w:r>
+        <w:t xml:space="preserve"> This </w:t>
+      </w:r>
+      <w:r>
+        <w:t>approach allows for</w:t>
+      </w:r>
+      <w:r>
+        <w:t xml:space="preserve"> the collection of both qualitative and quantitative data</w:t>
+      </w:r>
+      <w:r>
+        <w:t>, whilst minimising potential biases.</w:t>
+      </w:r>
+    </w:p>
+    <w:p>
+      <w:r>
+        <w:t>Participants will be recruited on a voluntary basis, and a consent form will be required to be filled out prior to participation</w:t>
+      </w:r>
+      <w:r>
+        <w:t>.</w:t>
+      </w:r>
+      <w:r>
         <w:t xml:space="preserve"> </w:t>
       </w:r>
       <w:r>
-        <w:rPr>
-          <w:sz w:val="16"/>
-          <w:szCs w:val="16"/>
-        </w:rPr>
-        <w:t>or literature-based analysis?</w:t>
-      </w:r>
-      <w:r>
-        <w:rPr>
-          <w:sz w:val="16"/>
-          <w:szCs w:val="16"/>
-        </w:rPr>
-        <w:t xml:space="preserve"> If so, what kind of data/information do you need? </w:t>
-      </w:r>
-      <w:r>
-        <w:rPr>
-          <w:sz w:val="16"/>
-          <w:szCs w:val="16"/>
-        </w:rPr>
-        <w:t>Detail the specific methods and techniques you will use to achieve each objective, such as qualitative interviews, statistical analysis, user-centred design, etc.</w:t>
-      </w:r>
-    </w:p>
-    <w:p>
-      <w:r>
-        <w:t xml:space="preserve">This project will follow </w:t>
-      </w:r>
-      <w:r>
-        <w:t>a survey-based user study approach to</w:t>
-      </w:r>
-      <w:r>
-        <w:t xml:space="preserve"> observe the potential </w:t>
-      </w:r>
-      <w:r>
-        <w:t xml:space="preserve">correlation between game difficulty and game identity. Participants will be randomly selected and </w:t>
-      </w:r>
-      <w:r>
-        <w:t>will engage</w:t>
-      </w:r>
-      <w:r>
-        <w:t xml:space="preserve"> in a </w:t>
-      </w:r>
-      <w:r>
-        <w:t>structured</w:t>
-      </w:r>
-      <w:r>
-        <w:t xml:space="preserve"> gameplay session </w:t>
-      </w:r>
-      <w:r>
-        <w:t>to ensure</w:t>
-      </w:r>
-      <w:r>
-        <w:t xml:space="preserve"> uniformity and </w:t>
-      </w:r>
-      <w:r>
-        <w:t>consistency</w:t>
-      </w:r>
-      <w:r>
-        <w:t xml:space="preserve"> of experience</w:t>
-      </w:r>
-      <w:r>
-        <w:t>. Following gameplay,</w:t>
+        <w:t xml:space="preserve">The participants will then be subjected to a game session where the participants will play a randomised set of 3 levels. </w:t>
+      </w:r>
+      <w:r>
+        <w:t xml:space="preserve">This is designed </w:t>
+      </w:r>
+      <w:r>
+        <w:t>to reduce the cognitive biases present, such as recency bias and confirmation bias (</w:t>
+      </w:r>
+      <w:r>
+        <w:rPr>
+          <w:highlight w:val="yellow"/>
+        </w:rPr>
+        <w:t xml:space="preserve">INSERT </w:t>
+      </w:r>
+      <w:r>
+        <w:rPr>
+          <w:highlight w:val="yellow"/>
+        </w:rPr>
+        <w:t>LEIF</w:t>
+      </w:r>
+      <w:r>
+        <w:rPr>
+          <w:highlight w:val="yellow"/>
+        </w:rPr>
+        <w:t xml:space="preserve"> HERE</w:t>
+      </w:r>
+      <w:r>
+        <w:t xml:space="preserve">). </w:t>
+      </w:r>
+    </w:p>
+    <w:p>
+      <w:r>
+        <w:t>Anonymity</w:t>
+      </w:r>
+      <w:r>
+        <w:t xml:space="preserve"> will be strictly maintained to protect the privacy of the participants </w:t>
+      </w:r>
+      <w:r>
+        <w:t>(</w:t>
+      </w:r>
+      <w:r>
+        <w:rPr>
+          <w:highlight w:val="yellow"/>
+        </w:rPr>
+        <w:t>INSER</w:t>
+      </w:r>
+      <w:r>
+        <w:rPr>
+          <w:highlight w:val="yellow"/>
+        </w:rPr>
+        <w:t>T KANG HERE</w:t>
+      </w:r>
+      <w:r>
+        <w:t>) and</w:t>
+      </w:r>
+      <w:r>
+        <w:t xml:space="preserve"> to reduce respons</w:t>
+      </w:r>
+      <w:r>
+        <w:t>e bias. This approach ensures</w:t>
       </w:r>
       <w:r>
         <w:t xml:space="preserve"> </w:t>
       </w:r>
       <w:r>
-        <w:t>partic</w:t>
-      </w:r>
-      <w:r>
-        <w:t xml:space="preserve">ipants </w:t>
-      </w:r>
-      <w:r>
-        <w:t xml:space="preserve">will </w:t>
-      </w:r>
-      <w:r>
-        <w:t xml:space="preserve">complete </w:t>
-      </w:r>
-      <w:r>
-        <w:t>an anonymised survey.</w:t>
-      </w:r>
-      <w:r>
-        <w:t xml:space="preserve"> This </w:t>
-      </w:r>
-      <w:r>
-        <w:t>approach allows for</w:t>
-      </w:r>
-      <w:r>
-        <w:t xml:space="preserve"> the collection of both qualitative and quantitative data</w:t>
-      </w:r>
-      <w:r>
-        <w:t>, whilst minimising potential biases.</w:t>
-      </w:r>
-    </w:p>
-    <w:p>
-      <w:r>
-        <w:t>Participants will be recruited on a voluntary basis, and a consent form will be required to be filled out prior to participation</w:t>
+        <w:t>th</w:t>
+      </w:r>
+      <w:r>
+        <w:t>at the</w:t>
+      </w:r>
+      <w:r>
+        <w:t xml:space="preserve"> trust between the participants and the researcher </w:t>
+      </w:r>
+      <w:r>
+        <w:t>are in accordance with ethical standards for data handling and storage (</w:t>
+      </w:r>
+      <w:r>
+        <w:rPr>
+          <w:highlight w:val="yellow"/>
+        </w:rPr>
+        <w:t>INSER</w:t>
+      </w:r>
+      <w:r>
+        <w:rPr>
+          <w:highlight w:val="yellow"/>
+        </w:rPr>
+        <w:t>T KANG HERE</w:t>
+      </w:r>
+      <w:r>
+        <w:t>).</w:t>
+      </w:r>
+      <w:r>
+        <w:t xml:space="preserve"> Maintaining anonymity</w:t>
+      </w:r>
+      <w:r>
+        <w:t xml:space="preserve"> is expected as it improves honesty and engagement throughout the survey</w:t>
+      </w:r>
+      <w:r>
+        <w:t xml:space="preserve"> (</w:t>
+      </w:r>
+      <w:r>
+        <w:rPr>
+          <w:highlight w:val="yellow"/>
+        </w:rPr>
+        <w:t>INSER</w:t>
+      </w:r>
+      <w:r>
+        <w:rPr>
+          <w:highlight w:val="yellow"/>
+        </w:rPr>
+        <w:t>T KANG HERE</w:t>
+      </w:r>
+      <w:r>
+        <w:t>)</w:t>
       </w:r>
       <w:r>
         <w:t>.</w:t>
       </w:r>
+    </w:p>
+    <w:p>
+      <w:r>
+        <w:t xml:space="preserve">The survey will collect quantitative data through Likert-scale questions which will assess </w:t>
+      </w:r>
+      <w:r>
+        <w:t xml:space="preserve">whether the </w:t>
+      </w:r>
+      <w:r>
+        <w:t>perceived</w:t>
+      </w:r>
+      <w:r>
+        <w:t xml:space="preserve"> difficulty affected the </w:t>
+      </w:r>
+      <w:r>
+        <w:t xml:space="preserve">participants’ sense of </w:t>
+      </w:r>
+      <w:r>
+        <w:t xml:space="preserve">game identity. Qualitative data will be obtained </w:t>
+      </w:r>
+      <w:r>
+        <w:t>through open-ended questions, providing additional information into the factors that influenced the participants</w:t>
+      </w:r>
+      <w:r>
+        <w:t>.</w:t>
+      </w:r>
+    </w:p>
+    <w:p>
+      <w:r>
+        <w:t>Once data collection is completed</w:t>
+      </w:r>
+      <w:r>
+        <w:t xml:space="preserve">, the data will be analysed using </w:t>
+      </w:r>
+      <w:r>
+        <w:t>the Spearman’s Rank-Order Correlation</w:t>
+      </w:r>
+      <w:r>
+        <w:t xml:space="preserve"> (</w:t>
+      </w:r>
+      <w:r>
+        <w:rPr>
+          <w:highlight w:val="yellow"/>
+        </w:rPr>
+        <w:t>GET A REFERENCE FOR THIS</w:t>
+      </w:r>
+      <w:r>
+        <w:t>)</w:t>
+      </w:r>
+      <w:r>
+        <w:t xml:space="preserve"> test</w:t>
+      </w:r>
       <w:r>
         <w:t xml:space="preserve"> </w:t>
       </w:r>
       <w:r>
-        <w:t xml:space="preserve">The participants will then be subjected to a game session where the participants will play a randomised set of 3 levels. </w:t>
-      </w:r>
-      <w:r>
-        <w:t xml:space="preserve">This is designed </w:t>
-      </w:r>
-      <w:r>
-        <w:t>to reduce the cognitive biases present, such as recency bias and confirmation bias (</w:t>
-      </w:r>
-      <w:r>
-        <w:rPr>
-          <w:highlight w:val="yellow"/>
-        </w:rPr>
-        <w:t xml:space="preserve">INSERT </w:t>
-      </w:r>
-      <w:r>
-        <w:rPr>
-          <w:highlight w:val="yellow"/>
-        </w:rPr>
-        <w:t>LEIF</w:t>
-      </w:r>
-      <w:r>
-        <w:rPr>
-          <w:highlight w:val="yellow"/>
-        </w:rPr>
-        <w:t xml:space="preserve"> HERE</w:t>
-      </w:r>
-      <w:r>
-        <w:t xml:space="preserve">). </w:t>
-      </w:r>
-    </w:p>
-    <w:p>
-      <w:r>
-        <w:t>Anonymity</w:t>
-      </w:r>
-      <w:r>
-        <w:t xml:space="preserve"> will be strictly maintained to protect the privacy of the participants </w:t>
-      </w:r>
-      <w:r>
-        <w:t>(</w:t>
-      </w:r>
-      <w:r>
-        <w:rPr>
-          <w:highlight w:val="yellow"/>
-        </w:rPr>
-        <w:t>INSER</w:t>
-      </w:r>
-      <w:r>
-        <w:rPr>
-          <w:highlight w:val="yellow"/>
-        </w:rPr>
-        <w:t>T KANG HERE</w:t>
-      </w:r>
-      <w:r>
-        <w:t>) and</w:t>
-      </w:r>
-      <w:r>
-        <w:t xml:space="preserve"> to reduce respons</w:t>
-      </w:r>
-      <w:r>
-        <w:t>e bias. This approach ensures</w:t>
+        <w:t>assess</w:t>
+      </w:r>
+      <w:r>
+        <w:t xml:space="preserve"> determine whether a monotonic relationship </w:t>
+      </w:r>
+      <w:r>
+        <w:t xml:space="preserve">exists </w:t>
+      </w:r>
+      <w:r>
+        <w:t xml:space="preserve">between </w:t>
+      </w:r>
+      <w:r>
+        <w:t xml:space="preserve">difficulty and </w:t>
+      </w:r>
+      <w:r>
+        <w:t xml:space="preserve">the </w:t>
+      </w:r>
+      <w:r>
+        <w:t>loss of game identity.</w:t>
+      </w:r>
+    </w:p>
+    <w:p>
+      <w:pPr>
+        <w:pStyle w:val="Heading2"/>
+      </w:pPr>
+      <w:bookmarkStart w:id="24" w:name="_Toc212463169"/>
+      <w:r>
+        <w:t>4.2 Justification of Methods</w:t>
+      </w:r>
+      <w:bookmarkEnd w:id="24"/>
+    </w:p>
+    <w:p>
+      <w:r>
+        <w:t xml:space="preserve">Both the Chi-squared test and the Spearman’s Rank-Order Correlation test were considered as potential methods of analysis. The Chi-squared test is primarily </w:t>
+      </w:r>
+      <w:r>
+        <w:t>used to examine</w:t>
+      </w:r>
+      <w:r>
+        <w:t xml:space="preserve"> relationships between categorical variables and is most effective when data </w:t>
+      </w:r>
+      <w:r>
+        <w:t>are</w:t>
       </w:r>
       <w:r>
         <w:t xml:space="preserve"> </w:t>
       </w:r>
       <w:r>
-        <w:t>th</w:t>
-      </w:r>
-      <w:r>
-        <w:t>at the</w:t>
-      </w:r>
-      <w:r>
-        <w:t xml:space="preserve"> trust between the participants and the researcher </w:t>
-      </w:r>
-      <w:r>
-        <w:t>are in accordance with ethical standards for data handling and storage (</w:t>
-      </w:r>
-      <w:r>
-        <w:rPr>
-          <w:highlight w:val="yellow"/>
-        </w:rPr>
-        <w:t>INSER</w:t>
-      </w:r>
-      <w:r>
-        <w:rPr>
-          <w:highlight w:val="yellow"/>
-        </w:rPr>
-        <w:t>T KANG HERE</w:t>
-      </w:r>
-      <w:r>
-        <w:t>).</w:t>
-      </w:r>
-      <w:r>
-        <w:t xml:space="preserve"> Maintaining anonymity</w:t>
-      </w:r>
-      <w:r>
-        <w:t xml:space="preserve"> is expected as it improves honesty and engagement throughout the survey</w:t>
-      </w:r>
-      <w:r>
-        <w:t xml:space="preserve"> (</w:t>
-      </w:r>
-      <w:r>
-        <w:rPr>
-          <w:highlight w:val="yellow"/>
-        </w:rPr>
-        <w:t>INSER</w:t>
-      </w:r>
-      <w:r>
-        <w:rPr>
-          <w:highlight w:val="yellow"/>
-        </w:rPr>
-        <w:t>T KANG HERE</w:t>
-      </w:r>
-      <w:r>
-        <w:t>)</w:t>
+        <w:t>organised into distinct groups, such as gender. However, this method is not appropriate for this case</w:t>
+      </w:r>
+      <w:r>
+        <w:t>,</w:t>
+      </w:r>
+      <w:r>
+        <w:t xml:space="preserve"> as the survey data collected </w:t>
+      </w:r>
+      <w:r>
+        <w:t>using Likert scales, which produce ordinal rather than categorical data</w:t>
       </w:r>
       <w:r>
         <w:t>.</w:t>
       </w:r>
-    </w:p>
-    <w:p>
-      <w:r>
-        <w:t xml:space="preserve">The survey will collect quantitative data through Likert-scale questions which will assess </w:t>
-      </w:r>
-      <w:r>
-        <w:t xml:space="preserve">whether the </w:t>
-      </w:r>
-      <w:r>
-        <w:t>perceived</w:t>
-      </w:r>
-      <w:r>
-        <w:t xml:space="preserve"> difficulty affected the </w:t>
-      </w:r>
-      <w:r>
-        <w:t xml:space="preserve">participants’ sense of </w:t>
-      </w:r>
-      <w:r>
-        <w:t xml:space="preserve">game identity. Qualitative data will be obtained </w:t>
-      </w:r>
-      <w:r>
-        <w:t>through open-ended questions, providing additional information into the factors that influenced the participants</w:t>
-      </w:r>
-      <w:r>
-        <w:t>.</w:t>
-      </w:r>
-    </w:p>
-    <w:p>
-      <w:r>
-        <w:t>Once data collection is completed</w:t>
-      </w:r>
-      <w:r>
-        <w:t xml:space="preserve">, the data will be analysed using </w:t>
-      </w:r>
-      <w:r>
-        <w:t>the Spearman’s Rank-Order Correlation</w:t>
-      </w:r>
-      <w:r>
-        <w:t xml:space="preserve"> (</w:t>
-      </w:r>
-      <w:r>
-        <w:rPr>
-          <w:highlight w:val="yellow"/>
-        </w:rPr>
-        <w:t>GET A REFERENCE FOR THIS</w:t>
-      </w:r>
-      <w:r>
-        <w:t>)</w:t>
-      </w:r>
-      <w:r>
-        <w:t xml:space="preserve"> test</w:t>
-      </w:r>
       <w:r>
         <w:t xml:space="preserve"> </w:t>
       </w:r>
       <w:r>
-        <w:t>assess</w:t>
-      </w:r>
-      <w:r>
-        <w:t xml:space="preserve"> determine whether a monotonic relationship </w:t>
-      </w:r>
-      <w:r>
-        <w:t xml:space="preserve">exists </w:t>
-      </w:r>
-      <w:r>
-        <w:t xml:space="preserve">between </w:t>
-      </w:r>
-      <w:r>
-        <w:t xml:space="preserve">difficulty and </w:t>
+        <w:t>Therefore</w:t>
+      </w:r>
+      <w:r>
+        <w:t xml:space="preserve">, the Spearman’s Rank-Order Correlation </w:t>
+      </w:r>
+      <w:r>
+        <w:t xml:space="preserve">is </w:t>
+      </w:r>
+      <w:r>
+        <w:t>selected as the most suitable analytical method</w:t>
+      </w:r>
+      <w:r>
+        <w:t xml:space="preserve"> </w:t>
+      </w:r>
+      <w:r>
+        <w:t>as it accounts for the ordinal nature of the responses and provides a</w:t>
+      </w:r>
+      <w:r>
+        <w:t>n effective</w:t>
+      </w:r>
+      <w:r>
+        <w:t xml:space="preserve"> means </w:t>
+      </w:r>
+      <w:r>
+        <w:t>of</w:t>
+      </w:r>
+      <w:r>
+        <w:t xml:space="preserve"> measur</w:t>
+      </w:r>
+      <w:r>
+        <w:t>ing</w:t>
+      </w:r>
+      <w:r>
+        <w:t xml:space="preserve"> the relationship between </w:t>
+      </w:r>
+      <w:r>
+        <w:t xml:space="preserve">perceived </w:t>
+      </w:r>
+      <w:r>
+        <w:t>difficulty and loss of identity.</w:t>
+      </w:r>
+    </w:p>
+    <w:p>
+      <w:pPr>
+        <w:pStyle w:val="Heading2"/>
+      </w:pPr>
+      <w:bookmarkStart w:id="25" w:name="_Toc212463170"/>
+      <w:r>
+        <w:t>4.3 Project Timeline</w:t>
+      </w:r>
+      <w:bookmarkEnd w:id="25"/>
+    </w:p>
+    <w:p>
+      <w:pPr>
+        <w:rPr>
+          <w:rFonts w:ascii="Arial" w:hAnsi="Arial" w:cs="Arial"/>
+        </w:rPr>
+      </w:pPr>
+      <w:r>
+        <w:t>This project will use both a Kanban board and</w:t>
+      </w:r>
+      <w:r>
+        <w:t xml:space="preserve"> Gantt chart to help visualise and break down tasks into sizable chunks to be done.</w:t>
+      </w:r>
+    </w:p>
+    <w:p>
+      <w:pPr>
+        <w:pStyle w:val="Heading1"/>
+      </w:pPr>
+      <w:bookmarkStart w:id="26" w:name="_Toc212463171"/>
+      <w:r>
+        <w:t>5.0 Feasibility, Risks, and Ethical Aspects</w:t>
+      </w:r>
+      <w:bookmarkEnd w:id="26"/>
+    </w:p>
+    <w:p>
+      <w:pPr>
+        <w:pStyle w:val="Heading2"/>
+      </w:pPr>
+      <w:bookmarkStart w:id="27" w:name="_Toc212463172"/>
+      <w:r>
+        <w:t>5.1 Feasibility</w:t>
+      </w:r>
+      <w:bookmarkEnd w:id="27"/>
+    </w:p>
+    <w:p>
+      <w:r>
+        <w:t xml:space="preserve">The feasibility of this project is </w:t>
+      </w:r>
+      <w:r>
+        <w:t>high as all tools needed for the project is provided by Birmingham City University</w:t>
+      </w:r>
+      <w:r>
+        <w:t xml:space="preserve">. </w:t>
+      </w:r>
+      <w:r>
+        <w:t xml:space="preserve"> </w:t>
+      </w:r>
+      <w:r>
+        <w:t xml:space="preserve">The hardware is provided </w:t>
+      </w:r>
+      <w:r>
+        <w:t xml:space="preserve">by Birmingham City University </w:t>
+      </w:r>
+      <w:r>
+        <w:t>meaning that both production and testing can be done in a professional manner.</w:t>
+      </w:r>
+      <w:r>
+        <w:t xml:space="preserve"> The software used, Unity, is also provided by the university meaning that there should be no </w:t>
+      </w:r>
+      <w:r>
+        <w:t xml:space="preserve">equipment </w:t>
+      </w:r>
+      <w:r>
+        <w:t>barriers when it comes to completion.</w:t>
+      </w:r>
+      <w:r>
+        <w:t xml:space="preserve"> Microsoft Forms is also provided by Birmingham City University meaning that it is subjected to traditional data protection acts such as </w:t>
       </w:r>
       <w:r>
         <w:t xml:space="preserve">the </w:t>
       </w:r>
       <w:r>
-        <w:t>loss of game identity.</w:t>
-      </w:r>
-    </w:p>
-    <w:p>
-      <w:pPr>
-        <w:rPr>
-          <w:sz w:val="16"/>
-          <w:szCs w:val="16"/>
-        </w:rPr>
-      </w:pPr>
-      <w:r>
-        <w:rPr>
-          <w:b/>
-          <w:bCs/>
-          <w:sz w:val="16"/>
-          <w:szCs w:val="16"/>
-        </w:rPr>
-        <w:t>Note:</w:t>
-      </w:r>
-      <w:r>
-        <w:rPr>
-          <w:sz w:val="16"/>
-          <w:szCs w:val="16"/>
-        </w:rPr>
-        <w:t xml:space="preserve"> </w:t>
-      </w:r>
-      <w:r>
-        <w:rPr>
-          <w:i/>
-          <w:iCs/>
-          <w:sz w:val="16"/>
-          <w:szCs w:val="16"/>
-        </w:rPr>
-        <w:t>Considering the diverse availability of methods and design approaches, it is strongly recommended that discussions be made with the main supervisor to align the choice of project design with your chosen topic.</w:t>
-      </w:r>
-      <w:r>
-        <w:rPr>
-          <w:sz w:val="16"/>
-          <w:szCs w:val="16"/>
-        </w:rPr>
-        <w:t xml:space="preserve"> </w:t>
+        <w:t xml:space="preserve">General Data Protection </w:t>
+      </w:r>
+      <w:r>
+        <w:t>Regulation.</w:t>
+      </w:r>
+    </w:p>
+    <w:p>
+      <w:r>
+        <w:t>There are limitations to</w:t>
+      </w:r>
+      <w:r>
+        <w:t xml:space="preserve"> the topic itself </w:t>
+      </w:r>
+      <w:r>
+        <w:t xml:space="preserve">as </w:t>
+      </w:r>
+      <w:r>
+        <w:t xml:space="preserve">it </w:t>
+      </w:r>
+      <w:r>
+        <w:t xml:space="preserve">can be subjective to opinion however </w:t>
+      </w:r>
+      <w:r>
+        <w:t xml:space="preserve">the approach to the problem statement should </w:t>
+      </w:r>
+      <w:r>
+        <w:t>reduce the bias enough to come to a clear conclusion</w:t>
+      </w:r>
+      <w:r>
+        <w:t xml:space="preserve">. In terms of time, there is enough time to produce a game and test it. To conclude, </w:t>
+      </w:r>
+      <w:r>
+        <w:t>the project should be able to complete all outlined objectives.</w:t>
       </w:r>
     </w:p>
     <w:p>
       <w:pPr>
         <w:pStyle w:val="Heading2"/>
       </w:pPr>
-      <w:bookmarkStart w:id="24" w:name="_Toc212463169"/>
-      <w:r>
-        <w:t>4.2 Justification of Methods</w:t>
-      </w:r>
-      <w:bookmarkEnd w:id="24"/>
-    </w:p>
-    <w:p>
-      <w:pPr>
-        <w:rPr>
-          <w:sz w:val="16"/>
-          <w:szCs w:val="16"/>
-        </w:rPr>
-      </w:pPr>
-      <w:r>
-        <w:rPr>
-          <w:sz w:val="16"/>
-          <w:szCs w:val="16"/>
-        </w:rPr>
-        <w:t xml:space="preserve">Justify your selection of these methods, explaining why they are the best fit for addressing your needs and meeting your project </w:t>
-      </w:r>
-      <w:r>
-        <w:rPr>
-          <w:sz w:val="16"/>
-          <w:szCs w:val="16"/>
-        </w:rPr>
-        <w:t>objectives</w:t>
-      </w:r>
-      <w:r>
-        <w:rPr>
-          <w:sz w:val="16"/>
-          <w:szCs w:val="16"/>
-        </w:rPr>
-        <w:t>. Briefly compare them to other methods and defend your decision.</w:t>
-      </w:r>
-    </w:p>
-    <w:p>
-      <w:r>
-        <w:t xml:space="preserve">Both the Chi-squared test and the Spearman’s Rank-Order Correlation test were considered as potential methods of analysis. The Chi-squared test is primarily </w:t>
-      </w:r>
-      <w:r>
-        <w:t>used to examine</w:t>
-      </w:r>
-      <w:r>
-        <w:t xml:space="preserve"> relationships between categorical variables and is most effective when data </w:t>
-      </w:r>
-      <w:r>
-        <w:t>are</w:t>
-      </w:r>
-      <w:r>
-        <w:t xml:space="preserve"> </w:t>
-      </w:r>
-      <w:r>
-        <w:t>organised into distinct groups, such as gender. However, this method is not appropriate for this case</w:t>
-      </w:r>
-      <w:r>
-        <w:t>,</w:t>
-      </w:r>
-      <w:r>
-        <w:t xml:space="preserve"> as the survey data collected </w:t>
-      </w:r>
-      <w:r>
-        <w:t>using Likert scales, which produce ordinal rather than categorical data</w:t>
-      </w:r>
-      <w:r>
-        <w:t>.</w:t>
-      </w:r>
-      <w:r>
-        <w:t xml:space="preserve"> </w:t>
-      </w:r>
-      <w:r>
-        <w:t>Therefore</w:t>
-      </w:r>
-      <w:r>
-        <w:t xml:space="preserve">, the Spearman’s Rank-Order Correlation </w:t>
-      </w:r>
-      <w:r>
-        <w:t xml:space="preserve">is </w:t>
-      </w:r>
-      <w:r>
-        <w:t>selected as the most suitable analytical method</w:t>
-      </w:r>
-      <w:r>
-        <w:t xml:space="preserve"> </w:t>
-      </w:r>
-      <w:r>
-        <w:t>as it accounts for the ordinal nature of the responses and provides a</w:t>
-      </w:r>
-      <w:r>
-        <w:t>n effective</w:t>
-      </w:r>
-      <w:r>
-        <w:t xml:space="preserve"> means </w:t>
-      </w:r>
-      <w:r>
-        <w:t>of</w:t>
-      </w:r>
-      <w:r>
-        <w:t xml:space="preserve"> measur</w:t>
-      </w:r>
-      <w:r>
-        <w:t>ing</w:t>
-      </w:r>
-      <w:r>
-        <w:t xml:space="preserve"> the relationship between </w:t>
-      </w:r>
-      <w:r>
-        <w:t xml:space="preserve">perceived </w:t>
-      </w:r>
-      <w:r>
-        <w:t>difficulty and loss of identity.</w:t>
-      </w:r>
-    </w:p>
-    <w:p>
-      <w:pPr>
-        <w:pStyle w:val="Heading2"/>
-      </w:pPr>
-      <w:bookmarkStart w:id="25" w:name="_Toc212463170"/>
-      <w:r>
-        <w:t>4.3 Project Timeline</w:t>
-      </w:r>
-      <w:bookmarkEnd w:id="25"/>
-    </w:p>
-    <w:p>
-      <w:pPr>
-        <w:rPr>
-          <w:sz w:val="16"/>
-          <w:szCs w:val="16"/>
-        </w:rPr>
-      </w:pPr>
-      <w:r>
-        <w:rPr>
-          <w:sz w:val="16"/>
-          <w:szCs w:val="16"/>
-        </w:rPr>
-        <w:t>Create a realistic project schedule. A Gantt chart is the best way to visualise this. The chart should cover all major tasks (e.g., literature review, data collection, development, analysis, writing), key milestones, and their deadlines from start to finish.</w:t>
-      </w:r>
-    </w:p>
-    <w:p>
-      <w:pPr>
-        <w:rPr>
-          <w:rFonts w:ascii="Arial" w:hAnsi="Arial" w:cs="Arial"/>
-        </w:rPr>
-      </w:pPr>
-      <w:r>
-        <w:t>This project will use both a Kanban board and</w:t>
-      </w:r>
-      <w:r>
-        <w:t xml:space="preserve"> Gantt chart to help visualise and break down tasks into sizable chunks to be done.</w:t>
-      </w:r>
-    </w:p>
-    <w:p>
-      <w:pPr>
-        <w:pStyle w:val="Heading1"/>
-      </w:pPr>
-      <w:bookmarkStart w:id="26" w:name="_Toc212463171"/>
-      <w:r>
-        <w:t>5.0 Feasibility, Risks, and Ethical Aspects</w:t>
-      </w:r>
-      <w:bookmarkEnd w:id="26"/>
-    </w:p>
-    <w:p>
-      <w:pPr>
-        <w:rPr>
-          <w:sz w:val="16"/>
-          <w:szCs w:val="16"/>
-        </w:rPr>
-      </w:pPr>
-      <w:r>
-        <w:rPr>
-          <w:sz w:val="16"/>
-          <w:szCs w:val="16"/>
-        </w:rPr>
-        <w:t>This final section shows that you have considered your project's execution in a practical and responsible way.</w:t>
-      </w:r>
-    </w:p>
-    <w:p>
-      <w:pPr>
-        <w:pStyle w:val="Heading2"/>
-      </w:pPr>
-      <w:bookmarkStart w:id="27" w:name="_Toc212463172"/>
-      <w:r>
-        <w:t>5.1 Feasibility</w:t>
-      </w:r>
-      <w:bookmarkEnd w:id="27"/>
-    </w:p>
-    <w:p>
-      <w:pPr>
-        <w:rPr>
-          <w:sz w:val="16"/>
-          <w:szCs w:val="16"/>
-        </w:rPr>
-      </w:pPr>
-      <w:r>
-        <w:rPr>
-          <w:sz w:val="16"/>
-          <w:szCs w:val="16"/>
-        </w:rPr>
-        <w:t>Evaluate how realistic and achievable your project is. Think about the resources you have available, including time, access to necessary data, software or equipment, and your own skills. Give a brief explanation for why y</w:t>
-      </w:r>
-      <w:r>
-        <w:rPr>
-          <w:sz w:val="16"/>
-          <w:szCs w:val="16"/>
-        </w:rPr>
-        <w:t>ou are</w:t>
-      </w:r>
-      <w:r>
-        <w:rPr>
-          <w:sz w:val="16"/>
-          <w:szCs w:val="16"/>
-        </w:rPr>
-        <w:t xml:space="preserve"> confident the project can be completed successfully within these constraints.</w:t>
-      </w:r>
-    </w:p>
-    <w:p>
-      <w:r>
-        <w:t xml:space="preserve">The feasibility of this project is </w:t>
-      </w:r>
-      <w:r>
-        <w:t>high as all tools needed for the project is provided by Birmingham City University</w:t>
-      </w:r>
-      <w:r>
-        <w:t xml:space="preserve">. </w:t>
-      </w:r>
-      <w:r>
-        <w:t xml:space="preserve"> </w:t>
-      </w:r>
-      <w:r>
-        <w:t xml:space="preserve">The hardware is provided </w:t>
-      </w:r>
-      <w:r>
-        <w:t xml:space="preserve">by Birmingham City University </w:t>
-      </w:r>
-      <w:r>
-        <w:t>meaning that both production and testing can be done in a professional manner.</w:t>
-      </w:r>
-      <w:r>
-        <w:t xml:space="preserve"> The software used, Unity, is also provided by the university meaning that there should be no </w:t>
-      </w:r>
-      <w:r>
-        <w:t xml:space="preserve">equipment </w:t>
-      </w:r>
-      <w:r>
-        <w:t>barriers when it comes to completion.</w:t>
-      </w:r>
-      <w:r>
-        <w:t xml:space="preserve"> Microsoft Forms is also provided by Birmingham City University meaning that it is subjected to traditional data protection acts such as </w:t>
-      </w:r>
-      <w:r>
-        <w:t xml:space="preserve">the </w:t>
-      </w:r>
-      <w:r>
-        <w:t xml:space="preserve">General Data Protection </w:t>
-      </w:r>
-      <w:r>
-        <w:t>Regulation.</w:t>
-      </w:r>
-    </w:p>
-    <w:p>
-      <w:r>
-        <w:t>There are limitations to</w:t>
-      </w:r>
-      <w:r>
-        <w:t xml:space="preserve"> the topic itself </w:t>
-      </w:r>
-      <w:r>
-        <w:t xml:space="preserve">as </w:t>
-      </w:r>
-      <w:r>
-        <w:t xml:space="preserve">it </w:t>
-      </w:r>
-      <w:r>
-        <w:t xml:space="preserve">can be subjective to opinion however </w:t>
-      </w:r>
-      <w:r>
-        <w:t xml:space="preserve">the approach to the problem statement should </w:t>
-      </w:r>
-      <w:r>
-        <w:t>reduce the bias enough to come to a clear conclusion</w:t>
-      </w:r>
-      <w:r>
-        <w:t xml:space="preserve">. In terms of time, there is enough time to produce a game and test it. To conclude, </w:t>
-      </w:r>
-      <w:r>
-        <w:t>the project should be able to complete all outlined objectives.</w:t>
-      </w:r>
-    </w:p>
-    <w:p>
-      <w:pPr>
-        <w:pStyle w:val="Heading2"/>
-      </w:pPr>
       <w:bookmarkStart w:id="28" w:name="_Toc212463173"/>
       <w:r>
         <w:t>5.2 Risk Analysis and Mitigation</w:t>
       </w:r>
       <w:bookmarkEnd w:id="28"/>
     </w:p>
-    <w:p>
-      <w:pPr>
-        <w:rPr>
-          <w:sz w:val="16"/>
-          <w:szCs w:val="16"/>
-        </w:rPr>
-      </w:pPr>
-      <w:r>
-        <w:rPr>
-          <w:sz w:val="16"/>
-          <w:szCs w:val="16"/>
-        </w:rPr>
-        <w:t>Identify at least 3-4 potential risks that could threaten your project's success. For each risk, suggest a practical mitigation strategy to minimise its impact. The table below shows how you can present this in an effective way.</w:t>
-      </w:r>
-    </w:p>
-    <w:p/>
     <w:p/>
     <w:tbl>
       <w:tblPr>
@@ -5807,23 +4984,6 @@
       <w:pPr>
         <w:rPr>
           <w:rFonts w:ascii="Arial" w:hAnsi="Arial" w:cs="Arial"/>
-          <w:sz w:val="16"/>
-          <w:szCs w:val="16"/>
-        </w:rPr>
-      </w:pPr>
-      <w:r>
-        <w:rPr>
-          <w:rFonts w:ascii="Arial" w:hAnsi="Arial" w:cs="Arial"/>
-          <w:sz w:val="16"/>
-          <w:szCs w:val="16"/>
-        </w:rPr>
-        <w:t>Reflect on the ethical aspects of your project. If working with human participants, how will you secure informed consent, ensure anonymity, and maintain confidentiality of their data? If utilising datasets, are there any concerns regarding data protection? Consider the potential social influence of your project's outcome. Clarify the steps you will take to conduct your project ethically and responsibly.</w:t>
-      </w:r>
-    </w:p>
-    <w:p>
-      <w:pPr>
-        <w:rPr>
-          <w:rFonts w:ascii="Arial" w:hAnsi="Arial" w:cs="Arial"/>
         </w:rPr>
       </w:pPr>
       <w:r>
@@ -5917,23 +5077,6 @@
     </w:p>
     <w:p>
       <w:pPr>
-        <w:rPr>
-          <w:rFonts w:ascii="Arial" w:hAnsi="Arial" w:cs="Arial"/>
-          <w:sz w:val="16"/>
-          <w:szCs w:val="16"/>
-        </w:rPr>
-      </w:pPr>
-      <w:r>
-        <w:rPr>
-          <w:rFonts w:ascii="Arial" w:hAnsi="Arial" w:cs="Arial"/>
-          <w:sz w:val="16"/>
-          <w:szCs w:val="16"/>
-        </w:rPr>
-        <w:t>List all the academic and professional sources you have cited in your report, formatted in accordance with the Harvard Referencing Style.</w:t>
-      </w:r>
-    </w:p>
-    <w:p>
-      <w:pPr>
         <w:pStyle w:val="Heading1"/>
       </w:pPr>
       <w:bookmarkStart w:id="31" w:name="_Toc212463176"/>
@@ -5950,14 +5093,6 @@
           <w:szCs w:val="22"/>
         </w:rPr>
       </w:pPr>
-      <w:r>
-        <w:rPr>
-          <w:rFonts w:ascii="Arial" w:hAnsi="Arial" w:cs="Arial"/>
-          <w:sz w:val="22"/>
-          <w:szCs w:val="22"/>
-        </w:rPr>
-        <w:t>Include any additional material here, such as review steps, specifications, and methodologies.</w:t>
-      </w:r>
     </w:p>
     <w:sectPr>
       <w:headerReference w:type="default" r:id="rId11"/>
@@ -8292,16 +7427,9 @@
 <file path=customXml/itemProps1.xml><?xml version="1.0" encoding="utf-8"?>
 <ds:datastoreItem xmlns:ds="http://schemas.openxmlformats.org/officeDocument/2006/customXml" ds:itemID="{427E592C-BA00-4E9F-856E-27CA4AE42C28}">
   <ds:schemaRefs>
-    <ds:schemaRef ds:uri="http://schemas.microsoft.com/office/2006/documentManagement/types"/>
-    <ds:schemaRef ds:uri="http://purl.org/dc/dcmitype/"/>
+    <ds:schemaRef ds:uri="http://schemas.microsoft.com/office/2006/metadata/properties"/>
     <ds:schemaRef ds:uri="http://schemas.microsoft.com/office/infopath/2007/PartnerControls"/>
-    <ds:schemaRef ds:uri="http://purl.org/dc/terms/"/>
-    <ds:schemaRef ds:uri="9ebee74b-6c09-439e-a20a-fc6d1b49bd2d"/>
-    <ds:schemaRef ds:uri="http://purl.org/dc/elements/1.1/"/>
     <ds:schemaRef ds:uri="4e6bee01-fae3-4e1c-8f1a-9ed0fe9197f3"/>
-    <ds:schemaRef ds:uri="http://schemas.openxmlformats.org/package/2006/metadata/core-properties"/>
-    <ds:schemaRef ds:uri="http://schemas.microsoft.com/office/2006/metadata/properties"/>
-    <ds:schemaRef ds:uri="http://www.w3.org/XML/1998/namespace"/>
   </ds:schemaRefs>
 </ds:datastoreItem>
 </file>

--- a/[Vennce Bravo - 231402264] 25-26 Project Interim Report Template .docx
+++ b/[Vennce Bravo - 231402264] 25-26 Project Interim Report Template .docx
@@ -52,7 +52,7 @@
         <mc:AlternateContent>
           <mc:Choice Requires="wps">
             <w:drawing>
-              <wp:anchor distT="0" distB="0" distL="114300" distR="114300" simplePos="0" relativeHeight="251659264" behindDoc="0" locked="0" layoutInCell="1" allowOverlap="1" wp14:anchorId="364215C2" wp14:editId="4B56C722">
+              <wp:anchor distT="0" distB="0" distL="114300" distR="114300" simplePos="0" relativeHeight="251658240" behindDoc="0" locked="0" layoutInCell="1" allowOverlap="1" wp14:anchorId="364215C2" wp14:editId="4B56C722">
                 <wp:simplePos x="0" y="0"/>
                 <wp:positionH relativeFrom="margin">
                   <wp:posOffset>40640</wp:posOffset>
@@ -125,7 +125,7 @@
           </mc:Choice>
           <mc:Fallback>
             <w:pict>
-              <v:line w14:anchorId="194569DB" id="Straight Connector 12" o:spid="_x0000_s1026" style="position:absolute;z-index:251659264;visibility:visible;mso-wrap-style:square;mso-width-percent:0;mso-height-percent:0;mso-wrap-distance-left:9pt;mso-wrap-distance-top:0;mso-wrap-distance-right:9pt;mso-wrap-distance-bottom:0;mso-position-horizontal:absolute;mso-position-horizontal-relative:margin;mso-position-vertical:absolute;mso-position-vertical-relative:text;mso-width-percent:0;mso-height-percent:0;mso-width-relative:margin;mso-height-relative:margin" from="3.2pt,9.85pt" to="456.7pt,9.85pt" o:gfxdata="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" strokecolor="#0e2841 [3215]" strokeweight="2.25pt">
+              <v:line w14:anchorId="317FDC03" id="Straight Connector 12" o:spid="_x0000_s1026" style="position:absolute;z-index:251658240;visibility:visible;mso-wrap-style:square;mso-width-percent:0;mso-height-percent:0;mso-wrap-distance-left:9pt;mso-wrap-distance-top:0;mso-wrap-distance-right:9pt;mso-wrap-distance-bottom:0;mso-position-horizontal:absolute;mso-position-horizontal-relative:margin;mso-position-vertical:absolute;mso-position-vertical-relative:text;mso-width-percent:0;mso-height-percent:0;mso-width-relative:margin;mso-height-relative:margin" from="3.2pt,9.85pt" to="456.7pt,9.85pt" o:gfxdata="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" strokecolor="#0e2841 [3215]" strokeweight="2.25pt">
                 <v:stroke dashstyle="dash" opacity="50372f" linestyle="thinThin" endcap="round"/>
                 <v:shadow on="t" color="black" opacity="26214f" origin=",-.5" offset="0,3pt"/>
                 <w10:wrap anchorx="margin"/>
@@ -332,7 +332,7 @@
         <mc:AlternateContent>
           <mc:Choice Requires="wps">
             <w:drawing>
-              <wp:anchor distT="0" distB="0" distL="114300" distR="114300" simplePos="0" relativeHeight="251661312" behindDoc="0" locked="0" layoutInCell="1" allowOverlap="1" wp14:anchorId="4117DE75" wp14:editId="5B225311">
+              <wp:anchor distT="0" distB="0" distL="114300" distR="114300" simplePos="0" relativeHeight="251658241" behindDoc="0" locked="0" layoutInCell="1" allowOverlap="1" wp14:anchorId="4117DE75" wp14:editId="5B225311">
                 <wp:simplePos x="0" y="0"/>
                 <wp:positionH relativeFrom="margin">
                   <wp:posOffset>48260</wp:posOffset>
@@ -405,7 +405,7 @@
           </mc:Choice>
           <mc:Fallback>
             <w:pict>
-              <v:line w14:anchorId="710AC438" id="Straight Connector 12" o:spid="_x0000_s1026" style="position:absolute;z-index:251661312;visibility:visible;mso-wrap-style:square;mso-width-percent:0;mso-height-percent:0;mso-wrap-distance-left:9pt;mso-wrap-distance-top:0;mso-wrap-distance-right:9pt;mso-wrap-distance-bottom:0;mso-position-horizontal:absolute;mso-position-horizontal-relative:margin;mso-position-vertical:absolute;mso-position-vertical-relative:text;mso-width-percent:0;mso-height-percent:0;mso-width-relative:margin;mso-height-relative:margin" from="3.8pt,24.3pt" to="457.3pt,24.3pt" o:gfxdata="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" strokecolor="#0e2841 [3215]" strokeweight="2.25pt">
+              <v:line w14:anchorId="53AA6C65" id="Straight Connector 12" o:spid="_x0000_s1026" style="position:absolute;z-index:251658241;visibility:visible;mso-wrap-style:square;mso-width-percent:0;mso-height-percent:0;mso-wrap-distance-left:9pt;mso-wrap-distance-top:0;mso-wrap-distance-right:9pt;mso-wrap-distance-bottom:0;mso-position-horizontal:absolute;mso-position-horizontal-relative:margin;mso-position-vertical:absolute;mso-position-vertical-relative:text;mso-width-percent:0;mso-height-percent:0;mso-width-relative:margin;mso-height-relative:margin" from="3.8pt,24.3pt" to="457.3pt,24.3pt" o:gfxdata="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" strokecolor="#0e2841 [3215]" strokeweight="2.25pt">
                 <v:stroke dashstyle="dash" opacity="50372f" linestyle="thinThin" endcap="round"/>
                 <v:shadow on="t" color="black" opacity="26214f" origin=",-.5" offset="0,3pt"/>
                 <w10:wrap anchorx="margin"/>
@@ -668,7 +668,7 @@
     <w:sdt>
       <w:sdtPr>
         <w:rPr>
-          <w:rFonts w:asciiTheme="minorHAnsi" w:eastAsiaTheme="minorHAnsi" w:hAnsiTheme="minorHAnsi" w:cstheme="minorBidi"/>
+          <w:rFonts w:asciiTheme="minorHAnsi" w:eastAsiaTheme="minorEastAsia" w:hAnsiTheme="minorHAnsi" w:cstheme="minorBidi"/>
           <w:color w:val="auto"/>
           <w:kern w:val="2"/>
           <w:sz w:val="24"/>
@@ -685,8 +685,6 @@
       <w:sdtEndPr>
         <w:rPr>
           <w:b/>
-          <w:bCs/>
-          <w:noProof/>
         </w:rPr>
       </w:sdtEndPr>
       <w:sdtContent>
@@ -3085,7 +3083,7 @@
           <w:sz w:val="22"/>
           <w:szCs w:val="22"/>
         </w:rPr>
-        <w:t xml:space="preserve">The project aims to explore the balance of comfortability and the cost of difficulty </w:t>
+        <w:t xml:space="preserve">The project aims to explore </w:t>
       </w:r>
       <w:r>
         <w:rPr>
@@ -3093,7 +3091,71 @@
           <w:sz w:val="22"/>
           <w:szCs w:val="22"/>
         </w:rPr>
-        <w:t>present within cozy games. It also aims to be able to identify what aspects of a game creates the cozy game identity.</w:t>
+        <w:t xml:space="preserve">how the </w:t>
+      </w:r>
+      <w:r>
+        <w:rPr>
+          <w:rFonts w:ascii="Arial" w:hAnsi="Arial" w:cs="Arial"/>
+          <w:sz w:val="22"/>
+          <w:szCs w:val="22"/>
+        </w:rPr>
+        <w:t>different levels of</w:t>
+      </w:r>
+      <w:r>
+        <w:rPr>
+          <w:rFonts w:ascii="Arial" w:hAnsi="Arial" w:cs="Arial"/>
+          <w:sz w:val="22"/>
+          <w:szCs w:val="22"/>
+        </w:rPr>
+        <w:t xml:space="preserve"> difficulty </w:t>
+      </w:r>
+      <w:r>
+        <w:rPr>
+          <w:rFonts w:ascii="Arial" w:hAnsi="Arial" w:cs="Arial"/>
+          <w:sz w:val="22"/>
+          <w:szCs w:val="22"/>
+        </w:rPr>
+        <w:t>affect</w:t>
+      </w:r>
+      <w:r>
+        <w:rPr>
+          <w:rFonts w:ascii="Arial" w:hAnsi="Arial" w:cs="Arial"/>
+          <w:sz w:val="22"/>
+          <w:szCs w:val="22"/>
+        </w:rPr>
+        <w:t xml:space="preserve"> the core identity of the cozy game genre</w:t>
+      </w:r>
+      <w:r>
+        <w:rPr>
+          <w:rFonts w:ascii="Arial" w:hAnsi="Arial" w:cs="Arial"/>
+          <w:sz w:val="22"/>
+          <w:szCs w:val="22"/>
+        </w:rPr>
+        <w:t xml:space="preserve">. This will be done through a </w:t>
+      </w:r>
+      <w:r>
+        <w:rPr>
+          <w:rFonts w:ascii="Arial" w:hAnsi="Arial" w:cs="Arial"/>
+          <w:sz w:val="22"/>
+          <w:szCs w:val="22"/>
+        </w:rPr>
+        <w:t xml:space="preserve">playtesting period and a </w:t>
+      </w:r>
+      <w:r>
+        <w:rPr>
+          <w:rFonts w:ascii="Arial" w:hAnsi="Arial" w:cs="Arial"/>
+          <w:sz w:val="22"/>
+          <w:szCs w:val="22"/>
+        </w:rPr>
+        <w:t>survey-based user study</w:t>
+      </w:r>
+      <w:r>
+        <w:rPr>
+          <w:rFonts w:ascii="Arial" w:hAnsi="Arial" w:cs="Arial"/>
+          <w:sz w:val="22"/>
+          <w:szCs w:val="22"/>
+        </w:rPr>
+        <w:t>.</w:t>
       </w:r>
     </w:p>
     <w:p>
@@ -4008,17 +4070,280 @@
       <w:bookmarkEnd w:id="25"/>
     </w:p>
     <w:p>
-      <w:pPr>
-        <w:rPr>
-          <w:rFonts w:ascii="Arial" w:hAnsi="Arial" w:cs="Arial"/>
-        </w:rPr>
-      </w:pPr>
-      <w:r>
-        <w:t>This project will use both a Kanban board and</w:t>
-      </w:r>
-      <w:r>
-        <w:t xml:space="preserve"> Gantt chart to help visualise and break down tasks into sizable chunks to be done.</w:t>
-      </w:r>
+      <w:r>
+        <w:t xml:space="preserve">This project will span </w:t>
+      </w:r>
+      <w:r>
+        <w:t xml:space="preserve">from </w:t>
+      </w:r>
+      <w:r>
+        <w:t>September 2025</w:t>
+      </w:r>
+      <w:r>
+        <w:t xml:space="preserve"> to May 202</w:t>
+      </w:r>
+      <w:r>
+        <w:t>6</w:t>
+      </w:r>
+      <w:r>
+        <w:t xml:space="preserve">. </w:t>
+      </w:r>
+      <w:r>
+        <w:t>A combination of a Gantt Chart and a Kanban Board will be used to manage time and workflow effectively.</w:t>
+      </w:r>
+    </w:p>
+    <w:p>
+      <w:r>
+        <w:t>The Gantt Chart (</w:t>
+      </w:r>
+      <w:r>
+        <w:t>Fig</w:t>
+      </w:r>
+      <w:r>
+        <w:t xml:space="preserve"> 1.1</w:t>
+      </w:r>
+      <w:r>
+        <w:t>) provides a visual representation of the overall timeline, illustrating task durations and milestones. This will help ensure that major phases throughout the project</w:t>
+      </w:r>
+      <w:r>
+        <w:t xml:space="preserve"> are completed on schedule.</w:t>
+      </w:r>
+    </w:p>
+    <w:p>
+      <w:r>
+        <w:drawing>
+          <wp:inline distT="0" distB="0" distL="0" distR="0" wp14:anchorId="6748446F" wp14:editId="0BEAE7CF">
+            <wp:extent cx="5305425" cy="2090878"/>
+            <wp:effectExtent l="0" t="0" r="0" b="5080"/>
+            <wp:docPr id="465811076" name="Picture 1" descr="A graph with multiple colored squares&#10;&#10;AI-generated content may be incorrect."/>
+            <wp:cNvGraphicFramePr>
+              <a:graphicFrameLocks xmlns:a="http://schemas.openxmlformats.org/drawingml/2006/main" noChangeAspect="1"/>
+            </wp:cNvGraphicFramePr>
+            <a:graphic xmlns:a="http://schemas.openxmlformats.org/drawingml/2006/main">
+              <a:graphicData uri="http://schemas.openxmlformats.org/drawingml/2006/picture">
+                <pic:pic xmlns:pic="http://schemas.openxmlformats.org/drawingml/2006/picture">
+                  <pic:nvPicPr>
+                    <pic:cNvPr id="465811076" name="Picture 1" descr="A graph with multiple colored squares&#10;&#10;AI-generated content may be incorrect."/>
+                    <pic:cNvPicPr/>
+                  </pic:nvPicPr>
+                  <pic:blipFill>
+                    <a:blip r:embed="rId11"/>
+                    <a:stretch>
+                      <a:fillRect/>
+                    </a:stretch>
+                  </pic:blipFill>
+                  <pic:spPr>
+                    <a:xfrm>
+                      <a:off x="0" y="0"/>
+                      <a:ext cx="5351827" cy="2109165"/>
+                    </a:xfrm>
+                    <a:prstGeom prst="rect">
+                      <a:avLst/>
+                    </a:prstGeom>
+                  </pic:spPr>
+                </pic:pic>
+              </a:graphicData>
+            </a:graphic>
+          </wp:inline>
+        </w:drawing>
+      </w:r>
+    </w:p>
+    <w:p>
+      <w:pPr>
+        <w:rPr>
+          <w:sz w:val="16"/>
+          <w:szCs w:val="16"/>
+        </w:rPr>
+      </w:pPr>
+      <w:r>
+        <w:rPr>
+          <w:sz w:val="16"/>
+          <w:szCs w:val="16"/>
+        </w:rPr>
+        <w:t xml:space="preserve">Fig </w:t>
+      </w:r>
+      <w:r>
+        <w:rPr>
+          <w:sz w:val="16"/>
+          <w:szCs w:val="16"/>
+        </w:rPr>
+        <w:t>1</w:t>
+      </w:r>
+      <w:r>
+        <w:rPr>
+          <w:sz w:val="16"/>
+          <w:szCs w:val="16"/>
+        </w:rPr>
+        <w:t>.1</w:t>
+      </w:r>
+      <w:r>
+        <w:rPr>
+          <w:sz w:val="16"/>
+          <w:szCs w:val="16"/>
+        </w:rPr>
+        <w:t>: Example of Gantt Chart</w:t>
+      </w:r>
+    </w:p>
+    <w:p>
+      <w:r>
+        <w:t>The Kanban board</w:t>
+      </w:r>
+      <w:r>
+        <w:t xml:space="preserve"> (Fig 1.2)</w:t>
+      </w:r>
+      <w:r>
+        <w:t xml:space="preserve"> will be in harmony with the Gantt Chart by providing a </w:t>
+      </w:r>
+      <w:r>
+        <w:t>real-time view of</w:t>
+      </w:r>
+      <w:r>
+        <w:t xml:space="preserve"> ongoing</w:t>
+      </w:r>
+      <w:r>
+        <w:t xml:space="preserve"> tasks and the progression status. This </w:t>
+      </w:r>
+      <w:r>
+        <w:t xml:space="preserve">approach </w:t>
+      </w:r>
+      <w:r>
+        <w:t>ensures that there is continuous workflow</w:t>
+      </w:r>
+      <w:r>
+        <w:t>,</w:t>
+      </w:r>
+      <w:r>
+        <w:t xml:space="preserve"> whilst also allowing for task prioritisation</w:t>
+      </w:r>
+      <w:r>
+        <w:t xml:space="preserve">, </w:t>
+      </w:r>
+      <w:r>
+        <w:t xml:space="preserve">scope control </w:t>
+      </w:r>
+      <w:r>
+        <w:t>and blocking</w:t>
+      </w:r>
+      <w:r>
+        <w:t xml:space="preserve"> </w:t>
+      </w:r>
+      <w:r>
+        <w:t xml:space="preserve">of </w:t>
+      </w:r>
+      <w:r>
+        <w:t>tasks.</w:t>
+      </w:r>
+    </w:p>
+    <w:p>
+      <w:r>
+        <w:drawing>
+          <wp:inline distT="0" distB="0" distL="0" distR="0" wp14:anchorId="3572E752" wp14:editId="6EC57C3A">
+            <wp:extent cx="5474335" cy="3065145"/>
+            <wp:effectExtent l="0" t="0" r="0" b="1905"/>
+            <wp:docPr id="1240442444" name="Picture 1" descr="A screenshot of a computer screen&#10;&#10;AI-generated content may be incorrect."/>
+            <wp:cNvGraphicFramePr>
+              <a:graphicFrameLocks xmlns:a="http://schemas.openxmlformats.org/drawingml/2006/main" noChangeAspect="1"/>
+            </wp:cNvGraphicFramePr>
+            <a:graphic xmlns:a="http://schemas.openxmlformats.org/drawingml/2006/main">
+              <a:graphicData uri="http://schemas.openxmlformats.org/drawingml/2006/picture">
+                <pic:pic xmlns:pic="http://schemas.openxmlformats.org/drawingml/2006/picture">
+                  <pic:nvPicPr>
+                    <pic:cNvPr id="1240442444" name="Picture 1" descr="A screenshot of a computer screen&#10;&#10;AI-generated content may be incorrect."/>
+                    <pic:cNvPicPr/>
+                  </pic:nvPicPr>
+                  <pic:blipFill>
+                    <a:blip r:embed="rId12"/>
+                    <a:stretch>
+                      <a:fillRect/>
+                    </a:stretch>
+                  </pic:blipFill>
+                  <pic:spPr>
+                    <a:xfrm>
+                      <a:off x="0" y="0"/>
+                      <a:ext cx="5474335" cy="3065145"/>
+                    </a:xfrm>
+                    <a:prstGeom prst="rect">
+                      <a:avLst/>
+                    </a:prstGeom>
+                  </pic:spPr>
+                </pic:pic>
+              </a:graphicData>
+            </a:graphic>
+          </wp:inline>
+        </w:drawing>
+      </w:r>
+    </w:p>
+    <w:p>
+      <w:pPr>
+        <w:rPr>
+          <w:sz w:val="16"/>
+          <w:szCs w:val="16"/>
+        </w:rPr>
+      </w:pPr>
+      <w:r>
+        <w:rPr>
+          <w:sz w:val="16"/>
+          <w:szCs w:val="16"/>
+        </w:rPr>
+        <w:t>Fig 1.2: Example of Kanban board</w:t>
+      </w:r>
+    </w:p>
+    <w:p>
+      <w:r>
+        <w:t xml:space="preserve">The Gantt Chart will be made in </w:t>
+      </w:r>
+      <w:r>
+        <w:t>Microsoft E</w:t>
+      </w:r>
+      <w:r>
+        <w:t>xcel</w:t>
+      </w:r>
+      <w:r>
+        <w:t xml:space="preserve"> </w:t>
+      </w:r>
+      <w:r>
+        <w:t>(</w:t>
+      </w:r>
+      <w:r>
+        <w:rPr>
+          <w:highlight w:val="yellow"/>
+        </w:rPr>
+        <w:t>INSERT REFERNCE</w:t>
+      </w:r>
+      <w:r>
+        <w:t>)</w:t>
+      </w:r>
+      <w:r>
+        <w:t xml:space="preserve">, and the Kanban Board will be </w:t>
+      </w:r>
+      <w:r>
+        <w:t>implemented in</w:t>
+      </w:r>
+      <w:r>
+        <w:t xml:space="preserve"> Trello</w:t>
+      </w:r>
+      <w:r>
+        <w:t xml:space="preserve"> (</w:t>
+      </w:r>
+      <w:r>
+        <w:rPr>
+          <w:highlight w:val="yellow"/>
+        </w:rPr>
+        <w:t>INSERT REFERNCE</w:t>
+      </w:r>
+      <w:r>
+        <w:t>)</w:t>
+      </w:r>
+      <w:r>
+        <w:t>.</w:t>
+      </w:r>
+    </w:p>
+    <w:p>
+      <w:pPr>
+        <w:rPr>
+          <w:rFonts w:ascii="Arial" w:hAnsi="Arial" w:cs="Arial"/>
+        </w:rPr>
+      </w:pPr>
     </w:p>
     <w:p>
       <w:pPr>
@@ -4123,6 +4448,7 @@
       </w:r>
       <w:bookmarkEnd w:id="28"/>
     </w:p>
+    <w:p/>
     <w:p/>
     <w:tbl>
       <w:tblPr>
@@ -4132,10 +4458,10 @@
         <w:tblLook w:val="04A0" w:firstRow="1" w:lastRow="0" w:firstColumn="1" w:lastColumn="0" w:noHBand="0" w:noVBand="1"/>
       </w:tblPr>
       <w:tblGrid>
-        <w:gridCol w:w="2043"/>
-        <w:gridCol w:w="1917"/>
-        <w:gridCol w:w="1846"/>
-        <w:gridCol w:w="2815"/>
+        <w:gridCol w:w="2067"/>
+        <w:gridCol w:w="1911"/>
+        <w:gridCol w:w="1842"/>
+        <w:gridCol w:w="2801"/>
       </w:tblGrid>
       <w:tr>
         <w:trPr>
@@ -4587,6 +4913,44 @@
                 <w:szCs w:val="20"/>
               </w:rPr>
               <w:t>Allocation of enough time to create the game.</w:t>
+            </w:r>
+          </w:p>
+          <w:p>
+            <w:pPr>
+              <w:spacing w:after="160" w:line="278" w:lineRule="auto"/>
+              <w:cnfStyle w:val="000000000000" w:firstRow="0" w:lastRow="0" w:firstColumn="0" w:lastColumn="0" w:oddVBand="0" w:evenVBand="0" w:oddHBand="0" w:evenHBand="0" w:firstRowFirstColumn="0" w:firstRowLastColumn="0" w:lastRowFirstColumn="0" w:lastRowLastColumn="0"/>
+              <w:rPr>
+                <w:rFonts w:ascii="Arial" w:hAnsi="Arial" w:cs="Arial"/>
+                <w:sz w:val="20"/>
+                <w:szCs w:val="20"/>
+              </w:rPr>
+            </w:pPr>
+            <w:r>
+              <w:rPr>
+                <w:rFonts w:ascii="Arial" w:hAnsi="Arial" w:cs="Arial"/>
+                <w:sz w:val="20"/>
+                <w:szCs w:val="20"/>
+              </w:rPr>
+              <w:t>Allocation of enough time to debug and internal testing.</w:t>
+            </w:r>
+          </w:p>
+          <w:p>
+            <w:pPr>
+              <w:spacing w:after="160" w:line="278" w:lineRule="auto"/>
+              <w:cnfStyle w:val="000000000000" w:firstRow="0" w:lastRow="0" w:firstColumn="0" w:lastColumn="0" w:oddVBand="0" w:evenVBand="0" w:oddHBand="0" w:evenHBand="0" w:firstRowFirstColumn="0" w:firstRowLastColumn="0" w:lastRowFirstColumn="0" w:lastRowLastColumn="0"/>
+              <w:rPr>
+                <w:rFonts w:ascii="Arial" w:hAnsi="Arial" w:cs="Arial"/>
+                <w:sz w:val="20"/>
+                <w:szCs w:val="20"/>
+              </w:rPr>
+            </w:pPr>
+            <w:r>
+              <w:rPr>
+                <w:rFonts w:ascii="Arial" w:hAnsi="Arial" w:cs="Arial"/>
+                <w:sz w:val="20"/>
+                <w:szCs w:val="20"/>
+              </w:rPr>
+              <w:t>Making sure that the game run smoothly through optimisation techniques</w:t>
             </w:r>
           </w:p>
           <w:p>
@@ -4712,7 +5076,34 @@
                 <w:sz w:val="20"/>
                 <w:szCs w:val="20"/>
               </w:rPr>
-              <w:t>e.g., Start recruitment early; use multiple recruitment channels; have a backup plan.</w:t>
+              <w:t xml:space="preserve">A GitHub repository will be used to ensure progression is not lost </w:t>
+            </w:r>
+            <w:r>
+              <w:rPr>
+                <w:rFonts w:ascii="Arial" w:hAnsi="Arial" w:cs="Arial"/>
+                <w:sz w:val="20"/>
+                <w:szCs w:val="20"/>
+              </w:rPr>
+              <w:t>through source control.</w:t>
+            </w:r>
+          </w:p>
+          <w:p>
+            <w:pPr>
+              <w:spacing w:after="160" w:line="278" w:lineRule="auto"/>
+              <w:cnfStyle w:val="000000100000" w:firstRow="0" w:lastRow="0" w:firstColumn="0" w:lastColumn="0" w:oddVBand="0" w:evenVBand="0" w:oddHBand="1" w:evenHBand="0" w:firstRowFirstColumn="0" w:firstRowLastColumn="0" w:lastRowFirstColumn="0" w:lastRowLastColumn="0"/>
+              <w:rPr>
+                <w:rFonts w:ascii="Arial" w:hAnsi="Arial" w:cs="Arial"/>
+                <w:sz w:val="20"/>
+                <w:szCs w:val="20"/>
+              </w:rPr>
+            </w:pPr>
+            <w:r>
+              <w:rPr>
+                <w:rFonts w:ascii="Arial" w:hAnsi="Arial" w:cs="Arial"/>
+                <w:sz w:val="20"/>
+                <w:szCs w:val="20"/>
+              </w:rPr>
+              <w:t>Frequent backup will be made to also remedy data loss.</w:t>
             </w:r>
           </w:p>
         </w:tc>
@@ -4741,31 +5132,119 @@
                 <w:sz w:val="20"/>
                 <w:szCs w:val="20"/>
               </w:rPr>
-              <w:t>Eye strain</w:t>
-            </w:r>
-            <w:r>
-              <w:rPr>
-                <w:rFonts w:ascii="Arial" w:hAnsi="Arial" w:cs="Arial"/>
-                <w:sz w:val="20"/>
-                <w:szCs w:val="20"/>
-              </w:rPr>
-              <w:t xml:space="preserve"> and fatigue</w:t>
-            </w:r>
-            <w:r>
-              <w:rPr>
-                <w:rFonts w:ascii="Arial" w:hAnsi="Arial" w:cs="Arial"/>
-                <w:sz w:val="20"/>
-                <w:szCs w:val="20"/>
-              </w:rPr>
-              <w:t xml:space="preserve"> due to prolonged </w:t>
-            </w:r>
-            <w:r>
-              <w:rPr>
-                <w:rFonts w:ascii="Arial" w:hAnsi="Arial" w:cs="Arial"/>
-                <w:sz w:val="20"/>
-                <w:szCs w:val="20"/>
-              </w:rPr>
-              <w:t>use of screens</w:t>
+              <w:t xml:space="preserve">Eye </w:t>
+            </w:r>
+            <w:r>
+              <w:rPr>
+                <w:rFonts w:ascii="Arial" w:hAnsi="Arial" w:cs="Arial"/>
+                <w:sz w:val="20"/>
+                <w:szCs w:val="20"/>
+              </w:rPr>
+              <w:t>S</w:t>
+            </w:r>
+            <w:r>
+              <w:rPr>
+                <w:rFonts w:ascii="Arial" w:hAnsi="Arial" w:cs="Arial"/>
+                <w:sz w:val="20"/>
+                <w:szCs w:val="20"/>
+              </w:rPr>
+              <w:t>train</w:t>
+            </w:r>
+            <w:r>
+              <w:rPr>
+                <w:rFonts w:ascii="Arial" w:hAnsi="Arial" w:cs="Arial"/>
+                <w:sz w:val="20"/>
+                <w:szCs w:val="20"/>
+              </w:rPr>
+              <w:t xml:space="preserve"> and </w:t>
+            </w:r>
+            <w:r>
+              <w:rPr>
+                <w:rFonts w:ascii="Arial" w:hAnsi="Arial" w:cs="Arial"/>
+                <w:sz w:val="20"/>
+                <w:szCs w:val="20"/>
+              </w:rPr>
+              <w:t>F</w:t>
+            </w:r>
+            <w:r>
+              <w:rPr>
+                <w:rFonts w:ascii="Arial" w:hAnsi="Arial" w:cs="Arial"/>
+                <w:sz w:val="20"/>
+                <w:szCs w:val="20"/>
+              </w:rPr>
+              <w:t>atigue</w:t>
+            </w:r>
+            <w:r>
+              <w:rPr>
+                <w:rFonts w:ascii="Arial" w:hAnsi="Arial" w:cs="Arial"/>
+                <w:sz w:val="20"/>
+                <w:szCs w:val="20"/>
+              </w:rPr>
+              <w:t xml:space="preserve"> </w:t>
+            </w:r>
+            <w:r>
+              <w:rPr>
+                <w:rFonts w:ascii="Arial" w:hAnsi="Arial" w:cs="Arial"/>
+                <w:sz w:val="20"/>
+                <w:szCs w:val="20"/>
+              </w:rPr>
+              <w:t>D</w:t>
+            </w:r>
+            <w:r>
+              <w:rPr>
+                <w:rFonts w:ascii="Arial" w:hAnsi="Arial" w:cs="Arial"/>
+                <w:sz w:val="20"/>
+                <w:szCs w:val="20"/>
+              </w:rPr>
+              <w:t xml:space="preserve">ue to </w:t>
+            </w:r>
+            <w:r>
+              <w:rPr>
+                <w:rFonts w:ascii="Arial" w:hAnsi="Arial" w:cs="Arial"/>
+                <w:sz w:val="20"/>
+                <w:szCs w:val="20"/>
+              </w:rPr>
+              <w:t>P</w:t>
+            </w:r>
+            <w:r>
+              <w:rPr>
+                <w:rFonts w:ascii="Arial" w:hAnsi="Arial" w:cs="Arial"/>
+                <w:sz w:val="20"/>
+                <w:szCs w:val="20"/>
+              </w:rPr>
+              <w:t xml:space="preserve">rolonged </w:t>
+            </w:r>
+            <w:r>
+              <w:rPr>
+                <w:rFonts w:ascii="Arial" w:hAnsi="Arial" w:cs="Arial"/>
+                <w:sz w:val="20"/>
+                <w:szCs w:val="20"/>
+              </w:rPr>
+              <w:t>U</w:t>
+            </w:r>
+            <w:r>
+              <w:rPr>
+                <w:rFonts w:ascii="Arial" w:hAnsi="Arial" w:cs="Arial"/>
+                <w:sz w:val="20"/>
+                <w:szCs w:val="20"/>
+              </w:rPr>
+              <w:t xml:space="preserve">se of </w:t>
+            </w:r>
+            <w:r>
+              <w:rPr>
+                <w:rFonts w:ascii="Arial" w:hAnsi="Arial" w:cs="Arial"/>
+                <w:sz w:val="20"/>
+                <w:szCs w:val="20"/>
+              </w:rPr>
+              <w:t>S</w:t>
+            </w:r>
+            <w:r>
+              <w:rPr>
+                <w:rFonts w:ascii="Arial" w:hAnsi="Arial" w:cs="Arial"/>
+                <w:sz w:val="20"/>
+                <w:szCs w:val="20"/>
+              </w:rPr>
+              <w:t>creens</w:t>
             </w:r>
           </w:p>
         </w:tc>
@@ -4900,6 +5379,30 @@
                 <w:szCs w:val="20"/>
               </w:rPr>
             </w:pPr>
+            <w:r>
+              <w:rPr>
+                <w:rFonts w:ascii="Arial" w:hAnsi="Arial" w:cs="Arial"/>
+                <w:sz w:val="20"/>
+                <w:szCs w:val="20"/>
+              </w:rPr>
+              <w:t xml:space="preserve">Low </w:t>
+            </w:r>
+            <w:r>
+              <w:rPr>
+                <w:rFonts w:ascii="Arial" w:hAnsi="Arial" w:cs="Arial"/>
+                <w:sz w:val="20"/>
+                <w:szCs w:val="20"/>
+              </w:rPr>
+              <w:t>P</w:t>
+            </w:r>
+            <w:r>
+              <w:rPr>
+                <w:rFonts w:ascii="Arial" w:hAnsi="Arial" w:cs="Arial"/>
+                <w:sz w:val="20"/>
+                <w:szCs w:val="20"/>
+              </w:rPr>
+              <w:t>articipants</w:t>
+            </w:r>
           </w:p>
         </w:tc>
         <w:tc>
@@ -4915,6 +5418,14 @@
                 <w:szCs w:val="20"/>
               </w:rPr>
             </w:pPr>
+            <w:r>
+              <w:rPr>
+                <w:rFonts w:ascii="Arial" w:hAnsi="Arial" w:cs="Arial"/>
+                <w:sz w:val="20"/>
+                <w:szCs w:val="20"/>
+              </w:rPr>
+              <w:t>Medium</w:t>
+            </w:r>
           </w:p>
         </w:tc>
         <w:tc>
@@ -4930,6 +5441,14 @@
                 <w:szCs w:val="20"/>
               </w:rPr>
             </w:pPr>
+            <w:r>
+              <w:rPr>
+                <w:rFonts w:ascii="Arial" w:hAnsi="Arial" w:cs="Arial"/>
+                <w:sz w:val="20"/>
+                <w:szCs w:val="20"/>
+              </w:rPr>
+              <w:t>High</w:t>
+            </w:r>
           </w:p>
         </w:tc>
         <w:tc>
@@ -4945,6 +5464,182 @@
                 <w:szCs w:val="20"/>
               </w:rPr>
             </w:pPr>
+            <w:r>
+              <w:rPr>
+                <w:rFonts w:ascii="Arial" w:hAnsi="Arial" w:cs="Arial"/>
+                <w:sz w:val="20"/>
+                <w:szCs w:val="20"/>
+              </w:rPr>
+              <w:t>Start recruiting early to prevent lack of participants</w:t>
+            </w:r>
+            <w:r>
+              <w:rPr>
+                <w:rFonts w:ascii="Arial" w:hAnsi="Arial" w:cs="Arial"/>
+                <w:sz w:val="20"/>
+                <w:szCs w:val="20"/>
+              </w:rPr>
+              <w:t>.</w:t>
+            </w:r>
+          </w:p>
+          <w:p>
+            <w:pPr>
+              <w:cnfStyle w:val="000000100000" w:firstRow="0" w:lastRow="0" w:firstColumn="0" w:lastColumn="0" w:oddVBand="0" w:evenVBand="0" w:oddHBand="1" w:evenHBand="0" w:firstRowFirstColumn="0" w:firstRowLastColumn="0" w:lastRowFirstColumn="0" w:lastRowLastColumn="0"/>
+              <w:rPr>
+                <w:rFonts w:ascii="Arial" w:hAnsi="Arial" w:cs="Arial"/>
+                <w:sz w:val="20"/>
+                <w:szCs w:val="20"/>
+              </w:rPr>
+            </w:pPr>
+          </w:p>
+        </w:tc>
+      </w:tr>
+      <w:tr>
+        <w:trPr>
+          <w:trHeight w:val="567"/>
+          <w:jc w:val="center"/>
+        </w:trPr>
+        <w:tc>
+          <w:tcPr>
+            <w:cnfStyle w:val="001000000000" w:firstRow="0" w:lastRow="0" w:firstColumn="1" w:lastColumn="0" w:oddVBand="0" w:evenVBand="0" w:oddHBand="0" w:evenHBand="0" w:firstRowFirstColumn="0" w:firstRowLastColumn="0" w:lastRowFirstColumn="0" w:lastRowLastColumn="0"/>
+            <w:tcW w:w="0" w:type="auto"/>
+          </w:tcPr>
+          <w:p>
+            <w:pPr>
+              <w:rPr>
+                <w:rFonts w:ascii="Arial" w:hAnsi="Arial" w:cs="Arial"/>
+                <w:sz w:val="20"/>
+                <w:szCs w:val="20"/>
+              </w:rPr>
+            </w:pPr>
+            <w:r>
+              <w:rPr>
+                <w:rFonts w:ascii="Arial" w:hAnsi="Arial" w:cs="Arial"/>
+                <w:sz w:val="20"/>
+                <w:szCs w:val="20"/>
+              </w:rPr>
+              <w:t>Ambiguous Survey</w:t>
+            </w:r>
+            <w:r>
+              <w:rPr>
+                <w:rFonts w:ascii="Arial" w:hAnsi="Arial" w:cs="Arial"/>
+                <w:sz w:val="20"/>
+                <w:szCs w:val="20"/>
+              </w:rPr>
+              <w:t xml:space="preserve"> </w:t>
+            </w:r>
+          </w:p>
+        </w:tc>
+        <w:tc>
+          <w:tcPr>
+            <w:tcW w:w="0" w:type="auto"/>
+          </w:tcPr>
+          <w:p>
+            <w:pPr>
+              <w:cnfStyle w:val="000000000000" w:firstRow="0" w:lastRow="0" w:firstColumn="0" w:lastColumn="0" w:oddVBand="0" w:evenVBand="0" w:oddHBand="0" w:evenHBand="0" w:firstRowFirstColumn="0" w:firstRowLastColumn="0" w:lastRowFirstColumn="0" w:lastRowLastColumn="0"/>
+              <w:rPr>
+                <w:rFonts w:ascii="Arial" w:hAnsi="Arial" w:cs="Arial"/>
+                <w:sz w:val="20"/>
+                <w:szCs w:val="20"/>
+              </w:rPr>
+            </w:pPr>
+            <w:r>
+              <w:rPr>
+                <w:rFonts w:ascii="Arial" w:hAnsi="Arial" w:cs="Arial"/>
+                <w:sz w:val="20"/>
+                <w:szCs w:val="20"/>
+              </w:rPr>
+              <w:t>Low</w:t>
+            </w:r>
+          </w:p>
+        </w:tc>
+        <w:tc>
+          <w:tcPr>
+            <w:tcW w:w="0" w:type="auto"/>
+          </w:tcPr>
+          <w:p>
+            <w:pPr>
+              <w:cnfStyle w:val="000000000000" w:firstRow="0" w:lastRow="0" w:firstColumn="0" w:lastColumn="0" w:oddVBand="0" w:evenVBand="0" w:oddHBand="0" w:evenHBand="0" w:firstRowFirstColumn="0" w:firstRowLastColumn="0" w:lastRowFirstColumn="0" w:lastRowLastColumn="0"/>
+              <w:rPr>
+                <w:rFonts w:ascii="Arial" w:hAnsi="Arial" w:cs="Arial"/>
+                <w:sz w:val="20"/>
+                <w:szCs w:val="20"/>
+              </w:rPr>
+            </w:pPr>
+            <w:r>
+              <w:rPr>
+                <w:rFonts w:ascii="Arial" w:hAnsi="Arial" w:cs="Arial"/>
+                <w:sz w:val="20"/>
+                <w:szCs w:val="20"/>
+              </w:rPr>
+              <w:t>High</w:t>
+            </w:r>
+          </w:p>
+        </w:tc>
+        <w:tc>
+          <w:tcPr>
+            <w:tcW w:w="0" w:type="auto"/>
+          </w:tcPr>
+          <w:p>
+            <w:pPr>
+              <w:cnfStyle w:val="000000000000" w:firstRow="0" w:lastRow="0" w:firstColumn="0" w:lastColumn="0" w:oddVBand="0" w:evenVBand="0" w:oddHBand="0" w:evenHBand="0" w:firstRowFirstColumn="0" w:firstRowLastColumn="0" w:lastRowFirstColumn="0" w:lastRowLastColumn="0"/>
+              <w:rPr>
+                <w:rFonts w:ascii="Arial" w:hAnsi="Arial" w:cs="Arial"/>
+                <w:sz w:val="20"/>
+                <w:szCs w:val="20"/>
+              </w:rPr>
+            </w:pPr>
+            <w:r>
+              <w:rPr>
+                <w:rFonts w:ascii="Arial" w:hAnsi="Arial" w:cs="Arial"/>
+                <w:sz w:val="20"/>
+                <w:szCs w:val="20"/>
+              </w:rPr>
+              <w:t>Review the survey to ensure that the variables being measured are adequate.</w:t>
+            </w:r>
+          </w:p>
+          <w:p>
+            <w:pPr>
+              <w:cnfStyle w:val="000000000000" w:firstRow="0" w:lastRow="0" w:firstColumn="0" w:lastColumn="0" w:oddVBand="0" w:evenVBand="0" w:oddHBand="0" w:evenHBand="0" w:firstRowFirstColumn="0" w:firstRowLastColumn="0" w:lastRowFirstColumn="0" w:lastRowLastColumn="0"/>
+              <w:rPr>
+                <w:rFonts w:ascii="Arial" w:hAnsi="Arial" w:cs="Arial"/>
+                <w:sz w:val="20"/>
+                <w:szCs w:val="20"/>
+              </w:rPr>
+            </w:pPr>
+            <w:r>
+              <w:rPr>
+                <w:rFonts w:ascii="Arial" w:hAnsi="Arial" w:cs="Arial"/>
+                <w:sz w:val="20"/>
+                <w:szCs w:val="20"/>
+              </w:rPr>
+              <w:t>Use automatic backups within Microsoft Forms.</w:t>
+            </w:r>
+          </w:p>
+          <w:p>
+            <w:pPr>
+              <w:cnfStyle w:val="000000000000" w:firstRow="0" w:lastRow="0" w:firstColumn="0" w:lastColumn="0" w:oddVBand="0" w:evenVBand="0" w:oddHBand="0" w:evenHBand="0" w:firstRowFirstColumn="0" w:firstRowLastColumn="0" w:lastRowFirstColumn="0" w:lastRowLastColumn="0"/>
+              <w:rPr>
+                <w:rFonts w:ascii="Arial" w:hAnsi="Arial" w:cs="Arial"/>
+                <w:sz w:val="20"/>
+                <w:szCs w:val="20"/>
+              </w:rPr>
+            </w:pPr>
+            <w:r>
+              <w:rPr>
+                <w:rFonts w:ascii="Arial" w:hAnsi="Arial" w:cs="Arial"/>
+                <w:sz w:val="20"/>
+                <w:szCs w:val="20"/>
+              </w:rPr>
+              <w:t>If findings are unexpected, review</w:t>
+            </w:r>
+            <w:r>
+              <w:rPr>
+                <w:rFonts w:ascii="Arial" w:hAnsi="Arial" w:cs="Arial"/>
+                <w:sz w:val="20"/>
+                <w:szCs w:val="20"/>
+              </w:rPr>
+              <w:t xml:space="preserve"> and interpret them.</w:t>
+            </w:r>
           </w:p>
         </w:tc>
       </w:tr>
@@ -4990,79 +5685,37 @@
         <w:rPr>
           <w:rFonts w:ascii="Arial" w:hAnsi="Arial" w:cs="Arial"/>
         </w:rPr>
-        <w:t>Ethical</w:t>
-      </w:r>
-    </w:p>
-    <w:p>
-      <w:pPr>
-        <w:pStyle w:val="ListParagraph"/>
-        <w:numPr>
-          <w:ilvl w:val="0"/>
-          <w:numId w:val="3"/>
-        </w:numPr>
-        <w:rPr>
-          <w:rFonts w:ascii="Arial" w:hAnsi="Arial" w:cs="Arial"/>
-        </w:rPr>
-      </w:pPr>
-      <w:r>
-        <w:rPr>
-          <w:rFonts w:ascii="Arial" w:hAnsi="Arial" w:cs="Arial"/>
-        </w:rPr>
-        <w:t>Informed consent</w:t>
-      </w:r>
-    </w:p>
-    <w:p>
-      <w:pPr>
-        <w:pStyle w:val="ListParagraph"/>
-        <w:numPr>
-          <w:ilvl w:val="0"/>
-          <w:numId w:val="3"/>
-        </w:numPr>
-        <w:rPr>
-          <w:rFonts w:ascii="Arial" w:hAnsi="Arial" w:cs="Arial"/>
-        </w:rPr>
-      </w:pPr>
-      <w:r>
-        <w:rPr>
-          <w:rFonts w:ascii="Arial" w:hAnsi="Arial" w:cs="Arial"/>
-        </w:rPr>
-        <w:t>Anonymity</w:t>
-      </w:r>
-    </w:p>
-    <w:p>
-      <w:pPr>
-        <w:pStyle w:val="ListParagraph"/>
-        <w:numPr>
-          <w:ilvl w:val="0"/>
-          <w:numId w:val="3"/>
-        </w:numPr>
-        <w:rPr>
-          <w:rFonts w:ascii="Arial" w:hAnsi="Arial" w:cs="Arial"/>
-        </w:rPr>
-      </w:pPr>
-      <w:r>
-        <w:rPr>
-          <w:rFonts w:ascii="Arial" w:hAnsi="Arial" w:cs="Arial"/>
-        </w:rPr>
-        <w:t>Confidentiality</w:t>
-      </w:r>
-    </w:p>
-    <w:p>
-      <w:pPr>
-        <w:pStyle w:val="ListParagraph"/>
-        <w:numPr>
-          <w:ilvl w:val="1"/>
-          <w:numId w:val="3"/>
-        </w:numPr>
-        <w:rPr>
-          <w:rFonts w:ascii="Arial" w:hAnsi="Arial" w:cs="Arial"/>
-        </w:rPr>
-      </w:pPr>
-      <w:r>
-        <w:rPr>
-          <w:rFonts w:ascii="Arial" w:hAnsi="Arial" w:cs="Arial"/>
-        </w:rPr>
-        <w:t>Use Microsoft forms as university is required to GDPR</w:t>
+        <w:t xml:space="preserve">Ethical considerations have been considered throughout the project. </w:t>
+      </w:r>
+      <w:r>
+        <w:rPr>
+          <w:rFonts w:ascii="Arial" w:hAnsi="Arial" w:cs="Arial"/>
+        </w:rPr>
+        <w:t xml:space="preserve">All participants will be required to sign a digital consent form before testing. The participants will also be able to </w:t>
+      </w:r>
+      <w:r>
+        <w:rPr>
+          <w:rFonts w:ascii="Arial" w:hAnsi="Arial" w:cs="Arial"/>
+        </w:rPr>
+        <w:t xml:space="preserve">withdraw consent anytime during the testing procedure. All surveys made will be hosted through Microsoft Forms, ensuring that </w:t>
+      </w:r>
+      <w:r>
+        <w:rPr>
+          <w:rFonts w:ascii="Arial" w:hAnsi="Arial" w:cs="Arial"/>
+        </w:rPr>
+        <w:t>GDPR compliance and data protection will be present throughout.</w:t>
+      </w:r>
+      <w:r>
+        <w:rPr>
+          <w:rFonts w:ascii="Arial" w:hAnsi="Arial" w:cs="Arial"/>
+        </w:rPr>
+        <w:t xml:space="preserve"> In addition, no personal data will be collected to ensure that the participant is truly anonymous.</w:t>
+      </w:r>
+      <w:r>
+        <w:rPr>
+          <w:rFonts w:ascii="Arial" w:hAnsi="Arial" w:cs="Arial"/>
+        </w:rPr>
+        <w:t xml:space="preserve"> Data that is stored will be stored through the university.</w:t>
       </w:r>
     </w:p>
     <w:p>
@@ -5093,9 +5746,17 @@
           <w:szCs w:val="22"/>
         </w:rPr>
       </w:pPr>
+      <w:r>
+        <w:rPr>
+          <w:rFonts w:ascii="Arial" w:hAnsi="Arial" w:cs="Arial"/>
+          <w:sz w:val="22"/>
+          <w:szCs w:val="22"/>
+        </w:rPr>
+        <w:t>Include any additional material here, such as review steps, specifications, and methodologies.</w:t>
+      </w:r>
     </w:p>
     <w:sectPr>
-      <w:headerReference w:type="default" r:id="rId11"/>
+      <w:headerReference w:type="default" r:id="rId13"/>
       <w:type w:val="continuous"/>
       <w:pgSz w:w="11910" w:h="16840"/>
       <w:pgMar w:top="2365" w:right="1361" w:bottom="1361" w:left="1361" w:header="992" w:footer="987" w:gutter="567"/>
@@ -6235,6 +6896,7 @@
   <w:style w:type="character" w:default="1" w:styleId="DefaultParagraphFont">
     <w:name w:val="Default Paragraph Font"/>
     <w:uiPriority w:val="1"/>
+    <w:semiHidden/>
     <w:unhideWhenUsed/>
   </w:style>
   <w:style w:type="table" w:default="1" w:styleId="TableNormal">
@@ -7171,14 +7833,6 @@
 </file>
 
 <file path=customXml/item1.xml><?xml version="1.0" encoding="utf-8"?>
-<p:properties xmlns:p="http://schemas.microsoft.com/office/2006/metadata/properties" xmlns:xsi="http://www.w3.org/2001/XMLSchema-instance" xmlns:pc="http://schemas.microsoft.com/office/infopath/2007/PartnerControls">
-  <documentManagement>
-    <_activity xmlns="4e6bee01-fae3-4e1c-8f1a-9ed0fe9197f3" xsi:nil="true"/>
-  </documentManagement>
-</p:properties>
-</file>
-
-<file path=customXml/item2.xml><?xml version="1.0" encoding="utf-8"?>
 <ct:contentTypeSchema xmlns:ct="http://schemas.microsoft.com/office/2006/metadata/contentType" xmlns:ma="http://schemas.microsoft.com/office/2006/metadata/properties/metaAttributes" ct:_="" ma:_="" ma:contentTypeName="Document" ma:contentTypeID="0x0101008F0F6E24CBBDF2489BB0C7D787BF1FA9" ma:contentTypeVersion="15" ma:contentTypeDescription="Create a new document." ma:contentTypeScope="" ma:versionID="2d4b1107e0bcd24d879f2e81b4ffe2f7">
   <xsd:schema xmlns:xsd="http://www.w3.org/2001/XMLSchema" xmlns:xs="http://www.w3.org/2001/XMLSchema" xmlns:p="http://schemas.microsoft.com/office/2006/metadata/properties" xmlns:ns3="4e6bee01-fae3-4e1c-8f1a-9ed0fe9197f3" xmlns:ns4="9ebee74b-6c09-439e-a20a-fc6d1b49bd2d" targetNamespace="http://schemas.microsoft.com/office/2006/metadata/properties" ma:root="true" ma:fieldsID="5cc5db8e17a87248a928f297a097d818" ns3:_="" ns4:_="">
     <xsd:import namespace="4e6bee01-fae3-4e1c-8f1a-9ed0fe9197f3"/>
@@ -7411,7 +8065,7 @@
 </ct:contentTypeSchema>
 </file>
 
-<file path=customXml/item3.xml><?xml version="1.0" encoding="utf-8"?>
+<file path=customXml/item2.xml><?xml version="1.0" encoding="utf-8"?>
 <?mso-contentType ?>
 <FormTemplates xmlns="http://schemas.microsoft.com/sharepoint/v3/contenttype/forms">
   <Display>DocumentLibraryForm</Display>
@@ -7420,21 +8074,19 @@
 </FormTemplates>
 </file>
 
-<file path=customXml/item4.xml><?xml version="1.0" encoding="utf-8"?>
+<file path=customXml/item3.xml><?xml version="1.0" encoding="utf-8"?>
 <b:Sources xmlns:b="http://schemas.openxmlformats.org/officeDocument/2006/bibliography" xmlns="http://schemas.openxmlformats.org/officeDocument/2006/bibliography" SelectedStyle="\APASixthEditionOfficeOnline.xsl" StyleName="APA" Version="6"/>
 </file>
 
-<file path=customXml/itemProps1.xml><?xml version="1.0" encoding="utf-8"?>
-<ds:datastoreItem xmlns:ds="http://schemas.openxmlformats.org/officeDocument/2006/customXml" ds:itemID="{427E592C-BA00-4E9F-856E-27CA4AE42C28}">
-  <ds:schemaRefs>
-    <ds:schemaRef ds:uri="http://schemas.microsoft.com/office/2006/metadata/properties"/>
-    <ds:schemaRef ds:uri="http://schemas.microsoft.com/office/infopath/2007/PartnerControls"/>
-    <ds:schemaRef ds:uri="4e6bee01-fae3-4e1c-8f1a-9ed0fe9197f3"/>
-  </ds:schemaRefs>
-</ds:datastoreItem>
+<file path=customXml/item4.xml><?xml version="1.0" encoding="utf-8"?>
+<p:properties xmlns:p="http://schemas.microsoft.com/office/2006/metadata/properties" xmlns:xsi="http://www.w3.org/2001/XMLSchema-instance" xmlns:pc="http://schemas.microsoft.com/office/infopath/2007/PartnerControls">
+  <documentManagement>
+    <_activity xmlns="4e6bee01-fae3-4e1c-8f1a-9ed0fe9197f3" xsi:nil="true"/>
+  </documentManagement>
+</p:properties>
 </file>
 
-<file path=customXml/itemProps2.xml><?xml version="1.0" encoding="utf-8"?>
+<file path=customXml/itemProps1.xml><?xml version="1.0" encoding="utf-8"?>
 <ds:datastoreItem xmlns:ds="http://schemas.openxmlformats.org/officeDocument/2006/customXml" ds:itemID="{71FFA508-172B-43AC-84A2-26545FBF7306}">
   <ds:schemaRefs>
     <ds:schemaRef ds:uri="http://schemas.microsoft.com/office/2006/metadata/contentType"/>
@@ -7453,7 +8105,7 @@
 </ds:datastoreItem>
 </file>
 
-<file path=customXml/itemProps3.xml><?xml version="1.0" encoding="utf-8"?>
+<file path=customXml/itemProps2.xml><?xml version="1.0" encoding="utf-8"?>
 <ds:datastoreItem xmlns:ds="http://schemas.openxmlformats.org/officeDocument/2006/customXml" ds:itemID="{E4A5EDD7-4E6F-4D6E-A621-24883E4CA807}">
   <ds:schemaRefs>
     <ds:schemaRef ds:uri="http://schemas.microsoft.com/sharepoint/v3/contenttype/forms"/>
@@ -7461,10 +8113,20 @@
 </ds:datastoreItem>
 </file>
 
-<file path=customXml/itemProps4.xml><?xml version="1.0" encoding="utf-8"?>
+<file path=customXml/itemProps3.xml><?xml version="1.0" encoding="utf-8"?>
 <ds:datastoreItem xmlns:ds="http://schemas.openxmlformats.org/officeDocument/2006/customXml" ds:itemID="{01737935-5D60-4040-8892-9E4074313170}">
   <ds:schemaRefs>
     <ds:schemaRef ds:uri="http://schemas.openxmlformats.org/officeDocument/2006/bibliography"/>
   </ds:schemaRefs>
 </ds:datastoreItem>
+</file>
+
+<file path=customXml/itemProps4.xml><?xml version="1.0" encoding="utf-8"?>
+<ds:datastoreItem xmlns:ds="http://schemas.openxmlformats.org/officeDocument/2006/customXml" ds:itemID="{427E592C-BA00-4E9F-856E-27CA4AE42C28}">
+  <ds:schemaRefs>
+    <ds:schemaRef ds:uri="http://schemas.microsoft.com/office/2006/metadata/properties"/>
+    <ds:schemaRef ds:uri="http://schemas.microsoft.com/office/infopath/2007/PartnerControls"/>
+    <ds:schemaRef ds:uri="4e6bee01-fae3-4e1c-8f1a-9ed0fe9197f3"/>
+  </ds:schemaRefs>
+</ds:datastoreItem>
 </file>
--- a/[Vennce Bravo - 231402264] 25-26 Project Interim Report Template .docx
+++ b/[Vennce Bravo - 231402264] 25-26 Project Interim Report Template .docx
@@ -125,7 +125,7 @@
           </mc:Choice>
           <mc:Fallback>
             <w:pict>
-              <v:line w14:anchorId="317FDC03" id="Straight Connector 12" o:spid="_x0000_s1026" style="position:absolute;z-index:251658240;visibility:visible;mso-wrap-style:square;mso-width-percent:0;mso-height-percent:0;mso-wrap-distance-left:9pt;mso-wrap-distance-top:0;mso-wrap-distance-right:9pt;mso-wrap-distance-bottom:0;mso-position-horizontal:absolute;mso-position-horizontal-relative:margin;mso-position-vertical:absolute;mso-position-vertical-relative:text;mso-width-percent:0;mso-height-percent:0;mso-width-relative:margin;mso-height-relative:margin" from="3.2pt,9.85pt" to="456.7pt,9.85pt" o:gfxdata="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" strokecolor="#0e2841 [3215]" strokeweight="2.25pt">
+              <v:line w14:anchorId="32117DA1" id="Straight Connector 12" o:spid="_x0000_s1026" style="position:absolute;z-index:251658240;visibility:visible;mso-wrap-style:square;mso-width-percent:0;mso-height-percent:0;mso-wrap-distance-left:9pt;mso-wrap-distance-top:0;mso-wrap-distance-right:9pt;mso-wrap-distance-bottom:0;mso-position-horizontal:absolute;mso-position-horizontal-relative:margin;mso-position-vertical:absolute;mso-position-vertical-relative:text;mso-width-percent:0;mso-height-percent:0;mso-width-relative:margin;mso-height-relative:margin" from="3.2pt,9.85pt" to="456.7pt,9.85pt" o:gfxdata="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" strokecolor="#0e2841 [3215]" strokeweight="2.25pt">
                 <v:stroke dashstyle="dash" opacity="50372f" linestyle="thinThin" endcap="round"/>
                 <v:shadow on="t" color="black" opacity="26214f" origin=",-.5" offset="0,3pt"/>
                 <w10:wrap anchorx="margin"/>
@@ -405,7 +405,7 @@
           </mc:Choice>
           <mc:Fallback>
             <w:pict>
-              <v:line w14:anchorId="53AA6C65" id="Straight Connector 12" o:spid="_x0000_s1026" style="position:absolute;z-index:251658241;visibility:visible;mso-wrap-style:square;mso-width-percent:0;mso-height-percent:0;mso-wrap-distance-left:9pt;mso-wrap-distance-top:0;mso-wrap-distance-right:9pt;mso-wrap-distance-bottom:0;mso-position-horizontal:absolute;mso-position-horizontal-relative:margin;mso-position-vertical:absolute;mso-position-vertical-relative:text;mso-width-percent:0;mso-height-percent:0;mso-width-relative:margin;mso-height-relative:margin" from="3.8pt,24.3pt" to="457.3pt,24.3pt" o:gfxdata="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" strokecolor="#0e2841 [3215]" strokeweight="2.25pt">
+              <v:line w14:anchorId="322A27F1" id="Straight Connector 12" o:spid="_x0000_s1026" style="position:absolute;z-index:251658241;visibility:visible;mso-wrap-style:square;mso-width-percent:0;mso-height-percent:0;mso-wrap-distance-left:9pt;mso-wrap-distance-top:0;mso-wrap-distance-right:9pt;mso-wrap-distance-bottom:0;mso-position-horizontal:absolute;mso-position-horizontal-relative:margin;mso-position-vertical:absolute;mso-position-vertical-relative:text;mso-width-percent:0;mso-height-percent:0;mso-width-relative:margin;mso-height-relative:margin" from="3.8pt,24.3pt" to="457.3pt,24.3pt" o:gfxdata="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" strokecolor="#0e2841 [3215]" strokeweight="2.25pt">
                 <v:stroke dashstyle="dash" opacity="50372f" linestyle="thinThin" endcap="round"/>
                 <v:shadow on="t" color="black" opacity="26214f" origin=",-.5" offset="0,3pt"/>
                 <w10:wrap anchorx="margin"/>
@@ -717,7 +717,7 @@
           <w:r>
             <w:fldChar w:fldCharType="separate"/>
           </w:r>
-          <w:hyperlink w:anchor="_Toc212463152" w:history="1">
+          <w:hyperlink w:anchor="_Toc212714927" w:history="1">
             <w:r>
               <w:rPr>
                 <w:rStyle w:val="Hyperlink"/>
@@ -744,7 +744,7 @@
                 <w:noProof/>
                 <w:webHidden/>
               </w:rPr>
-              <w:instrText xml:space="preserve"> PAGEREF _Toc212463152 \h </w:instrText>
+              <w:instrText xml:space="preserve"> PAGEREF _Toc212714927 \h </w:instrText>
             </w:r>
             <w:r>
               <w:rPr>
@@ -764,7 +764,7 @@
                 <w:noProof/>
                 <w:webHidden/>
               </w:rPr>
-              <w:t>4</w:t>
+              <w:t>1</w:t>
             </w:r>
             <w:r>
               <w:rPr>
@@ -787,7 +787,7 @@
               <w:lang w:eastAsia="en-GB"/>
             </w:rPr>
           </w:pPr>
-          <w:hyperlink w:anchor="_Toc212463153" w:history="1">
+          <w:hyperlink w:anchor="_Toc212714928" w:history="1">
             <w:r>
               <w:rPr>
                 <w:rStyle w:val="Hyperlink"/>
@@ -814,7 +814,7 @@
                 <w:noProof/>
                 <w:webHidden/>
               </w:rPr>
-              <w:instrText xml:space="preserve"> PAGEREF _Toc212463153 \h </w:instrText>
+              <w:instrText xml:space="preserve"> PAGEREF _Toc212714928 \h </w:instrText>
             </w:r>
             <w:r>
               <w:rPr>
@@ -834,7 +834,7 @@
                 <w:noProof/>
                 <w:webHidden/>
               </w:rPr>
-              <w:t>4</w:t>
+              <w:t>1</w:t>
             </w:r>
             <w:r>
               <w:rPr>
@@ -857,7 +857,7 @@
               <w:lang w:eastAsia="en-GB"/>
             </w:rPr>
           </w:pPr>
-          <w:hyperlink w:anchor="_Toc212463154" w:history="1">
+          <w:hyperlink w:anchor="_Toc212714929" w:history="1">
             <w:r>
               <w:rPr>
                 <w:rStyle w:val="Hyperlink"/>
@@ -884,7 +884,7 @@
                 <w:noProof/>
                 <w:webHidden/>
               </w:rPr>
-              <w:instrText xml:space="preserve"> PAGEREF _Toc212463154 \h </w:instrText>
+              <w:instrText xml:space="preserve"> PAGEREF _Toc212714929 \h </w:instrText>
             </w:r>
             <w:r>
               <w:rPr>
@@ -904,7 +904,7 @@
                 <w:noProof/>
                 <w:webHidden/>
               </w:rPr>
-              <w:t>5</w:t>
+              <w:t>1</w:t>
             </w:r>
             <w:r>
               <w:rPr>
@@ -927,13 +927,13 @@
               <w:lang w:eastAsia="en-GB"/>
             </w:rPr>
           </w:pPr>
-          <w:hyperlink w:anchor="_Toc212463155" w:history="1">
+          <w:hyperlink w:anchor="_Toc212714930" w:history="1">
             <w:r>
               <w:rPr>
                 <w:rStyle w:val="Hyperlink"/>
                 <w:noProof/>
               </w:rPr>
-              <w:t>2.1 Critical Analysis and Gap Identification</w:t>
+              <w:t>2.0.1 Themes</w:t>
             </w:r>
             <w:r>
               <w:rPr>
@@ -954,7 +954,7 @@
                 <w:noProof/>
                 <w:webHidden/>
               </w:rPr>
-              <w:instrText xml:space="preserve"> PAGEREF _Toc212463155 \h </w:instrText>
+              <w:instrText xml:space="preserve"> PAGEREF _Toc212714930 \h </w:instrText>
             </w:r>
             <w:r>
               <w:rPr>
@@ -974,7 +974,147 @@
                 <w:noProof/>
                 <w:webHidden/>
               </w:rPr>
-              <w:t>5</w:t>
+              <w:t>1</w:t>
+            </w:r>
+            <w:r>
+              <w:rPr>
+                <w:noProof/>
+                <w:webHidden/>
+              </w:rPr>
+              <w:fldChar w:fldCharType="end"/>
+            </w:r>
+          </w:hyperlink>
+        </w:p>
+        <w:p>
+          <w:pPr>
+            <w:pStyle w:val="TOC3"/>
+            <w:tabs>
+              <w:tab w:val="right" w:leader="dot" w:pos="8611"/>
+            </w:tabs>
+            <w:rPr>
+              <w:rFonts w:eastAsiaTheme="minorEastAsia"/>
+              <w:noProof/>
+              <w:lang w:eastAsia="en-GB"/>
+            </w:rPr>
+          </w:pPr>
+          <w:hyperlink w:anchor="_Toc212714931" w:history="1">
+            <w:r>
+              <w:rPr>
+                <w:rStyle w:val="Hyperlink"/>
+                <w:noProof/>
+              </w:rPr>
+              <w:t>2.0.1.1 Cozy Games as a Social Construct</w:t>
+            </w:r>
+            <w:r>
+              <w:rPr>
+                <w:noProof/>
+                <w:webHidden/>
+              </w:rPr>
+              <w:tab/>
+            </w:r>
+            <w:r>
+              <w:rPr>
+                <w:noProof/>
+                <w:webHidden/>
+              </w:rPr>
+              <w:fldChar w:fldCharType="begin"/>
+            </w:r>
+            <w:r>
+              <w:rPr>
+                <w:noProof/>
+                <w:webHidden/>
+              </w:rPr>
+              <w:instrText xml:space="preserve"> PAGEREF _Toc212714931 \h </w:instrText>
+            </w:r>
+            <w:r>
+              <w:rPr>
+                <w:noProof/>
+                <w:webHidden/>
+              </w:rPr>
+            </w:r>
+            <w:r>
+              <w:rPr>
+                <w:noProof/>
+                <w:webHidden/>
+              </w:rPr>
+              <w:fldChar w:fldCharType="separate"/>
+            </w:r>
+            <w:r>
+              <w:rPr>
+                <w:noProof/>
+                <w:webHidden/>
+              </w:rPr>
+              <w:t>1</w:t>
+            </w:r>
+            <w:r>
+              <w:rPr>
+                <w:noProof/>
+                <w:webHidden/>
+              </w:rPr>
+              <w:fldChar w:fldCharType="end"/>
+            </w:r>
+          </w:hyperlink>
+        </w:p>
+        <w:p>
+          <w:pPr>
+            <w:pStyle w:val="TOC3"/>
+            <w:tabs>
+              <w:tab w:val="right" w:leader="dot" w:pos="8611"/>
+            </w:tabs>
+            <w:rPr>
+              <w:rFonts w:eastAsiaTheme="minorEastAsia"/>
+              <w:noProof/>
+              <w:lang w:eastAsia="en-GB"/>
+            </w:rPr>
+          </w:pPr>
+          <w:hyperlink w:anchor="_Toc212714932" w:history="1">
+            <w:r>
+              <w:rPr>
+                <w:rStyle w:val="Hyperlink"/>
+                <w:noProof/>
+              </w:rPr>
+              <w:t>2.0.1.2 Cozy Games Core Pillars</w:t>
+            </w:r>
+            <w:r>
+              <w:rPr>
+                <w:noProof/>
+                <w:webHidden/>
+              </w:rPr>
+              <w:tab/>
+            </w:r>
+            <w:r>
+              <w:rPr>
+                <w:noProof/>
+                <w:webHidden/>
+              </w:rPr>
+              <w:fldChar w:fldCharType="begin"/>
+            </w:r>
+            <w:r>
+              <w:rPr>
+                <w:noProof/>
+                <w:webHidden/>
+              </w:rPr>
+              <w:instrText xml:space="preserve"> PAGEREF _Toc212714932 \h </w:instrText>
+            </w:r>
+            <w:r>
+              <w:rPr>
+                <w:noProof/>
+                <w:webHidden/>
+              </w:rPr>
+            </w:r>
+            <w:r>
+              <w:rPr>
+                <w:noProof/>
+                <w:webHidden/>
+              </w:rPr>
+              <w:fldChar w:fldCharType="separate"/>
+            </w:r>
+            <w:r>
+              <w:rPr>
+                <w:noProof/>
+                <w:webHidden/>
+              </w:rPr>
+              <w:t>1</w:t>
             </w:r>
             <w:r>
               <w:rPr>
@@ -997,12 +1137,82 @@
               <w:lang w:eastAsia="en-GB"/>
             </w:rPr>
           </w:pPr>
-          <w:hyperlink w:anchor="_Toc212463156" w:history="1">
+          <w:hyperlink w:anchor="_Toc212714933" w:history="1">
             <w:r>
               <w:rPr>
                 <w:rStyle w:val="Hyperlink"/>
                 <w:noProof/>
               </w:rPr>
+              <w:t>2.1 Critical Analysis and Gap Identification</w:t>
+            </w:r>
+            <w:r>
+              <w:rPr>
+                <w:noProof/>
+                <w:webHidden/>
+              </w:rPr>
+              <w:tab/>
+            </w:r>
+            <w:r>
+              <w:rPr>
+                <w:noProof/>
+                <w:webHidden/>
+              </w:rPr>
+              <w:fldChar w:fldCharType="begin"/>
+            </w:r>
+            <w:r>
+              <w:rPr>
+                <w:noProof/>
+                <w:webHidden/>
+              </w:rPr>
+              <w:instrText xml:space="preserve"> PAGEREF _Toc212714933 \h </w:instrText>
+            </w:r>
+            <w:r>
+              <w:rPr>
+                <w:noProof/>
+                <w:webHidden/>
+              </w:rPr>
+            </w:r>
+            <w:r>
+              <w:rPr>
+                <w:noProof/>
+                <w:webHidden/>
+              </w:rPr>
+              <w:fldChar w:fldCharType="separate"/>
+            </w:r>
+            <w:r>
+              <w:rPr>
+                <w:noProof/>
+                <w:webHidden/>
+              </w:rPr>
+              <w:t>1</w:t>
+            </w:r>
+            <w:r>
+              <w:rPr>
+                <w:noProof/>
+                <w:webHidden/>
+              </w:rPr>
+              <w:fldChar w:fldCharType="end"/>
+            </w:r>
+          </w:hyperlink>
+        </w:p>
+        <w:p>
+          <w:pPr>
+            <w:pStyle w:val="TOC2"/>
+            <w:tabs>
+              <w:tab w:val="right" w:leader="dot" w:pos="8611"/>
+            </w:tabs>
+            <w:rPr>
+              <w:rFonts w:eastAsiaTheme="minorEastAsia"/>
+              <w:noProof/>
+              <w:lang w:eastAsia="en-GB"/>
+            </w:rPr>
+          </w:pPr>
+          <w:hyperlink w:anchor="_Toc212714934" w:history="1">
+            <w:r>
+              <w:rPr>
+                <w:rStyle w:val="Hyperlink"/>
+                <w:noProof/>
+              </w:rPr>
               <w:t>2.2 Project Justification</w:t>
             </w:r>
             <w:r>
@@ -1024,7 +1234,7 @@
                 <w:noProof/>
                 <w:webHidden/>
               </w:rPr>
-              <w:instrText xml:space="preserve"> PAGEREF _Toc212463156 \h </w:instrText>
+              <w:instrText xml:space="preserve"> PAGEREF _Toc212714934 \h </w:instrText>
             </w:r>
             <w:r>
               <w:rPr>
@@ -1044,7 +1254,7 @@
                 <w:noProof/>
                 <w:webHidden/>
               </w:rPr>
-              <w:t>5</w:t>
+              <w:t>1</w:t>
             </w:r>
             <w:r>
               <w:rPr>
@@ -1067,7 +1277,7 @@
               <w:lang w:eastAsia="en-GB"/>
             </w:rPr>
           </w:pPr>
-          <w:hyperlink w:anchor="_Toc212463157" w:history="1">
+          <w:hyperlink w:anchor="_Toc212714935" w:history="1">
             <w:r>
               <w:rPr>
                 <w:rStyle w:val="Hyperlink"/>
@@ -1094,7 +1304,7 @@
                 <w:noProof/>
                 <w:webHidden/>
               </w:rPr>
-              <w:instrText xml:space="preserve"> PAGEREF _Toc212463157 \h </w:instrText>
+              <w:instrText xml:space="preserve"> PAGEREF _Toc212714935 \h </w:instrText>
             </w:r>
             <w:r>
               <w:rPr>
@@ -1114,7 +1324,7 @@
                 <w:noProof/>
                 <w:webHidden/>
               </w:rPr>
-              <w:t>5</w:t>
+              <w:t>1</w:t>
             </w:r>
             <w:r>
               <w:rPr>
@@ -1137,7 +1347,7 @@
               <w:lang w:eastAsia="en-GB"/>
             </w:rPr>
           </w:pPr>
-          <w:hyperlink w:anchor="_Toc212463158" w:history="1">
+          <w:hyperlink w:anchor="_Toc212714936" w:history="1">
             <w:r>
               <w:rPr>
                 <w:rStyle w:val="Hyperlink"/>
@@ -1164,7 +1374,7 @@
                 <w:noProof/>
                 <w:webHidden/>
               </w:rPr>
-              <w:instrText xml:space="preserve"> PAGEREF _Toc212463158 \h </w:instrText>
+              <w:instrText xml:space="preserve"> PAGEREF _Toc212714936 \h </w:instrText>
             </w:r>
             <w:r>
               <w:rPr>
@@ -1184,7 +1394,7 @@
                 <w:noProof/>
                 <w:webHidden/>
               </w:rPr>
-              <w:t>6</w:t>
+              <w:t>1</w:t>
             </w:r>
             <w:r>
               <w:rPr>
@@ -1207,7 +1417,7 @@
               <w:lang w:eastAsia="en-GB"/>
             </w:rPr>
           </w:pPr>
-          <w:hyperlink w:anchor="_Toc212463159" w:history="1">
+          <w:hyperlink w:anchor="_Toc212714937" w:history="1">
             <w:r>
               <w:rPr>
                 <w:rStyle w:val="Hyperlink"/>
@@ -1234,7 +1444,7 @@
                 <w:noProof/>
                 <w:webHidden/>
               </w:rPr>
-              <w:instrText xml:space="preserve"> PAGEREF _Toc212463159 \h </w:instrText>
+              <w:instrText xml:space="preserve"> PAGEREF _Toc212714937 \h </w:instrText>
             </w:r>
             <w:r>
               <w:rPr>
@@ -1254,7 +1464,7 @@
                 <w:noProof/>
                 <w:webHidden/>
               </w:rPr>
-              <w:t>6</w:t>
+              <w:t>1</w:t>
             </w:r>
             <w:r>
               <w:rPr>
@@ -1277,13 +1487,13 @@
               <w:lang w:eastAsia="en-GB"/>
             </w:rPr>
           </w:pPr>
-          <w:hyperlink w:anchor="_Toc212463160" w:history="1">
+          <w:hyperlink w:anchor="_Toc212714938" w:history="1">
             <w:r>
               <w:rPr>
                 <w:rStyle w:val="Hyperlink"/>
                 <w:noProof/>
               </w:rPr>
-              <w:t>Objective 1: Evaluate the current landscape of the game genre split</w:t>
+              <w:t>Objective 1: Evaluate the current landscape of the Cozy Game Genre</w:t>
             </w:r>
             <w:r>
               <w:rPr>
@@ -1304,7 +1514,7 @@
                 <w:noProof/>
                 <w:webHidden/>
               </w:rPr>
-              <w:instrText xml:space="preserve"> PAGEREF _Toc212463160 \h </w:instrText>
+              <w:instrText xml:space="preserve"> PAGEREF _Toc212714938 \h </w:instrText>
             </w:r>
             <w:r>
               <w:rPr>
@@ -1324,7 +1534,7 @@
                 <w:noProof/>
                 <w:webHidden/>
               </w:rPr>
-              <w:t>6</w:t>
+              <w:t>1</w:t>
             </w:r>
             <w:r>
               <w:rPr>
@@ -1347,7 +1557,7 @@
               <w:lang w:eastAsia="en-GB"/>
             </w:rPr>
           </w:pPr>
-          <w:hyperlink w:anchor="_Toc212463161" w:history="1">
+          <w:hyperlink w:anchor="_Toc212714939" w:history="1">
             <w:r>
               <w:rPr>
                 <w:rStyle w:val="Hyperlink"/>
@@ -1374,7 +1584,7 @@
                 <w:noProof/>
                 <w:webHidden/>
               </w:rPr>
-              <w:instrText xml:space="preserve"> PAGEREF _Toc212463161 \h </w:instrText>
+              <w:instrText xml:space="preserve"> PAGEREF _Toc212714939 \h </w:instrText>
             </w:r>
             <w:r>
               <w:rPr>
@@ -1394,7 +1604,7 @@
                 <w:noProof/>
                 <w:webHidden/>
               </w:rPr>
-              <w:t>6</w:t>
+              <w:t>1</w:t>
             </w:r>
             <w:r>
               <w:rPr>
@@ -1417,7 +1627,7 @@
               <w:lang w:eastAsia="en-GB"/>
             </w:rPr>
           </w:pPr>
-          <w:hyperlink w:anchor="_Toc212463162" w:history="1">
+          <w:hyperlink w:anchor="_Toc212714940" w:history="1">
             <w:r>
               <w:rPr>
                 <w:rStyle w:val="Hyperlink"/>
@@ -1444,7 +1654,7 @@
                 <w:noProof/>
                 <w:webHidden/>
               </w:rPr>
-              <w:instrText xml:space="preserve"> PAGEREF _Toc212463162 \h </w:instrText>
+              <w:instrText xml:space="preserve"> PAGEREF _Toc212714940 \h </w:instrText>
             </w:r>
             <w:r>
               <w:rPr>
@@ -1464,7 +1674,7 @@
                 <w:noProof/>
                 <w:webHidden/>
               </w:rPr>
-              <w:t>6</w:t>
+              <w:t>1</w:t>
             </w:r>
             <w:r>
               <w:rPr>
@@ -1487,7 +1697,7 @@
               <w:lang w:eastAsia="en-GB"/>
             </w:rPr>
           </w:pPr>
-          <w:hyperlink w:anchor="_Toc212463163" w:history="1">
+          <w:hyperlink w:anchor="_Toc212714941" w:history="1">
             <w:r>
               <w:rPr>
                 <w:rStyle w:val="Hyperlink"/>
@@ -1514,7 +1724,7 @@
                 <w:noProof/>
                 <w:webHidden/>
               </w:rPr>
-              <w:instrText xml:space="preserve"> PAGEREF _Toc212463163 \h </w:instrText>
+              <w:instrText xml:space="preserve"> PAGEREF _Toc212714941 \h </w:instrText>
             </w:r>
             <w:r>
               <w:rPr>
@@ -1534,7 +1744,7 @@
                 <w:noProof/>
                 <w:webHidden/>
               </w:rPr>
-              <w:t>7</w:t>
+              <w:t>1</w:t>
             </w:r>
             <w:r>
               <w:rPr>
@@ -1557,7 +1767,7 @@
               <w:lang w:eastAsia="en-GB"/>
             </w:rPr>
           </w:pPr>
-          <w:hyperlink w:anchor="_Toc212463164" w:history="1">
+          <w:hyperlink w:anchor="_Toc212714942" w:history="1">
             <w:r>
               <w:rPr>
                 <w:rStyle w:val="Hyperlink"/>
@@ -1584,7 +1794,7 @@
                 <w:noProof/>
                 <w:webHidden/>
               </w:rPr>
-              <w:instrText xml:space="preserve"> PAGEREF _Toc212463164 \h </w:instrText>
+              <w:instrText xml:space="preserve"> PAGEREF _Toc212714942 \h </w:instrText>
             </w:r>
             <w:r>
               <w:rPr>
@@ -1604,7 +1814,7 @@
                 <w:noProof/>
                 <w:webHidden/>
               </w:rPr>
-              <w:t>7</w:t>
+              <w:t>1</w:t>
             </w:r>
             <w:r>
               <w:rPr>
@@ -1627,7 +1837,7 @@
               <w:lang w:eastAsia="en-GB"/>
             </w:rPr>
           </w:pPr>
-          <w:hyperlink w:anchor="_Toc212463165" w:history="1">
+          <w:hyperlink w:anchor="_Toc212714943" w:history="1">
             <w:r>
               <w:rPr>
                 <w:rStyle w:val="Hyperlink"/>
@@ -1654,7 +1864,7 @@
                 <w:noProof/>
                 <w:webHidden/>
               </w:rPr>
-              <w:instrText xml:space="preserve"> PAGEREF _Toc212463165 \h </w:instrText>
+              <w:instrText xml:space="preserve"> PAGEREF _Toc212714943 \h </w:instrText>
             </w:r>
             <w:r>
               <w:rPr>
@@ -1674,7 +1884,7 @@
                 <w:noProof/>
                 <w:webHidden/>
               </w:rPr>
-              <w:t>7</w:t>
+              <w:t>1</w:t>
             </w:r>
             <w:r>
               <w:rPr>
@@ -1697,7 +1907,7 @@
               <w:lang w:eastAsia="en-GB"/>
             </w:rPr>
           </w:pPr>
-          <w:hyperlink w:anchor="_Toc212463166" w:history="1">
+          <w:hyperlink w:anchor="_Toc212714944" w:history="1">
             <w:r>
               <w:rPr>
                 <w:rStyle w:val="Hyperlink"/>
@@ -1724,7 +1934,7 @@
                 <w:noProof/>
                 <w:webHidden/>
               </w:rPr>
-              <w:instrText xml:space="preserve"> PAGEREF _Toc212463166 \h </w:instrText>
+              <w:instrText xml:space="preserve"> PAGEREF _Toc212714944 \h </w:instrText>
             </w:r>
             <w:r>
               <w:rPr>
@@ -1744,7 +1954,7 @@
                 <w:noProof/>
                 <w:webHidden/>
               </w:rPr>
-              <w:t>7</w:t>
+              <w:t>1</w:t>
             </w:r>
             <w:r>
               <w:rPr>
@@ -1767,7 +1977,7 @@
               <w:lang w:eastAsia="en-GB"/>
             </w:rPr>
           </w:pPr>
-          <w:hyperlink w:anchor="_Toc212463167" w:history="1">
+          <w:hyperlink w:anchor="_Toc212714945" w:history="1">
             <w:r>
               <w:rPr>
                 <w:rStyle w:val="Hyperlink"/>
@@ -1794,7 +2004,7 @@
                 <w:noProof/>
                 <w:webHidden/>
               </w:rPr>
-              <w:instrText xml:space="preserve"> PAGEREF _Toc212463167 \h </w:instrText>
+              <w:instrText xml:space="preserve"> PAGEREF _Toc212714945 \h </w:instrText>
             </w:r>
             <w:r>
               <w:rPr>
@@ -1814,7 +2024,7 @@
                 <w:noProof/>
                 <w:webHidden/>
               </w:rPr>
-              <w:t>7</w:t>
+              <w:t>1</w:t>
             </w:r>
             <w:r>
               <w:rPr>
@@ -1837,7 +2047,7 @@
               <w:lang w:eastAsia="en-GB"/>
             </w:rPr>
           </w:pPr>
-          <w:hyperlink w:anchor="_Toc212463168" w:history="1">
+          <w:hyperlink w:anchor="_Toc212714946" w:history="1">
             <w:r>
               <w:rPr>
                 <w:rStyle w:val="Hyperlink"/>
@@ -1864,7 +2074,7 @@
                 <w:noProof/>
                 <w:webHidden/>
               </w:rPr>
-              <w:instrText xml:space="preserve"> PAGEREF _Toc212463168 \h </w:instrText>
+              <w:instrText xml:space="preserve"> PAGEREF _Toc212714946 \h </w:instrText>
             </w:r>
             <w:r>
               <w:rPr>
@@ -1884,7 +2094,7 @@
                 <w:noProof/>
                 <w:webHidden/>
               </w:rPr>
-              <w:t>7</w:t>
+              <w:t>1</w:t>
             </w:r>
             <w:r>
               <w:rPr>
@@ -1907,7 +2117,7 @@
               <w:lang w:eastAsia="en-GB"/>
             </w:rPr>
           </w:pPr>
-          <w:hyperlink w:anchor="_Toc212463169" w:history="1">
+          <w:hyperlink w:anchor="_Toc212714947" w:history="1">
             <w:r>
               <w:rPr>
                 <w:rStyle w:val="Hyperlink"/>
@@ -1934,7 +2144,7 @@
                 <w:noProof/>
                 <w:webHidden/>
               </w:rPr>
-              <w:instrText xml:space="preserve"> PAGEREF _Toc212463169 \h </w:instrText>
+              <w:instrText xml:space="preserve"> PAGEREF _Toc212714947 \h </w:instrText>
             </w:r>
             <w:r>
               <w:rPr>
@@ -1954,7 +2164,7 @@
                 <w:noProof/>
                 <w:webHidden/>
               </w:rPr>
-              <w:t>8</w:t>
+              <w:t>1</w:t>
             </w:r>
             <w:r>
               <w:rPr>
@@ -1977,7 +2187,7 @@
               <w:lang w:eastAsia="en-GB"/>
             </w:rPr>
           </w:pPr>
-          <w:hyperlink w:anchor="_Toc212463170" w:history="1">
+          <w:hyperlink w:anchor="_Toc212714948" w:history="1">
             <w:r>
               <w:rPr>
                 <w:rStyle w:val="Hyperlink"/>
@@ -2004,7 +2214,7 @@
                 <w:noProof/>
                 <w:webHidden/>
               </w:rPr>
-              <w:instrText xml:space="preserve"> PAGEREF _Toc212463170 \h </w:instrText>
+              <w:instrText xml:space="preserve"> PAGEREF _Toc212714948 \h </w:instrText>
             </w:r>
             <w:r>
               <w:rPr>
@@ -2024,7 +2234,7 @@
                 <w:noProof/>
                 <w:webHidden/>
               </w:rPr>
-              <w:t>8</w:t>
+              <w:t>1</w:t>
             </w:r>
             <w:r>
               <w:rPr>
@@ -2047,7 +2257,7 @@
               <w:lang w:eastAsia="en-GB"/>
             </w:rPr>
           </w:pPr>
-          <w:hyperlink w:anchor="_Toc212463171" w:history="1">
+          <w:hyperlink w:anchor="_Toc212714949" w:history="1">
             <w:r>
               <w:rPr>
                 <w:rStyle w:val="Hyperlink"/>
@@ -2074,7 +2284,7 @@
                 <w:noProof/>
                 <w:webHidden/>
               </w:rPr>
-              <w:instrText xml:space="preserve"> PAGEREF _Toc212463171 \h </w:instrText>
+              <w:instrText xml:space="preserve"> PAGEREF _Toc212714949 \h </w:instrText>
             </w:r>
             <w:r>
               <w:rPr>
@@ -2094,7 +2304,7 @@
                 <w:noProof/>
                 <w:webHidden/>
               </w:rPr>
-              <w:t>8</w:t>
+              <w:t>1</w:t>
             </w:r>
             <w:r>
               <w:rPr>
@@ -2117,7 +2327,7 @@
               <w:lang w:eastAsia="en-GB"/>
             </w:rPr>
           </w:pPr>
-          <w:hyperlink w:anchor="_Toc212463172" w:history="1">
+          <w:hyperlink w:anchor="_Toc212714950" w:history="1">
             <w:r>
               <w:rPr>
                 <w:rStyle w:val="Hyperlink"/>
@@ -2144,7 +2354,7 @@
                 <w:noProof/>
                 <w:webHidden/>
               </w:rPr>
-              <w:instrText xml:space="preserve"> PAGEREF _Toc212463172 \h </w:instrText>
+              <w:instrText xml:space="preserve"> PAGEREF _Toc212714950 \h </w:instrText>
             </w:r>
             <w:r>
               <w:rPr>
@@ -2164,7 +2374,7 @@
                 <w:noProof/>
                 <w:webHidden/>
               </w:rPr>
-              <w:t>8</w:t>
+              <w:t>1</w:t>
             </w:r>
             <w:r>
               <w:rPr>
@@ -2187,7 +2397,7 @@
               <w:lang w:eastAsia="en-GB"/>
             </w:rPr>
           </w:pPr>
-          <w:hyperlink w:anchor="_Toc212463173" w:history="1">
+          <w:hyperlink w:anchor="_Toc212714951" w:history="1">
             <w:r>
               <w:rPr>
                 <w:rStyle w:val="Hyperlink"/>
@@ -2214,7 +2424,7 @@
                 <w:noProof/>
                 <w:webHidden/>
               </w:rPr>
-              <w:instrText xml:space="preserve"> PAGEREF _Toc212463173 \h </w:instrText>
+              <w:instrText xml:space="preserve"> PAGEREF _Toc212714951 \h </w:instrText>
             </w:r>
             <w:r>
               <w:rPr>
@@ -2234,7 +2444,7 @@
                 <w:noProof/>
                 <w:webHidden/>
               </w:rPr>
-              <w:t>8</w:t>
+              <w:t>1</w:t>
             </w:r>
             <w:r>
               <w:rPr>
@@ -2257,7 +2467,7 @@
               <w:lang w:eastAsia="en-GB"/>
             </w:rPr>
           </w:pPr>
-          <w:hyperlink w:anchor="_Toc212463174" w:history="1">
+          <w:hyperlink w:anchor="_Toc212714952" w:history="1">
             <w:r>
               <w:rPr>
                 <w:rStyle w:val="Hyperlink"/>
@@ -2284,7 +2494,7 @@
                 <w:noProof/>
                 <w:webHidden/>
               </w:rPr>
-              <w:instrText xml:space="preserve"> PAGEREF _Toc212463174 \h </w:instrText>
+              <w:instrText xml:space="preserve"> PAGEREF _Toc212714952 \h </w:instrText>
             </w:r>
             <w:r>
               <w:rPr>
@@ -2304,7 +2514,7 @@
                 <w:noProof/>
                 <w:webHidden/>
               </w:rPr>
-              <w:t>9</w:t>
+              <w:t>1</w:t>
             </w:r>
             <w:r>
               <w:rPr>
@@ -2327,7 +2537,7 @@
               <w:lang w:eastAsia="en-GB"/>
             </w:rPr>
           </w:pPr>
-          <w:hyperlink w:anchor="_Toc212463175" w:history="1">
+          <w:hyperlink w:anchor="_Toc212714953" w:history="1">
             <w:r>
               <w:rPr>
                 <w:rStyle w:val="Hyperlink"/>
@@ -2354,7 +2564,7 @@
                 <w:noProof/>
                 <w:webHidden/>
               </w:rPr>
-              <w:instrText xml:space="preserve"> PAGEREF _Toc212463175 \h </w:instrText>
+              <w:instrText xml:space="preserve"> PAGEREF _Toc212714953 \h </w:instrText>
             </w:r>
             <w:r>
               <w:rPr>
@@ -2374,7 +2584,7 @@
                 <w:noProof/>
                 <w:webHidden/>
               </w:rPr>
-              <w:t>9</w:t>
+              <w:t>1</w:t>
             </w:r>
             <w:r>
               <w:rPr>
@@ -2397,7 +2607,7 @@
               <w:lang w:eastAsia="en-GB"/>
             </w:rPr>
           </w:pPr>
-          <w:hyperlink w:anchor="_Toc212463176" w:history="1">
+          <w:hyperlink w:anchor="_Toc212714954" w:history="1">
             <w:r>
               <w:rPr>
                 <w:rStyle w:val="Hyperlink"/>
@@ -2424,7 +2634,7 @@
                 <w:noProof/>
                 <w:webHidden/>
               </w:rPr>
-              <w:instrText xml:space="preserve"> PAGEREF _Toc212463176 \h </w:instrText>
+              <w:instrText xml:space="preserve"> PAGEREF _Toc212714954 \h </w:instrText>
             </w:r>
             <w:r>
               <w:rPr>
@@ -2444,7 +2654,7 @@
                 <w:noProof/>
                 <w:webHidden/>
               </w:rPr>
-              <w:t>9</w:t>
+              <w:t>1</w:t>
             </w:r>
             <w:r>
               <w:rPr>
@@ -2509,7 +2719,9 @@
           <w:szCs w:val="22"/>
         </w:rPr>
       </w:pPr>
-      <w:r>
+    </w:p>
+    <w:p>
+      <w:pPr>
         <w:rPr>
           <w:rFonts w:ascii="Arial" w:hAnsi="Arial" w:cs="Arial"/>
           <w:b/>
@@ -2517,6 +2729,15 @@
           <w:sz w:val="22"/>
           <w:szCs w:val="22"/>
         </w:rPr>
+      </w:pPr>
+      <w:r>
+        <w:rPr>
+          <w:rFonts w:ascii="Arial" w:hAnsi="Arial" w:cs="Arial"/>
+          <w:b/>
+          <w:bCs/>
+          <w:sz w:val="22"/>
+          <w:szCs w:val="22"/>
+        </w:rPr>
         <w:t>List of Tables</w:t>
       </w:r>
     </w:p>
@@ -2527,7 +2748,7 @@
       <w:r>
         <w:br w:type="page"/>
       </w:r>
-      <w:bookmarkStart w:id="7" w:name="_Toc212463152"/>
+      <w:bookmarkStart w:id="7" w:name="_Toc212714927"/>
       <w:r>
         <w:t xml:space="preserve">1.0 </w:t>
       </w:r>
@@ -2886,7 +3107,7 @@
       <w:pPr>
         <w:pStyle w:val="Heading2"/>
       </w:pPr>
-      <w:bookmarkStart w:id="8" w:name="_Toc212463153"/>
+      <w:bookmarkStart w:id="8" w:name="_Toc212714928"/>
       <w:r>
         <w:t>1.</w:t>
       </w:r>
@@ -2972,7 +3193,7 @@
       <w:pPr>
         <w:pStyle w:val="Heading1"/>
       </w:pPr>
-      <w:bookmarkStart w:id="9" w:name="_Toc212463154"/>
+      <w:bookmarkStart w:id="9" w:name="_Toc212714929"/>
       <w:r>
         <w:t xml:space="preserve">2.0 </w:t>
       </w:r>
@@ -2982,10 +3203,320 @@
       <w:bookmarkEnd w:id="9"/>
     </w:p>
     <w:p>
+      <w:r>
+        <w:t>The concept of Cozy Games ha</w:t>
+      </w:r>
+      <w:r>
+        <w:t>s</w:t>
+      </w:r>
+      <w:r>
+        <w:t xml:space="preserve"> become and emerging yet ambiguously defined genre </w:t>
+      </w:r>
+      <w:r>
+        <w:t>in recent years. Titles such as previously mentioned Animal Crossing: New Horizons, Stardew Valley and A Little to the Left have redefined what constitutes</w:t>
+      </w:r>
+      <w:r>
+        <w:t xml:space="preserve"> a game being classified as part of the cozy games genre by prioritising the emotional safety, comfort and gentle interaction within the game world rather than the traditional challenge or competition. </w:t>
+      </w:r>
+      <w:r>
+        <w:t xml:space="preserve">Despite this, the existing understanding of the core pillars for Cozy Games </w:t>
+      </w:r>
+      <w:r>
+        <w:t>remains</w:t>
+      </w:r>
+      <w:r>
+        <w:t xml:space="preserve"> </w:t>
+      </w:r>
+      <w:r>
+        <w:t xml:space="preserve">clouded. This review will </w:t>
+      </w:r>
+      <w:r>
+        <w:t>collate</w:t>
+      </w:r>
+      <w:r>
+        <w:t xml:space="preserve"> existing research on the Cozy Games genre and look at how the aesthetics,</w:t>
+      </w:r>
+      <w:r>
+        <w:t xml:space="preserve"> emotional design and </w:t>
+      </w:r>
+      <w:r>
+        <w:t>the ludic identity</w:t>
+      </w:r>
+      <w:r>
+        <w:t xml:space="preserve"> to establish a foundation for examining when a cozy game might lose it</w:t>
+      </w:r>
+      <w:r>
+        <w:t>s identity as a game.</w:t>
+      </w:r>
+    </w:p>
+    <w:p>
       <w:pPr>
         <w:pStyle w:val="Heading2"/>
       </w:pPr>
-      <w:bookmarkStart w:id="10" w:name="_Toc212463155"/>
+      <w:bookmarkStart w:id="10" w:name="_Toc212714930"/>
+      <w:r>
+        <w:t xml:space="preserve">2.0.1 </w:t>
+      </w:r>
+      <w:r>
+        <w:t>Themes</w:t>
+      </w:r>
+      <w:bookmarkEnd w:id="10"/>
+    </w:p>
+    <w:p>
+      <w:pPr>
+        <w:pStyle w:val="Heading3"/>
+      </w:pPr>
+      <w:bookmarkStart w:id="11" w:name="_Toc212714931"/>
+      <w:r>
+        <w:t>2.0.1.1 Cozy Games as a Social Construct</w:t>
+      </w:r>
+      <w:bookmarkEnd w:id="11"/>
+    </w:p>
+    <w:p>
+      <w:r>
+        <w:t>Boudreau</w:t>
+      </w:r>
+      <w:r>
+        <w:t>, Consalvo and Phelps</w:t>
+      </w:r>
+      <w:r>
+        <w:t xml:space="preserve"> (</w:t>
+      </w:r>
+      <w:r>
+        <w:rPr>
+          <w:highlight w:val="yellow"/>
+        </w:rPr>
+        <w:t>INSERT WHOSE VIBE IS IT ANYWAY</w:t>
+      </w:r>
+      <w:r>
+        <w:t xml:space="preserve">) work </w:t>
+      </w:r>
+      <w:r>
+        <w:t>offers a foundational exploration into the concept of “coziness” as a social</w:t>
+      </w:r>
+      <w:r>
+        <w:t>ly negotiated label within the gaming culture.</w:t>
+      </w:r>
+      <w:r>
+        <w:t xml:space="preserve"> </w:t>
+      </w:r>
+      <w:r>
+        <w:t xml:space="preserve">Through a </w:t>
+      </w:r>
+      <w:r>
+        <w:t>mixed-methods approach combining academic literature, game journalism and social media content analysis,</w:t>
+      </w:r>
+      <w:r>
+        <w:t xml:space="preserve"> the authors demonstrate that the “cozy” </w:t>
+      </w:r>
+      <w:r>
+        <w:t xml:space="preserve">genre is not a fixed </w:t>
+      </w:r>
+      <w:r>
+        <w:t>classification category</w:t>
+      </w:r>
+      <w:r>
+        <w:t xml:space="preserve"> but rather a flexible social construct shaped by </w:t>
+      </w:r>
+      <w:r>
+        <w:t>various</w:t>
+      </w:r>
+      <w:r>
+        <w:t xml:space="preserve"> communities.</w:t>
+      </w:r>
+      <w:r>
+        <w:t xml:space="preserve"> </w:t>
+      </w:r>
+      <w:r>
+        <w:t xml:space="preserve">They </w:t>
+      </w:r>
+      <w:r>
+        <w:t>argue</w:t>
+      </w:r>
+      <w:r>
+        <w:t xml:space="preserve"> that the Cozy Game identity is defined less </w:t>
+      </w:r>
+      <w:r>
+        <w:t>by its mechanical structure</w:t>
+      </w:r>
+      <w:r>
+        <w:t xml:space="preserve"> but more </w:t>
+      </w:r>
+      <w:r>
+        <w:t>by</w:t>
+      </w:r>
+      <w:r>
+        <w:t xml:space="preserve"> the emotional interaction</w:t>
+      </w:r>
+      <w:r>
+        <w:t>s</w:t>
+      </w:r>
+      <w:r>
+        <w:t xml:space="preserve"> </w:t>
+      </w:r>
+      <w:r>
+        <w:t>produced</w:t>
+      </w:r>
+      <w:r>
+        <w:t xml:space="preserve"> through design principles such as safety,</w:t>
+      </w:r>
+      <w:r>
+        <w:t xml:space="preserve"> gentle pacing and warmth. </w:t>
+      </w:r>
+      <w:r>
+        <w:t>However</w:t>
+      </w:r>
+      <w:r>
+        <w:t>, their findings also</w:t>
+      </w:r>
+      <w:r>
+        <w:t xml:space="preserve"> reveal that the instability of the </w:t>
+      </w:r>
+      <w:r>
+        <w:t xml:space="preserve">term “cozy” </w:t>
+      </w:r>
+      <w:r>
+        <w:t xml:space="preserve">is </w:t>
+      </w:r>
+      <w:r>
+        <w:t xml:space="preserve">due to the </w:t>
+      </w:r>
+      <w:r>
+        <w:t xml:space="preserve">blurred boundaries between gameplay, lifestyle and </w:t>
+      </w:r>
+      <w:r>
+        <w:t xml:space="preserve">emotional self-care. This ambiguity </w:t>
+      </w:r>
+      <w:r>
+        <w:t>carries significant</w:t>
+      </w:r>
+      <w:r>
+        <w:t xml:space="preserve"> implications</w:t>
+      </w:r>
+      <w:r>
+        <w:t xml:space="preserve"> for the discussion of game identity</w:t>
+      </w:r>
+      <w:r>
+        <w:t>,</w:t>
+      </w:r>
+      <w:r>
+        <w:t xml:space="preserve"> suggest</w:t>
+      </w:r>
+      <w:r>
+        <w:t>ing</w:t>
+      </w:r>
+      <w:r>
+        <w:t xml:space="preserve"> that </w:t>
+      </w:r>
+      <w:r>
+        <w:t xml:space="preserve">as </w:t>
+      </w:r>
+      <w:r>
+        <w:t xml:space="preserve">developers emphasise the comfort and </w:t>
+      </w:r>
+      <w:r>
+        <w:t>accessibility</w:t>
+      </w:r>
+      <w:r>
+        <w:t xml:space="preserve">, cozy games risk </w:t>
+      </w:r>
+      <w:r>
+        <w:t>drifting</w:t>
+      </w:r>
+      <w:r>
+        <w:t xml:space="preserve"> away from the traditional </w:t>
+      </w:r>
+      <w:r>
+        <w:t xml:space="preserve">pillars of interactivity and challenge that define the </w:t>
+      </w:r>
+      <w:r>
+        <w:t>medium</w:t>
+      </w:r>
+      <w:r>
+        <w:t xml:space="preserve">. </w:t>
+      </w:r>
+      <w:r>
+        <w:t>Boudreau et al (</w:t>
+      </w:r>
+      <w:r>
+        <w:rPr>
+          <w:highlight w:val="yellow"/>
+        </w:rPr>
+        <w:t>INSERT WHOSE VIBE IS IT ANYWAY</w:t>
+      </w:r>
+      <w:r>
+        <w:t xml:space="preserve">) work </w:t>
+      </w:r>
+      <w:r>
+        <w:t>outlines how affective design choices can both reinforce and undermine the identity of a game.</w:t>
+      </w:r>
+    </w:p>
+    <w:p>
+      <w:pPr>
+        <w:pStyle w:val="Heading3"/>
+      </w:pPr>
+      <w:bookmarkStart w:id="12" w:name="_Toc212714932"/>
+      <w:r>
+        <w:t xml:space="preserve">2.0.1.2 Cozy Games </w:t>
+      </w:r>
+      <w:r>
+        <w:t>Core Pillars</w:t>
+      </w:r>
+      <w:bookmarkEnd w:id="12"/>
+    </w:p>
+    <w:p>
+      <w:proofErr w:type="spellStart"/>
+      <w:r>
+        <w:t>Wäppling</w:t>
+      </w:r>
+      <w:proofErr w:type="spellEnd"/>
+      <w:r>
+        <w:t xml:space="preserve">, </w:t>
+      </w:r>
+      <w:proofErr w:type="spellStart"/>
+      <w:r>
+        <w:t>Walchshofer</w:t>
+      </w:r>
+      <w:proofErr w:type="spellEnd"/>
+      <w:r>
+        <w:t>, Lewin</w:t>
+      </w:r>
+      <w:r>
+        <w:t xml:space="preserve">’s thesis </w:t>
+      </w:r>
+      <w:r>
+        <w:t xml:space="preserve">attempts to identify the </w:t>
+      </w:r>
+      <w:r>
+        <w:t>design philosophies present in three games that help create a sense of coziness in games.</w:t>
+      </w:r>
+      <w:r>
+        <w:t xml:space="preserve"> </w:t>
+      </w:r>
+      <w:r>
+        <w:t xml:space="preserve">Through studies of Animal Crossing: New Horizons, Stardew Valley and A Short Hike, the author highlights common characteristics between each game such as the gentle pacing, safety and positive </w:t>
+      </w:r>
+      <w:r>
+        <w:t>reinforcement. The study argues that these features</w:t>
+      </w:r>
+      <w:r>
+        <w:t xml:space="preserve"> assist to shift the focus of the player from mechanics mastery to emotional comfort, aligning with the notion of “low-stakes</w:t>
+      </w:r>
+      <w:r>
+        <w:t xml:space="preserve"> interactivity”. While the thesis helps define structural pillars in design for cozy game identity, it also outlines the tension between comfort and challenge.</w:t>
+      </w:r>
+      <w:r>
+        <w:t xml:space="preserve"> This raises the question of </w:t>
+      </w:r>
+      <w:r>
+        <w:t>whether simplification dilutes a game’s identity.</w:t>
+      </w:r>
+    </w:p>
+    <w:p>
+      <w:pPr>
+        <w:pStyle w:val="Heading2"/>
+      </w:pPr>
+      <w:bookmarkStart w:id="13" w:name="_Toc212714933"/>
       <w:r>
         <w:t>2.</w:t>
       </w:r>
@@ -2995,13 +3526,13 @@
       <w:r>
         <w:t xml:space="preserve"> Critical Analysis and Gap Identification</w:t>
       </w:r>
-      <w:bookmarkEnd w:id="10"/>
+      <w:bookmarkEnd w:id="13"/>
     </w:p>
     <w:p>
       <w:pPr>
         <w:pStyle w:val="Heading2"/>
       </w:pPr>
-      <w:bookmarkStart w:id="11" w:name="_Toc212463156"/>
+      <w:bookmarkStart w:id="14" w:name="_Toc212714934"/>
       <w:r>
         <w:t>2.</w:t>
       </w:r>
@@ -3011,13 +3542,13 @@
       <w:r>
         <w:t xml:space="preserve"> Project Justification</w:t>
       </w:r>
-      <w:bookmarkEnd w:id="11"/>
+      <w:bookmarkEnd w:id="14"/>
     </w:p>
     <w:p>
       <w:pPr>
         <w:pStyle w:val="Heading1"/>
       </w:pPr>
-      <w:bookmarkStart w:id="12" w:name="_Toc212463157"/>
+      <w:bookmarkStart w:id="15" w:name="_Toc212714935"/>
       <w:r>
         <w:t xml:space="preserve">3.0 </w:t>
       </w:r>
@@ -3027,7 +3558,7 @@
       <w:r>
         <w:t>Aims, Objectives, and Scope</w:t>
       </w:r>
-      <w:bookmarkEnd w:id="12"/>
+      <w:bookmarkEnd w:id="15"/>
     </w:p>
     <w:p>
       <w:r>
@@ -3063,11 +3594,11 @@
       <w:pPr>
         <w:pStyle w:val="Heading2"/>
       </w:pPr>
-      <w:bookmarkStart w:id="13" w:name="_Toc212463158"/>
+      <w:bookmarkStart w:id="16" w:name="_Toc212714936"/>
       <w:r>
         <w:t>3.1 Project Aim</w:t>
       </w:r>
-      <w:bookmarkEnd w:id="13"/>
+      <w:bookmarkEnd w:id="16"/>
     </w:p>
     <w:p>
       <w:pPr>
@@ -3162,7 +3693,7 @@
       <w:pPr>
         <w:pStyle w:val="Heading2"/>
       </w:pPr>
-      <w:bookmarkStart w:id="14" w:name="_Toc212463159"/>
+      <w:bookmarkStart w:id="17" w:name="_Toc212714937"/>
       <w:r>
         <w:t xml:space="preserve">3.2 </w:t>
       </w:r>
@@ -3172,20 +3703,23 @@
       <w:r>
         <w:t>Objectives</w:t>
       </w:r>
-      <w:bookmarkEnd w:id="14"/>
+      <w:bookmarkEnd w:id="17"/>
     </w:p>
     <w:p>
       <w:pPr>
         <w:pStyle w:val="Heading3"/>
       </w:pPr>
-      <w:bookmarkStart w:id="15" w:name="_Toc212463160"/>
+      <w:bookmarkStart w:id="18" w:name="_Toc212714938"/>
       <w:r>
         <w:t xml:space="preserve">Objective 1: </w:t>
       </w:r>
       <w:r>
-        <w:t>Evaluate the current landscape of the game genre split</w:t>
-      </w:r>
-      <w:bookmarkEnd w:id="15"/>
+        <w:t xml:space="preserve">Evaluate the current landscape of the </w:t>
+      </w:r>
+      <w:r>
+        <w:t>Cozy Game Genre</w:t>
+      </w:r>
+      <w:bookmarkEnd w:id="18"/>
     </w:p>
     <w:p>
       <w:pPr>
@@ -3244,7 +3778,7 @@
       <w:pPr>
         <w:pStyle w:val="Heading3"/>
       </w:pPr>
-      <w:bookmarkStart w:id="16" w:name="_Toc212463161"/>
+      <w:bookmarkStart w:id="19" w:name="_Toc212714939"/>
       <w:r>
         <w:t xml:space="preserve">Objective 2: </w:t>
       </w:r>
@@ -3275,7 +3809,7 @@
       <w:r>
         <w:t xml:space="preserve"> Game Genre</w:t>
       </w:r>
-      <w:bookmarkEnd w:id="16"/>
+      <w:bookmarkEnd w:id="19"/>
     </w:p>
     <w:p>
       <w:pPr>
@@ -3331,7 +3865,7 @@
       <w:pPr>
         <w:pStyle w:val="Heading3"/>
       </w:pPr>
-      <w:bookmarkStart w:id="17" w:name="_Toc212463162"/>
+      <w:bookmarkStart w:id="20" w:name="_Toc212714940"/>
       <w:r>
         <w:t xml:space="preserve">Objective 3: </w:t>
       </w:r>
@@ -3344,7 +3878,7 @@
       <w:r>
         <w:t xml:space="preserve"> a game becoming a virtual experience</w:t>
       </w:r>
-      <w:bookmarkEnd w:id="17"/>
+      <w:bookmarkEnd w:id="20"/>
     </w:p>
     <w:p>
       <w:pPr>
@@ -3374,19 +3908,27 @@
         </w:rPr>
         <w:t>makes a product a virtual experience rather than a game</w:t>
       </w:r>
+      <w:r>
+        <w:rPr>
+          <w:rFonts w:ascii="Arial" w:hAnsi="Arial" w:cs="Arial"/>
+          <w:sz w:val="22"/>
+          <w:szCs w:val="22"/>
+        </w:rPr>
+        <w:t>.</w:t>
+      </w:r>
     </w:p>
     <w:p>
       <w:pPr>
         <w:pStyle w:val="Heading3"/>
       </w:pPr>
-      <w:bookmarkStart w:id="18" w:name="_Toc212463163"/>
+      <w:bookmarkStart w:id="21" w:name="_Toc212714941"/>
       <w:r>
         <w:t>Objective 4:</w:t>
       </w:r>
       <w:r>
         <w:t xml:space="preserve"> Explore the different types of difficulties</w:t>
       </w:r>
-      <w:bookmarkEnd w:id="18"/>
+      <w:bookmarkEnd w:id="21"/>
     </w:p>
     <w:p>
       <w:pPr>
@@ -3428,7 +3970,7 @@
       <w:pPr>
         <w:pStyle w:val="Heading3"/>
       </w:pPr>
-      <w:bookmarkStart w:id="19" w:name="_Toc212463164"/>
+      <w:bookmarkStart w:id="22" w:name="_Toc212714942"/>
       <w:r>
         <w:t>Objective</w:t>
       </w:r>
@@ -3462,7 +4004,7 @@
       <w:r>
         <w:t>affects the coziness of a game</w:t>
       </w:r>
-      <w:bookmarkEnd w:id="19"/>
+      <w:bookmarkEnd w:id="22"/>
     </w:p>
     <w:p>
       <w:pPr>
@@ -3497,7 +4039,7 @@
       <w:pPr>
         <w:pStyle w:val="Heading3"/>
       </w:pPr>
-      <w:bookmarkStart w:id="20" w:name="_Toc212463165"/>
+      <w:bookmarkStart w:id="23" w:name="_Toc212714943"/>
       <w:r>
         <w:t xml:space="preserve">Objective </w:t>
       </w:r>
@@ -3531,7 +4073,7 @@
       <w:r>
         <w:t>difficulty affected identity</w:t>
       </w:r>
-      <w:bookmarkEnd w:id="20"/>
+      <w:bookmarkEnd w:id="23"/>
       <w:r>
         <w:t xml:space="preserve"> </w:t>
       </w:r>
@@ -3549,7 +4091,7 @@
       <w:pPr>
         <w:pStyle w:val="Heading2"/>
       </w:pPr>
-      <w:bookmarkStart w:id="21" w:name="_Toc212463166"/>
+      <w:bookmarkStart w:id="24" w:name="_Toc212714944"/>
       <w:r>
         <w:t xml:space="preserve">3.3 </w:t>
       </w:r>
@@ -3559,7 +4101,7 @@
       <w:r>
         <w:t>Scope</w:t>
       </w:r>
-      <w:bookmarkEnd w:id="21"/>
+      <w:bookmarkEnd w:id="24"/>
     </w:p>
     <w:p>
       <w:pPr>
@@ -3656,14 +4198,14 @@
       <w:pPr>
         <w:pStyle w:val="Heading1"/>
       </w:pPr>
-      <w:bookmarkStart w:id="22" w:name="_Toc212463167"/>
+      <w:bookmarkStart w:id="25" w:name="_Toc212714945"/>
       <w:r>
         <w:t xml:space="preserve">4.0 </w:t>
       </w:r>
       <w:r>
         <w:t>Project Design</w:t>
       </w:r>
-      <w:bookmarkEnd w:id="22"/>
+      <w:bookmarkEnd w:id="25"/>
     </w:p>
     <w:p>
       <w:r>
@@ -3689,11 +4231,11 @@
       <w:pPr>
         <w:pStyle w:val="Heading2"/>
       </w:pPr>
-      <w:bookmarkStart w:id="23" w:name="_Toc212463168"/>
+      <w:bookmarkStart w:id="26" w:name="_Toc212714946"/>
       <w:r>
         <w:t>4.1 Design and Methods</w:t>
       </w:r>
-      <w:bookmarkEnd w:id="23"/>
+      <w:bookmarkEnd w:id="26"/>
     </w:p>
     <w:p>
       <w:r>
@@ -3976,11 +4518,11 @@
       <w:pPr>
         <w:pStyle w:val="Heading2"/>
       </w:pPr>
-      <w:bookmarkStart w:id="24" w:name="_Toc212463169"/>
+      <w:bookmarkStart w:id="27" w:name="_Toc212714947"/>
       <w:r>
         <w:t>4.2 Justification of Methods</w:t>
       </w:r>
-      <w:bookmarkEnd w:id="24"/>
+      <w:bookmarkEnd w:id="27"/>
     </w:p>
     <w:p>
       <w:r>
@@ -4063,11 +4605,11 @@
       <w:pPr>
         <w:pStyle w:val="Heading2"/>
       </w:pPr>
-      <w:bookmarkStart w:id="25" w:name="_Toc212463170"/>
+      <w:bookmarkStart w:id="28" w:name="_Toc212714948"/>
       <w:r>
         <w:t>4.3 Project Timeline</w:t>
       </w:r>
-      <w:bookmarkEnd w:id="25"/>
+      <w:bookmarkEnd w:id="28"/>
     </w:p>
     <w:p>
       <w:r>
@@ -4111,6 +4653,9 @@
     </w:p>
     <w:p>
       <w:r>
+        <w:rPr>
+          <w:noProof/>
+        </w:rPr>
         <w:drawing>
           <wp:inline distT="0" distB="0" distL="0" distR="0" wp14:anchorId="6748446F" wp14:editId="0BEAE7CF">
             <wp:extent cx="5305425" cy="2090878"/>
@@ -4185,6 +4730,14 @@
       </w:r>
     </w:p>
     <w:p>
+      <w:pPr>
+        <w:rPr>
+          <w:sz w:val="16"/>
+          <w:szCs w:val="16"/>
+        </w:rPr>
+      </w:pPr>
+    </w:p>
+    <w:p>
       <w:r>
         <w:t>The Kanban board</w:t>
       </w:r>
@@ -4236,6 +4789,9 @@
     </w:p>
     <w:p>
       <w:r>
+        <w:rPr>
+          <w:noProof/>
+        </w:rPr>
         <w:drawing>
           <wp:inline distT="0" distB="0" distL="0" distR="0" wp14:anchorId="3572E752" wp14:editId="6EC57C3A">
             <wp:extent cx="5474335" cy="3065145"/>
@@ -4289,6 +4845,14 @@
       </w:r>
     </w:p>
     <w:p>
+      <w:pPr>
+        <w:rPr>
+          <w:sz w:val="16"/>
+          <w:szCs w:val="16"/>
+        </w:rPr>
+      </w:pPr>
+    </w:p>
+    <w:p>
       <w:r>
         <w:t xml:space="preserve">The Gantt Chart will be made in </w:t>
       </w:r>
@@ -4299,156 +4863,152 @@
         <w:t>xcel</w:t>
       </w:r>
       <w:r>
+        <w:t xml:space="preserve"> (</w:t>
+      </w:r>
+      <w:r>
+        <w:rPr>
+          <w:highlight w:val="yellow"/>
+        </w:rPr>
+        <w:t>INSERT REFERNCE</w:t>
+      </w:r>
+      <w:r>
+        <w:t>)</w:t>
+      </w:r>
+      <w:r>
+        <w:t xml:space="preserve">, and the Kanban Board will be </w:t>
+      </w:r>
+      <w:r>
+        <w:t>implemented in</w:t>
+      </w:r>
+      <w:r>
+        <w:t xml:space="preserve"> Trello</w:t>
+      </w:r>
+      <w:r>
+        <w:t xml:space="preserve"> (</w:t>
+      </w:r>
+      <w:r>
+        <w:rPr>
+          <w:highlight w:val="yellow"/>
+        </w:rPr>
+        <w:t>INSERT REFERNCE</w:t>
+      </w:r>
+      <w:r>
+        <w:t>)</w:t>
+      </w:r>
+      <w:r>
+        <w:t>.</w:t>
+      </w:r>
+    </w:p>
+    <w:p>
+      <w:pPr>
+        <w:rPr>
+          <w:rFonts w:ascii="Arial" w:hAnsi="Arial" w:cs="Arial"/>
+        </w:rPr>
+      </w:pPr>
+    </w:p>
+    <w:p>
+      <w:pPr>
+        <w:pStyle w:val="Heading1"/>
+      </w:pPr>
+      <w:bookmarkStart w:id="29" w:name="_Toc212714949"/>
+      <w:r>
+        <w:t>5.0 Feasibility, Risks, and Ethical Aspects</w:t>
+      </w:r>
+      <w:bookmarkEnd w:id="29"/>
+    </w:p>
+    <w:p>
+      <w:pPr>
+        <w:pStyle w:val="Heading2"/>
+      </w:pPr>
+      <w:bookmarkStart w:id="30" w:name="_Toc212714950"/>
+      <w:r>
+        <w:t>5.1 Feasibility</w:t>
+      </w:r>
+      <w:bookmarkEnd w:id="30"/>
+    </w:p>
+    <w:p>
+      <w:r>
+        <w:t xml:space="preserve">The feasibility of this project is </w:t>
+      </w:r>
+      <w:r>
+        <w:t>high as all tools needed for the project is provided by Birmingham City University</w:t>
+      </w:r>
+      <w:r>
+        <w:t xml:space="preserve">. </w:t>
+      </w:r>
+      <w:r>
         <w:t xml:space="preserve"> </w:t>
       </w:r>
       <w:r>
-        <w:t>(</w:t>
-      </w:r>
-      <w:r>
-        <w:rPr>
-          <w:highlight w:val="yellow"/>
-        </w:rPr>
-        <w:t>INSERT REFERNCE</w:t>
-      </w:r>
-      <w:r>
-        <w:t>)</w:t>
-      </w:r>
-      <w:r>
-        <w:t xml:space="preserve">, and the Kanban Board will be </w:t>
-      </w:r>
-      <w:r>
-        <w:t>implemented in</w:t>
-      </w:r>
-      <w:r>
-        <w:t xml:space="preserve"> Trello</w:t>
-      </w:r>
-      <w:r>
-        <w:t xml:space="preserve"> (</w:t>
-      </w:r>
-      <w:r>
-        <w:rPr>
-          <w:highlight w:val="yellow"/>
-        </w:rPr>
-        <w:t>INSERT REFERNCE</w:t>
-      </w:r>
-      <w:r>
-        <w:t>)</w:t>
-      </w:r>
-      <w:r>
-        <w:t>.</w:t>
-      </w:r>
-    </w:p>
-    <w:p>
-      <w:pPr>
-        <w:rPr>
-          <w:rFonts w:ascii="Arial" w:hAnsi="Arial" w:cs="Arial"/>
-        </w:rPr>
-      </w:pPr>
-    </w:p>
-    <w:p>
-      <w:pPr>
-        <w:pStyle w:val="Heading1"/>
-      </w:pPr>
-      <w:bookmarkStart w:id="26" w:name="_Toc212463171"/>
-      <w:r>
-        <w:t>5.0 Feasibility, Risks, and Ethical Aspects</w:t>
-      </w:r>
-      <w:bookmarkEnd w:id="26"/>
+        <w:t xml:space="preserve">The hardware is provided </w:t>
+      </w:r>
+      <w:r>
+        <w:t xml:space="preserve">by Birmingham City University </w:t>
+      </w:r>
+      <w:r>
+        <w:t>meaning that both production and testing can be done in a professional manner.</w:t>
+      </w:r>
+      <w:r>
+        <w:t xml:space="preserve"> The software used, Unity, is also provided by the university meaning that there should be no </w:t>
+      </w:r>
+      <w:r>
+        <w:t xml:space="preserve">equipment </w:t>
+      </w:r>
+      <w:r>
+        <w:t>barriers when it comes to completion.</w:t>
+      </w:r>
+      <w:r>
+        <w:t xml:space="preserve"> Microsoft Forms is also provided by Birmingham City University meaning that it is subjected to traditional data protection acts such as </w:t>
+      </w:r>
+      <w:r>
+        <w:t xml:space="preserve">the </w:t>
+      </w:r>
+      <w:r>
+        <w:t xml:space="preserve">General Data Protection </w:t>
+      </w:r>
+      <w:r>
+        <w:t>Regulation.</w:t>
+      </w:r>
+    </w:p>
+    <w:p>
+      <w:r>
+        <w:t>There are limitations to</w:t>
+      </w:r>
+      <w:r>
+        <w:t xml:space="preserve"> the topic itself </w:t>
+      </w:r>
+      <w:r>
+        <w:t xml:space="preserve">as </w:t>
+      </w:r>
+      <w:r>
+        <w:t xml:space="preserve">it </w:t>
+      </w:r>
+      <w:r>
+        <w:t xml:space="preserve">can be subjective to opinion however </w:t>
+      </w:r>
+      <w:r>
+        <w:t xml:space="preserve">the approach to the problem statement should </w:t>
+      </w:r>
+      <w:r>
+        <w:t>reduce the bias enough to come to a clear conclusion</w:t>
+      </w:r>
+      <w:r>
+        <w:t xml:space="preserve">. In terms of time, there is enough time to produce a game and test it. To conclude, </w:t>
+      </w:r>
+      <w:r>
+        <w:t>the project should be able to complete all outlined objectives.</w:t>
+      </w:r>
     </w:p>
     <w:p>
       <w:pPr>
         <w:pStyle w:val="Heading2"/>
       </w:pPr>
-      <w:bookmarkStart w:id="27" w:name="_Toc212463172"/>
-      <w:r>
-        <w:t>5.1 Feasibility</w:t>
-      </w:r>
-      <w:bookmarkEnd w:id="27"/>
-    </w:p>
-    <w:p>
-      <w:r>
-        <w:t xml:space="preserve">The feasibility of this project is </w:t>
-      </w:r>
-      <w:r>
-        <w:t>high as all tools needed for the project is provided by Birmingham City University</w:t>
-      </w:r>
-      <w:r>
-        <w:t xml:space="preserve">. </w:t>
-      </w:r>
-      <w:r>
-        <w:t xml:space="preserve"> </w:t>
-      </w:r>
-      <w:r>
-        <w:t xml:space="preserve">The hardware is provided </w:t>
-      </w:r>
-      <w:r>
-        <w:t xml:space="preserve">by Birmingham City University </w:t>
-      </w:r>
-      <w:r>
-        <w:t>meaning that both production and testing can be done in a professional manner.</w:t>
-      </w:r>
-      <w:r>
-        <w:t xml:space="preserve"> The software used, Unity, is also provided by the university meaning that there should be no </w:t>
-      </w:r>
-      <w:r>
-        <w:t xml:space="preserve">equipment </w:t>
-      </w:r>
-      <w:r>
-        <w:t>barriers when it comes to completion.</w:t>
-      </w:r>
-      <w:r>
-        <w:t xml:space="preserve"> Microsoft Forms is also provided by Birmingham City University meaning that it is subjected to traditional data protection acts such as </w:t>
-      </w:r>
-      <w:r>
-        <w:t xml:space="preserve">the </w:t>
-      </w:r>
-      <w:r>
-        <w:t xml:space="preserve">General Data Protection </w:t>
-      </w:r>
-      <w:r>
-        <w:t>Regulation.</w:t>
-      </w:r>
-    </w:p>
-    <w:p>
-      <w:r>
-        <w:t>There are limitations to</w:t>
-      </w:r>
-      <w:r>
-        <w:t xml:space="preserve"> the topic itself </w:t>
-      </w:r>
-      <w:r>
-        <w:t xml:space="preserve">as </w:t>
-      </w:r>
-      <w:r>
-        <w:t xml:space="preserve">it </w:t>
-      </w:r>
-      <w:r>
-        <w:t xml:space="preserve">can be subjective to opinion however </w:t>
-      </w:r>
-      <w:r>
-        <w:t xml:space="preserve">the approach to the problem statement should </w:t>
-      </w:r>
-      <w:r>
-        <w:t>reduce the bias enough to come to a clear conclusion</w:t>
-      </w:r>
-      <w:r>
-        <w:t xml:space="preserve">. In terms of time, there is enough time to produce a game and test it. To conclude, </w:t>
-      </w:r>
-      <w:r>
-        <w:t>the project should be able to complete all outlined objectives.</w:t>
-      </w:r>
-    </w:p>
-    <w:p>
-      <w:pPr>
-        <w:pStyle w:val="Heading2"/>
-      </w:pPr>
-      <w:bookmarkStart w:id="28" w:name="_Toc212463173"/>
+      <w:bookmarkStart w:id="31" w:name="_Toc212714951"/>
       <w:r>
         <w:t>5.2 Risk Analysis and Mitigation</w:t>
       </w:r>
-      <w:bookmarkEnd w:id="28"/>
-    </w:p>
-    <w:p/>
+      <w:bookmarkEnd w:id="31"/>
+    </w:p>
     <w:p/>
     <w:tbl>
       <w:tblPr>
@@ -5669,11 +6229,11 @@
       <w:pPr>
         <w:pStyle w:val="Heading2"/>
       </w:pPr>
-      <w:bookmarkStart w:id="29" w:name="_Toc212463174"/>
+      <w:bookmarkStart w:id="32" w:name="_Toc212714952"/>
       <w:r>
         <w:t>5.3 Ethical Considerations</w:t>
       </w:r>
-      <w:bookmarkEnd w:id="29"/>
+      <w:bookmarkEnd w:id="32"/>
     </w:p>
     <w:p>
       <w:pPr>
@@ -5722,21 +6282,21 @@
       <w:pPr>
         <w:pStyle w:val="Heading1"/>
       </w:pPr>
-      <w:bookmarkStart w:id="30" w:name="_Toc212463175"/>
+      <w:bookmarkStart w:id="33" w:name="_Toc212714953"/>
       <w:r>
         <w:t>References</w:t>
       </w:r>
-      <w:bookmarkEnd w:id="30"/>
+      <w:bookmarkEnd w:id="33"/>
     </w:p>
     <w:p>
       <w:pPr>
         <w:pStyle w:val="Heading1"/>
       </w:pPr>
-      <w:bookmarkStart w:id="31" w:name="_Toc212463176"/>
+      <w:bookmarkStart w:id="34" w:name="_Toc212714954"/>
       <w:r>
         <w:t>Appendices (Optional)</w:t>
       </w:r>
-      <w:bookmarkEnd w:id="31"/>
+      <w:bookmarkEnd w:id="34"/>
     </w:p>
     <w:p>
       <w:pPr>
@@ -7833,6 +8393,19 @@
 </file>
 
 <file path=customXml/item1.xml><?xml version="1.0" encoding="utf-8"?>
+<b:Sources xmlns:b="http://schemas.openxmlformats.org/officeDocument/2006/bibliography" xmlns="http://schemas.openxmlformats.org/officeDocument/2006/bibliography" SelectedStyle="\APASixthEditionOfficeOnline.xsl" StyleName="APA" Version="6"/>
+</file>
+
+<file path=customXml/item2.xml><?xml version="1.0" encoding="utf-8"?>
+<?mso-contentType ?>
+<FormTemplates xmlns="http://schemas.microsoft.com/sharepoint/v3/contenttype/forms">
+  <Display>DocumentLibraryForm</Display>
+  <Edit>DocumentLibraryForm</Edit>
+  <New>DocumentLibraryForm</New>
+</FormTemplates>
+</file>
+
+<file path=customXml/item3.xml><?xml version="1.0" encoding="utf-8"?>
 <ct:contentTypeSchema xmlns:ct="http://schemas.microsoft.com/office/2006/metadata/contentType" xmlns:ma="http://schemas.microsoft.com/office/2006/metadata/properties/metaAttributes" ct:_="" ma:_="" ma:contentTypeName="Document" ma:contentTypeID="0x0101008F0F6E24CBBDF2489BB0C7D787BF1FA9" ma:contentTypeVersion="15" ma:contentTypeDescription="Create a new document." ma:contentTypeScope="" ma:versionID="2d4b1107e0bcd24d879f2e81b4ffe2f7">
   <xsd:schema xmlns:xsd="http://www.w3.org/2001/XMLSchema" xmlns:xs="http://www.w3.org/2001/XMLSchema" xmlns:p="http://schemas.microsoft.com/office/2006/metadata/properties" xmlns:ns3="4e6bee01-fae3-4e1c-8f1a-9ed0fe9197f3" xmlns:ns4="9ebee74b-6c09-439e-a20a-fc6d1b49bd2d" targetNamespace="http://schemas.microsoft.com/office/2006/metadata/properties" ma:root="true" ma:fieldsID="5cc5db8e17a87248a928f297a097d818" ns3:_="" ns4:_="">
     <xsd:import namespace="4e6bee01-fae3-4e1c-8f1a-9ed0fe9197f3"/>
@@ -8065,19 +8638,6 @@
 </ct:contentTypeSchema>
 </file>
 
-<file path=customXml/item2.xml><?xml version="1.0" encoding="utf-8"?>
-<?mso-contentType ?>
-<FormTemplates xmlns="http://schemas.microsoft.com/sharepoint/v3/contenttype/forms">
-  <Display>DocumentLibraryForm</Display>
-  <Edit>DocumentLibraryForm</Edit>
-  <New>DocumentLibraryForm</New>
-</FormTemplates>
-</file>
-
-<file path=customXml/item3.xml><?xml version="1.0" encoding="utf-8"?>
-<b:Sources xmlns:b="http://schemas.openxmlformats.org/officeDocument/2006/bibliography" xmlns="http://schemas.openxmlformats.org/officeDocument/2006/bibliography" SelectedStyle="\APASixthEditionOfficeOnline.xsl" StyleName="APA" Version="6"/>
-</file>
-
 <file path=customXml/item4.xml><?xml version="1.0" encoding="utf-8"?>
 <p:properties xmlns:p="http://schemas.microsoft.com/office/2006/metadata/properties" xmlns:xsi="http://www.w3.org/2001/XMLSchema-instance" xmlns:pc="http://schemas.microsoft.com/office/infopath/2007/PartnerControls">
   <documentManagement>
@@ -8087,6 +8647,22 @@
 </file>
 
 <file path=customXml/itemProps1.xml><?xml version="1.0" encoding="utf-8"?>
+<ds:datastoreItem xmlns:ds="http://schemas.openxmlformats.org/officeDocument/2006/customXml" ds:itemID="{01737935-5D60-4040-8892-9E4074313170}">
+  <ds:schemaRefs>
+    <ds:schemaRef ds:uri="http://schemas.openxmlformats.org/officeDocument/2006/bibliography"/>
+  </ds:schemaRefs>
+</ds:datastoreItem>
+</file>
+
+<file path=customXml/itemProps2.xml><?xml version="1.0" encoding="utf-8"?>
+<ds:datastoreItem xmlns:ds="http://schemas.openxmlformats.org/officeDocument/2006/customXml" ds:itemID="{E4A5EDD7-4E6F-4D6E-A621-24883E4CA807}">
+  <ds:schemaRefs>
+    <ds:schemaRef ds:uri="http://schemas.microsoft.com/sharepoint/v3/contenttype/forms"/>
+  </ds:schemaRefs>
+</ds:datastoreItem>
+</file>
+
+<file path=customXml/itemProps3.xml><?xml version="1.0" encoding="utf-8"?>
 <ds:datastoreItem xmlns:ds="http://schemas.openxmlformats.org/officeDocument/2006/customXml" ds:itemID="{71FFA508-172B-43AC-84A2-26545FBF7306}">
   <ds:schemaRefs>
     <ds:schemaRef ds:uri="http://schemas.microsoft.com/office/2006/metadata/contentType"/>
@@ -8105,22 +8681,6 @@
 </ds:datastoreItem>
 </file>
 
-<file path=customXml/itemProps2.xml><?xml version="1.0" encoding="utf-8"?>
-<ds:datastoreItem xmlns:ds="http://schemas.openxmlformats.org/officeDocument/2006/customXml" ds:itemID="{E4A5EDD7-4E6F-4D6E-A621-24883E4CA807}">
-  <ds:schemaRefs>
-    <ds:schemaRef ds:uri="http://schemas.microsoft.com/sharepoint/v3/contenttype/forms"/>
-  </ds:schemaRefs>
-</ds:datastoreItem>
-</file>
-
-<file path=customXml/itemProps3.xml><?xml version="1.0" encoding="utf-8"?>
-<ds:datastoreItem xmlns:ds="http://schemas.openxmlformats.org/officeDocument/2006/customXml" ds:itemID="{01737935-5D60-4040-8892-9E4074313170}">
-  <ds:schemaRefs>
-    <ds:schemaRef ds:uri="http://schemas.openxmlformats.org/officeDocument/2006/bibliography"/>
-  </ds:schemaRefs>
-</ds:datastoreItem>
-</file>
-
 <file path=customXml/itemProps4.xml><?xml version="1.0" encoding="utf-8"?>
 <ds:datastoreItem xmlns:ds="http://schemas.openxmlformats.org/officeDocument/2006/customXml" ds:itemID="{427E592C-BA00-4E9F-856E-27CA4AE42C28}">
   <ds:schemaRefs>

--- a/[Vennce Bravo - 231402264] 25-26 Project Interim Report Template .docx
+++ b/[Vennce Bravo - 231402264] 25-26 Project Interim Report Template .docx
@@ -125,7 +125,7 @@
           </mc:Choice>
           <mc:Fallback>
             <w:pict>
-              <v:line w14:anchorId="32117DA1" id="Straight Connector 12" o:spid="_x0000_s1026" style="position:absolute;z-index:251658240;visibility:visible;mso-wrap-style:square;mso-width-percent:0;mso-height-percent:0;mso-wrap-distance-left:9pt;mso-wrap-distance-top:0;mso-wrap-distance-right:9pt;mso-wrap-distance-bottom:0;mso-position-horizontal:absolute;mso-position-horizontal-relative:margin;mso-position-vertical:absolute;mso-position-vertical-relative:text;mso-width-percent:0;mso-height-percent:0;mso-width-relative:margin;mso-height-relative:margin" from="3.2pt,9.85pt" to="456.7pt,9.85pt" o:gfxdata="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" strokecolor="#0e2841 [3215]" strokeweight="2.25pt">
+              <v:line w14:anchorId="15AF6D02" id="Straight Connector 12" o:spid="_x0000_s1026" style="position:absolute;z-index:251658240;visibility:visible;mso-wrap-style:square;mso-width-percent:0;mso-height-percent:0;mso-wrap-distance-left:9pt;mso-wrap-distance-top:0;mso-wrap-distance-right:9pt;mso-wrap-distance-bottom:0;mso-position-horizontal:absolute;mso-position-horizontal-relative:margin;mso-position-vertical:absolute;mso-position-vertical-relative:text;mso-width-percent:0;mso-height-percent:0;mso-width-relative:margin;mso-height-relative:margin" from="3.2pt,9.85pt" to="456.7pt,9.85pt" o:gfxdata="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" strokecolor="#0e2841 [3215]" strokeweight="2.25pt">
                 <v:stroke dashstyle="dash" opacity="50372f" linestyle="thinThin" endcap="round"/>
                 <v:shadow on="t" color="black" opacity="26214f" origin=",-.5" offset="0,3pt"/>
                 <w10:wrap anchorx="margin"/>
@@ -405,7 +405,7 @@
           </mc:Choice>
           <mc:Fallback>
             <w:pict>
-              <v:line w14:anchorId="322A27F1" id="Straight Connector 12" o:spid="_x0000_s1026" style="position:absolute;z-index:251658241;visibility:visible;mso-wrap-style:square;mso-width-percent:0;mso-height-percent:0;mso-wrap-distance-left:9pt;mso-wrap-distance-top:0;mso-wrap-distance-right:9pt;mso-wrap-distance-bottom:0;mso-position-horizontal:absolute;mso-position-horizontal-relative:margin;mso-position-vertical:absolute;mso-position-vertical-relative:text;mso-width-percent:0;mso-height-percent:0;mso-width-relative:margin;mso-height-relative:margin" from="3.8pt,24.3pt" to="457.3pt,24.3pt" o:gfxdata="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" strokecolor="#0e2841 [3215]" strokeweight="2.25pt">
+              <v:line w14:anchorId="53FE8B8E" id="Straight Connector 12" o:spid="_x0000_s1026" style="position:absolute;z-index:251658241;visibility:visible;mso-wrap-style:square;mso-width-percent:0;mso-height-percent:0;mso-wrap-distance-left:9pt;mso-wrap-distance-top:0;mso-wrap-distance-right:9pt;mso-wrap-distance-bottom:0;mso-position-horizontal:absolute;mso-position-horizontal-relative:margin;mso-position-vertical:absolute;mso-position-vertical-relative:text;mso-width-percent:0;mso-height-percent:0;mso-width-relative:margin;mso-height-relative:margin" from="3.8pt,24.3pt" to="457.3pt,24.3pt" o:gfxdata="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" strokecolor="#0e2841 [3215]" strokeweight="2.25pt">
                 <v:stroke dashstyle="dash" opacity="50372f" linestyle="thinThin" endcap="round"/>
                 <v:shadow on="t" color="black" opacity="26214f" origin=",-.5" offset="0,3pt"/>
                 <w10:wrap anchorx="margin"/>
@@ -2687,9 +2687,7 @@
           <w:szCs w:val="22"/>
         </w:rPr>
       </w:pPr>
-    </w:p>
-    <w:p>
-      <w:pPr>
+      <w:r>
         <w:rPr>
           <w:rFonts w:ascii="Arial" w:hAnsi="Arial" w:cs="Arial"/>
           <w:b/>
@@ -2697,6 +2695,18 @@
           <w:sz w:val="22"/>
           <w:szCs w:val="22"/>
         </w:rPr>
+        <w:t>List of Figures</w:t>
+      </w:r>
+    </w:p>
+    <w:p>
+      <w:pPr>
+        <w:pStyle w:val="TableofFigures"/>
+        <w:tabs>
+          <w:tab w:val="right" w:leader="dot" w:pos="8611"/>
+        </w:tabs>
+        <w:rPr>
+          <w:noProof/>
+        </w:rPr>
       </w:pPr>
       <w:r>
         <w:rPr>
@@ -2706,11 +2716,9 @@
           <w:sz w:val="22"/>
           <w:szCs w:val="22"/>
         </w:rPr>
-        <w:t>List of Figures</w:t>
-      </w:r>
-    </w:p>
-    <w:p>
-      <w:pPr>
+        <w:fldChar w:fldCharType="begin"/>
+      </w:r>
+      <w:r>
         <w:rPr>
           <w:rFonts w:ascii="Arial" w:hAnsi="Arial" w:cs="Arial"/>
           <w:b/>
@@ -2718,10 +2726,9 @@
           <w:sz w:val="22"/>
           <w:szCs w:val="22"/>
         </w:rPr>
-      </w:pPr>
-    </w:p>
-    <w:p>
-      <w:pPr>
+        <w:instrText xml:space="preserve"> TOC \h \z \c "Figure" </w:instrText>
+      </w:r>
+      <w:r>
         <w:rPr>
           <w:rFonts w:ascii="Arial" w:hAnsi="Arial" w:cs="Arial"/>
           <w:b/>
@@ -2729,8 +2736,136 @@
           <w:sz w:val="22"/>
           <w:szCs w:val="22"/>
         </w:rPr>
-      </w:pPr>
-      <w:r>
+        <w:fldChar w:fldCharType="separate"/>
+      </w:r>
+      <w:hyperlink w:anchor="_Toc212731684" w:history="1">
+        <w:r>
+          <w:rPr>
+            <w:rStyle w:val="Hyperlink"/>
+            <w:noProof/>
+          </w:rPr>
+          <w:t>Figure 1: Example of Gantt Chart</w:t>
+        </w:r>
+        <w:r>
+          <w:rPr>
+            <w:noProof/>
+            <w:webHidden/>
+          </w:rPr>
+          <w:tab/>
+        </w:r>
+        <w:r>
+          <w:rPr>
+            <w:noProof/>
+            <w:webHidden/>
+          </w:rPr>
+          <w:fldChar w:fldCharType="begin"/>
+        </w:r>
+        <w:r>
+          <w:rPr>
+            <w:noProof/>
+            <w:webHidden/>
+          </w:rPr>
+          <w:instrText xml:space="preserve"> PAGEREF _Toc212731684 \h </w:instrText>
+        </w:r>
+        <w:r>
+          <w:rPr>
+            <w:noProof/>
+            <w:webHidden/>
+          </w:rPr>
+        </w:r>
+        <w:r>
+          <w:rPr>
+            <w:noProof/>
+            <w:webHidden/>
+          </w:rPr>
+          <w:fldChar w:fldCharType="separate"/>
+        </w:r>
+        <w:r>
+          <w:rPr>
+            <w:noProof/>
+            <w:webHidden/>
+          </w:rPr>
+          <w:t>1</w:t>
+        </w:r>
+        <w:r>
+          <w:rPr>
+            <w:noProof/>
+            <w:webHidden/>
+          </w:rPr>
+          <w:fldChar w:fldCharType="end"/>
+        </w:r>
+      </w:hyperlink>
+    </w:p>
+    <w:p>
+      <w:pPr>
+        <w:pStyle w:val="TableofFigures"/>
+        <w:tabs>
+          <w:tab w:val="right" w:leader="dot" w:pos="8611"/>
+        </w:tabs>
+        <w:rPr>
+          <w:noProof/>
+        </w:rPr>
+      </w:pPr>
+      <w:hyperlink w:anchor="_Toc212731685" w:history="1">
+        <w:r>
+          <w:rPr>
+            <w:rStyle w:val="Hyperlink"/>
+            <w:noProof/>
+          </w:rPr>
+          <w:t>Figure 2: Example of Kanban Board</w:t>
+        </w:r>
+        <w:r>
+          <w:rPr>
+            <w:noProof/>
+            <w:webHidden/>
+          </w:rPr>
+          <w:tab/>
+        </w:r>
+        <w:r>
+          <w:rPr>
+            <w:noProof/>
+            <w:webHidden/>
+          </w:rPr>
+          <w:fldChar w:fldCharType="begin"/>
+        </w:r>
+        <w:r>
+          <w:rPr>
+            <w:noProof/>
+            <w:webHidden/>
+          </w:rPr>
+          <w:instrText xml:space="preserve"> PAGEREF _Toc212731685 \h </w:instrText>
+        </w:r>
+        <w:r>
+          <w:rPr>
+            <w:noProof/>
+            <w:webHidden/>
+          </w:rPr>
+        </w:r>
+        <w:r>
+          <w:rPr>
+            <w:noProof/>
+            <w:webHidden/>
+          </w:rPr>
+          <w:fldChar w:fldCharType="separate"/>
+        </w:r>
+        <w:r>
+          <w:rPr>
+            <w:noProof/>
+            <w:webHidden/>
+          </w:rPr>
+          <w:t>1</w:t>
+        </w:r>
+        <w:r>
+          <w:rPr>
+            <w:noProof/>
+            <w:webHidden/>
+          </w:rPr>
+          <w:fldChar w:fldCharType="end"/>
+        </w:r>
+      </w:hyperlink>
+    </w:p>
+    <w:p>
+      <w:pPr>
         <w:rPr>
           <w:rFonts w:ascii="Arial" w:hAnsi="Arial" w:cs="Arial"/>
           <w:b/>
@@ -2738,11 +2873,162 @@
           <w:sz w:val="22"/>
           <w:szCs w:val="22"/>
         </w:rPr>
+      </w:pPr>
+      <w:r>
+        <w:rPr>
+          <w:rFonts w:ascii="Arial" w:hAnsi="Arial" w:cs="Arial"/>
+          <w:b/>
+          <w:bCs/>
+          <w:sz w:val="22"/>
+          <w:szCs w:val="22"/>
+        </w:rPr>
+        <w:fldChar w:fldCharType="end"/>
+      </w:r>
+    </w:p>
+    <w:p>
+      <w:pPr>
+        <w:rPr>
+          <w:rFonts w:ascii="Arial" w:hAnsi="Arial" w:cs="Arial"/>
+          <w:b/>
+          <w:bCs/>
+          <w:sz w:val="22"/>
+          <w:szCs w:val="22"/>
+        </w:rPr>
+      </w:pPr>
+      <w:r>
+        <w:rPr>
+          <w:rFonts w:ascii="Arial" w:hAnsi="Arial" w:cs="Arial"/>
+          <w:b/>
+          <w:bCs/>
+          <w:sz w:val="22"/>
+          <w:szCs w:val="22"/>
+        </w:rPr>
         <w:t>List of Tables</w:t>
       </w:r>
     </w:p>
     <w:p>
       <w:pPr>
+        <w:pStyle w:val="TableofFigures"/>
+        <w:tabs>
+          <w:tab w:val="right" w:leader="dot" w:pos="8611"/>
+        </w:tabs>
+        <w:rPr>
+          <w:rFonts w:eastAsiaTheme="minorEastAsia"/>
+          <w:noProof/>
+          <w:lang w:eastAsia="en-GB"/>
+        </w:rPr>
+      </w:pPr>
+      <w:r>
+        <w:rPr>
+          <w:rFonts w:ascii="Arial" w:hAnsi="Arial" w:cs="Arial"/>
+          <w:b/>
+          <w:bCs/>
+          <w:sz w:val="22"/>
+          <w:szCs w:val="22"/>
+        </w:rPr>
+        <w:fldChar w:fldCharType="begin"/>
+      </w:r>
+      <w:r>
+        <w:rPr>
+          <w:rFonts w:ascii="Arial" w:hAnsi="Arial" w:cs="Arial"/>
+          <w:b/>
+          <w:bCs/>
+          <w:sz w:val="22"/>
+          <w:szCs w:val="22"/>
+        </w:rPr>
+        <w:instrText xml:space="preserve"> TOC \h \z \c "Table" </w:instrText>
+      </w:r>
+      <w:r>
+        <w:rPr>
+          <w:rFonts w:ascii="Arial" w:hAnsi="Arial" w:cs="Arial"/>
+          <w:b/>
+          <w:bCs/>
+          <w:sz w:val="22"/>
+          <w:szCs w:val="22"/>
+        </w:rPr>
+        <w:fldChar w:fldCharType="separate"/>
+      </w:r>
+      <w:hyperlink w:anchor="_Toc212731797" w:history="1">
+        <w:r>
+          <w:rPr>
+            <w:rStyle w:val="Hyperlink"/>
+            <w:noProof/>
+          </w:rPr>
+          <w:t>Table 1: Risk Assessment and Mitigation</w:t>
+        </w:r>
+        <w:r>
+          <w:rPr>
+            <w:noProof/>
+            <w:webHidden/>
+          </w:rPr>
+          <w:tab/>
+        </w:r>
+        <w:r>
+          <w:rPr>
+            <w:noProof/>
+            <w:webHidden/>
+          </w:rPr>
+          <w:fldChar w:fldCharType="begin"/>
+        </w:r>
+        <w:r>
+          <w:rPr>
+            <w:noProof/>
+            <w:webHidden/>
+          </w:rPr>
+          <w:instrText xml:space="preserve"> PAGEREF _Toc212731797 \h </w:instrText>
+        </w:r>
+        <w:r>
+          <w:rPr>
+            <w:noProof/>
+            <w:webHidden/>
+          </w:rPr>
+        </w:r>
+        <w:r>
+          <w:rPr>
+            <w:noProof/>
+            <w:webHidden/>
+          </w:rPr>
+          <w:fldChar w:fldCharType="separate"/>
+        </w:r>
+        <w:r>
+          <w:rPr>
+            <w:noProof/>
+            <w:webHidden/>
+          </w:rPr>
+          <w:t>1</w:t>
+        </w:r>
+        <w:r>
+          <w:rPr>
+            <w:noProof/>
+            <w:webHidden/>
+          </w:rPr>
+          <w:fldChar w:fldCharType="end"/>
+        </w:r>
+      </w:hyperlink>
+    </w:p>
+    <w:p>
+      <w:pPr>
+        <w:rPr>
+          <w:rFonts w:ascii="Arial" w:hAnsi="Arial" w:cs="Arial"/>
+          <w:b/>
+          <w:bCs/>
+          <w:sz w:val="22"/>
+          <w:szCs w:val="22"/>
+        </w:rPr>
+      </w:pPr>
+      <w:r>
+        <w:rPr>
+          <w:rFonts w:ascii="Arial" w:hAnsi="Arial" w:cs="Arial"/>
+          <w:b/>
+          <w:bCs/>
+          <w:sz w:val="22"/>
+          <w:szCs w:val="22"/>
+        </w:rPr>
+        <w:fldChar w:fldCharType="end"/>
+      </w:r>
+    </w:p>
+    <w:p>
+      <w:pPr>
         <w:pStyle w:val="Heading1"/>
       </w:pPr>
       <w:r>
@@ -3181,13 +3467,6 @@
       <w:r>
         <w:t>e difference between them.</w:t>
       </w:r>
-      <w:r>
-        <w:rPr>
-          <w:i/>
-          <w:iCs/>
-        </w:rPr>
-        <w:br/>
-      </w:r>
     </w:p>
     <w:p>
       <w:pPr>
@@ -3213,7 +3492,88 @@
         <w:t xml:space="preserve"> become and emerging yet ambiguously defined genre </w:t>
       </w:r>
       <w:r>
-        <w:t>in recent years. Titles such as previously mentioned Animal Crossing: New Horizons, Stardew Valley and A Little to the Left have redefined what constitutes</w:t>
+        <w:t xml:space="preserve">in recent years. Titles such as previously mentioned </w:t>
+      </w:r>
+      <w:r>
+        <w:t>“</w:t>
+      </w:r>
+      <w:r>
+        <w:t>Animal Crossing: New Horizons</w:t>
+      </w:r>
+      <w:r>
+        <w:t>”</w:t>
+      </w:r>
+      <w:r>
+        <w:t xml:space="preserve"> </w:t>
+      </w:r>
+      <w:r>
+        <w:t>(</w:t>
+      </w:r>
+      <w:r>
+        <w:rPr>
+          <w:highlight w:val="yellow"/>
+        </w:rPr>
+        <w:t>INSERT REFERENCE</w:t>
+      </w:r>
+      <w:r>
+        <w:t>)</w:t>
+      </w:r>
+      <w:r>
+        <w:t xml:space="preserve">, </w:t>
+      </w:r>
+      <w:r>
+        <w:t>“</w:t>
+      </w:r>
+      <w:r>
+        <w:t>Stardew Valley</w:t>
+      </w:r>
+      <w:r>
+        <w:t>”</w:t>
+      </w:r>
+      <w:r>
+        <w:t xml:space="preserve"> </w:t>
+      </w:r>
+      <w:r>
+        <w:t>(</w:t>
+      </w:r>
+      <w:r>
+        <w:rPr>
+          <w:highlight w:val="yellow"/>
+        </w:rPr>
+        <w:t>INSERT REFERENCE</w:t>
+      </w:r>
+      <w:r>
+        <w:t>)</w:t>
+      </w:r>
+      <w:r>
+        <w:t xml:space="preserve"> and </w:t>
+      </w:r>
+      <w:r>
+        <w:t>“</w:t>
+      </w:r>
+      <w:r>
+        <w:t>A Little to the Left</w:t>
+      </w:r>
+      <w:r>
+        <w:t>”</w:t>
+      </w:r>
+      <w:r>
+        <w:t xml:space="preserve"> </w:t>
+      </w:r>
+      <w:r>
+        <w:t>(</w:t>
+      </w:r>
+      <w:r>
+        <w:rPr>
+          <w:highlight w:val="yellow"/>
+        </w:rPr>
+        <w:t>INSERT REFERENCE</w:t>
+      </w:r>
+      <w:r>
+        <w:t>)</w:t>
+      </w:r>
+      <w:r>
+        <w:t xml:space="preserve"> have redefined what constitutes</w:t>
       </w:r>
       <w:r>
         <w:t xml:space="preserve"> a game being classified as part of the cozy games genre by prioritising the emotional safety, comfort and gentle interaction within the game world rather than the traditional challenge or competition. </w:t>
@@ -3485,6 +3845,24 @@
         <w:t xml:space="preserve">’s thesis </w:t>
       </w:r>
       <w:r>
+        <w:t>(</w:t>
+      </w:r>
+      <w:r>
+        <w:rPr>
+          <w:highlight w:val="yellow"/>
+        </w:rPr>
+        <w:t xml:space="preserve">INSERT </w:t>
+      </w:r>
+      <w:r>
+        <w:rPr>
+          <w:highlight w:val="yellow"/>
+        </w:rPr>
+        <w:t>SOURCE HERE</w:t>
+      </w:r>
+      <w:r>
+        <w:t xml:space="preserve">) </w:t>
+      </w:r>
+      <w:r>
         <w:t xml:space="preserve">attempts to identify the </w:t>
       </w:r>
       <w:r>
@@ -3494,7 +3872,76 @@
         <w:t xml:space="preserve"> </w:t>
       </w:r>
       <w:r>
-        <w:t xml:space="preserve">Through studies of Animal Crossing: New Horizons, Stardew Valley and A Short Hike, the author highlights common characteristics between each game such as the gentle pacing, safety and positive </w:t>
+        <w:t xml:space="preserve">Through studies of </w:t>
+      </w:r>
+      <w:r>
+        <w:t>“</w:t>
+      </w:r>
+      <w:r>
+        <w:t>Animal Crossing: New Horizons</w:t>
+      </w:r>
+      <w:r>
+        <w:t>” (</w:t>
+      </w:r>
+      <w:r>
+        <w:rPr>
+          <w:highlight w:val="yellow"/>
+        </w:rPr>
+        <w:t>INSERT REFERENCE</w:t>
+      </w:r>
+      <w:r>
+        <w:t>)</w:t>
+      </w:r>
+      <w:r>
+        <w:t xml:space="preserve">, </w:t>
+      </w:r>
+      <w:r>
+        <w:t>“</w:t>
+      </w:r>
+      <w:r>
+        <w:t>Stardew Valley</w:t>
+      </w:r>
+      <w:r>
+        <w:t xml:space="preserve">” </w:t>
+      </w:r>
+      <w:r>
+        <w:t>(</w:t>
+      </w:r>
+      <w:r>
+        <w:rPr>
+          <w:highlight w:val="yellow"/>
+        </w:rPr>
+        <w:t>INSERT REFERENCE</w:t>
+      </w:r>
+      <w:r>
+        <w:t>)</w:t>
+      </w:r>
+      <w:r>
+        <w:t xml:space="preserve"> and </w:t>
+      </w:r>
+      <w:r>
+        <w:t>“</w:t>
+      </w:r>
+      <w:r>
+        <w:t>A Short Hike</w:t>
+      </w:r>
+      <w:r>
+        <w:t xml:space="preserve">” </w:t>
+      </w:r>
+      <w:r>
+        <w:t>(</w:t>
+      </w:r>
+      <w:r>
+        <w:rPr>
+          <w:highlight w:val="yellow"/>
+        </w:rPr>
+        <w:t>INSERT REFERENCE</w:t>
+      </w:r>
+      <w:r>
+        <w:t>)</w:t>
+      </w:r>
+      <w:r>
+        <w:t xml:space="preserve">, the author highlights common characteristics between each game such as the gentle pacing, safety and positive </w:t>
       </w:r>
       <w:r>
         <w:t>reinforcement. The study argues that these features</w:t>
@@ -3510,6 +3957,208 @@
       </w:r>
       <w:r>
         <w:t>whether simplification dilutes a game’s identity.</w:t>
+      </w:r>
+    </w:p>
+    <w:p>
+      <w:pPr>
+        <w:pStyle w:val="Heading3"/>
+      </w:pPr>
+      <w:r>
+        <w:t>2.0.1.</w:t>
+      </w:r>
+      <w:r>
+        <w:t xml:space="preserve">3 </w:t>
+      </w:r>
+      <w:r>
+        <w:t>How COVID-19 Affected</w:t>
+      </w:r>
+      <w:r>
+        <w:t xml:space="preserve"> the Gaming Sphere</w:t>
+      </w:r>
+    </w:p>
+    <w:p>
+      <w:r>
+        <w:t>Fang’s thesis</w:t>
+      </w:r>
+      <w:r>
+        <w:t xml:space="preserve"> </w:t>
+      </w:r>
+      <w:r>
+        <w:t>(</w:t>
+      </w:r>
+      <w:r>
+        <w:rPr>
+          <w:highlight w:val="yellow"/>
+        </w:rPr>
+        <w:t>INSERT SOURCE HERE</w:t>
+      </w:r>
+      <w:r>
+        <w:t xml:space="preserve">) </w:t>
+      </w:r>
+      <w:r>
+        <w:t>analyse</w:t>
+      </w:r>
+      <w:r>
+        <w:t>d</w:t>
+      </w:r>
+      <w:r>
+        <w:t xml:space="preserve"> </w:t>
+      </w:r>
+      <w:r>
+        <w:t>how</w:t>
+      </w:r>
+      <w:r>
+        <w:t xml:space="preserve"> </w:t>
+      </w:r>
+      <w:r>
+        <w:t xml:space="preserve">cozy games </w:t>
+      </w:r>
+      <w:r>
+        <w:t>influenced the players</w:t>
+      </w:r>
+      <w:r>
+        <w:t>’</w:t>
+      </w:r>
+      <w:r>
+        <w:t xml:space="preserve"> well-being during the global pandemic “COVID-19”.</w:t>
+      </w:r>
+      <w:r>
+        <w:t xml:space="preserve"> The thesis found that</w:t>
+      </w:r>
+      <w:r>
+        <w:t xml:space="preserve"> </w:t>
+      </w:r>
+      <w:r>
+        <w:t xml:space="preserve">gaming during this </w:t>
+      </w:r>
+      <w:r>
+        <w:t>period</w:t>
+      </w:r>
+      <w:r>
+        <w:t xml:space="preserve"> </w:t>
+      </w:r>
+      <w:r>
+        <w:t xml:space="preserve">produced predominantly positive outcomes, </w:t>
+      </w:r>
+      <w:r>
+        <w:t>particularly in social connection and emotional health</w:t>
+      </w:r>
+      <w:r>
+        <w:t>.</w:t>
+      </w:r>
+      <w:r>
+        <w:t xml:space="preserve"> </w:t>
+      </w:r>
+      <w:r>
+        <w:t xml:space="preserve">Through qualitative </w:t>
+      </w:r>
+      <w:r>
+        <w:t>interviews</w:t>
+      </w:r>
+      <w:r>
+        <w:t xml:space="preserve"> with Chinese international students, </w:t>
+      </w:r>
+      <w:r>
+        <w:t>Fang (</w:t>
+      </w:r>
+      <w:r>
+        <w:rPr>
+          <w:highlight w:val="yellow"/>
+        </w:rPr>
+        <w:t xml:space="preserve">INSERT SOURCE </w:t>
+      </w:r>
+      <w:r>
+        <w:rPr>
+          <w:highlight w:val="yellow"/>
+        </w:rPr>
+        <w:t>HERE</w:t>
+      </w:r>
+      <w:r>
+        <w:t>) demonstrates</w:t>
+      </w:r>
+      <w:r>
+        <w:t xml:space="preserve"> that cozy games </w:t>
+      </w:r>
+      <w:r>
+        <w:t>fostered</w:t>
+      </w:r>
+      <w:r>
+        <w:t xml:space="preserve"> a sense of emotional safety, belonging and cultural self-expression during the isolation period.</w:t>
+      </w:r>
+      <w:r>
+        <w:t xml:space="preserve"> </w:t>
+      </w:r>
+      <w:r>
+        <w:t>The thesis</w:t>
+      </w:r>
+      <w:r>
+        <w:t xml:space="preserve"> </w:t>
+      </w:r>
+      <w:r>
+        <w:t>applied</w:t>
+      </w:r>
+      <w:r>
+        <w:t xml:space="preserve"> the idea of Maslow’s hierarchy of </w:t>
+      </w:r>
+      <w:r>
+        <w:t>needs (</w:t>
+      </w:r>
+      <w:r>
+        <w:rPr>
+          <w:highlight w:val="yellow"/>
+        </w:rPr>
+        <w:t>INSERT SOURCE HERE</w:t>
+      </w:r>
+      <w:r>
+        <w:t xml:space="preserve">) </w:t>
+      </w:r>
+      <w:r>
+        <w:t xml:space="preserve">and General Strain Theory </w:t>
+      </w:r>
+      <w:r>
+        <w:t>(</w:t>
+      </w:r>
+      <w:r>
+        <w:rPr>
+          <w:highlight w:val="yellow"/>
+        </w:rPr>
+        <w:t>INSERT SOURCE HERE</w:t>
+      </w:r>
+      <w:r>
+        <w:t xml:space="preserve">) </w:t>
+      </w:r>
+      <w:r>
+        <w:t>to argue that cozy games</w:t>
+      </w:r>
+      <w:r>
+        <w:t xml:space="preserve"> functioned as </w:t>
+      </w:r>
+      <w:r>
+        <w:t>technologies for escapism and an effective coping mechanism</w:t>
+      </w:r>
+      <w:r>
+        <w:t xml:space="preserve">. </w:t>
+      </w:r>
+      <w:r>
+        <w:t>However</w:t>
+      </w:r>
+      <w:r>
+        <w:t xml:space="preserve">, </w:t>
+      </w:r>
+      <w:r>
+        <w:t xml:space="preserve">it positioned cozy games as a primary tool for psychological and social stability during this period. </w:t>
+      </w:r>
+      <w:r>
+        <w:t xml:space="preserve">As a result, Fang’s analysis highlighted the growing tension within the genre: as comfort and safety become main design goals, the interactive and ludic elements that </w:t>
+      </w:r>
+      <w:r>
+        <w:t xml:space="preserve">traditionally define games risk being overthrown. This tension </w:t>
+      </w:r>
+      <w:r>
+        <w:t>aligns directly with the overarching concern of determining where the balance lies between coziness and play</w:t>
+      </w:r>
+      <w:r>
+        <w:t>.</w:t>
       </w:r>
     </w:p>
     <w:p>
@@ -4642,7 +5291,10 @@
         <w:t>Fig</w:t>
       </w:r>
       <w:r>
-        <w:t xml:space="preserve"> 1.1</w:t>
+        <w:t>ure</w:t>
+      </w:r>
+      <w:r>
+        <w:t xml:space="preserve"> 1</w:t>
       </w:r>
       <w:r>
         <w:t>) provides a visual representation of the overall timeline, illustrating task durations and milestones. This will help ensure that major phases throughout the project</w:t>
@@ -4695,54 +5347,47 @@
     </w:p>
     <w:p>
       <w:pPr>
+        <w:pStyle w:val="Caption"/>
         <w:rPr>
           <w:sz w:val="16"/>
           <w:szCs w:val="16"/>
         </w:rPr>
       </w:pPr>
-      <w:r>
-        <w:rPr>
-          <w:sz w:val="16"/>
-          <w:szCs w:val="16"/>
-        </w:rPr>
-        <w:t xml:space="preserve">Fig </w:t>
-      </w:r>
-      <w:r>
-        <w:rPr>
-          <w:sz w:val="16"/>
-          <w:szCs w:val="16"/>
-        </w:rPr>
-        <w:t>1</w:t>
-      </w:r>
-      <w:r>
-        <w:rPr>
-          <w:sz w:val="16"/>
-          <w:szCs w:val="16"/>
-        </w:rPr>
-        <w:t>.1</w:t>
-      </w:r>
-      <w:r>
-        <w:rPr>
-          <w:sz w:val="16"/>
-          <w:szCs w:val="16"/>
-        </w:rPr>
+      <w:bookmarkStart w:id="29" w:name="_Toc212731684"/>
+      <w:r>
+        <w:t xml:space="preserve">Figure </w:t>
+      </w:r>
+      <w:fldSimple w:instr=" SEQ Figure \* ARABIC ">
+        <w:r>
+          <w:rPr>
+            <w:noProof/>
+          </w:rPr>
+          <w:t>1</w:t>
+        </w:r>
+      </w:fldSimple>
+      <w:r>
         <w:t>: Example of Gantt Chart</w:t>
       </w:r>
-    </w:p>
-    <w:p>
-      <w:pPr>
-        <w:rPr>
-          <w:sz w:val="16"/>
-          <w:szCs w:val="16"/>
-        </w:rPr>
-      </w:pPr>
+      <w:bookmarkEnd w:id="29"/>
     </w:p>
     <w:p>
       <w:r>
         <w:t>The Kanban board</w:t>
       </w:r>
       <w:r>
-        <w:t xml:space="preserve"> (Fig 1.2)</w:t>
+        <w:t xml:space="preserve"> (Fig</w:t>
+      </w:r>
+      <w:r>
+        <w:t>ure</w:t>
+      </w:r>
+      <w:r>
+        <w:t xml:space="preserve"> </w:t>
+      </w:r>
+      <w:r>
+        <w:t>2</w:t>
+      </w:r>
+      <w:r>
+        <w:t>)</w:t>
       </w:r>
       <w:r>
         <w:t xml:space="preserve"> will be in harmony with the Gantt Chart by providing a </w:t>
@@ -4831,26 +5476,28 @@
     </w:p>
     <w:p>
       <w:pPr>
+        <w:pStyle w:val="Caption"/>
         <w:rPr>
           <w:sz w:val="16"/>
           <w:szCs w:val="16"/>
         </w:rPr>
       </w:pPr>
-      <w:r>
-        <w:rPr>
-          <w:sz w:val="16"/>
-          <w:szCs w:val="16"/>
-        </w:rPr>
-        <w:t>Fig 1.2: Example of Kanban board</w:t>
-      </w:r>
-    </w:p>
-    <w:p>
-      <w:pPr>
-        <w:rPr>
-          <w:sz w:val="16"/>
-          <w:szCs w:val="16"/>
-        </w:rPr>
-      </w:pPr>
+      <w:bookmarkStart w:id="30" w:name="_Toc212731685"/>
+      <w:r>
+        <w:t xml:space="preserve">Figure </w:t>
+      </w:r>
+      <w:fldSimple w:instr=" SEQ Figure \* ARABIC ">
+        <w:r>
+          <w:rPr>
+            <w:noProof/>
+          </w:rPr>
+          <w:t>2</w:t>
+        </w:r>
+      </w:fldSimple>
+      <w:r>
+        <w:t>: Example of Kanban Board</w:t>
+      </w:r>
+      <w:bookmarkEnd w:id="30"/>
     </w:p>
     <w:p>
       <w:r>
@@ -4910,21 +5557,21 @@
       <w:pPr>
         <w:pStyle w:val="Heading1"/>
       </w:pPr>
-      <w:bookmarkStart w:id="29" w:name="_Toc212714949"/>
+      <w:bookmarkStart w:id="31" w:name="_Toc212714949"/>
       <w:r>
         <w:t>5.0 Feasibility, Risks, and Ethical Aspects</w:t>
       </w:r>
-      <w:bookmarkEnd w:id="29"/>
+      <w:bookmarkEnd w:id="31"/>
     </w:p>
     <w:p>
       <w:pPr>
         <w:pStyle w:val="Heading2"/>
       </w:pPr>
-      <w:bookmarkStart w:id="30" w:name="_Toc212714950"/>
+      <w:bookmarkStart w:id="32" w:name="_Toc212714950"/>
       <w:r>
         <w:t>5.1 Feasibility</w:t>
       </w:r>
-      <w:bookmarkEnd w:id="30"/>
+      <w:bookmarkEnd w:id="32"/>
     </w:p>
     <w:p>
       <w:r>
@@ -5003,11 +5650,11 @@
       <w:pPr>
         <w:pStyle w:val="Heading2"/>
       </w:pPr>
-      <w:bookmarkStart w:id="31" w:name="_Toc212714951"/>
+      <w:bookmarkStart w:id="33" w:name="_Toc212714951"/>
       <w:r>
         <w:t>5.2 Risk Analysis and Mitigation</w:t>
       </w:r>
-      <w:bookmarkEnd w:id="31"/>
+      <w:bookmarkEnd w:id="33"/>
     </w:p>
     <w:p/>
     <w:tbl>
@@ -6209,31 +6856,48 @@
         <w:tabs>
           <w:tab w:val="left" w:pos="3412"/>
         </w:tabs>
-        <w:jc w:val="center"/>
         <w:rPr>
           <w:rFonts w:ascii="Arial" w:hAnsi="Arial" w:cs="Arial"/>
           <w:sz w:val="22"/>
           <w:szCs w:val="22"/>
         </w:rPr>
       </w:pPr>
-      <w:r>
+    </w:p>
+    <w:p>
+      <w:pPr>
+        <w:pStyle w:val="Caption"/>
         <w:rPr>
           <w:rFonts w:ascii="Arial" w:hAnsi="Arial" w:cs="Arial"/>
           <w:sz w:val="22"/>
           <w:szCs w:val="22"/>
         </w:rPr>
-        <w:t>Table 4.1: Risk Assessment and Mitigation</w:t>
-      </w:r>
+      </w:pPr>
+      <w:bookmarkStart w:id="34" w:name="_Toc212731797"/>
+      <w:r>
+        <w:t xml:space="preserve">Table </w:t>
+      </w:r>
+      <w:fldSimple w:instr=" SEQ Table \* ARABIC ">
+        <w:r>
+          <w:rPr>
+            <w:noProof/>
+          </w:rPr>
+          <w:t>1</w:t>
+        </w:r>
+      </w:fldSimple>
+      <w:r>
+        <w:t>: Risk Assessment and Mitigation</w:t>
+      </w:r>
+      <w:bookmarkEnd w:id="34"/>
     </w:p>
     <w:p>
       <w:pPr>
         <w:pStyle w:val="Heading2"/>
       </w:pPr>
-      <w:bookmarkStart w:id="32" w:name="_Toc212714952"/>
+      <w:bookmarkStart w:id="35" w:name="_Toc212714952"/>
       <w:r>
         <w:t>5.3 Ethical Considerations</w:t>
       </w:r>
-      <w:bookmarkEnd w:id="32"/>
+      <w:bookmarkEnd w:id="35"/>
     </w:p>
     <w:p>
       <w:pPr>
@@ -6282,21 +6946,21 @@
       <w:pPr>
         <w:pStyle w:val="Heading1"/>
       </w:pPr>
-      <w:bookmarkStart w:id="33" w:name="_Toc212714953"/>
+      <w:bookmarkStart w:id="36" w:name="_Toc212714953"/>
       <w:r>
         <w:t>References</w:t>
       </w:r>
-      <w:bookmarkEnd w:id="33"/>
+      <w:bookmarkEnd w:id="36"/>
     </w:p>
     <w:p>
       <w:pPr>
         <w:pStyle w:val="Heading1"/>
       </w:pPr>
-      <w:bookmarkStart w:id="34" w:name="_Toc212714954"/>
+      <w:bookmarkStart w:id="37" w:name="_Toc212714954"/>
       <w:r>
         <w:t>Appendices (Optional)</w:t>
       </w:r>
-      <w:bookmarkEnd w:id="34"/>
+      <w:bookmarkEnd w:id="37"/>
     </w:p>
     <w:p>
       <w:pPr>
@@ -6306,14 +6970,6 @@
           <w:szCs w:val="22"/>
         </w:rPr>
       </w:pPr>
-      <w:r>
-        <w:rPr>
-          <w:rFonts w:ascii="Arial" w:hAnsi="Arial" w:cs="Arial"/>
-          <w:sz w:val="22"/>
-          <w:szCs w:val="22"/>
-        </w:rPr>
-        <w:t>Include any additional material here, such as review steps, specifications, and methodologies.</w:t>
-      </w:r>
     </w:p>
     <w:sectPr>
       <w:headerReference w:type="default" r:id="rId13"/>
@@ -8074,6 +8730,36 @@
       <w:u w:val="single"/>
     </w:rPr>
   </w:style>
+  <w:style w:type="paragraph" w:styleId="Caption">
+    <w:name w:val="caption"/>
+    <w:basedOn w:val="Normal"/>
+    <w:next w:val="Normal"/>
+    <w:uiPriority w:val="35"/>
+    <w:unhideWhenUsed/>
+    <w:qFormat/>
+    <w:rsid w:val="00E56C51"/>
+    <w:pPr>
+      <w:spacing w:after="200" w:line="240" w:lineRule="auto"/>
+    </w:pPr>
+    <w:rPr>
+      <w:i/>
+      <w:iCs/>
+      <w:color w:val="0E2841" w:themeColor="text2"/>
+      <w:sz w:val="18"/>
+      <w:szCs w:val="18"/>
+    </w:rPr>
+  </w:style>
+  <w:style w:type="paragraph" w:styleId="TableofFigures">
+    <w:name w:val="table of figures"/>
+    <w:basedOn w:val="Normal"/>
+    <w:next w:val="Normal"/>
+    <w:uiPriority w:val="99"/>
+    <w:unhideWhenUsed/>
+    <w:rsid w:val="00BE57DA"/>
+    <w:pPr>
+      <w:spacing w:after="0"/>
+    </w:pPr>
+  </w:style>
 </w:styles>
 </file>
 
@@ -8393,19 +9079,6 @@
 </file>
 
 <file path=customXml/item1.xml><?xml version="1.0" encoding="utf-8"?>
-<b:Sources xmlns:b="http://schemas.openxmlformats.org/officeDocument/2006/bibliography" xmlns="http://schemas.openxmlformats.org/officeDocument/2006/bibliography" SelectedStyle="\APASixthEditionOfficeOnline.xsl" StyleName="APA" Version="6"/>
-</file>
-
-<file path=customXml/item2.xml><?xml version="1.0" encoding="utf-8"?>
-<?mso-contentType ?>
-<FormTemplates xmlns="http://schemas.microsoft.com/sharepoint/v3/contenttype/forms">
-  <Display>DocumentLibraryForm</Display>
-  <Edit>DocumentLibraryForm</Edit>
-  <New>DocumentLibraryForm</New>
-</FormTemplates>
-</file>
-
-<file path=customXml/item3.xml><?xml version="1.0" encoding="utf-8"?>
 <ct:contentTypeSchema xmlns:ct="http://schemas.microsoft.com/office/2006/metadata/contentType" xmlns:ma="http://schemas.microsoft.com/office/2006/metadata/properties/metaAttributes" ct:_="" ma:_="" ma:contentTypeName="Document" ma:contentTypeID="0x0101008F0F6E24CBBDF2489BB0C7D787BF1FA9" ma:contentTypeVersion="15" ma:contentTypeDescription="Create a new document." ma:contentTypeScope="" ma:versionID="2d4b1107e0bcd24d879f2e81b4ffe2f7">
   <xsd:schema xmlns:xsd="http://www.w3.org/2001/XMLSchema" xmlns:xs="http://www.w3.org/2001/XMLSchema" xmlns:p="http://schemas.microsoft.com/office/2006/metadata/properties" xmlns:ns3="4e6bee01-fae3-4e1c-8f1a-9ed0fe9197f3" xmlns:ns4="9ebee74b-6c09-439e-a20a-fc6d1b49bd2d" targetNamespace="http://schemas.microsoft.com/office/2006/metadata/properties" ma:root="true" ma:fieldsID="5cc5db8e17a87248a928f297a097d818" ns3:_="" ns4:_="">
     <xsd:import namespace="4e6bee01-fae3-4e1c-8f1a-9ed0fe9197f3"/>
@@ -8638,7 +9311,7 @@
 </ct:contentTypeSchema>
 </file>
 
-<file path=customXml/item4.xml><?xml version="1.0" encoding="utf-8"?>
+<file path=customXml/item2.xml><?xml version="1.0" encoding="utf-8"?>
 <p:properties xmlns:p="http://schemas.microsoft.com/office/2006/metadata/properties" xmlns:xsi="http://www.w3.org/2001/XMLSchema-instance" xmlns:pc="http://schemas.microsoft.com/office/infopath/2007/PartnerControls">
   <documentManagement>
     <_activity xmlns="4e6bee01-fae3-4e1c-8f1a-9ed0fe9197f3" xsi:nil="true"/>
@@ -8646,23 +9319,20 @@
 </p:properties>
 </file>
 
-<file path=customXml/itemProps1.xml><?xml version="1.0" encoding="utf-8"?>
-<ds:datastoreItem xmlns:ds="http://schemas.openxmlformats.org/officeDocument/2006/customXml" ds:itemID="{01737935-5D60-4040-8892-9E4074313170}">
-  <ds:schemaRefs>
-    <ds:schemaRef ds:uri="http://schemas.openxmlformats.org/officeDocument/2006/bibliography"/>
-  </ds:schemaRefs>
-</ds:datastoreItem>
+<file path=customXml/item3.xml><?xml version="1.0" encoding="utf-8"?>
+<b:Sources xmlns:b="http://schemas.openxmlformats.org/officeDocument/2006/bibliography" xmlns="http://schemas.openxmlformats.org/officeDocument/2006/bibliography" SelectedStyle="\APASixthEditionOfficeOnline.xsl" StyleName="APA" Version="6"/>
 </file>
 
-<file path=customXml/itemProps2.xml><?xml version="1.0" encoding="utf-8"?>
-<ds:datastoreItem xmlns:ds="http://schemas.openxmlformats.org/officeDocument/2006/customXml" ds:itemID="{E4A5EDD7-4E6F-4D6E-A621-24883E4CA807}">
-  <ds:schemaRefs>
-    <ds:schemaRef ds:uri="http://schemas.microsoft.com/sharepoint/v3/contenttype/forms"/>
-  </ds:schemaRefs>
-</ds:datastoreItem>
+<file path=customXml/item4.xml><?xml version="1.0" encoding="utf-8"?>
+<?mso-contentType ?>
+<FormTemplates xmlns="http://schemas.microsoft.com/sharepoint/v3/contenttype/forms">
+  <Display>DocumentLibraryForm</Display>
+  <Edit>DocumentLibraryForm</Edit>
+  <New>DocumentLibraryForm</New>
+</FormTemplates>
 </file>
 
-<file path=customXml/itemProps3.xml><?xml version="1.0" encoding="utf-8"?>
+<file path=customXml/itemProps1.xml><?xml version="1.0" encoding="utf-8"?>
 <ds:datastoreItem xmlns:ds="http://schemas.openxmlformats.org/officeDocument/2006/customXml" ds:itemID="{71FFA508-172B-43AC-84A2-26545FBF7306}">
   <ds:schemaRefs>
     <ds:schemaRef ds:uri="http://schemas.microsoft.com/office/2006/metadata/contentType"/>
@@ -8681,7 +9351,7 @@
 </ds:datastoreItem>
 </file>
 
-<file path=customXml/itemProps4.xml><?xml version="1.0" encoding="utf-8"?>
+<file path=customXml/itemProps2.xml><?xml version="1.0" encoding="utf-8"?>
 <ds:datastoreItem xmlns:ds="http://schemas.openxmlformats.org/officeDocument/2006/customXml" ds:itemID="{427E592C-BA00-4E9F-856E-27CA4AE42C28}">
   <ds:schemaRefs>
     <ds:schemaRef ds:uri="http://schemas.microsoft.com/office/2006/metadata/properties"/>
@@ -8689,4 +9359,20 @@
     <ds:schemaRef ds:uri="4e6bee01-fae3-4e1c-8f1a-9ed0fe9197f3"/>
   </ds:schemaRefs>
 </ds:datastoreItem>
+</file>
+
+<file path=customXml/itemProps3.xml><?xml version="1.0" encoding="utf-8"?>
+<ds:datastoreItem xmlns:ds="http://schemas.openxmlformats.org/officeDocument/2006/customXml" ds:itemID="{01737935-5D60-4040-8892-9E4074313170}">
+  <ds:schemaRefs>
+    <ds:schemaRef ds:uri="http://schemas.openxmlformats.org/officeDocument/2006/bibliography"/>
+  </ds:schemaRefs>
+</ds:datastoreItem>
+</file>
+
+<file path=customXml/itemProps4.xml><?xml version="1.0" encoding="utf-8"?>
+<ds:datastoreItem xmlns:ds="http://schemas.openxmlformats.org/officeDocument/2006/customXml" ds:itemID="{E4A5EDD7-4E6F-4D6E-A621-24883E4CA807}">
+  <ds:schemaRefs>
+    <ds:schemaRef ds:uri="http://schemas.microsoft.com/sharepoint/v3/contenttype/forms"/>
+  </ds:schemaRefs>
+</ds:datastoreItem>
 </file>
--- a/[Vennce Bravo - 231402264] 25-26 Project Interim Report Template .docx
+++ b/[Vennce Bravo - 231402264] 25-26 Project Interim Report Template .docx
@@ -125,7 +125,7 @@
           </mc:Choice>
           <mc:Fallback>
             <w:pict>
-              <v:line w14:anchorId="15AF6D02" id="Straight Connector 12" o:spid="_x0000_s1026" style="position:absolute;z-index:251658240;visibility:visible;mso-wrap-style:square;mso-width-percent:0;mso-height-percent:0;mso-wrap-distance-left:9pt;mso-wrap-distance-top:0;mso-wrap-distance-right:9pt;mso-wrap-distance-bottom:0;mso-position-horizontal:absolute;mso-position-horizontal-relative:margin;mso-position-vertical:absolute;mso-position-vertical-relative:text;mso-width-percent:0;mso-height-percent:0;mso-width-relative:margin;mso-height-relative:margin" from="3.2pt,9.85pt" to="456.7pt,9.85pt" o:gfxdata="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" strokecolor="#0e2841 [3215]" strokeweight="2.25pt">
+              <v:line w14:anchorId="34C62327" id="Straight Connector 12" o:spid="_x0000_s1026" style="position:absolute;z-index:251658240;visibility:visible;mso-wrap-style:square;mso-width-percent:0;mso-height-percent:0;mso-wrap-distance-left:9pt;mso-wrap-distance-top:0;mso-wrap-distance-right:9pt;mso-wrap-distance-bottom:0;mso-position-horizontal:absolute;mso-position-horizontal-relative:margin;mso-position-vertical:absolute;mso-position-vertical-relative:text;mso-width-percent:0;mso-height-percent:0;mso-width-relative:margin;mso-height-relative:margin" from="3.2pt,9.85pt" to="456.7pt,9.85pt" o:gfxdata="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" strokecolor="#0e2841 [3215]" strokeweight="2.25pt">
                 <v:stroke dashstyle="dash" opacity="50372f" linestyle="thinThin" endcap="round"/>
                 <v:shadow on="t" color="black" opacity="26214f" origin=",-.5" offset="0,3pt"/>
                 <w10:wrap anchorx="margin"/>
@@ -405,7 +405,7 @@
           </mc:Choice>
           <mc:Fallback>
             <w:pict>
-              <v:line w14:anchorId="53FE8B8E" id="Straight Connector 12" o:spid="_x0000_s1026" style="position:absolute;z-index:251658241;visibility:visible;mso-wrap-style:square;mso-width-percent:0;mso-height-percent:0;mso-wrap-distance-left:9pt;mso-wrap-distance-top:0;mso-wrap-distance-right:9pt;mso-wrap-distance-bottom:0;mso-position-horizontal:absolute;mso-position-horizontal-relative:margin;mso-position-vertical:absolute;mso-position-vertical-relative:text;mso-width-percent:0;mso-height-percent:0;mso-width-relative:margin;mso-height-relative:margin" from="3.8pt,24.3pt" to="457.3pt,24.3pt" o:gfxdata="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" strokecolor="#0e2841 [3215]" strokeweight="2.25pt">
+              <v:line w14:anchorId="3C74F8C5" id="Straight Connector 12" o:spid="_x0000_s1026" style="position:absolute;z-index:251658241;visibility:visible;mso-wrap-style:square;mso-width-percent:0;mso-height-percent:0;mso-wrap-distance-left:9pt;mso-wrap-distance-top:0;mso-wrap-distance-right:9pt;mso-wrap-distance-bottom:0;mso-position-horizontal:absolute;mso-position-horizontal-relative:margin;mso-position-vertical:absolute;mso-position-vertical-relative:text;mso-width-percent:0;mso-height-percent:0;mso-width-relative:margin;mso-height-relative:margin" from="3.8pt,24.3pt" to="457.3pt,24.3pt" o:gfxdata="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" strokecolor="#0e2841 [3215]" strokeweight="2.25pt">
                 <v:stroke dashstyle="dash" opacity="50372f" linestyle="thinThin" endcap="round"/>
                 <v:shadow on="t" color="black" opacity="26214f" origin=",-.5" offset="0,3pt"/>
                 <w10:wrap anchorx="margin"/>
@@ -3367,6 +3367,12 @@
       </w:r>
     </w:p>
     <w:p>
+      <w:pPr>
+        <w:rPr>
+          <w:sz w:val="16"/>
+          <w:szCs w:val="16"/>
+        </w:rPr>
+      </w:pPr>
       <w:r>
         <w:t xml:space="preserve">When </w:t>
       </w:r>
@@ -3388,6 +3394,13 @@
       <w:r>
         <w:t>virtual toy, simulator or an interactive environment?</w:t>
       </w:r>
+      <w:r>
+        <w:rPr>
+          <w:sz w:val="16"/>
+          <w:szCs w:val="16"/>
+        </w:rPr>
+        <w:t xml:space="preserve"> </w:t>
+      </w:r>
     </w:p>
     <w:p>
       <w:pPr>
@@ -3600,7 +3613,13 @@
         <w:t xml:space="preserve"> emotional design and </w:t>
       </w:r>
       <w:r>
-        <w:t>the ludic identity</w:t>
+        <w:t xml:space="preserve">the </w:t>
+      </w:r>
+      <w:r>
+        <w:t>play</w:t>
+      </w:r>
+      <w:r>
+        <w:t xml:space="preserve"> identity</w:t>
       </w:r>
       <w:r>
         <w:t xml:space="preserve"> to establish a foundation for examining when a cozy game might lose it</w:t>
@@ -3902,7 +3921,203 @@
         <w:t>Stardew Valley</w:t>
       </w:r>
       <w:r>
-        <w:t xml:space="preserve">” </w:t>
+        <w:t>” (</w:t>
+      </w:r>
+      <w:r>
+        <w:rPr>
+          <w:highlight w:val="yellow"/>
+        </w:rPr>
+        <w:t>INSERT REFERENCE</w:t>
+      </w:r>
+      <w:r>
+        <w:t>)</w:t>
+      </w:r>
+      <w:r>
+        <w:t xml:space="preserve"> and </w:t>
+      </w:r>
+      <w:r>
+        <w:t>“</w:t>
+      </w:r>
+      <w:r>
+        <w:t>A Short Hike</w:t>
+      </w:r>
+      <w:r>
+        <w:t>” (</w:t>
+      </w:r>
+      <w:r>
+        <w:rPr>
+          <w:highlight w:val="yellow"/>
+        </w:rPr>
+        <w:t>INSERT REFERENCE</w:t>
+      </w:r>
+      <w:r>
+        <w:t>)</w:t>
+      </w:r>
+      <w:r>
+        <w:t xml:space="preserve">, the author highlights common characteristics between each game such as the gentle pacing, safety and positive </w:t>
+      </w:r>
+      <w:r>
+        <w:t>reinforcement. The study argues that these features</w:t>
+      </w:r>
+      <w:r>
+        <w:t xml:space="preserve"> assist to shift the focus of the player from mechanics mastery to emotional comfort, aligning with the notion of “low-stakes</w:t>
+      </w:r>
+      <w:r>
+        <w:t xml:space="preserve"> interactivity”. While the thesis helps define structural pillars in design for cozy game identity, it also outlines the tension between comfort and challenge.</w:t>
+      </w:r>
+      <w:r>
+        <w:t xml:space="preserve"> This raises the question of </w:t>
+      </w:r>
+      <w:r>
+        <w:t>whether simplification dilutes a game’s identity.</w:t>
+      </w:r>
+    </w:p>
+    <w:p>
+      <w:pPr>
+        <w:pStyle w:val="Heading3"/>
+      </w:pPr>
+      <w:r>
+        <w:t>2.0.1.</w:t>
+      </w:r>
+      <w:r>
+        <w:t xml:space="preserve">3 </w:t>
+      </w:r>
+      <w:r>
+        <w:t>How COVID-19 Affected</w:t>
+      </w:r>
+      <w:r>
+        <w:t xml:space="preserve"> the Gaming Sphere</w:t>
+      </w:r>
+    </w:p>
+    <w:p>
+      <w:r>
+        <w:t>Fang’s thesis</w:t>
+      </w:r>
+      <w:r>
+        <w:t xml:space="preserve"> (</w:t>
+      </w:r>
+      <w:r>
+        <w:rPr>
+          <w:highlight w:val="yellow"/>
+        </w:rPr>
+        <w:t>INSERT SOURCE HERE</w:t>
+      </w:r>
+      <w:r>
+        <w:t xml:space="preserve">) </w:t>
+      </w:r>
+      <w:r>
+        <w:t>analyse</w:t>
+      </w:r>
+      <w:r>
+        <w:t>d</w:t>
+      </w:r>
+      <w:r>
+        <w:t xml:space="preserve"> </w:t>
+      </w:r>
+      <w:r>
+        <w:t>how</w:t>
+      </w:r>
+      <w:r>
+        <w:t xml:space="preserve"> </w:t>
+      </w:r>
+      <w:r>
+        <w:t xml:space="preserve">cozy games </w:t>
+      </w:r>
+      <w:r>
+        <w:t>influenced the players</w:t>
+      </w:r>
+      <w:r>
+        <w:t>’</w:t>
+      </w:r>
+      <w:r>
+        <w:t xml:space="preserve"> well-being during the global pandemic “COVID-19”.</w:t>
+      </w:r>
+      <w:r>
+        <w:t xml:space="preserve"> The thesis found that</w:t>
+      </w:r>
+      <w:r>
+        <w:t xml:space="preserve"> </w:t>
+      </w:r>
+      <w:r>
+        <w:t xml:space="preserve">gaming during this </w:t>
+      </w:r>
+      <w:r>
+        <w:t>period</w:t>
+      </w:r>
+      <w:r>
+        <w:t xml:space="preserve"> </w:t>
+      </w:r>
+      <w:r>
+        <w:t xml:space="preserve">produced predominantly positive outcomes, </w:t>
+      </w:r>
+      <w:r>
+        <w:t>particularly in social connection and emotional health</w:t>
+      </w:r>
+      <w:r>
+        <w:t>.</w:t>
+      </w:r>
+      <w:r>
+        <w:t xml:space="preserve"> </w:t>
+      </w:r>
+      <w:r>
+        <w:t xml:space="preserve">Through qualitative </w:t>
+      </w:r>
+      <w:r>
+        <w:t>interviews</w:t>
+      </w:r>
+      <w:r>
+        <w:t xml:space="preserve"> with Chinese international students, </w:t>
+      </w:r>
+      <w:r>
+        <w:t>Fang (</w:t>
+      </w:r>
+      <w:r>
+        <w:rPr>
+          <w:highlight w:val="yellow"/>
+        </w:rPr>
+        <w:t>INSERT SOURCE HERE</w:t>
+      </w:r>
+      <w:r>
+        <w:t>) demonstrates</w:t>
+      </w:r>
+      <w:r>
+        <w:t xml:space="preserve"> that cozy games </w:t>
+      </w:r>
+      <w:r>
+        <w:t>fostered</w:t>
+      </w:r>
+      <w:r>
+        <w:t xml:space="preserve"> a sense of emotional safety, belonging and cultural self-expression during the isolation period.</w:t>
+      </w:r>
+      <w:r>
+        <w:t xml:space="preserve"> </w:t>
+      </w:r>
+      <w:r>
+        <w:t>The thesis</w:t>
+      </w:r>
+      <w:r>
+        <w:t xml:space="preserve"> </w:t>
+      </w:r>
+      <w:r>
+        <w:t>applied</w:t>
+      </w:r>
+      <w:r>
+        <w:t xml:space="preserve"> the idea of Maslow’s hierarchy of </w:t>
+      </w:r>
+      <w:r>
+        <w:t>needs (</w:t>
+      </w:r>
+      <w:r>
+        <w:rPr>
+          <w:highlight w:val="yellow"/>
+        </w:rPr>
+        <w:t>INSERT SOURCE HERE</w:t>
+      </w:r>
+      <w:r>
+        <w:t xml:space="preserve">) </w:t>
+      </w:r>
+      <w:r>
+        <w:t xml:space="preserve">and General Strain Theory </w:t>
       </w:r>
       <w:r>
         <w:t>(</w:t>
@@ -3911,287 +4126,325 @@
         <w:rPr>
           <w:highlight w:val="yellow"/>
         </w:rPr>
-        <w:t>INSERT REFERENCE</w:t>
+        <w:t>INSERT SOURCE HERE</w:t>
+      </w:r>
+      <w:r>
+        <w:t xml:space="preserve">) </w:t>
+      </w:r>
+      <w:r>
+        <w:t>to argue that cozy games</w:t>
+      </w:r>
+      <w:r>
+        <w:t xml:space="preserve"> functioned as </w:t>
+      </w:r>
+      <w:r>
+        <w:t>technologies for escapism and an effective coping mechanism</w:t>
+      </w:r>
+      <w:r>
+        <w:t xml:space="preserve">. </w:t>
+      </w:r>
+      <w:r>
+        <w:t>However</w:t>
+      </w:r>
+      <w:r>
+        <w:t xml:space="preserve">, </w:t>
+      </w:r>
+      <w:r>
+        <w:t xml:space="preserve">it positioned cozy games as a primary tool for psychological and social stability during this period. </w:t>
+      </w:r>
+      <w:r>
+        <w:t xml:space="preserve">As a result, Fang’s analysis highlighted the growing tension within the genre: as comfort and safety become main design goals, the interactive and </w:t>
+      </w:r>
+      <w:r>
+        <w:t>play</w:t>
+      </w:r>
+      <w:r>
+        <w:t xml:space="preserve"> elements that </w:t>
+      </w:r>
+      <w:r>
+        <w:t xml:space="preserve">traditionally define games risk being overthrown. This tension </w:t>
+      </w:r>
+      <w:r>
+        <w:t>aligns directly with the overarching concern of determining where the balance lies between coziness and play</w:t>
+      </w:r>
+      <w:r>
+        <w:t>.</w:t>
+      </w:r>
+    </w:p>
+    <w:p>
+      <w:pPr>
+        <w:pStyle w:val="Heading2"/>
+      </w:pPr>
+      <w:bookmarkStart w:id="13" w:name="_Toc212714933"/>
+      <w:r>
+        <w:t>2.</w:t>
+      </w:r>
+      <w:r>
+        <w:t>1</w:t>
+      </w:r>
+      <w:r>
+        <w:t xml:space="preserve"> Critical Analysis and Gap Identification</w:t>
+      </w:r>
+      <w:bookmarkEnd w:id="13"/>
+    </w:p>
+    <w:p>
+      <w:r>
+        <w:t xml:space="preserve">Existing academic literature establishes that cozy games are an effective medium </w:t>
+      </w:r>
+      <w:r>
+        <w:t>for emotionally driven experiences defined by design principles such as safety,</w:t>
+      </w:r>
+      <w:r>
+        <w:t xml:space="preserve"> warmth and low-stakes interactions.</w:t>
+      </w:r>
+      <w:r>
+        <w:t xml:space="preserve"> Researchers mutually agree that cozy games </w:t>
+      </w:r>
+      <w:r>
+        <w:t>do</w:t>
+      </w:r>
+      <w:r>
+        <w:t xml:space="preserve"> foster well-being</w:t>
+      </w:r>
+      <w:r>
+        <w:t xml:space="preserve"> and comfort during periods of social disrupt. However, the literature also reveals </w:t>
+      </w:r>
+      <w:r>
+        <w:t>th</w:t>
+      </w:r>
+      <w:r>
+        <w:t>at there is still cloudiness when it comes to how coziness interacts with core gameplay structures.</w:t>
+      </w:r>
+    </w:p>
+    <w:p>
+      <w:r>
+        <w:t xml:space="preserve">An issue that </w:t>
+      </w:r>
+      <w:r>
+        <w:t>arises</w:t>
+      </w:r>
+      <w:r>
+        <w:t xml:space="preserve"> from </w:t>
+      </w:r>
+      <w:r>
+        <w:t>the review was the term “cozy” being inconsistent in definition. With (</w:t>
+      </w:r>
+      <w:r>
+        <w:rPr>
+          <w:highlight w:val="yellow"/>
+        </w:rPr>
+        <w:t>INSERT BOUDREAU</w:t>
+      </w:r>
+      <w:r>
+        <w:t>), it</w:t>
+      </w:r>
+      <w:r>
+        <w:t xml:space="preserve"> conceptualised the idea that coziness is a social</w:t>
+      </w:r>
+      <w:r>
+        <w:t xml:space="preserve"> construct whereas (</w:t>
+      </w:r>
+      <w:r>
+        <w:rPr>
+          <w:highlight w:val="yellow"/>
+        </w:rPr>
+        <w:t>INSERT WAPPLING</w:t>
+      </w:r>
+      <w:r>
+        <w:t xml:space="preserve">) it approached </w:t>
+      </w:r>
+      <w:r>
+        <w:t>coziness as a set of mechanical design principles. Fang (</w:t>
+      </w:r>
+      <w:r>
+        <w:rPr>
+          <w:highlight w:val="yellow"/>
+        </w:rPr>
+        <w:t>INSERT FANG</w:t>
+      </w:r>
+      <w:r>
+        <w:t xml:space="preserve">) </w:t>
+      </w:r>
+      <w:r>
+        <w:t xml:space="preserve">treated coziness as a psychological state. </w:t>
+      </w:r>
+      <w:r>
+        <w:t>These definitions</w:t>
+      </w:r>
+      <w:r>
+        <w:t xml:space="preserve"> </w:t>
+      </w:r>
+      <w:r>
+        <w:t>lack</w:t>
+      </w:r>
+      <w:r>
+        <w:t xml:space="preserve"> consensus about wh</w:t>
+      </w:r>
+      <w:r>
+        <w:t>ether cosiness is a genre, aesthetic or an emotional state.</w:t>
+      </w:r>
+    </w:p>
+    <w:p>
+      <w:r>
+        <w:t xml:space="preserve">Another issue that arises from the review was that all studies highlight the </w:t>
+      </w:r>
+      <w:r>
+        <w:t xml:space="preserve">positive effect of cozy games without </w:t>
+      </w:r>
+      <w:r>
+        <w:t xml:space="preserve">critiques on the negative ramifications </w:t>
+      </w:r>
+      <w:r>
+        <w:t xml:space="preserve">such as diminishing interactivity or </w:t>
+      </w:r>
+      <w:r>
+        <w:t xml:space="preserve">loss of challenge from the increase in </w:t>
+      </w:r>
+      <w:r>
+        <w:t>pillars such as gentle pacing (</w:t>
+      </w:r>
+      <w:r>
+        <w:rPr>
+          <w:highlight w:val="yellow"/>
+        </w:rPr>
+        <w:t>INSERT</w:t>
+      </w:r>
+      <w:r>
+        <w:rPr>
+          <w:highlight w:val="yellow"/>
+        </w:rPr>
+        <w:t xml:space="preserve"> BOUDREAU</w:t>
+      </w:r>
+      <w:r>
+        <w:t>), low-stakes interaction (</w:t>
+      </w:r>
+      <w:r>
+        <w:rPr>
+          <w:highlight w:val="yellow"/>
+        </w:rPr>
+        <w:t>INSERT WAPPLING</w:t>
+      </w:r>
+      <w:r>
+        <w:t xml:space="preserve">) and </w:t>
+      </w:r>
+      <w:r>
+        <w:t>safety (</w:t>
+      </w:r>
+      <w:r>
+        <w:rPr>
+          <w:highlight w:val="yellow"/>
+        </w:rPr>
+        <w:t>INSERT FANGS</w:t>
       </w:r>
       <w:r>
         <w:t>)</w:t>
       </w:r>
       <w:r>
-        <w:t xml:space="preserve"> and </w:t>
-      </w:r>
-      <w:r>
-        <w:t>“</w:t>
-      </w:r>
-      <w:r>
-        <w:t>A Short Hike</w:t>
-      </w:r>
-      <w:r>
-        <w:t xml:space="preserve">” </w:t>
-      </w:r>
-      <w:r>
-        <w:t>(</w:t>
-      </w:r>
-      <w:r>
-        <w:rPr>
-          <w:highlight w:val="yellow"/>
-        </w:rPr>
-        <w:t>INSERT REFERENCE</w:t>
-      </w:r>
-      <w:r>
-        <w:t>)</w:t>
-      </w:r>
-      <w:r>
-        <w:t xml:space="preserve">, the author highlights common characteristics between each game such as the gentle pacing, safety and positive </w:t>
-      </w:r>
-      <w:r>
-        <w:t>reinforcement. The study argues that these features</w:t>
-      </w:r>
-      <w:r>
-        <w:t xml:space="preserve"> assist to shift the focus of the player from mechanics mastery to emotional comfort, aligning with the notion of “low-stakes</w:t>
-      </w:r>
-      <w:r>
-        <w:t xml:space="preserve"> interactivity”. While the thesis helps define structural pillars in design for cozy game identity, it also outlines the tension between comfort and challenge.</w:t>
-      </w:r>
-      <w:r>
-        <w:t xml:space="preserve"> This raises the question of </w:t>
-      </w:r>
-      <w:r>
-        <w:t>whether simplification dilutes a game’s identity.</w:t>
-      </w:r>
-    </w:p>
-    <w:p>
-      <w:pPr>
-        <w:pStyle w:val="Heading3"/>
-      </w:pPr>
-      <w:r>
-        <w:t>2.0.1.</w:t>
-      </w:r>
-      <w:r>
-        <w:t xml:space="preserve">3 </w:t>
-      </w:r>
-      <w:r>
-        <w:t>How COVID-19 Affected</w:t>
-      </w:r>
-      <w:r>
-        <w:t xml:space="preserve"> the Gaming Sphere</w:t>
-      </w:r>
-    </w:p>
-    <w:p>
-      <w:r>
-        <w:t>Fang’s thesis</w:t>
+        <w:t>.</w:t>
+      </w:r>
+    </w:p>
+    <w:p>
+      <w:r>
+        <w:t>These limitations reveal that there is a gap in understanding the balance between affective design and gameplay identity. While the existing literature</w:t>
       </w:r>
       <w:r>
         <w:t xml:space="preserve"> </w:t>
       </w:r>
       <w:r>
-        <w:t>(</w:t>
-      </w:r>
-      <w:r>
-        <w:rPr>
-          <w:highlight w:val="yellow"/>
-        </w:rPr>
-        <w:t>INSERT SOURCE HERE</w:t>
-      </w:r>
-      <w:r>
-        <w:t xml:space="preserve">) </w:t>
-      </w:r>
-      <w:r>
-        <w:t>analyse</w:t>
-      </w:r>
-      <w:r>
-        <w:t>d</w:t>
-      </w:r>
-      <w:r>
-        <w:t xml:space="preserve"> </w:t>
-      </w:r>
-      <w:r>
-        <w:t>how</w:t>
-      </w:r>
-      <w:r>
-        <w:t xml:space="preserve"> </w:t>
-      </w:r>
-      <w:r>
-        <w:t xml:space="preserve">cozy games </w:t>
-      </w:r>
-      <w:r>
-        <w:t>influenced the players</w:t>
-      </w:r>
-      <w:r>
-        <w:t>’</w:t>
-      </w:r>
-      <w:r>
-        <w:t xml:space="preserve"> well-being during the global pandemic “COVID-19”.</w:t>
-      </w:r>
-      <w:r>
-        <w:t xml:space="preserve"> The thesis found that</w:t>
-      </w:r>
-      <w:r>
-        <w:t xml:space="preserve"> </w:t>
-      </w:r>
-      <w:r>
-        <w:t xml:space="preserve">gaming during this </w:t>
-      </w:r>
-      <w:r>
-        <w:t>period</w:t>
-      </w:r>
-      <w:r>
-        <w:t xml:space="preserve"> </w:t>
-      </w:r>
-      <w:r>
-        <w:t xml:space="preserve">produced predominantly positive outcomes, </w:t>
-      </w:r>
-      <w:r>
-        <w:t>particularly in social connection and emotional health</w:t>
-      </w:r>
-      <w:r>
+        <w:t>defines</w:t>
+      </w:r>
+      <w:r>
+        <w:t xml:space="preserve"> the cozy aesthetic, none explicitly examine where coziness begins to erode the play structure of </w:t>
+      </w:r>
+      <w:r>
+        <w:t xml:space="preserve">gameplay. This study will seek to address the gap presented by exploring how design choices such as difficulty </w:t>
+      </w:r>
+      <w:r>
+        <w:t>determine the point which a cozy game may seize to lose its identity.</w:t>
+      </w:r>
+    </w:p>
+    <w:p>
+      <w:pPr>
+        <w:pStyle w:val="Heading2"/>
+      </w:pPr>
+      <w:bookmarkStart w:id="14" w:name="_Toc212714934"/>
+      <w:r>
+        <w:t>2.</w:t>
+      </w:r>
+      <w:r>
+        <w:t>2</w:t>
+      </w:r>
+      <w:r>
+        <w:t xml:space="preserve"> Project Justification</w:t>
+      </w:r>
+      <w:bookmarkEnd w:id="14"/>
+    </w:p>
+    <w:p>
+      <w:pPr>
+        <w:rPr>
+          <w:rFonts w:ascii="Arial" w:hAnsi="Arial" w:cs="Arial"/>
+        </w:rPr>
+      </w:pPr>
+      <w:r>
+        <w:rPr>
+          <w:rFonts w:ascii="Arial" w:hAnsi="Arial" w:cs="Arial"/>
+        </w:rPr>
+        <w:t xml:space="preserve">With the gap being established, this project aims to explore how difficulty affects the identity of cozy games and where the line begins to blur between the artifact </w:t>
+      </w:r>
+      <w:r>
+        <w:rPr>
+          <w:rFonts w:ascii="Arial" w:hAnsi="Arial" w:cs="Arial"/>
+        </w:rPr>
+        <w:t xml:space="preserve">being a game and a virtual experience. </w:t>
+      </w:r>
+      <w:r>
+        <w:rPr>
+          <w:rFonts w:ascii="Arial" w:hAnsi="Arial" w:cs="Arial"/>
+        </w:rPr>
+        <w:t xml:space="preserve">This project will assist the industry by </w:t>
+      </w:r>
+      <w:r>
+        <w:rPr>
+          <w:rFonts w:ascii="Arial" w:hAnsi="Arial" w:cs="Arial"/>
+        </w:rPr>
+        <w:t xml:space="preserve">analysing how difficulty </w:t>
+      </w:r>
+      <w:r>
+        <w:rPr>
+          <w:rFonts w:ascii="Arial" w:hAnsi="Arial" w:cs="Arial"/>
+        </w:rPr>
+        <w:t xml:space="preserve">affects balance of coziness and </w:t>
+      </w:r>
+      <w:r>
+        <w:rPr>
+          <w:rFonts w:ascii="Arial" w:hAnsi="Arial" w:cs="Arial"/>
+        </w:rPr>
+        <w:t>gameplay</w:t>
+      </w:r>
+      <w:r>
+        <w:rPr>
+          <w:rFonts w:ascii="Arial" w:hAnsi="Arial" w:cs="Arial"/>
+        </w:rPr>
+        <w:t xml:space="preserve"> whilst </w:t>
+      </w:r>
+      <w:r>
+        <w:rPr>
+          <w:rFonts w:ascii="Arial" w:hAnsi="Arial" w:cs="Arial"/>
+        </w:rPr>
+        <w:t>determining</w:t>
+      </w:r>
+      <w:r>
+        <w:rPr>
+          <w:rFonts w:ascii="Arial" w:hAnsi="Arial" w:cs="Arial"/>
+        </w:rPr>
+        <w:t xml:space="preserve"> the threshold at which cozy games begin to lose identity</w:t>
+      </w:r>
+      <w:r>
+        <w:rPr>
+          <w:rFonts w:ascii="Arial" w:hAnsi="Arial" w:cs="Arial"/>
+        </w:rPr>
         <w:t>.</w:t>
       </w:r>
-      <w:r>
-        <w:t xml:space="preserve"> </w:t>
-      </w:r>
-      <w:r>
-        <w:t xml:space="preserve">Through qualitative </w:t>
-      </w:r>
-      <w:r>
-        <w:t>interviews</w:t>
-      </w:r>
-      <w:r>
-        <w:t xml:space="preserve"> with Chinese international students, </w:t>
-      </w:r>
-      <w:r>
-        <w:t>Fang (</w:t>
-      </w:r>
-      <w:r>
-        <w:rPr>
-          <w:highlight w:val="yellow"/>
-        </w:rPr>
-        <w:t xml:space="preserve">INSERT SOURCE </w:t>
-      </w:r>
-      <w:r>
-        <w:rPr>
-          <w:highlight w:val="yellow"/>
-        </w:rPr>
-        <w:t>HERE</w:t>
-      </w:r>
-      <w:r>
-        <w:t>) demonstrates</w:t>
-      </w:r>
-      <w:r>
-        <w:t xml:space="preserve"> that cozy games </w:t>
-      </w:r>
-      <w:r>
-        <w:t>fostered</w:t>
-      </w:r>
-      <w:r>
-        <w:t xml:space="preserve"> a sense of emotional safety, belonging and cultural self-expression during the isolation period.</w:t>
-      </w:r>
-      <w:r>
-        <w:t xml:space="preserve"> </w:t>
-      </w:r>
-      <w:r>
-        <w:t>The thesis</w:t>
-      </w:r>
-      <w:r>
-        <w:t xml:space="preserve"> </w:t>
-      </w:r>
-      <w:r>
-        <w:t>applied</w:t>
-      </w:r>
-      <w:r>
-        <w:t xml:space="preserve"> the idea of Maslow’s hierarchy of </w:t>
-      </w:r>
-      <w:r>
-        <w:t>needs (</w:t>
-      </w:r>
-      <w:r>
-        <w:rPr>
-          <w:highlight w:val="yellow"/>
-        </w:rPr>
-        <w:t>INSERT SOURCE HERE</w:t>
-      </w:r>
-      <w:r>
-        <w:t xml:space="preserve">) </w:t>
-      </w:r>
-      <w:r>
-        <w:t xml:space="preserve">and General Strain Theory </w:t>
-      </w:r>
-      <w:r>
-        <w:t>(</w:t>
-      </w:r>
-      <w:r>
-        <w:rPr>
-          <w:highlight w:val="yellow"/>
-        </w:rPr>
-        <w:t>INSERT SOURCE HERE</w:t>
-      </w:r>
-      <w:r>
-        <w:t xml:space="preserve">) </w:t>
-      </w:r>
-      <w:r>
-        <w:t>to argue that cozy games</w:t>
-      </w:r>
-      <w:r>
-        <w:t xml:space="preserve"> functioned as </w:t>
-      </w:r>
-      <w:r>
-        <w:t>technologies for escapism and an effective coping mechanism</w:t>
-      </w:r>
-      <w:r>
-        <w:t xml:space="preserve">. </w:t>
-      </w:r>
-      <w:r>
-        <w:t>However</w:t>
-      </w:r>
-      <w:r>
-        <w:t xml:space="preserve">, </w:t>
-      </w:r>
-      <w:r>
-        <w:t xml:space="preserve">it positioned cozy games as a primary tool for psychological and social stability during this period. </w:t>
-      </w:r>
-      <w:r>
-        <w:t xml:space="preserve">As a result, Fang’s analysis highlighted the growing tension within the genre: as comfort and safety become main design goals, the interactive and ludic elements that </w:t>
-      </w:r>
-      <w:r>
-        <w:t xml:space="preserve">traditionally define games risk being overthrown. This tension </w:t>
-      </w:r>
-      <w:r>
-        <w:t>aligns directly with the overarching concern of determining where the balance lies between coziness and play</w:t>
-      </w:r>
-      <w:r>
-        <w:t>.</w:t>
-      </w:r>
-    </w:p>
-    <w:p>
-      <w:pPr>
-        <w:pStyle w:val="Heading2"/>
-      </w:pPr>
-      <w:bookmarkStart w:id="13" w:name="_Toc212714933"/>
-      <w:r>
-        <w:t>2.</w:t>
-      </w:r>
-      <w:r>
-        <w:t>1</w:t>
-      </w:r>
-      <w:r>
-        <w:t xml:space="preserve"> Critical Analysis and Gap Identification</w:t>
-      </w:r>
-      <w:bookmarkEnd w:id="13"/>
-    </w:p>
-    <w:p>
-      <w:pPr>
-        <w:pStyle w:val="Heading2"/>
-      </w:pPr>
-      <w:bookmarkStart w:id="14" w:name="_Toc212714934"/>
-      <w:r>
-        <w:t>2.</w:t>
-      </w:r>
-      <w:r>
-        <w:t>2</w:t>
-      </w:r>
-      <w:r>
-        <w:t xml:space="preserve"> Project Justification</w:t>
-      </w:r>
-      <w:bookmarkEnd w:id="14"/>
     </w:p>
     <w:p>
       <w:pPr>
@@ -4372,59 +4625,6 @@
     </w:p>
     <w:p>
       <w:pPr>
-        <w:numPr>
-          <w:ilvl w:val="0"/>
-          <w:numId w:val="1"/>
-        </w:numPr>
-        <w:rPr>
-          <w:rFonts w:ascii="Arial" w:hAnsi="Arial" w:cs="Arial"/>
-          <w:sz w:val="22"/>
-          <w:szCs w:val="22"/>
-        </w:rPr>
-      </w:pPr>
-      <w:r>
-        <w:rPr>
-          <w:rFonts w:ascii="Arial" w:hAnsi="Arial" w:cs="Arial"/>
-          <w:sz w:val="22"/>
-          <w:szCs w:val="22"/>
-        </w:rPr>
-        <w:t>This will measure the current difference between each genre being played in the current ag</w:t>
-      </w:r>
-      <w:r>
-        <w:rPr>
-          <w:rFonts w:ascii="Arial" w:hAnsi="Arial" w:cs="Arial"/>
-          <w:sz w:val="22"/>
-          <w:szCs w:val="22"/>
-        </w:rPr>
-        <w:t xml:space="preserve">e. With this, a conclusion will be made about why certain genres have either gone up or down in popularity </w:t>
-      </w:r>
-      <w:r>
-        <w:rPr>
-          <w:rFonts w:ascii="Arial" w:hAnsi="Arial" w:cs="Arial"/>
-          <w:sz w:val="22"/>
-          <w:szCs w:val="22"/>
-        </w:rPr>
-        <w:t xml:space="preserve">with correlation to the </w:t>
-      </w:r>
-      <w:r>
-        <w:rPr>
-          <w:rFonts w:ascii="Arial" w:hAnsi="Arial" w:cs="Arial"/>
-          <w:sz w:val="22"/>
-          <w:szCs w:val="22"/>
-        </w:rPr>
-        <w:t>period</w:t>
-      </w:r>
-      <w:r>
-        <w:rPr>
-          <w:rFonts w:ascii="Arial" w:hAnsi="Arial" w:cs="Arial"/>
-          <w:sz w:val="22"/>
-          <w:szCs w:val="22"/>
-        </w:rPr>
-        <w:t>.</w:t>
-      </w:r>
-    </w:p>
-    <w:p>
-      <w:pPr>
         <w:pStyle w:val="Heading3"/>
       </w:pPr>
       <w:bookmarkStart w:id="19" w:name="_Toc212714939"/>
@@ -4462,56 +4662,6 @@
     </w:p>
     <w:p>
       <w:pPr>
-        <w:numPr>
-          <w:ilvl w:val="0"/>
-          <w:numId w:val="1"/>
-        </w:numPr>
-        <w:rPr>
-          <w:rFonts w:ascii="Arial" w:hAnsi="Arial" w:cs="Arial"/>
-          <w:sz w:val="22"/>
-          <w:szCs w:val="22"/>
-        </w:rPr>
-      </w:pPr>
-      <w:r>
-        <w:rPr>
-          <w:rFonts w:ascii="Arial" w:hAnsi="Arial" w:cs="Arial"/>
-          <w:sz w:val="22"/>
-          <w:szCs w:val="22"/>
-        </w:rPr>
-        <w:t>This will identify the core pillars of the Cozy Game genre.</w:t>
-      </w:r>
-    </w:p>
-    <w:p>
-      <w:pPr>
-        <w:numPr>
-          <w:ilvl w:val="0"/>
-          <w:numId w:val="1"/>
-        </w:numPr>
-        <w:rPr>
-          <w:rFonts w:ascii="Arial" w:hAnsi="Arial" w:cs="Arial"/>
-          <w:sz w:val="22"/>
-          <w:szCs w:val="22"/>
-        </w:rPr>
-      </w:pPr>
-      <w:r>
-        <w:rPr>
-          <w:rFonts w:ascii="Arial" w:hAnsi="Arial" w:cs="Arial"/>
-          <w:sz w:val="22"/>
-          <w:szCs w:val="22"/>
-        </w:rPr>
-        <w:t xml:space="preserve">After definition of core pillars, this will </w:t>
-      </w:r>
-      <w:r>
-        <w:rPr>
-          <w:rFonts w:ascii="Arial" w:hAnsi="Arial" w:cs="Arial"/>
-          <w:sz w:val="22"/>
-          <w:szCs w:val="22"/>
-        </w:rPr>
-        <w:t>focus on the importance of said pillars to the identification of the Cozy Game genre.</w:t>
-      </w:r>
-    </w:p>
-    <w:p>
-      <w:pPr>
         <w:pStyle w:val="Heading3"/>
       </w:pPr>
       <w:bookmarkStart w:id="20" w:name="_Toc212714940"/>
@@ -4531,43 +4681,6 @@
     </w:p>
     <w:p>
       <w:pPr>
-        <w:numPr>
-          <w:ilvl w:val="0"/>
-          <w:numId w:val="1"/>
-        </w:numPr>
-        <w:rPr>
-          <w:rFonts w:ascii="Arial" w:hAnsi="Arial" w:cs="Arial"/>
-          <w:sz w:val="22"/>
-          <w:szCs w:val="22"/>
-        </w:rPr>
-      </w:pPr>
-      <w:r>
-        <w:rPr>
-          <w:rFonts w:ascii="Arial" w:hAnsi="Arial" w:cs="Arial"/>
-          <w:sz w:val="22"/>
-          <w:szCs w:val="22"/>
-        </w:rPr>
-        <w:t xml:space="preserve">This will define what </w:t>
-      </w:r>
-      <w:r>
-        <w:rPr>
-          <w:rFonts w:ascii="Arial" w:hAnsi="Arial" w:cs="Arial"/>
-          <w:sz w:val="22"/>
-          <w:szCs w:val="22"/>
-        </w:rPr>
-        <w:t>makes a product a virtual experience rather than a game</w:t>
-      </w:r>
-      <w:r>
-        <w:rPr>
-          <w:rFonts w:ascii="Arial" w:hAnsi="Arial" w:cs="Arial"/>
-          <w:sz w:val="22"/>
-          <w:szCs w:val="22"/>
-        </w:rPr>
-        <w:t>.</w:t>
-      </w:r>
-    </w:p>
-    <w:p>
-      <w:pPr>
         <w:pStyle w:val="Heading3"/>
       </w:pPr>
       <w:bookmarkStart w:id="21" w:name="_Toc212714941"/>
@@ -4581,42 +4694,6 @@
     </w:p>
     <w:p>
       <w:pPr>
-        <w:numPr>
-          <w:ilvl w:val="0"/>
-          <w:numId w:val="1"/>
-        </w:numPr>
-        <w:rPr>
-          <w:rFonts w:ascii="Arial" w:hAnsi="Arial" w:cs="Arial"/>
-          <w:sz w:val="22"/>
-          <w:szCs w:val="22"/>
-        </w:rPr>
-      </w:pPr>
-      <w:r>
-        <w:rPr>
-          <w:rFonts w:ascii="Arial" w:hAnsi="Arial" w:cs="Arial"/>
-          <w:sz w:val="22"/>
-          <w:szCs w:val="22"/>
-        </w:rPr>
-        <w:t>This will also focus on the different forms of difficulty present within a game, and which forms are mainly found within the Cozy Game genre.</w:t>
-      </w:r>
-    </w:p>
-    <w:p>
-      <w:pPr>
-        <w:numPr>
-          <w:ilvl w:val="0"/>
-          <w:numId w:val="1"/>
-        </w:numPr>
-        <w:rPr>
-          <w:rFonts w:ascii="Arial" w:hAnsi="Arial" w:cs="Arial"/>
-          <w:b/>
-          <w:bCs/>
-          <w:sz w:val="22"/>
-          <w:szCs w:val="22"/>
-        </w:rPr>
-      </w:pPr>
-    </w:p>
-    <w:p>
-      <w:pPr>
         <w:pStyle w:val="Heading3"/>
       </w:pPr>
       <w:bookmarkStart w:id="22" w:name="_Toc212714942"/>
@@ -4654,35 +4731,6 @@
         <w:t>affects the coziness of a game</w:t>
       </w:r>
       <w:bookmarkEnd w:id="22"/>
-    </w:p>
-    <w:p>
-      <w:pPr>
-        <w:numPr>
-          <w:ilvl w:val="0"/>
-          <w:numId w:val="1"/>
-        </w:numPr>
-        <w:rPr>
-          <w:rFonts w:ascii="Arial" w:hAnsi="Arial" w:cs="Arial"/>
-          <w:sz w:val="22"/>
-          <w:szCs w:val="22"/>
-        </w:rPr>
-      </w:pPr>
-      <w:r>
-        <w:rPr>
-          <w:rFonts w:ascii="Arial" w:hAnsi="Arial" w:cs="Arial"/>
-          <w:sz w:val="22"/>
-          <w:szCs w:val="22"/>
-        </w:rPr>
-        <w:t xml:space="preserve">Explore Gameplay </w:t>
-      </w:r>
-      <w:r>
-        <w:rPr>
-          <w:rFonts w:ascii="Arial" w:hAnsi="Arial" w:cs="Arial"/>
-          <w:sz w:val="22"/>
-          <w:szCs w:val="22"/>
-        </w:rPr>
-        <w:t>Consistency</w:t>
-      </w:r>
     </w:p>
     <w:p>
       <w:pPr>
@@ -5130,7 +5178,13 @@
         <w:rPr>
           <w:highlight w:val="yellow"/>
         </w:rPr>
-        <w:t>GET A REFERENCE FOR THIS</w:t>
+        <w:t>INSERT</w:t>
+      </w:r>
+      <w:r>
+        <w:rPr>
+          <w:highlight w:val="yellow"/>
+        </w:rPr>
+        <w:t xml:space="preserve"> REFERENCE FOR THIS</w:t>
       </w:r>
       <w:r>
         <w:t>)</w:t>
@@ -5371,6 +5425,14 @@
       <w:bookmarkEnd w:id="29"/>
     </w:p>
     <w:p>
+      <w:pPr>
+        <w:rPr>
+          <w:sz w:val="16"/>
+          <w:szCs w:val="16"/>
+        </w:rPr>
+      </w:pPr>
+    </w:p>
+    <w:p>
       <w:r>
         <w:t>The Kanban board</w:t>
       </w:r>
@@ -5548,13 +5610,6 @@
     </w:p>
     <w:p>
       <w:pPr>
-        <w:rPr>
-          <w:rFonts w:ascii="Arial" w:hAnsi="Arial" w:cs="Arial"/>
-        </w:rPr>
-      </w:pPr>
-    </w:p>
-    <w:p>
-      <w:pPr>
         <w:pStyle w:val="Heading1"/>
       </w:pPr>
       <w:bookmarkStart w:id="31" w:name="_Toc212714949"/>
@@ -5656,6 +5711,7 @@
       </w:r>
       <w:bookmarkEnd w:id="33"/>
     </w:p>
+    <w:p/>
     <w:p/>
     <w:tbl>
       <w:tblPr>
@@ -9079,6 +9135,27 @@
 </file>
 
 <file path=customXml/item1.xml><?xml version="1.0" encoding="utf-8"?>
+<?mso-contentType ?>
+<FormTemplates xmlns="http://schemas.microsoft.com/sharepoint/v3/contenttype/forms">
+  <Display>DocumentLibraryForm</Display>
+  <Edit>DocumentLibraryForm</Edit>
+  <New>DocumentLibraryForm</New>
+</FormTemplates>
+</file>
+
+<file path=customXml/item2.xml><?xml version="1.0" encoding="utf-8"?>
+<b:Sources xmlns:b="http://schemas.openxmlformats.org/officeDocument/2006/bibliography" xmlns="http://schemas.openxmlformats.org/officeDocument/2006/bibliography" SelectedStyle="\APASixthEditionOfficeOnline.xsl" StyleName="APA" Version="6"/>
+</file>
+
+<file path=customXml/item3.xml><?xml version="1.0" encoding="utf-8"?>
+<p:properties xmlns:p="http://schemas.microsoft.com/office/2006/metadata/properties" xmlns:xsi="http://www.w3.org/2001/XMLSchema-instance" xmlns:pc="http://schemas.microsoft.com/office/infopath/2007/PartnerControls">
+  <documentManagement>
+    <_activity xmlns="4e6bee01-fae3-4e1c-8f1a-9ed0fe9197f3" xsi:nil="true"/>
+  </documentManagement>
+</p:properties>
+</file>
+
+<file path=customXml/item4.xml><?xml version="1.0" encoding="utf-8"?>
 <ct:contentTypeSchema xmlns:ct="http://schemas.microsoft.com/office/2006/metadata/contentType" xmlns:ma="http://schemas.microsoft.com/office/2006/metadata/properties/metaAttributes" ct:_="" ma:_="" ma:contentTypeName="Document" ma:contentTypeID="0x0101008F0F6E24CBBDF2489BB0C7D787BF1FA9" ma:contentTypeVersion="15" ma:contentTypeDescription="Create a new document." ma:contentTypeScope="" ma:versionID="2d4b1107e0bcd24d879f2e81b4ffe2f7">
   <xsd:schema xmlns:xsd="http://www.w3.org/2001/XMLSchema" xmlns:xs="http://www.w3.org/2001/XMLSchema" xmlns:p="http://schemas.microsoft.com/office/2006/metadata/properties" xmlns:ns3="4e6bee01-fae3-4e1c-8f1a-9ed0fe9197f3" xmlns:ns4="9ebee74b-6c09-439e-a20a-fc6d1b49bd2d" targetNamespace="http://schemas.microsoft.com/office/2006/metadata/properties" ma:root="true" ma:fieldsID="5cc5db8e17a87248a928f297a097d818" ns3:_="" ns4:_="">
     <xsd:import namespace="4e6bee01-fae3-4e1c-8f1a-9ed0fe9197f3"/>
@@ -9311,28 +9388,33 @@
 </ct:contentTypeSchema>
 </file>
 
-<file path=customXml/item2.xml><?xml version="1.0" encoding="utf-8"?>
-<p:properties xmlns:p="http://schemas.microsoft.com/office/2006/metadata/properties" xmlns:xsi="http://www.w3.org/2001/XMLSchema-instance" xmlns:pc="http://schemas.microsoft.com/office/infopath/2007/PartnerControls">
-  <documentManagement>
-    <_activity xmlns="4e6bee01-fae3-4e1c-8f1a-9ed0fe9197f3" xsi:nil="true"/>
-  </documentManagement>
-</p:properties>
+<file path=customXml/itemProps1.xml><?xml version="1.0" encoding="utf-8"?>
+<ds:datastoreItem xmlns:ds="http://schemas.openxmlformats.org/officeDocument/2006/customXml" ds:itemID="{E4A5EDD7-4E6F-4D6E-A621-24883E4CA807}">
+  <ds:schemaRefs>
+    <ds:schemaRef ds:uri="http://schemas.microsoft.com/sharepoint/v3/contenttype/forms"/>
+  </ds:schemaRefs>
+</ds:datastoreItem>
 </file>
 
-<file path=customXml/item3.xml><?xml version="1.0" encoding="utf-8"?>
-<b:Sources xmlns:b="http://schemas.openxmlformats.org/officeDocument/2006/bibliography" xmlns="http://schemas.openxmlformats.org/officeDocument/2006/bibliography" SelectedStyle="\APASixthEditionOfficeOnline.xsl" StyleName="APA" Version="6"/>
+<file path=customXml/itemProps2.xml><?xml version="1.0" encoding="utf-8"?>
+<ds:datastoreItem xmlns:ds="http://schemas.openxmlformats.org/officeDocument/2006/customXml" ds:itemID="{01737935-5D60-4040-8892-9E4074313170}">
+  <ds:schemaRefs>
+    <ds:schemaRef ds:uri="http://schemas.openxmlformats.org/officeDocument/2006/bibliography"/>
+  </ds:schemaRefs>
+</ds:datastoreItem>
 </file>
 
-<file path=customXml/item4.xml><?xml version="1.0" encoding="utf-8"?>
-<?mso-contentType ?>
-<FormTemplates xmlns="http://schemas.microsoft.com/sharepoint/v3/contenttype/forms">
-  <Display>DocumentLibraryForm</Display>
-  <Edit>DocumentLibraryForm</Edit>
-  <New>DocumentLibraryForm</New>
-</FormTemplates>
+<file path=customXml/itemProps3.xml><?xml version="1.0" encoding="utf-8"?>
+<ds:datastoreItem xmlns:ds="http://schemas.openxmlformats.org/officeDocument/2006/customXml" ds:itemID="{427E592C-BA00-4E9F-856E-27CA4AE42C28}">
+  <ds:schemaRefs>
+    <ds:schemaRef ds:uri="http://schemas.microsoft.com/office/2006/metadata/properties"/>
+    <ds:schemaRef ds:uri="http://schemas.microsoft.com/office/infopath/2007/PartnerControls"/>
+    <ds:schemaRef ds:uri="4e6bee01-fae3-4e1c-8f1a-9ed0fe9197f3"/>
+  </ds:schemaRefs>
+</ds:datastoreItem>
 </file>
 
-<file path=customXml/itemProps1.xml><?xml version="1.0" encoding="utf-8"?>
+<file path=customXml/itemProps4.xml><?xml version="1.0" encoding="utf-8"?>
 <ds:datastoreItem xmlns:ds="http://schemas.openxmlformats.org/officeDocument/2006/customXml" ds:itemID="{71FFA508-172B-43AC-84A2-26545FBF7306}">
   <ds:schemaRefs>
     <ds:schemaRef ds:uri="http://schemas.microsoft.com/office/2006/metadata/contentType"/>
@@ -9349,30 +9431,4 @@
     <ds:schemaRef ds:uri="http://schemas.microsoft.com/internal/obd"/>
   </ds:schemaRefs>
 </ds:datastoreItem>
-</file>
-
-<file path=customXml/itemProps2.xml><?xml version="1.0" encoding="utf-8"?>
-<ds:datastoreItem xmlns:ds="http://schemas.openxmlformats.org/officeDocument/2006/customXml" ds:itemID="{427E592C-BA00-4E9F-856E-27CA4AE42C28}">
-  <ds:schemaRefs>
-    <ds:schemaRef ds:uri="http://schemas.microsoft.com/office/2006/metadata/properties"/>
-    <ds:schemaRef ds:uri="http://schemas.microsoft.com/office/infopath/2007/PartnerControls"/>
-    <ds:schemaRef ds:uri="4e6bee01-fae3-4e1c-8f1a-9ed0fe9197f3"/>
-  </ds:schemaRefs>
-</ds:datastoreItem>
-</file>
-
-<file path=customXml/itemProps3.xml><?xml version="1.0" encoding="utf-8"?>
-<ds:datastoreItem xmlns:ds="http://schemas.openxmlformats.org/officeDocument/2006/customXml" ds:itemID="{01737935-5D60-4040-8892-9E4074313170}">
-  <ds:schemaRefs>
-    <ds:schemaRef ds:uri="http://schemas.openxmlformats.org/officeDocument/2006/bibliography"/>
-  </ds:schemaRefs>
-</ds:datastoreItem>
-</file>
-
-<file path=customXml/itemProps4.xml><?xml version="1.0" encoding="utf-8"?>
-<ds:datastoreItem xmlns:ds="http://schemas.openxmlformats.org/officeDocument/2006/customXml" ds:itemID="{E4A5EDD7-4E6F-4D6E-A621-24883E4CA807}">
-  <ds:schemaRefs>
-    <ds:schemaRef ds:uri="http://schemas.microsoft.com/sharepoint/v3/contenttype/forms"/>
-  </ds:schemaRefs>
-</ds:datastoreItem>
 </file>
--- a/[Vennce Bravo - 231402264] 25-26 Project Interim Report Template .docx
+++ b/[Vennce Bravo - 231402264] 25-26 Project Interim Report Template .docx
@@ -125,7 +125,7 @@
           </mc:Choice>
           <mc:Fallback>
             <w:pict>
-              <v:line w14:anchorId="34C62327" id="Straight Connector 12" o:spid="_x0000_s1026" style="position:absolute;z-index:251658240;visibility:visible;mso-wrap-style:square;mso-width-percent:0;mso-height-percent:0;mso-wrap-distance-left:9pt;mso-wrap-distance-top:0;mso-wrap-distance-right:9pt;mso-wrap-distance-bottom:0;mso-position-horizontal:absolute;mso-position-horizontal-relative:margin;mso-position-vertical:absolute;mso-position-vertical-relative:text;mso-width-percent:0;mso-height-percent:0;mso-width-relative:margin;mso-height-relative:margin" from="3.2pt,9.85pt" to="456.7pt,9.85pt" o:gfxdata="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" strokecolor="#0e2841 [3215]" strokeweight="2.25pt">
+              <v:line w14:anchorId="21C9309D" id="Straight Connector 12" o:spid="_x0000_s1026" style="position:absolute;z-index:251658240;visibility:visible;mso-wrap-style:square;mso-width-percent:0;mso-height-percent:0;mso-wrap-distance-left:9pt;mso-wrap-distance-top:0;mso-wrap-distance-right:9pt;mso-wrap-distance-bottom:0;mso-position-horizontal:absolute;mso-position-horizontal-relative:margin;mso-position-vertical:absolute;mso-position-vertical-relative:text;mso-width-percent:0;mso-height-percent:0;mso-width-relative:margin;mso-height-relative:margin" from="3.2pt,9.85pt" to="456.7pt,9.85pt" o:gfxdata="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" strokecolor="#0e2841 [3215]" strokeweight="2.25pt">
                 <v:stroke dashstyle="dash" opacity="50372f" linestyle="thinThin" endcap="round"/>
                 <v:shadow on="t" color="black" opacity="26214f" origin=",-.5" offset="0,3pt"/>
                 <w10:wrap anchorx="margin"/>
@@ -405,7 +405,7 @@
           </mc:Choice>
           <mc:Fallback>
             <w:pict>
-              <v:line w14:anchorId="3C74F8C5" id="Straight Connector 12" o:spid="_x0000_s1026" style="position:absolute;z-index:251658241;visibility:visible;mso-wrap-style:square;mso-width-percent:0;mso-height-percent:0;mso-wrap-distance-left:9pt;mso-wrap-distance-top:0;mso-wrap-distance-right:9pt;mso-wrap-distance-bottom:0;mso-position-horizontal:absolute;mso-position-horizontal-relative:margin;mso-position-vertical:absolute;mso-position-vertical-relative:text;mso-width-percent:0;mso-height-percent:0;mso-width-relative:margin;mso-height-relative:margin" from="3.8pt,24.3pt" to="457.3pt,24.3pt" o:gfxdata="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" strokecolor="#0e2841 [3215]" strokeweight="2.25pt">
+              <v:line w14:anchorId="375D6BB9" id="Straight Connector 12" o:spid="_x0000_s1026" style="position:absolute;z-index:251658241;visibility:visible;mso-wrap-style:square;mso-width-percent:0;mso-height-percent:0;mso-wrap-distance-left:9pt;mso-wrap-distance-top:0;mso-wrap-distance-right:9pt;mso-wrap-distance-bottom:0;mso-position-horizontal:absolute;mso-position-horizontal-relative:margin;mso-position-vertical:absolute;mso-position-vertical-relative:text;mso-width-percent:0;mso-height-percent:0;mso-width-relative:margin;mso-height-relative:margin" from="3.8pt,24.3pt" to="457.3pt,24.3pt" o:gfxdata="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" strokecolor="#0e2841 [3215]" strokeweight="2.25pt">
                 <v:stroke dashstyle="dash" opacity="50372f" linestyle="thinThin" endcap="round"/>
                 <v:shadow on="t" color="black" opacity="26214f" origin=",-.5" offset="0,3pt"/>
                 <w10:wrap anchorx="margin"/>
@@ -616,15 +616,6 @@
         </w:rPr>
         <w:t>10/10/2025</w:t>
       </w:r>
-    </w:p>
-    <w:p>
-      <w:pPr>
-        <w:rPr>
-          <w:rFonts w:ascii="Arial" w:hAnsi="Arial" w:cs="Arial"/>
-          <w:sz w:val="32"/>
-          <w:szCs w:val="32"/>
-        </w:rPr>
-      </w:pPr>
     </w:p>
     <w:p>
       <w:pPr>
@@ -717,7 +708,7 @@
           <w:r>
             <w:fldChar w:fldCharType="separate"/>
           </w:r>
-          <w:hyperlink w:anchor="_Toc212714927" w:history="1">
+          <w:hyperlink w:anchor="_Toc212806532" w:history="1">
             <w:r>
               <w:rPr>
                 <w:rStyle w:val="Hyperlink"/>
@@ -744,7 +735,7 @@
                 <w:noProof/>
                 <w:webHidden/>
               </w:rPr>
-              <w:instrText xml:space="preserve"> PAGEREF _Toc212714927 \h </w:instrText>
+              <w:instrText xml:space="preserve"> PAGEREF _Toc212806532 \h </w:instrText>
             </w:r>
             <w:r>
               <w:rPr>
@@ -787,7 +778,7 @@
               <w:lang w:eastAsia="en-GB"/>
             </w:rPr>
           </w:pPr>
-          <w:hyperlink w:anchor="_Toc212714928" w:history="1">
+          <w:hyperlink w:anchor="_Toc212806533" w:history="1">
             <w:r>
               <w:rPr>
                 <w:rStyle w:val="Hyperlink"/>
@@ -814,7 +805,7 @@
                 <w:noProof/>
                 <w:webHidden/>
               </w:rPr>
-              <w:instrText xml:space="preserve"> PAGEREF _Toc212714928 \h </w:instrText>
+              <w:instrText xml:space="preserve"> PAGEREF _Toc212806533 \h </w:instrText>
             </w:r>
             <w:r>
               <w:rPr>
@@ -857,7 +848,7 @@
               <w:lang w:eastAsia="en-GB"/>
             </w:rPr>
           </w:pPr>
-          <w:hyperlink w:anchor="_Toc212714929" w:history="1">
+          <w:hyperlink w:anchor="_Toc212806534" w:history="1">
             <w:r>
               <w:rPr>
                 <w:rStyle w:val="Hyperlink"/>
@@ -884,7 +875,7 @@
                 <w:noProof/>
                 <w:webHidden/>
               </w:rPr>
-              <w:instrText xml:space="preserve"> PAGEREF _Toc212714929 \h </w:instrText>
+              <w:instrText xml:space="preserve"> PAGEREF _Toc212806534 \h </w:instrText>
             </w:r>
             <w:r>
               <w:rPr>
@@ -927,7 +918,7 @@
               <w:lang w:eastAsia="en-GB"/>
             </w:rPr>
           </w:pPr>
-          <w:hyperlink w:anchor="_Toc212714930" w:history="1">
+          <w:hyperlink w:anchor="_Toc212806535" w:history="1">
             <w:r>
               <w:rPr>
                 <w:rStyle w:val="Hyperlink"/>
@@ -954,7 +945,7 @@
                 <w:noProof/>
                 <w:webHidden/>
               </w:rPr>
-              <w:instrText xml:space="preserve"> PAGEREF _Toc212714930 \h </w:instrText>
+              <w:instrText xml:space="preserve"> PAGEREF _Toc212806535 \h </w:instrText>
             </w:r>
             <w:r>
               <w:rPr>
@@ -997,7 +988,7 @@
               <w:lang w:eastAsia="en-GB"/>
             </w:rPr>
           </w:pPr>
-          <w:hyperlink w:anchor="_Toc212714931" w:history="1">
+          <w:hyperlink w:anchor="_Toc212806536" w:history="1">
             <w:r>
               <w:rPr>
                 <w:rStyle w:val="Hyperlink"/>
@@ -1024,7 +1015,7 @@
                 <w:noProof/>
                 <w:webHidden/>
               </w:rPr>
-              <w:instrText xml:space="preserve"> PAGEREF _Toc212714931 \h </w:instrText>
+              <w:instrText xml:space="preserve"> PAGEREF _Toc212806536 \h </w:instrText>
             </w:r>
             <w:r>
               <w:rPr>
@@ -1067,7 +1058,7 @@
               <w:lang w:eastAsia="en-GB"/>
             </w:rPr>
           </w:pPr>
-          <w:hyperlink w:anchor="_Toc212714932" w:history="1">
+          <w:hyperlink w:anchor="_Toc212806537" w:history="1">
             <w:r>
               <w:rPr>
                 <w:rStyle w:val="Hyperlink"/>
@@ -1094,7 +1085,77 @@
                 <w:noProof/>
                 <w:webHidden/>
               </w:rPr>
-              <w:instrText xml:space="preserve"> PAGEREF _Toc212714932 \h </w:instrText>
+              <w:instrText xml:space="preserve"> PAGEREF _Toc212806537 \h </w:instrText>
+            </w:r>
+            <w:r>
+              <w:rPr>
+                <w:noProof/>
+                <w:webHidden/>
+              </w:rPr>
+            </w:r>
+            <w:r>
+              <w:rPr>
+                <w:noProof/>
+                <w:webHidden/>
+              </w:rPr>
+              <w:fldChar w:fldCharType="separate"/>
+            </w:r>
+            <w:r>
+              <w:rPr>
+                <w:noProof/>
+                <w:webHidden/>
+              </w:rPr>
+              <w:t>1</w:t>
+            </w:r>
+            <w:r>
+              <w:rPr>
+                <w:noProof/>
+                <w:webHidden/>
+              </w:rPr>
+              <w:fldChar w:fldCharType="end"/>
+            </w:r>
+          </w:hyperlink>
+        </w:p>
+        <w:p>
+          <w:pPr>
+            <w:pStyle w:val="TOC3"/>
+            <w:tabs>
+              <w:tab w:val="right" w:leader="dot" w:pos="8611"/>
+            </w:tabs>
+            <w:rPr>
+              <w:rFonts w:eastAsiaTheme="minorEastAsia"/>
+              <w:noProof/>
+              <w:lang w:eastAsia="en-GB"/>
+            </w:rPr>
+          </w:pPr>
+          <w:hyperlink w:anchor="_Toc212806538" w:history="1">
+            <w:r>
+              <w:rPr>
+                <w:rStyle w:val="Hyperlink"/>
+                <w:noProof/>
+              </w:rPr>
+              <w:t>2.0.1.3 How COVID-19 Affected the Gaming Sphere</w:t>
+            </w:r>
+            <w:r>
+              <w:rPr>
+                <w:noProof/>
+                <w:webHidden/>
+              </w:rPr>
+              <w:tab/>
+            </w:r>
+            <w:r>
+              <w:rPr>
+                <w:noProof/>
+                <w:webHidden/>
+              </w:rPr>
+              <w:fldChar w:fldCharType="begin"/>
+            </w:r>
+            <w:r>
+              <w:rPr>
+                <w:noProof/>
+                <w:webHidden/>
+              </w:rPr>
+              <w:instrText xml:space="preserve"> PAGEREF _Toc212806538 \h </w:instrText>
             </w:r>
             <w:r>
               <w:rPr>
@@ -1137,7 +1198,7 @@
               <w:lang w:eastAsia="en-GB"/>
             </w:rPr>
           </w:pPr>
-          <w:hyperlink w:anchor="_Toc212714933" w:history="1">
+          <w:hyperlink w:anchor="_Toc212806539" w:history="1">
             <w:r>
               <w:rPr>
                 <w:rStyle w:val="Hyperlink"/>
@@ -1164,7 +1225,7 @@
                 <w:noProof/>
                 <w:webHidden/>
               </w:rPr>
-              <w:instrText xml:space="preserve"> PAGEREF _Toc212714933 \h </w:instrText>
+              <w:instrText xml:space="preserve"> PAGEREF _Toc212806539 \h </w:instrText>
             </w:r>
             <w:r>
               <w:rPr>
@@ -1207,7 +1268,7 @@
               <w:lang w:eastAsia="en-GB"/>
             </w:rPr>
           </w:pPr>
-          <w:hyperlink w:anchor="_Toc212714934" w:history="1">
+          <w:hyperlink w:anchor="_Toc212806540" w:history="1">
             <w:r>
               <w:rPr>
                 <w:rStyle w:val="Hyperlink"/>
@@ -1234,7 +1295,7 @@
                 <w:noProof/>
                 <w:webHidden/>
               </w:rPr>
-              <w:instrText xml:space="preserve"> PAGEREF _Toc212714934 \h </w:instrText>
+              <w:instrText xml:space="preserve"> PAGEREF _Toc212806540 \h </w:instrText>
             </w:r>
             <w:r>
               <w:rPr>
@@ -1277,7 +1338,7 @@
               <w:lang w:eastAsia="en-GB"/>
             </w:rPr>
           </w:pPr>
-          <w:hyperlink w:anchor="_Toc212714935" w:history="1">
+          <w:hyperlink w:anchor="_Toc212806541" w:history="1">
             <w:r>
               <w:rPr>
                 <w:rStyle w:val="Hyperlink"/>
@@ -1304,7 +1365,7 @@
                 <w:noProof/>
                 <w:webHidden/>
               </w:rPr>
-              <w:instrText xml:space="preserve"> PAGEREF _Toc212714935 \h </w:instrText>
+              <w:instrText xml:space="preserve"> PAGEREF _Toc212806541 \h </w:instrText>
             </w:r>
             <w:r>
               <w:rPr>
@@ -1347,7 +1408,7 @@
               <w:lang w:eastAsia="en-GB"/>
             </w:rPr>
           </w:pPr>
-          <w:hyperlink w:anchor="_Toc212714936" w:history="1">
+          <w:hyperlink w:anchor="_Toc212806542" w:history="1">
             <w:r>
               <w:rPr>
                 <w:rStyle w:val="Hyperlink"/>
@@ -1374,7 +1435,7 @@
                 <w:noProof/>
                 <w:webHidden/>
               </w:rPr>
-              <w:instrText xml:space="preserve"> PAGEREF _Toc212714936 \h </w:instrText>
+              <w:instrText xml:space="preserve"> PAGEREF _Toc212806542 \h </w:instrText>
             </w:r>
             <w:r>
               <w:rPr>
@@ -1417,7 +1478,7 @@
               <w:lang w:eastAsia="en-GB"/>
             </w:rPr>
           </w:pPr>
-          <w:hyperlink w:anchor="_Toc212714937" w:history="1">
+          <w:hyperlink w:anchor="_Toc212806543" w:history="1">
             <w:r>
               <w:rPr>
                 <w:rStyle w:val="Hyperlink"/>
@@ -1444,7 +1505,7 @@
                 <w:noProof/>
                 <w:webHidden/>
               </w:rPr>
-              <w:instrText xml:space="preserve"> PAGEREF _Toc212714937 \h </w:instrText>
+              <w:instrText xml:space="preserve"> PAGEREF _Toc212806543 \h </w:instrText>
             </w:r>
             <w:r>
               <w:rPr>
@@ -1487,7 +1548,7 @@
               <w:lang w:eastAsia="en-GB"/>
             </w:rPr>
           </w:pPr>
-          <w:hyperlink w:anchor="_Toc212714938" w:history="1">
+          <w:hyperlink w:anchor="_Toc212806544" w:history="1">
             <w:r>
               <w:rPr>
                 <w:rStyle w:val="Hyperlink"/>
@@ -1514,7 +1575,7 @@
                 <w:noProof/>
                 <w:webHidden/>
               </w:rPr>
-              <w:instrText xml:space="preserve"> PAGEREF _Toc212714938 \h </w:instrText>
+              <w:instrText xml:space="preserve"> PAGEREF _Toc212806544 \h </w:instrText>
             </w:r>
             <w:r>
               <w:rPr>
@@ -1557,7 +1618,7 @@
               <w:lang w:eastAsia="en-GB"/>
             </w:rPr>
           </w:pPr>
-          <w:hyperlink w:anchor="_Toc212714939" w:history="1">
+          <w:hyperlink w:anchor="_Toc212806545" w:history="1">
             <w:r>
               <w:rPr>
                 <w:rStyle w:val="Hyperlink"/>
@@ -1584,7 +1645,7 @@
                 <w:noProof/>
                 <w:webHidden/>
               </w:rPr>
-              <w:instrText xml:space="preserve"> PAGEREF _Toc212714939 \h </w:instrText>
+              <w:instrText xml:space="preserve"> PAGEREF _Toc212806545 \h </w:instrText>
             </w:r>
             <w:r>
               <w:rPr>
@@ -1627,7 +1688,7 @@
               <w:lang w:eastAsia="en-GB"/>
             </w:rPr>
           </w:pPr>
-          <w:hyperlink w:anchor="_Toc212714940" w:history="1">
+          <w:hyperlink w:anchor="_Toc212806546" w:history="1">
             <w:r>
               <w:rPr>
                 <w:rStyle w:val="Hyperlink"/>
@@ -1654,7 +1715,7 @@
                 <w:noProof/>
                 <w:webHidden/>
               </w:rPr>
-              <w:instrText xml:space="preserve"> PAGEREF _Toc212714940 \h </w:instrText>
+              <w:instrText xml:space="preserve"> PAGEREF _Toc212806546 \h </w:instrText>
             </w:r>
             <w:r>
               <w:rPr>
@@ -1697,7 +1758,7 @@
               <w:lang w:eastAsia="en-GB"/>
             </w:rPr>
           </w:pPr>
-          <w:hyperlink w:anchor="_Toc212714941" w:history="1">
+          <w:hyperlink w:anchor="_Toc212806547" w:history="1">
             <w:r>
               <w:rPr>
                 <w:rStyle w:val="Hyperlink"/>
@@ -1724,7 +1785,7 @@
                 <w:noProof/>
                 <w:webHidden/>
               </w:rPr>
-              <w:instrText xml:space="preserve"> PAGEREF _Toc212714941 \h </w:instrText>
+              <w:instrText xml:space="preserve"> PAGEREF _Toc212806547 \h </w:instrText>
             </w:r>
             <w:r>
               <w:rPr>
@@ -1767,7 +1828,7 @@
               <w:lang w:eastAsia="en-GB"/>
             </w:rPr>
           </w:pPr>
-          <w:hyperlink w:anchor="_Toc212714942" w:history="1">
+          <w:hyperlink w:anchor="_Toc212806548" w:history="1">
             <w:r>
               <w:rPr>
                 <w:rStyle w:val="Hyperlink"/>
@@ -1794,7 +1855,7 @@
                 <w:noProof/>
                 <w:webHidden/>
               </w:rPr>
-              <w:instrText xml:space="preserve"> PAGEREF _Toc212714942 \h </w:instrText>
+              <w:instrText xml:space="preserve"> PAGEREF _Toc212806548 \h </w:instrText>
             </w:r>
             <w:r>
               <w:rPr>
@@ -1837,7 +1898,7 @@
               <w:lang w:eastAsia="en-GB"/>
             </w:rPr>
           </w:pPr>
-          <w:hyperlink w:anchor="_Toc212714943" w:history="1">
+          <w:hyperlink w:anchor="_Toc212806549" w:history="1">
             <w:r>
               <w:rPr>
                 <w:rStyle w:val="Hyperlink"/>
@@ -1864,7 +1925,7 @@
                 <w:noProof/>
                 <w:webHidden/>
               </w:rPr>
-              <w:instrText xml:space="preserve"> PAGEREF _Toc212714943 \h </w:instrText>
+              <w:instrText xml:space="preserve"> PAGEREF _Toc212806549 \h </w:instrText>
             </w:r>
             <w:r>
               <w:rPr>
@@ -1907,7 +1968,7 @@
               <w:lang w:eastAsia="en-GB"/>
             </w:rPr>
           </w:pPr>
-          <w:hyperlink w:anchor="_Toc212714944" w:history="1">
+          <w:hyperlink w:anchor="_Toc212806550" w:history="1">
             <w:r>
               <w:rPr>
                 <w:rStyle w:val="Hyperlink"/>
@@ -1934,7 +1995,7 @@
                 <w:noProof/>
                 <w:webHidden/>
               </w:rPr>
-              <w:instrText xml:space="preserve"> PAGEREF _Toc212714944 \h </w:instrText>
+              <w:instrText xml:space="preserve"> PAGEREF _Toc212806550 \h </w:instrText>
             </w:r>
             <w:r>
               <w:rPr>
@@ -1977,7 +2038,7 @@
               <w:lang w:eastAsia="en-GB"/>
             </w:rPr>
           </w:pPr>
-          <w:hyperlink w:anchor="_Toc212714945" w:history="1">
+          <w:hyperlink w:anchor="_Toc212806551" w:history="1">
             <w:r>
               <w:rPr>
                 <w:rStyle w:val="Hyperlink"/>
@@ -2004,7 +2065,7 @@
                 <w:noProof/>
                 <w:webHidden/>
               </w:rPr>
-              <w:instrText xml:space="preserve"> PAGEREF _Toc212714945 \h </w:instrText>
+              <w:instrText xml:space="preserve"> PAGEREF _Toc212806551 \h </w:instrText>
             </w:r>
             <w:r>
               <w:rPr>
@@ -2047,7 +2108,7 @@
               <w:lang w:eastAsia="en-GB"/>
             </w:rPr>
           </w:pPr>
-          <w:hyperlink w:anchor="_Toc212714946" w:history="1">
+          <w:hyperlink w:anchor="_Toc212806552" w:history="1">
             <w:r>
               <w:rPr>
                 <w:rStyle w:val="Hyperlink"/>
@@ -2074,7 +2135,7 @@
                 <w:noProof/>
                 <w:webHidden/>
               </w:rPr>
-              <w:instrText xml:space="preserve"> PAGEREF _Toc212714946 \h </w:instrText>
+              <w:instrText xml:space="preserve"> PAGEREF _Toc212806552 \h </w:instrText>
             </w:r>
             <w:r>
               <w:rPr>
@@ -2117,7 +2178,7 @@
               <w:lang w:eastAsia="en-GB"/>
             </w:rPr>
           </w:pPr>
-          <w:hyperlink w:anchor="_Toc212714947" w:history="1">
+          <w:hyperlink w:anchor="_Toc212806553" w:history="1">
             <w:r>
               <w:rPr>
                 <w:rStyle w:val="Hyperlink"/>
@@ -2144,7 +2205,7 @@
                 <w:noProof/>
                 <w:webHidden/>
               </w:rPr>
-              <w:instrText xml:space="preserve"> PAGEREF _Toc212714947 \h </w:instrText>
+              <w:instrText xml:space="preserve"> PAGEREF _Toc212806553 \h </w:instrText>
             </w:r>
             <w:r>
               <w:rPr>
@@ -2187,7 +2248,7 @@
               <w:lang w:eastAsia="en-GB"/>
             </w:rPr>
           </w:pPr>
-          <w:hyperlink w:anchor="_Toc212714948" w:history="1">
+          <w:hyperlink w:anchor="_Toc212806554" w:history="1">
             <w:r>
               <w:rPr>
                 <w:rStyle w:val="Hyperlink"/>
@@ -2214,7 +2275,7 @@
                 <w:noProof/>
                 <w:webHidden/>
               </w:rPr>
-              <w:instrText xml:space="preserve"> PAGEREF _Toc212714948 \h </w:instrText>
+              <w:instrText xml:space="preserve"> PAGEREF _Toc212806554 \h </w:instrText>
             </w:r>
             <w:r>
               <w:rPr>
@@ -2257,7 +2318,7 @@
               <w:lang w:eastAsia="en-GB"/>
             </w:rPr>
           </w:pPr>
-          <w:hyperlink w:anchor="_Toc212714949" w:history="1">
+          <w:hyperlink w:anchor="_Toc212806555" w:history="1">
             <w:r>
               <w:rPr>
                 <w:rStyle w:val="Hyperlink"/>
@@ -2284,7 +2345,7 @@
                 <w:noProof/>
                 <w:webHidden/>
               </w:rPr>
-              <w:instrText xml:space="preserve"> PAGEREF _Toc212714949 \h </w:instrText>
+              <w:instrText xml:space="preserve"> PAGEREF _Toc212806555 \h </w:instrText>
             </w:r>
             <w:r>
               <w:rPr>
@@ -2327,7 +2388,7 @@
               <w:lang w:eastAsia="en-GB"/>
             </w:rPr>
           </w:pPr>
-          <w:hyperlink w:anchor="_Toc212714950" w:history="1">
+          <w:hyperlink w:anchor="_Toc212806556" w:history="1">
             <w:r>
               <w:rPr>
                 <w:rStyle w:val="Hyperlink"/>
@@ -2354,7 +2415,7 @@
                 <w:noProof/>
                 <w:webHidden/>
               </w:rPr>
-              <w:instrText xml:space="preserve"> PAGEREF _Toc212714950 \h </w:instrText>
+              <w:instrText xml:space="preserve"> PAGEREF _Toc212806556 \h </w:instrText>
             </w:r>
             <w:r>
               <w:rPr>
@@ -2397,7 +2458,7 @@
               <w:lang w:eastAsia="en-GB"/>
             </w:rPr>
           </w:pPr>
-          <w:hyperlink w:anchor="_Toc212714951" w:history="1">
+          <w:hyperlink w:anchor="_Toc212806557" w:history="1">
             <w:r>
               <w:rPr>
                 <w:rStyle w:val="Hyperlink"/>
@@ -2424,7 +2485,7 @@
                 <w:noProof/>
                 <w:webHidden/>
               </w:rPr>
-              <w:instrText xml:space="preserve"> PAGEREF _Toc212714951 \h </w:instrText>
+              <w:instrText xml:space="preserve"> PAGEREF _Toc212806557 \h </w:instrText>
             </w:r>
             <w:r>
               <w:rPr>
@@ -2467,7 +2528,7 @@
               <w:lang w:eastAsia="en-GB"/>
             </w:rPr>
           </w:pPr>
-          <w:hyperlink w:anchor="_Toc212714952" w:history="1">
+          <w:hyperlink w:anchor="_Toc212806558" w:history="1">
             <w:r>
               <w:rPr>
                 <w:rStyle w:val="Hyperlink"/>
@@ -2494,7 +2555,7 @@
                 <w:noProof/>
                 <w:webHidden/>
               </w:rPr>
-              <w:instrText xml:space="preserve"> PAGEREF _Toc212714952 \h </w:instrText>
+              <w:instrText xml:space="preserve"> PAGEREF _Toc212806558 \h </w:instrText>
             </w:r>
             <w:r>
               <w:rPr>
@@ -2537,7 +2598,7 @@
               <w:lang w:eastAsia="en-GB"/>
             </w:rPr>
           </w:pPr>
-          <w:hyperlink w:anchor="_Toc212714953" w:history="1">
+          <w:hyperlink w:anchor="_Toc212806559" w:history="1">
             <w:r>
               <w:rPr>
                 <w:rStyle w:val="Hyperlink"/>
@@ -2564,7 +2625,7 @@
                 <w:noProof/>
                 <w:webHidden/>
               </w:rPr>
-              <w:instrText xml:space="preserve"> PAGEREF _Toc212714953 \h </w:instrText>
+              <w:instrText xml:space="preserve"> PAGEREF _Toc212806559 \h </w:instrText>
             </w:r>
             <w:r>
               <w:rPr>
@@ -2607,7 +2668,7 @@
               <w:lang w:eastAsia="en-GB"/>
             </w:rPr>
           </w:pPr>
-          <w:hyperlink w:anchor="_Toc212714954" w:history="1">
+          <w:hyperlink w:anchor="_Toc212806560" w:history="1">
             <w:r>
               <w:rPr>
                 <w:rStyle w:val="Hyperlink"/>
@@ -2634,7 +2695,7 @@
                 <w:noProof/>
                 <w:webHidden/>
               </w:rPr>
-              <w:instrText xml:space="preserve"> PAGEREF _Toc212714954 \h </w:instrText>
+              <w:instrText xml:space="preserve"> PAGEREF _Toc212806560 \h </w:instrText>
             </w:r>
             <w:r>
               <w:rPr>
@@ -3034,8 +3095,9 @@
       <w:r>
         <w:br w:type="page"/>
       </w:r>
-      <w:bookmarkStart w:id="7" w:name="_Toc212714927"/>
-      <w:r>
+      <w:bookmarkStart w:id="7" w:name="_Toc212806532"/>
+      <w:r>
+        <w:lastRenderedPageBreak/>
         <w:t xml:space="preserve">1.0 </w:t>
       </w:r>
       <w:r>
@@ -3069,16 +3131,7 @@
         <w:t xml:space="preserve"> releases such as Animal Crossing: New Horizons (</w:t>
       </w:r>
       <w:r>
-        <w:rPr>
-          <w:highlight w:val="yellow"/>
-        </w:rPr>
-        <w:t xml:space="preserve">INSERT </w:t>
-      </w:r>
-      <w:r>
-        <w:rPr>
-          <w:highlight w:val="yellow"/>
-        </w:rPr>
-        <w:t>REFERENCE</w:t>
+        <w:t>Nintendo, 2020</w:t>
       </w:r>
       <w:r>
         <w:t>), Stardew Valley</w:t>
@@ -3086,11 +3139,13 @@
       <w:r>
         <w:t xml:space="preserve"> (</w:t>
       </w:r>
-      <w:r>
-        <w:rPr>
-          <w:highlight w:val="yellow"/>
-        </w:rPr>
-        <w:t>INSERT REFERENCE</w:t>
+      <w:proofErr w:type="spellStart"/>
+      <w:r>
+        <w:t>ConcernedApe</w:t>
+      </w:r>
+      <w:proofErr w:type="spellEnd"/>
+      <w:r>
+        <w:t>, 2016</w:t>
       </w:r>
       <w:r>
         <w:t>),</w:t>
@@ -3099,10 +3154,7 @@
         <w:t xml:space="preserve"> A Little to the Left (</w:t>
       </w:r>
       <w:r>
-        <w:rPr>
-          <w:highlight w:val="yellow"/>
-        </w:rPr>
-        <w:t>INSERT REFERENCE</w:t>
+        <w:t>Max Inferno, 2022</w:t>
       </w:r>
       <w:r>
         <w:t>)</w:t>
@@ -3138,1369 +3190,1539 @@
         <w:t>comfort and low-stress environment of the game</w:t>
       </w:r>
       <w:r>
+        <w:t xml:space="preserve"> </w:t>
+      </w:r>
+      <w:r>
+        <w:t>(</w:t>
+      </w:r>
+      <w:r>
+        <w:rPr>
+          <w:rFonts w:ascii="Arial" w:hAnsi="Arial" w:cs="Arial"/>
+        </w:rPr>
+        <w:t>F</w:t>
+      </w:r>
+      <w:r>
+        <w:rPr>
+          <w:rFonts w:ascii="Arial" w:hAnsi="Arial" w:cs="Arial"/>
+        </w:rPr>
+        <w:t>ang</w:t>
+      </w:r>
+      <w:r>
+        <w:rPr>
+          <w:rFonts w:ascii="Arial" w:hAnsi="Arial" w:cs="Arial"/>
+        </w:rPr>
+        <w:t>,</w:t>
+      </w:r>
+      <w:r>
+        <w:rPr>
+          <w:rFonts w:ascii="Arial" w:hAnsi="Arial" w:cs="Arial"/>
+        </w:rPr>
+        <w:t xml:space="preserve"> </w:t>
+      </w:r>
+      <w:r>
+        <w:rPr>
+          <w:rFonts w:ascii="Arial" w:hAnsi="Arial" w:cs="Arial"/>
+        </w:rPr>
+        <w:t>2023</w:t>
+      </w:r>
+      <w:r>
+        <w:rPr>
+          <w:rFonts w:ascii="Arial" w:hAnsi="Arial" w:cs="Arial"/>
+        </w:rPr>
+        <w:t>).</w:t>
+      </w:r>
+    </w:p>
+    <w:p>
+      <w:r>
+        <w:t>The current</w:t>
+      </w:r>
+      <w:r>
+        <w:t xml:space="preserve"> game</w:t>
+      </w:r>
+      <w:r>
+        <w:t xml:space="preserve"> industry focuses on games that emphasise</w:t>
+      </w:r>
+      <w:r>
+        <w:t>s</w:t>
+      </w:r>
+      <w:r>
+        <w:t xml:space="preserve"> </w:t>
+      </w:r>
+      <w:r>
+        <w:t xml:space="preserve">specific pillars such as </w:t>
+      </w:r>
+      <w:r>
+        <w:t xml:space="preserve">the competitiveness, mastery of mechanical skills or </w:t>
+      </w:r>
+      <w:r>
+        <w:t>player versus player interaction</w:t>
+      </w:r>
+      <w:r>
+        <w:t xml:space="preserve">; </w:t>
+      </w:r>
+      <w:r>
+        <w:t xml:space="preserve">the </w:t>
+      </w:r>
+      <w:r>
+        <w:t>cozy game</w:t>
+      </w:r>
+      <w:r>
+        <w:t xml:space="preserve"> genre instead</w:t>
+      </w:r>
+      <w:r>
+        <w:t xml:space="preserve"> </w:t>
+      </w:r>
+      <w:r>
+        <w:t>invites</w:t>
+      </w:r>
+      <w:r>
+        <w:t xml:space="preserve"> a </w:t>
+      </w:r>
+      <w:r>
+        <w:t>different perspective</w:t>
+      </w:r>
+      <w:r>
+        <w:t xml:space="preserve"> for players to enjoy different aspects such as </w:t>
+      </w:r>
+      <w:r>
+        <w:t xml:space="preserve">slower </w:t>
+      </w:r>
+      <w:r>
+        <w:t>game pacing</w:t>
+      </w:r>
+      <w:r>
+        <w:t>, engagement</w:t>
+      </w:r>
+      <w:r>
+        <w:t xml:space="preserve"> in the game world</w:t>
+      </w:r>
+      <w:r>
+        <w:t xml:space="preserve"> or </w:t>
+      </w:r>
+      <w:r>
+        <w:t xml:space="preserve">player freedom </w:t>
+      </w:r>
+      <w:r>
+        <w:t>(</w:t>
+      </w:r>
+      <w:proofErr w:type="spellStart"/>
+      <w:r>
+        <w:t>Wäppling</w:t>
+      </w:r>
+      <w:proofErr w:type="spellEnd"/>
+      <w:r>
+        <w:t xml:space="preserve"> et al</w:t>
+      </w:r>
+      <w:r>
+        <w:t>,</w:t>
+      </w:r>
+      <w:r>
+        <w:t xml:space="preserve"> 2022)</w:t>
+      </w:r>
+      <w:r>
+        <w:t xml:space="preserve">. </w:t>
+      </w:r>
+    </w:p>
+    <w:p>
+      <w:r>
+        <w:t>This emerging genre reflects on the current social culture for safe</w:t>
+      </w:r>
+      <w:r>
+        <w:t xml:space="preserve"> play spaces – particularly during periods of isolation</w:t>
+      </w:r>
+      <w:r>
+        <w:t>, such as the COVID-19 pandemic,</w:t>
+      </w:r>
+      <w:r>
+        <w:t xml:space="preserve"> and global uncertainty</w:t>
+      </w:r>
+      <w:r>
+        <w:t xml:space="preserve"> </w:t>
+      </w:r>
+      <w:r>
+        <w:t>(</w:t>
+      </w:r>
+      <w:r>
+        <w:rPr>
+          <w:rFonts w:ascii="Arial" w:hAnsi="Arial" w:cs="Arial"/>
+        </w:rPr>
+        <w:t>F</w:t>
+      </w:r>
+      <w:r>
+        <w:rPr>
+          <w:rFonts w:ascii="Arial" w:hAnsi="Arial" w:cs="Arial"/>
+        </w:rPr>
+        <w:t>ang</w:t>
+      </w:r>
+      <w:r>
+        <w:rPr>
+          <w:rFonts w:ascii="Arial" w:hAnsi="Arial" w:cs="Arial"/>
+        </w:rPr>
+        <w:t>,</w:t>
+      </w:r>
+      <w:r>
+        <w:rPr>
+          <w:rFonts w:ascii="Arial" w:hAnsi="Arial" w:cs="Arial"/>
+        </w:rPr>
+        <w:t xml:space="preserve"> </w:t>
+      </w:r>
+      <w:r>
+        <w:rPr>
+          <w:rFonts w:ascii="Arial" w:hAnsi="Arial" w:cs="Arial"/>
+        </w:rPr>
+        <w:t>2023</w:t>
+      </w:r>
+      <w:r>
+        <w:rPr>
+          <w:rFonts w:ascii="Arial" w:hAnsi="Arial" w:cs="Arial"/>
+        </w:rPr>
+        <w:t>).</w:t>
+      </w:r>
+    </w:p>
+    <w:p>
+      <w:r>
+        <w:t xml:space="preserve">Despite their growing popularity, the cozy game genre faces </w:t>
+      </w:r>
+      <w:r>
+        <w:t>the</w:t>
+      </w:r>
+      <w:r>
+        <w:t xml:space="preserve"> issue of definition.</w:t>
+      </w:r>
+      <w:r>
+        <w:t xml:space="preserve"> </w:t>
+      </w:r>
+      <w:r>
+        <w:t>Traditional frameworks</w:t>
+      </w:r>
+      <w:r>
+        <w:t xml:space="preserve"> which most games are built upon</w:t>
+      </w:r>
+      <w:r>
+        <w:t xml:space="preserve">, such as </w:t>
+      </w:r>
+      <w:r>
+        <w:t>Juul (2005)</w:t>
+      </w:r>
+      <w:r>
+        <w:t>,</w:t>
+      </w:r>
+      <w:r>
+        <w:t xml:space="preserve"> </w:t>
+      </w:r>
+      <w:r>
+        <w:t xml:space="preserve">become </w:t>
+      </w:r>
+      <w:r>
+        <w:t>blurred in</w:t>
+      </w:r>
+      <w:r>
+        <w:t xml:space="preserve"> </w:t>
+      </w:r>
+      <w:r>
+        <w:t xml:space="preserve">games </w:t>
+      </w:r>
+      <w:r>
+        <w:t>where goals</w:t>
+      </w:r>
+      <w:r>
+        <w:t xml:space="preserve"> are optional and progress is self-defined.</w:t>
+      </w:r>
+      <w:r>
+        <w:t xml:space="preserve"> </w:t>
+      </w:r>
+      <w:r>
+        <w:t xml:space="preserve">Due to this, cozy games as a genre </w:t>
+      </w:r>
+      <w:r>
+        <w:t>asks an important design question: “</w:t>
+      </w:r>
+      <w:r>
+        <w:t>at what point does the cozy game loses its identity as a video game?".</w:t>
+      </w:r>
+      <w:r>
+        <w:t xml:space="preserve">  </w:t>
+      </w:r>
+    </w:p>
+    <w:p>
+      <w:r>
+        <w:t xml:space="preserve">When </w:t>
+      </w:r>
+      <w:r>
+        <w:t>the interaction between the player and the game become</w:t>
+      </w:r>
+      <w:r>
+        <w:t xml:space="preserve">s purely expressive rather than goal-oriented, when does the experience shift from </w:t>
+      </w:r>
+      <w:r>
+        <w:t>a game</w:t>
+      </w:r>
+      <w:r>
+        <w:t xml:space="preserve"> to </w:t>
+      </w:r>
+      <w:r>
+        <w:t xml:space="preserve">more of a </w:t>
+      </w:r>
+      <w:r>
+        <w:t>virtual toy, simulator or an interactive environment?</w:t>
+      </w:r>
+    </w:p>
+    <w:p>
+      <w:pPr>
+        <w:pStyle w:val="Heading2"/>
+      </w:pPr>
+      <w:bookmarkStart w:id="8" w:name="_Toc212806533"/>
+      <w:r>
+        <w:t>1.</w:t>
+      </w:r>
+      <w:r>
+        <w:t>1</w:t>
+      </w:r>
+      <w:r>
+        <w:t xml:space="preserve"> Problem Statement</w:t>
+      </w:r>
+      <w:bookmarkEnd w:id="8"/>
+    </w:p>
+    <w:p>
+      <w:r>
+        <w:t>Currently, the cozy game genre faces issues with definition as genre mixing has become a more prevalent ideology in today’s landscape of games (</w:t>
+      </w:r>
+      <w:r>
+        <w:rPr>
+          <w:rFonts w:ascii="Arial" w:hAnsi="Arial" w:cs="Arial"/>
+        </w:rPr>
+        <w:t>Boudreau</w:t>
+      </w:r>
+      <w:r>
+        <w:rPr>
+          <w:rFonts w:ascii="Arial" w:hAnsi="Arial" w:cs="Arial"/>
+        </w:rPr>
+        <w:t xml:space="preserve"> et al</w:t>
+      </w:r>
+      <w:r>
+        <w:rPr>
+          <w:rFonts w:ascii="Arial" w:hAnsi="Arial" w:cs="Arial"/>
+        </w:rPr>
+        <w:t>,</w:t>
+      </w:r>
+      <w:r>
+        <w:rPr>
+          <w:rFonts w:ascii="Arial" w:hAnsi="Arial" w:cs="Arial"/>
+        </w:rPr>
+        <w:t xml:space="preserve"> 2025</w:t>
+      </w:r>
+      <w:r>
+        <w:t xml:space="preserve">). </w:t>
+      </w:r>
+    </w:p>
+    <w:p>
+      <w:r>
+        <w:t xml:space="preserve">The core identity of cozy games </w:t>
+      </w:r>
+      <w:r>
+        <w:t>is</w:t>
+      </w:r>
+      <w:r>
+        <w:t xml:space="preserve"> that </w:t>
+      </w:r>
+      <w:r>
+        <w:t>they are designed in such a way that the overall gameplay experience is to be relaxing</w:t>
+      </w:r>
+      <w:r>
+        <w:t xml:space="preserve">. This means that the game </w:t>
+      </w:r>
+      <w:r>
+        <w:t xml:space="preserve">focus is to minimise the stress delivered to the player whilst also having a reduced difficulty </w:t>
+      </w:r>
+      <w:r>
+        <w:t>present in the game</w:t>
+      </w:r>
+      <w:r>
+        <w:t xml:space="preserve"> </w:t>
+      </w:r>
+      <w:r>
+        <w:t>(</w:t>
+      </w:r>
+      <w:proofErr w:type="spellStart"/>
+      <w:r>
+        <w:t>Wäppling</w:t>
+      </w:r>
+      <w:proofErr w:type="spellEnd"/>
+      <w:r>
+        <w:t xml:space="preserve"> et al</w:t>
+      </w:r>
+      <w:r>
+        <w:t>,</w:t>
+      </w:r>
+      <w:r>
+        <w:t xml:space="preserve"> 2022)</w:t>
+      </w:r>
+      <w:r>
+        <w:t xml:space="preserve">. </w:t>
+      </w:r>
+    </w:p>
+    <w:p>
+      <w:r>
+        <w:t xml:space="preserve">Despite this, the presence of genre-mixing means that the core identity of a cozy game has started to become fuzzy due to </w:t>
+      </w:r>
+      <w:r>
+        <w:t xml:space="preserve">base genre identities clashing together. </w:t>
+      </w:r>
+      <w:r>
+        <w:lastRenderedPageBreak/>
+        <w:t>This is not to say that genre-mixing is inherently a bad thing but to clarify th</w:t>
+      </w:r>
+      <w:r>
+        <w:t>e difference between them.</w:t>
+      </w:r>
+    </w:p>
+    <w:p>
+      <w:pPr>
+        <w:pStyle w:val="Heading1"/>
+      </w:pPr>
+      <w:bookmarkStart w:id="9" w:name="_Toc212806534"/>
+      <w:r>
+        <w:t xml:space="preserve">2.0 </w:t>
+      </w:r>
+      <w:r>
+        <w:t>Review of Existing Knowledge</w:t>
+      </w:r>
+      <w:bookmarkEnd w:id="9"/>
+    </w:p>
+    <w:p>
+      <w:r>
+        <w:t>The concept of Cozy Games ha</w:t>
+      </w:r>
+      <w:r>
+        <w:t>s</w:t>
+      </w:r>
+      <w:r>
+        <w:t xml:space="preserve"> become and emerging yet ambiguously defined genre </w:t>
+      </w:r>
+      <w:r>
+        <w:t xml:space="preserve">in recent years. Titles such as previously mentioned </w:t>
+      </w:r>
+      <w:r>
+        <w:t>“</w:t>
+      </w:r>
+      <w:r>
+        <w:t>Animal Crossing: New Horizons</w:t>
+      </w:r>
+      <w:r>
+        <w:t>”</w:t>
+      </w:r>
+      <w:r>
+        <w:t xml:space="preserve"> </w:t>
+      </w:r>
+      <w:r>
+        <w:t>(</w:t>
+      </w:r>
+      <w:r>
+        <w:t>Nintendo, 2020</w:t>
+      </w:r>
+      <w:r>
+        <w:t>)</w:t>
+      </w:r>
+      <w:r>
+        <w:t xml:space="preserve">, </w:t>
+      </w:r>
+      <w:r>
+        <w:t>“</w:t>
+      </w:r>
+      <w:r>
+        <w:t>Stardew Valley</w:t>
+      </w:r>
+      <w:r>
+        <w:t>”</w:t>
+      </w:r>
+      <w:r>
+        <w:t xml:space="preserve"> </w:t>
+      </w:r>
+      <w:r>
+        <w:t>(</w:t>
+      </w:r>
+      <w:proofErr w:type="spellStart"/>
+      <w:r>
+        <w:t>ConcernedApe</w:t>
+      </w:r>
+      <w:proofErr w:type="spellEnd"/>
+      <w:r>
+        <w:t>, 2016</w:t>
+      </w:r>
+      <w:r>
+        <w:t>)</w:t>
+      </w:r>
+      <w:r>
+        <w:t xml:space="preserve"> and </w:t>
+      </w:r>
+      <w:r>
+        <w:t>“</w:t>
+      </w:r>
+      <w:r>
+        <w:t>A Little to the Left</w:t>
+      </w:r>
+      <w:r>
+        <w:t>”</w:t>
+      </w:r>
+      <w:r>
+        <w:t xml:space="preserve"> </w:t>
+      </w:r>
+      <w:r>
+        <w:t>(</w:t>
+      </w:r>
+      <w:r>
+        <w:t>Max Inferno, 2022</w:t>
+      </w:r>
+      <w:r>
+        <w:t>)</w:t>
+      </w:r>
+      <w:r>
+        <w:t xml:space="preserve"> have redefined what constitutes</w:t>
+      </w:r>
+      <w:r>
+        <w:t xml:space="preserve"> a game being classified as part of the cozy games genre by prioritising the emotional safety, comfort and gentle interaction within the game world rather than the traditional challenge or competition. </w:t>
+      </w:r>
+      <w:r>
+        <w:t xml:space="preserve">Despite this, the existing understanding of the core pillars for Cozy Games </w:t>
+      </w:r>
+      <w:r>
+        <w:t>remains</w:t>
+      </w:r>
+      <w:r>
+        <w:t xml:space="preserve"> </w:t>
+      </w:r>
+      <w:r>
+        <w:t xml:space="preserve">clouded. This review will </w:t>
+      </w:r>
+      <w:r>
+        <w:t>collate</w:t>
+      </w:r>
+      <w:r>
+        <w:t xml:space="preserve"> existing research on the Cozy Games genre and look at how the aesthetics,</w:t>
+      </w:r>
+      <w:r>
+        <w:t xml:space="preserve"> emotional design and </w:t>
+      </w:r>
+      <w:r>
+        <w:t xml:space="preserve">the </w:t>
+      </w:r>
+      <w:r>
+        <w:t>play</w:t>
+      </w:r>
+      <w:r>
+        <w:t xml:space="preserve"> identity</w:t>
+      </w:r>
+      <w:r>
+        <w:t xml:space="preserve"> to establish a foundation for examining when a cozy game might lose it</w:t>
+      </w:r>
+      <w:r>
+        <w:t>s identity as a game.</w:t>
+      </w:r>
+    </w:p>
+    <w:p>
+      <w:pPr>
+        <w:pStyle w:val="Heading2"/>
+      </w:pPr>
+      <w:bookmarkStart w:id="10" w:name="_Toc212806535"/>
+      <w:r>
+        <w:t xml:space="preserve">2.0.1 </w:t>
+      </w:r>
+      <w:r>
+        <w:t>Themes</w:t>
+      </w:r>
+      <w:bookmarkEnd w:id="10"/>
+    </w:p>
+    <w:p>
+      <w:pPr>
+        <w:pStyle w:val="Heading3"/>
+      </w:pPr>
+      <w:bookmarkStart w:id="11" w:name="_Toc212806536"/>
+      <w:r>
+        <w:t>2.0.1.1 Cozy Games as a Social Construct</w:t>
+      </w:r>
+      <w:bookmarkEnd w:id="11"/>
+    </w:p>
+    <w:p>
+      <w:r>
+        <w:t>Boudreau</w:t>
+      </w:r>
+      <w:r>
+        <w:t>, Consalvo and Phelps</w:t>
+      </w:r>
+      <w:r>
         <w:t xml:space="preserve"> (</w:t>
       </w:r>
       <w:r>
         <w:rPr>
-          <w:highlight w:val="yellow"/>
-        </w:rPr>
-        <w:t>INSERT STATISTIC FIGURE HERE</w:t>
+          <w:rFonts w:ascii="Arial" w:hAnsi="Arial" w:cs="Arial"/>
+        </w:rPr>
+        <w:t>Boudreau</w:t>
+      </w:r>
+      <w:r>
+        <w:rPr>
+          <w:rFonts w:ascii="Arial" w:hAnsi="Arial" w:cs="Arial"/>
+        </w:rPr>
+        <w:t xml:space="preserve"> et al</w:t>
+      </w:r>
+      <w:r>
+        <w:rPr>
+          <w:rFonts w:ascii="Arial" w:hAnsi="Arial" w:cs="Arial"/>
+        </w:rPr>
+        <w:t>,</w:t>
+      </w:r>
+      <w:r>
+        <w:rPr>
+          <w:rFonts w:ascii="Arial" w:hAnsi="Arial" w:cs="Arial"/>
+        </w:rPr>
+        <w:t xml:space="preserve"> 2025</w:t>
+      </w:r>
+      <w:r>
+        <w:t xml:space="preserve">) work </w:t>
+      </w:r>
+      <w:r>
+        <w:t>offers a foundational exploration into the concept of “coziness” as a social</w:t>
+      </w:r>
+      <w:r>
+        <w:t>ly negotiated label within the gaming culture.</w:t>
+      </w:r>
+      <w:r>
+        <w:t xml:space="preserve"> </w:t>
+      </w:r>
+      <w:r>
+        <w:t xml:space="preserve">Through a </w:t>
+      </w:r>
+      <w:r>
+        <w:t>mixed-methods approach combining academic literature, game journalism and social media content analysis,</w:t>
+      </w:r>
+      <w:r>
+        <w:t xml:space="preserve"> the authors demonstrate that the “cozy” </w:t>
+      </w:r>
+      <w:r>
+        <w:t xml:space="preserve">genre is not a fixed </w:t>
+      </w:r>
+      <w:r>
+        <w:t>classification category</w:t>
+      </w:r>
+      <w:r>
+        <w:t xml:space="preserve"> but rather a flexible social construct shaped by </w:t>
+      </w:r>
+      <w:r>
+        <w:t>various</w:t>
+      </w:r>
+      <w:r>
+        <w:t xml:space="preserve"> communities.</w:t>
+      </w:r>
+      <w:r>
+        <w:t xml:space="preserve"> </w:t>
+      </w:r>
+      <w:r>
+        <w:t xml:space="preserve">They </w:t>
+      </w:r>
+      <w:r>
+        <w:t>argue</w:t>
+      </w:r>
+      <w:r>
+        <w:t xml:space="preserve"> that the Cozy Game identity is defined less </w:t>
+      </w:r>
+      <w:r>
+        <w:t>by its mechanical structure</w:t>
+      </w:r>
+      <w:r>
+        <w:t xml:space="preserve"> but more </w:t>
+      </w:r>
+      <w:r>
+        <w:t>by</w:t>
+      </w:r>
+      <w:r>
+        <w:t xml:space="preserve"> the emotional interaction</w:t>
+      </w:r>
+      <w:r>
+        <w:t>s</w:t>
+      </w:r>
+      <w:r>
+        <w:t xml:space="preserve"> </w:t>
+      </w:r>
+      <w:r>
+        <w:t>produced</w:t>
+      </w:r>
+      <w:r>
+        <w:t xml:space="preserve"> through design principles such as safety,</w:t>
+      </w:r>
+      <w:r>
+        <w:t xml:space="preserve"> gentle pacing and warmth. </w:t>
+      </w:r>
+      <w:r>
+        <w:t>However</w:t>
+      </w:r>
+      <w:r>
+        <w:t>, their findings also</w:t>
+      </w:r>
+      <w:r>
+        <w:t xml:space="preserve"> reveal that the instability of the </w:t>
+      </w:r>
+      <w:r>
+        <w:t xml:space="preserve">term “cozy” </w:t>
+      </w:r>
+      <w:r>
+        <w:t xml:space="preserve">is </w:t>
+      </w:r>
+      <w:r>
+        <w:t xml:space="preserve">due to the </w:t>
+      </w:r>
+      <w:r>
+        <w:t xml:space="preserve">blurred boundaries between gameplay, lifestyle and </w:t>
+      </w:r>
+      <w:r>
+        <w:t xml:space="preserve">emotional self-care. This ambiguity </w:t>
+      </w:r>
+      <w:r>
+        <w:t>carries significant</w:t>
+      </w:r>
+      <w:r>
+        <w:t xml:space="preserve"> implications</w:t>
+      </w:r>
+      <w:r>
+        <w:t xml:space="preserve"> for the discussion of game identity</w:t>
+      </w:r>
+      <w:r>
+        <w:t>,</w:t>
+      </w:r>
+      <w:r>
+        <w:t xml:space="preserve"> suggest</w:t>
+      </w:r>
+      <w:r>
+        <w:t>ing</w:t>
+      </w:r>
+      <w:r>
+        <w:t xml:space="preserve"> that </w:t>
+      </w:r>
+      <w:r>
+        <w:t xml:space="preserve">as </w:t>
+      </w:r>
+      <w:r>
+        <w:t xml:space="preserve">developers emphasise the comfort and </w:t>
+      </w:r>
+      <w:r>
+        <w:t>accessibility</w:t>
+      </w:r>
+      <w:r>
+        <w:t xml:space="preserve">, cozy games risk </w:t>
+      </w:r>
+      <w:r>
+        <w:t>drifting</w:t>
+      </w:r>
+      <w:r>
+        <w:t xml:space="preserve"> away from the traditional </w:t>
+      </w:r>
+      <w:r>
+        <w:t xml:space="preserve">pillars of interactivity and challenge that define the </w:t>
+      </w:r>
+      <w:r>
+        <w:t>medium</w:t>
+      </w:r>
+      <w:r>
+        <w:t xml:space="preserve">. </w:t>
+      </w:r>
+      <w:r>
+        <w:t xml:space="preserve">Boudreau, Consalvo and Phelps </w:t>
+      </w:r>
+      <w:r>
+        <w:t>(</w:t>
+      </w:r>
+      <w:r>
+        <w:rPr>
+          <w:rFonts w:ascii="Arial" w:hAnsi="Arial" w:cs="Arial"/>
+        </w:rPr>
+        <w:t>Boudreau</w:t>
+      </w:r>
+      <w:r>
+        <w:rPr>
+          <w:rFonts w:ascii="Arial" w:hAnsi="Arial" w:cs="Arial"/>
+        </w:rPr>
+        <w:t xml:space="preserve"> et al</w:t>
+      </w:r>
+      <w:r>
+        <w:rPr>
+          <w:rFonts w:ascii="Arial" w:hAnsi="Arial" w:cs="Arial"/>
+        </w:rPr>
+        <w:t>,</w:t>
+      </w:r>
+      <w:r>
+        <w:rPr>
+          <w:rFonts w:ascii="Arial" w:hAnsi="Arial" w:cs="Arial"/>
+        </w:rPr>
+        <w:t xml:space="preserve"> 2025</w:t>
+      </w:r>
+      <w:r>
+        <w:t xml:space="preserve">) </w:t>
+      </w:r>
+      <w:r>
+        <w:t xml:space="preserve">work </w:t>
+      </w:r>
+      <w:r>
+        <w:t>outlines how affective design choices can both reinforce and undermine the identity of a game.</w:t>
+      </w:r>
+    </w:p>
+    <w:p>
+      <w:pPr>
+        <w:pStyle w:val="Heading3"/>
+      </w:pPr>
+      <w:bookmarkStart w:id="12" w:name="_Toc212806537"/>
+      <w:r>
+        <w:lastRenderedPageBreak/>
+        <w:t xml:space="preserve">2.0.1.2 Cozy Games </w:t>
+      </w:r>
+      <w:r>
+        <w:t>Core Pillars</w:t>
+      </w:r>
+      <w:bookmarkEnd w:id="12"/>
+    </w:p>
+    <w:p>
+      <w:proofErr w:type="spellStart"/>
+      <w:r>
+        <w:t>Wäppling</w:t>
+      </w:r>
+      <w:proofErr w:type="spellEnd"/>
+      <w:r>
+        <w:t xml:space="preserve">, </w:t>
+      </w:r>
+      <w:proofErr w:type="spellStart"/>
+      <w:r>
+        <w:t>Walchshofer</w:t>
+      </w:r>
+      <w:proofErr w:type="spellEnd"/>
+      <w:r>
+        <w:t>, Lewin</w:t>
+      </w:r>
+      <w:r>
+        <w:t xml:space="preserve">’s thesis </w:t>
+      </w:r>
+      <w:r>
+        <w:t>(</w:t>
+      </w:r>
+      <w:proofErr w:type="spellStart"/>
+      <w:r>
+        <w:t>Wäppling</w:t>
+      </w:r>
+      <w:proofErr w:type="spellEnd"/>
+      <w:r>
+        <w:t xml:space="preserve"> et al</w:t>
+      </w:r>
+      <w:r>
+        <w:t>,</w:t>
+      </w:r>
+      <w:r>
+        <w:t xml:space="preserve"> 2022</w:t>
+      </w:r>
+      <w:r>
+        <w:t xml:space="preserve">) </w:t>
+      </w:r>
+      <w:r>
+        <w:t xml:space="preserve">attempts to identify the </w:t>
+      </w:r>
+      <w:r>
+        <w:t>design philosophies present in three games that help create a sense of coziness in games.</w:t>
+      </w:r>
+      <w:r>
+        <w:t xml:space="preserve"> </w:t>
+      </w:r>
+      <w:r>
+        <w:t xml:space="preserve">Through studies of </w:t>
+      </w:r>
+      <w:r>
+        <w:t>“</w:t>
+      </w:r>
+      <w:r>
+        <w:t>Animal Crossing: New Horizons</w:t>
+      </w:r>
+      <w:r>
+        <w:t>” (</w:t>
+      </w:r>
+      <w:r>
+        <w:t>Nintendo, 2020</w:t>
       </w:r>
       <w:r>
         <w:t>)</w:t>
       </w:r>
       <w:r>
+        <w:t xml:space="preserve">, </w:t>
+      </w:r>
+      <w:r>
+        <w:t>“</w:t>
+      </w:r>
+      <w:r>
+        <w:t>Stardew Valley</w:t>
+      </w:r>
+      <w:r>
+        <w:t>” (</w:t>
+      </w:r>
+      <w:proofErr w:type="spellStart"/>
+      <w:r>
+        <w:t>ConcernedApe</w:t>
+      </w:r>
+      <w:proofErr w:type="spellEnd"/>
+      <w:r>
+        <w:t>, 2016</w:t>
+      </w:r>
+      <w:r>
+        <w:t>)</w:t>
+      </w:r>
+      <w:r>
+        <w:t xml:space="preserve"> and </w:t>
+      </w:r>
+      <w:r>
+        <w:t>“</w:t>
+      </w:r>
+      <w:r>
+        <w:t>A Short Hike</w:t>
+      </w:r>
+      <w:r>
+        <w:t>”</w:t>
+      </w:r>
+      <w:r>
+        <w:t xml:space="preserve"> (</w:t>
+      </w:r>
+      <w:proofErr w:type="spellStart"/>
+      <w:r>
+        <w:rPr>
+          <w:rFonts w:ascii="Arial" w:hAnsi="Arial" w:cs="Arial"/>
+        </w:rPr>
+        <w:t>Adamgryu</w:t>
+      </w:r>
+      <w:proofErr w:type="spellEnd"/>
+      <w:r>
+        <w:rPr>
+          <w:rFonts w:ascii="Arial" w:hAnsi="Arial" w:cs="Arial"/>
+        </w:rPr>
+        <w:t xml:space="preserve">, </w:t>
+      </w:r>
+      <w:r>
+        <w:rPr>
+          <w:rFonts w:ascii="Arial" w:hAnsi="Arial" w:cs="Arial"/>
+        </w:rPr>
+        <w:t>2019</w:t>
+      </w:r>
+      <w:r>
+        <w:rPr>
+          <w:rFonts w:ascii="Arial" w:hAnsi="Arial" w:cs="Arial"/>
+        </w:rPr>
+        <w:t>)</w:t>
+      </w:r>
+      <w:r>
+        <w:t xml:space="preserve">, the author highlights common characteristics between each game such as the gentle pacing, safety and positive </w:t>
+      </w:r>
+      <w:r>
+        <w:t>reinforcement. The study argues that these features</w:t>
+      </w:r>
+      <w:r>
+        <w:t xml:space="preserve"> assist to shift the focus of the player from mechanics mastery to emotional comfort, aligning with the notion of “low-stakes</w:t>
+      </w:r>
+      <w:r>
+        <w:t xml:space="preserve"> interactivity”. While the thesis helps define structural pillars in design for cozy game identity, it also outlines the tension between comfort and challenge.</w:t>
+      </w:r>
+      <w:r>
+        <w:t xml:space="preserve"> This raises the question of </w:t>
+      </w:r>
+      <w:r>
+        <w:t>whether simplification dilutes a game’s identity.</w:t>
+      </w:r>
+    </w:p>
+    <w:p>
+      <w:pPr>
+        <w:pStyle w:val="Heading3"/>
+      </w:pPr>
+      <w:bookmarkStart w:id="13" w:name="_Toc212806538"/>
+      <w:r>
+        <w:t>2.0.1.</w:t>
+      </w:r>
+      <w:r>
+        <w:t xml:space="preserve">3 </w:t>
+      </w:r>
+      <w:r>
+        <w:t>How COVID-19 Affected</w:t>
+      </w:r>
+      <w:r>
+        <w:t xml:space="preserve"> the Gaming Sphere</w:t>
+      </w:r>
+      <w:bookmarkEnd w:id="13"/>
+    </w:p>
+    <w:p>
+      <w:r>
+        <w:t>Fang’s thesis</w:t>
+      </w:r>
+      <w:r>
+        <w:t xml:space="preserve"> (</w:t>
+      </w:r>
+      <w:r>
+        <w:rPr>
+          <w:rFonts w:ascii="Arial" w:hAnsi="Arial" w:cs="Arial"/>
+        </w:rPr>
+        <w:t>F</w:t>
+      </w:r>
+      <w:r>
+        <w:rPr>
+          <w:rFonts w:ascii="Arial" w:hAnsi="Arial" w:cs="Arial"/>
+        </w:rPr>
+        <w:t xml:space="preserve">ang, </w:t>
+      </w:r>
+      <w:r>
+        <w:rPr>
+          <w:rFonts w:ascii="Arial" w:hAnsi="Arial" w:cs="Arial"/>
+        </w:rPr>
+        <w:t>2023</w:t>
+      </w:r>
+      <w:r>
+        <w:t xml:space="preserve">) </w:t>
+      </w:r>
+      <w:r>
+        <w:t>analyse</w:t>
+      </w:r>
+      <w:r>
+        <w:t>d</w:t>
+      </w:r>
+      <w:r>
+        <w:t xml:space="preserve"> </w:t>
+      </w:r>
+      <w:r>
+        <w:t>how</w:t>
+      </w:r>
+      <w:r>
+        <w:t xml:space="preserve"> </w:t>
+      </w:r>
+      <w:r>
+        <w:t xml:space="preserve">cozy games </w:t>
+      </w:r>
+      <w:r>
+        <w:t>influenced the players</w:t>
+      </w:r>
+      <w:r>
+        <w:t>’</w:t>
+      </w:r>
+      <w:r>
+        <w:t xml:space="preserve"> well-being during the global pandemic “COVID-19”.</w:t>
+      </w:r>
+      <w:r>
+        <w:t xml:space="preserve"> The thesis found that</w:t>
+      </w:r>
+      <w:r>
+        <w:t xml:space="preserve"> </w:t>
+      </w:r>
+      <w:r>
+        <w:t xml:space="preserve">gaming during this </w:t>
+      </w:r>
+      <w:r>
+        <w:t>period</w:t>
+      </w:r>
+      <w:r>
+        <w:t xml:space="preserve"> </w:t>
+      </w:r>
+      <w:r>
+        <w:t xml:space="preserve">produced predominantly positive outcomes, </w:t>
+      </w:r>
+      <w:r>
+        <w:t>particularly in social connection and emotional health</w:t>
+      </w:r>
+      <w:r>
         <w:t>.</w:t>
       </w:r>
       <w:r>
         <w:t xml:space="preserve"> </w:t>
       </w:r>
-    </w:p>
-    <w:p>
-      <w:r>
-        <w:t>The current</w:t>
-      </w:r>
-      <w:r>
-        <w:t xml:space="preserve"> game</w:t>
-      </w:r>
-      <w:r>
-        <w:t xml:space="preserve"> industry focuses on games that emphasise</w:t>
-      </w:r>
-      <w:r>
-        <w:t>s</w:t>
+      <w:r>
+        <w:t xml:space="preserve">Through qualitative </w:t>
+      </w:r>
+      <w:r>
+        <w:t>interviews</w:t>
+      </w:r>
+      <w:r>
+        <w:t xml:space="preserve"> with Chinese international students, </w:t>
+      </w:r>
+      <w:r>
+        <w:t>Fang (</w:t>
+      </w:r>
+      <w:r>
+        <w:rPr>
+          <w:rFonts w:ascii="Arial" w:hAnsi="Arial" w:cs="Arial"/>
+        </w:rPr>
+        <w:t>2023</w:t>
+      </w:r>
+      <w:r>
+        <w:t>) demonstrates</w:t>
+      </w:r>
+      <w:r>
+        <w:t xml:space="preserve"> that cozy games </w:t>
+      </w:r>
+      <w:r>
+        <w:t>fostered</w:t>
+      </w:r>
+      <w:r>
+        <w:t xml:space="preserve"> a sense of emotional safety, belonging and cultural self-expression during the isolation period.</w:t>
       </w:r>
       <w:r>
         <w:t xml:space="preserve"> </w:t>
       </w:r>
       <w:r>
-        <w:t xml:space="preserve">specific pillars such as </w:t>
-      </w:r>
-      <w:r>
-        <w:t xml:space="preserve">the competitiveness, mastery of mechanical skills or </w:t>
-      </w:r>
-      <w:r>
-        <w:t>player versus player interaction</w:t>
-      </w:r>
-      <w:r>
-        <w:t xml:space="preserve">; </w:t>
-      </w:r>
-      <w:r>
-        <w:t xml:space="preserve">the </w:t>
-      </w:r>
-      <w:r>
-        <w:t>cozy game</w:t>
-      </w:r>
-      <w:r>
-        <w:t xml:space="preserve"> genre instead</w:t>
+        <w:t>The thesis</w:t>
       </w:r>
       <w:r>
         <w:t xml:space="preserve"> </w:t>
       </w:r>
       <w:r>
-        <w:t>invites</w:t>
-      </w:r>
-      <w:r>
-        <w:t xml:space="preserve"> a </w:t>
-      </w:r>
-      <w:r>
-        <w:t>different perspective</w:t>
-      </w:r>
-      <w:r>
-        <w:t xml:space="preserve"> for players to enjoy different aspects such as </w:t>
-      </w:r>
-      <w:r>
-        <w:t xml:space="preserve">slower </w:t>
-      </w:r>
-      <w:r>
-        <w:t>game pacing</w:t>
-      </w:r>
-      <w:r>
-        <w:t>, engagement</w:t>
-      </w:r>
-      <w:r>
-        <w:t xml:space="preserve"> in the game world</w:t>
-      </w:r>
-      <w:r>
-        <w:t xml:space="preserve"> or </w:t>
-      </w:r>
-      <w:r>
-        <w:t>player freedom (</w:t>
-      </w:r>
-      <w:r>
-        <w:rPr>
-          <w:highlight w:val="yellow"/>
-        </w:rPr>
-        <w:t>PROB GO OVER THIS STATEMENT</w:t>
-      </w:r>
-      <w:r>
-        <w:t xml:space="preserve">). </w:t>
-      </w:r>
-    </w:p>
-    <w:p>
-      <w:r>
-        <w:t>This emerging genre reflects on the current social culture for safe</w:t>
-      </w:r>
-      <w:r>
-        <w:t xml:space="preserve"> play spaces – particularly during periods of isolation</w:t>
-      </w:r>
-      <w:r>
-        <w:t>, such as the COVID-19 pandemic,</w:t>
-      </w:r>
-      <w:r>
-        <w:t xml:space="preserve"> and global uncertainty</w:t>
+        <w:t>applied</w:t>
+      </w:r>
+      <w:r>
+        <w:t xml:space="preserve"> the idea of Maslow’s hierarchy of </w:t>
+      </w:r>
+      <w:r>
+        <w:t xml:space="preserve">needs </w:t>
+      </w:r>
+      <w:r>
+        <w:t>(McLeod, 2025)</w:t>
+      </w:r>
+      <w:r>
+        <w:t xml:space="preserve"> </w:t>
+      </w:r>
+      <w:r>
+        <w:t xml:space="preserve">and General Strain Theory </w:t>
+      </w:r>
+      <w:r>
+        <w:t>(Agnew and Brezina, 2019</w:t>
+      </w:r>
+      <w:r>
+        <w:t xml:space="preserve">) </w:t>
+      </w:r>
+      <w:r>
+        <w:t>to argue that cozy games</w:t>
+      </w:r>
+      <w:r>
+        <w:t xml:space="preserve"> functioned as </w:t>
+      </w:r>
+      <w:r>
+        <w:t>technologies for escapism and an effective coping mechanism</w:t>
+      </w:r>
+      <w:r>
+        <w:t xml:space="preserve">. </w:t>
+      </w:r>
+      <w:r>
+        <w:t>However</w:t>
+      </w:r>
+      <w:r>
+        <w:t xml:space="preserve">, </w:t>
+      </w:r>
+      <w:r>
+        <w:t xml:space="preserve">it positioned cozy games as a primary tool for psychological and social stability during this period. </w:t>
+      </w:r>
+      <w:r>
+        <w:t xml:space="preserve">As a result, Fang’s analysis highlighted the growing tension within the genre: as comfort and safety become main design goals, the interactive and </w:t>
+      </w:r>
+      <w:r>
+        <w:t>play</w:t>
+      </w:r>
+      <w:r>
+        <w:t xml:space="preserve"> elements that </w:t>
+      </w:r>
+      <w:r>
+        <w:t xml:space="preserve">traditionally define games risk being overthrown. This tension </w:t>
+      </w:r>
+      <w:r>
+        <w:t>aligns directly with the overarching concern of determining where the balance lies between coziness and play</w:t>
       </w:r>
       <w:r>
         <w:t>.</w:t>
       </w:r>
+    </w:p>
+    <w:p>
+      <w:pPr>
+        <w:pStyle w:val="Heading2"/>
+      </w:pPr>
+      <w:bookmarkStart w:id="14" w:name="_Toc212806539"/>
+      <w:r>
+        <w:t>2.</w:t>
+      </w:r>
+      <w:r>
+        <w:t>1</w:t>
+      </w:r>
+      <w:r>
+        <w:t xml:space="preserve"> Critical Analysis and Gap Identification</w:t>
+      </w:r>
+      <w:bookmarkEnd w:id="14"/>
+    </w:p>
+    <w:p>
+      <w:r>
+        <w:t xml:space="preserve">Existing academic literature establishes that cozy games are an effective medium </w:t>
+      </w:r>
+      <w:r>
+        <w:t>for emotionally driven experiences defined by design principles such as safety,</w:t>
+      </w:r>
+      <w:r>
+        <w:t xml:space="preserve"> warmth and low-stakes interactions.</w:t>
+      </w:r>
+      <w:r>
+        <w:t xml:space="preserve"> Researchers mutually agree that cozy games </w:t>
+      </w:r>
+      <w:r>
+        <w:t>do</w:t>
+      </w:r>
+      <w:r>
+        <w:t xml:space="preserve"> foster well-being</w:t>
+      </w:r>
+      <w:r>
+        <w:t xml:space="preserve"> and comfort during periods of social disrupt. However, the literature also reveals </w:t>
+      </w:r>
+      <w:r>
+        <w:t>th</w:t>
+      </w:r>
+      <w:r>
+        <w:t>at there is still cloudiness when it comes to how coziness interacts with core gameplay structures.</w:t>
+      </w:r>
+    </w:p>
+    <w:p>
+      <w:r>
+        <w:lastRenderedPageBreak/>
+        <w:t xml:space="preserve">An issue that </w:t>
+      </w:r>
+      <w:r>
+        <w:t>arises</w:t>
+      </w:r>
+      <w:r>
+        <w:t xml:space="preserve"> from </w:t>
+      </w:r>
+      <w:r>
+        <w:t xml:space="preserve">the review was the term “cozy” being inconsistent in definition. With </w:t>
+      </w:r>
+      <w:r>
+        <w:rPr>
+          <w:rFonts w:ascii="Arial" w:hAnsi="Arial" w:cs="Arial"/>
+        </w:rPr>
+        <w:t>Boudreau</w:t>
+      </w:r>
+      <w:r>
+        <w:rPr>
+          <w:rFonts w:ascii="Arial" w:hAnsi="Arial" w:cs="Arial"/>
+        </w:rPr>
+        <w:t xml:space="preserve"> et al </w:t>
+      </w:r>
+      <w:r>
+        <w:rPr>
+          <w:rFonts w:ascii="Arial" w:hAnsi="Arial" w:cs="Arial"/>
+        </w:rPr>
+        <w:t>(</w:t>
+      </w:r>
+      <w:r>
+        <w:rPr>
+          <w:rFonts w:ascii="Arial" w:hAnsi="Arial" w:cs="Arial"/>
+        </w:rPr>
+        <w:t>2025</w:t>
+      </w:r>
+      <w:r>
+        <w:t>)</w:t>
+      </w:r>
+      <w:r>
+        <w:t>, it</w:t>
+      </w:r>
+      <w:r>
+        <w:t xml:space="preserve"> conceptualised the idea that coziness is a social</w:t>
+      </w:r>
+      <w:r>
+        <w:t xml:space="preserve"> construct whereas </w:t>
+      </w:r>
+      <w:proofErr w:type="spellStart"/>
+      <w:r>
+        <w:t>Wäppling</w:t>
+      </w:r>
+      <w:proofErr w:type="spellEnd"/>
+      <w:r>
+        <w:t xml:space="preserve"> et al</w:t>
+      </w:r>
       <w:r>
         <w:t xml:space="preserve"> (</w:t>
       </w:r>
       <w:r>
-        <w:rPr>
-          <w:highlight w:val="yellow"/>
-        </w:rPr>
-        <w:t>SUS STATEMENT</w:t>
-      </w:r>
-      <w:r>
-        <w:rPr>
-          <w:highlight w:val="yellow"/>
-        </w:rPr>
-        <w:t xml:space="preserve"> BUT SOUNDS SOUND</w:t>
+        <w:t>2022</w:t>
+      </w:r>
+      <w:r>
+        <w:t xml:space="preserve">), </w:t>
+      </w:r>
+      <w:r>
+        <w:t xml:space="preserve">it approached </w:t>
+      </w:r>
+      <w:r>
+        <w:t>coziness as a set of mechanical design principles. Fang (</w:t>
+      </w:r>
+      <w:r>
+        <w:t>2023</w:t>
+      </w:r>
+      <w:r>
+        <w:t xml:space="preserve">) </w:t>
+      </w:r>
+      <w:r>
+        <w:t xml:space="preserve">treated coziness as a psychological state. </w:t>
+      </w:r>
+      <w:r>
+        <w:t>These definitions</w:t>
+      </w:r>
+      <w:r>
+        <w:t xml:space="preserve"> </w:t>
+      </w:r>
+      <w:r>
+        <w:t>lack</w:t>
+      </w:r>
+      <w:r>
+        <w:t xml:space="preserve"> consensus about wh</w:t>
+      </w:r>
+      <w:r>
+        <w:t>ether cosiness is a genre, aesthetic or an emotional state.</w:t>
+      </w:r>
+    </w:p>
+    <w:p>
+      <w:r>
+        <w:t xml:space="preserve">Another issue that arises from the review was that all studies highlight the </w:t>
+      </w:r>
+      <w:r>
+        <w:t xml:space="preserve">positive effect of cozy games without </w:t>
+      </w:r>
+      <w:r>
+        <w:t xml:space="preserve">critiques on the negative ramifications </w:t>
+      </w:r>
+      <w:r>
+        <w:t xml:space="preserve">such as diminishing interactivity or </w:t>
+      </w:r>
+      <w:r>
+        <w:t xml:space="preserve">loss of challenge from the increase in </w:t>
+      </w:r>
+      <w:r>
+        <w:t>pillars such as gentle pacing (</w:t>
+      </w:r>
+      <w:r>
+        <w:rPr>
+          <w:rFonts w:ascii="Arial" w:hAnsi="Arial" w:cs="Arial"/>
+        </w:rPr>
+        <w:t>Boudreau</w:t>
+      </w:r>
+      <w:r>
+        <w:rPr>
+          <w:rFonts w:ascii="Arial" w:hAnsi="Arial" w:cs="Arial"/>
+        </w:rPr>
+        <w:t xml:space="preserve"> et al</w:t>
+      </w:r>
+      <w:r>
+        <w:rPr>
+          <w:rFonts w:ascii="Arial" w:hAnsi="Arial" w:cs="Arial"/>
+        </w:rPr>
+        <w:t xml:space="preserve">, </w:t>
+      </w:r>
+      <w:r>
+        <w:rPr>
+          <w:rFonts w:ascii="Arial" w:hAnsi="Arial" w:cs="Arial"/>
+        </w:rPr>
+        <w:t>2025</w:t>
+      </w:r>
+      <w:r>
+        <w:t xml:space="preserve">), low-stakes interaction </w:t>
+      </w:r>
+      <w:r>
+        <w:t>(</w:t>
+      </w:r>
+      <w:proofErr w:type="spellStart"/>
+      <w:r>
+        <w:t>Wäppling</w:t>
+      </w:r>
+      <w:proofErr w:type="spellEnd"/>
+      <w:r>
+        <w:t xml:space="preserve"> et al</w:t>
+      </w:r>
+      <w:r>
+        <w:t xml:space="preserve">, </w:t>
+      </w:r>
+      <w:r>
+        <w:t>2022</w:t>
       </w:r>
       <w:r>
         <w:t>)</w:t>
       </w:r>
       <w:r>
+        <w:t xml:space="preserve"> and </w:t>
+      </w:r>
+      <w:r>
+        <w:t>safety (</w:t>
+      </w:r>
+      <w:r>
+        <w:t>Fang, 2023</w:t>
+      </w:r>
+      <w:r>
+        <w:t>)</w:t>
+      </w:r>
+      <w:r>
         <w:t>.</w:t>
       </w:r>
+    </w:p>
+    <w:p>
+      <w:r>
+        <w:t>These limitations reveal that there is a gap in understanding the balance between affective design and gameplay identity. While the existing literature</w:t>
+      </w:r>
       <w:r>
         <w:t xml:space="preserve"> </w:t>
       </w:r>
-    </w:p>
-    <w:p>
-      <w:r>
-        <w:t xml:space="preserve">Despite their growing popularity, the cozy game genre faces </w:t>
-      </w:r>
-      <w:r>
-        <w:t>the</w:t>
-      </w:r>
-      <w:r>
-        <w:t xml:space="preserve"> issue of definition</w:t>
+      <w:r>
+        <w:t>defines</w:t>
+      </w:r>
+      <w:r>
+        <w:t xml:space="preserve"> the cozy aesthetic, none explicitly examine where coziness begins to erode the play structure of </w:t>
+      </w:r>
+      <w:r>
+        <w:t xml:space="preserve">gameplay. This study will seek to address the gap presented by exploring how design choices such as difficulty </w:t>
+      </w:r>
+      <w:r>
+        <w:t>determine the point which a cozy game may seize to lose its identity.</w:t>
+      </w:r>
+    </w:p>
+    <w:p>
+      <w:pPr>
+        <w:pStyle w:val="Heading2"/>
+      </w:pPr>
+      <w:bookmarkStart w:id="15" w:name="_Toc212806540"/>
+      <w:r>
+        <w:t>2.</w:t>
+      </w:r>
+      <w:r>
+        <w:t>2</w:t>
+      </w:r>
+      <w:r>
+        <w:t xml:space="preserve"> Project Justification</w:t>
+      </w:r>
+      <w:bookmarkEnd w:id="15"/>
+    </w:p>
+    <w:p>
+      <w:pPr>
+        <w:rPr>
+          <w:rFonts w:ascii="Arial" w:hAnsi="Arial" w:cs="Arial"/>
+        </w:rPr>
+      </w:pPr>
+      <w:r>
+        <w:rPr>
+          <w:rFonts w:ascii="Arial" w:hAnsi="Arial" w:cs="Arial"/>
+        </w:rPr>
+        <w:t xml:space="preserve">With the gap being established, this project aims to explore how difficulty affects the identity of cozy games and where the line begins to blur between the artifact </w:t>
+      </w:r>
+      <w:r>
+        <w:rPr>
+          <w:rFonts w:ascii="Arial" w:hAnsi="Arial" w:cs="Arial"/>
+        </w:rPr>
+        <w:t xml:space="preserve">being a game and a virtual experience. </w:t>
+      </w:r>
+      <w:r>
+        <w:rPr>
+          <w:rFonts w:ascii="Arial" w:hAnsi="Arial" w:cs="Arial"/>
+        </w:rPr>
+        <w:t xml:space="preserve">This project will assist the industry by </w:t>
+      </w:r>
+      <w:r>
+        <w:rPr>
+          <w:rFonts w:ascii="Arial" w:hAnsi="Arial" w:cs="Arial"/>
+        </w:rPr>
+        <w:t xml:space="preserve">analysing how difficulty </w:t>
+      </w:r>
+      <w:r>
+        <w:rPr>
+          <w:rFonts w:ascii="Arial" w:hAnsi="Arial" w:cs="Arial"/>
+        </w:rPr>
+        <w:t xml:space="preserve">affects balance of coziness and </w:t>
+      </w:r>
+      <w:r>
+        <w:rPr>
+          <w:rFonts w:ascii="Arial" w:hAnsi="Arial" w:cs="Arial"/>
+        </w:rPr>
+        <w:t>gameplay</w:t>
+      </w:r>
+      <w:r>
+        <w:rPr>
+          <w:rFonts w:ascii="Arial" w:hAnsi="Arial" w:cs="Arial"/>
+        </w:rPr>
+        <w:t xml:space="preserve"> whilst </w:t>
+      </w:r>
+      <w:r>
+        <w:rPr>
+          <w:rFonts w:ascii="Arial" w:hAnsi="Arial" w:cs="Arial"/>
+        </w:rPr>
+        <w:t>determining</w:t>
+      </w:r>
+      <w:r>
+        <w:rPr>
+          <w:rFonts w:ascii="Arial" w:hAnsi="Arial" w:cs="Arial"/>
+        </w:rPr>
+        <w:t xml:space="preserve"> the threshold at which cozy games begin to lose identity</w:t>
+      </w:r>
+      <w:r>
+        <w:rPr>
+          <w:rFonts w:ascii="Arial" w:hAnsi="Arial" w:cs="Arial"/>
+        </w:rPr>
+        <w:t>.</w:t>
+      </w:r>
+    </w:p>
+    <w:p>
+      <w:pPr>
+        <w:pStyle w:val="Heading1"/>
+      </w:pPr>
+      <w:bookmarkStart w:id="16" w:name="_Toc212806541"/>
+      <w:r>
+        <w:t xml:space="preserve">3.0 </w:t>
+      </w:r>
+      <w:r>
+        <w:t xml:space="preserve">Project </w:t>
+      </w:r>
+      <w:r>
+        <w:t>Aims, Objectives, and Scope</w:t>
+      </w:r>
+      <w:bookmarkEnd w:id="16"/>
+    </w:p>
+    <w:p>
+      <w:r>
+        <w:t xml:space="preserve">This project will use Unity as the main game engine to create a cozy game for a group of participants to interact with. The game will feature multiple levels with fixed art style, core mechanics and game pacing to be able to measure the effects of different difficulties. </w:t>
+      </w:r>
+    </w:p>
+    <w:p>
+      <w:r>
+        <w:t>After the participants have experienced the game, they will be asked to do a survey which will collect both quantitative and qualitative data.  A clear range of limitations will be put in place to circumvent a series of bias towards both the game and the survey.</w:t>
+      </w:r>
+    </w:p>
+    <w:p>
+      <w:r>
+        <w:lastRenderedPageBreak/>
+        <w:t xml:space="preserve">The data gathered will be inputted into the Spearman’s Rank-Order Correlation </w:t>
+      </w:r>
+      <w:r>
+        <w:t>(</w:t>
+      </w:r>
+      <w:proofErr w:type="spellStart"/>
+      <w:r>
+        <w:t>Laerd</w:t>
+      </w:r>
+      <w:proofErr w:type="spellEnd"/>
+      <w:r>
+        <w:t xml:space="preserve"> Statistics, 2018)</w:t>
       </w:r>
       <w:r>
         <w:t xml:space="preserve"> </w:t>
       </w:r>
       <w:r>
-        <w:t>(</w:t>
-      </w:r>
-      <w:r>
-        <w:rPr>
-          <w:highlight w:val="yellow"/>
-        </w:rPr>
-        <w:t>DEFO NEED A SOURCE TO BACK</w:t>
-      </w:r>
-      <w:r>
-        <w:t>)</w:t>
-      </w:r>
-      <w:r>
-        <w:t>.</w:t>
-      </w:r>
-      <w:r>
-        <w:t xml:space="preserve"> </w:t>
-      </w:r>
-      <w:r>
-        <w:t>Traditional frameworks</w:t>
-      </w:r>
-      <w:r>
-        <w:t xml:space="preserve"> which most games are built upon</w:t>
-      </w:r>
-      <w:r>
-        <w:t>, such as (</w:t>
-      </w:r>
-      <w:r>
-        <w:rPr>
-          <w:highlight w:val="yellow"/>
-        </w:rPr>
-        <w:t>INSERT JUULS</w:t>
-      </w:r>
-      <w:r>
-        <w:t>)</w:t>
-      </w:r>
-      <w:r>
-        <w:t>,</w:t>
-      </w:r>
-      <w:r>
-        <w:t xml:space="preserve"> </w:t>
-      </w:r>
-      <w:r>
-        <w:t xml:space="preserve">become </w:t>
-      </w:r>
-      <w:r>
-        <w:t>blurred in</w:t>
-      </w:r>
-      <w:r>
-        <w:t xml:space="preserve"> </w:t>
-      </w:r>
-      <w:r>
-        <w:t xml:space="preserve">games </w:t>
-      </w:r>
-      <w:r>
-        <w:t>where goals</w:t>
-      </w:r>
-      <w:r>
-        <w:t xml:space="preserve"> are optional and progress is self-defined.</w:t>
-      </w:r>
-      <w:r>
-        <w:t xml:space="preserve"> </w:t>
-      </w:r>
-      <w:r>
-        <w:t xml:space="preserve">Due to this, cozy games as a genre </w:t>
-      </w:r>
-      <w:r>
-        <w:t>asks an important design question: “</w:t>
-      </w:r>
-      <w:r>
-        <w:t>at what point does the cozy game loses its identity as a video game?".</w:t>
-      </w:r>
-      <w:r>
-        <w:t xml:space="preserve">  </w:t>
-      </w:r>
-    </w:p>
-    <w:p>
-      <w:pPr>
-        <w:rPr>
-          <w:sz w:val="16"/>
-          <w:szCs w:val="16"/>
-        </w:rPr>
-      </w:pPr>
-      <w:r>
-        <w:t xml:space="preserve">When </w:t>
-      </w:r>
-      <w:r>
-        <w:t>the interaction between the player and the game become</w:t>
-      </w:r>
-      <w:r>
-        <w:t xml:space="preserve">s purely expressive rather than goal-oriented, when does the experience shift from </w:t>
-      </w:r>
-      <w:r>
-        <w:t>a game</w:t>
-      </w:r>
-      <w:r>
-        <w:t xml:space="preserve"> to </w:t>
-      </w:r>
-      <w:r>
-        <w:t xml:space="preserve">more of a </w:t>
-      </w:r>
-      <w:r>
-        <w:t>virtual toy, simulator or an interactive environment?</w:t>
-      </w:r>
-      <w:r>
-        <w:rPr>
-          <w:sz w:val="16"/>
-          <w:szCs w:val="16"/>
-        </w:rPr>
-        <w:t xml:space="preserve"> </w:t>
+        <w:t>model to test</w:t>
+      </w:r>
+      <w:r>
+        <w:t xml:space="preserve"> whether there is a monotonic relationship between difficulty and </w:t>
+      </w:r>
+      <w:r>
+        <w:t>identity of game.</w:t>
       </w:r>
     </w:p>
     <w:p>
       <w:pPr>
         <w:pStyle w:val="Heading2"/>
       </w:pPr>
-      <w:bookmarkStart w:id="8" w:name="_Toc212714928"/>
-      <w:r>
-        <w:t>1.</w:t>
-      </w:r>
-      <w:r>
-        <w:t>1</w:t>
-      </w:r>
-      <w:r>
-        <w:t xml:space="preserve"> Problem Statement</w:t>
-      </w:r>
-      <w:bookmarkEnd w:id="8"/>
-    </w:p>
-    <w:p>
-      <w:r>
-        <w:t>Currently, the cozy game genre faces issues with definition as genre mixing has become a more prevalent ideology in today’s landscape of games (</w:t>
-      </w:r>
-      <w:r>
-        <w:rPr>
-          <w:highlight w:val="yellow"/>
-        </w:rPr>
-        <w:t>INSERT SOURCE HERE</w:t>
-      </w:r>
-      <w:r>
-        <w:t xml:space="preserve">). </w:t>
-      </w:r>
-    </w:p>
-    <w:p>
-      <w:r>
-        <w:t xml:space="preserve">The core identity of cozy games </w:t>
-      </w:r>
-      <w:r>
-        <w:t>is</w:t>
-      </w:r>
-      <w:r>
-        <w:t xml:space="preserve"> that </w:t>
-      </w:r>
-      <w:r>
-        <w:t>they are designed in such a way that the overall gameplay experience is to be relaxing</w:t>
-      </w:r>
-      <w:r>
-        <w:t xml:space="preserve">. This means that the game </w:t>
-      </w:r>
-      <w:r>
-        <w:t xml:space="preserve">focus is to minimise the stress delivered to the player whilst also having a reduced difficulty </w:t>
-      </w:r>
-      <w:r>
-        <w:t>present in the game.</w:t>
-      </w:r>
-      <w:r>
-        <w:t xml:space="preserve"> </w:t>
-      </w:r>
-      <w:r>
-        <w:t>(</w:t>
-      </w:r>
-      <w:r>
-        <w:rPr>
-          <w:highlight w:val="yellow"/>
-        </w:rPr>
-        <w:t>INSERT SOURCE</w:t>
-      </w:r>
-      <w:r>
-        <w:t>)</w:t>
-      </w:r>
-    </w:p>
-    <w:p>
-      <w:r>
-        <w:t xml:space="preserve">Despite this, the presence of genre-mixing means that the core identity of a cozy game has started to become fuzzy due to </w:t>
-      </w:r>
-      <w:r>
-        <w:t>base genre identities clashing together. This is not to say that genre-mixing is inherently a bad thing but to clarify th</w:t>
-      </w:r>
-      <w:r>
-        <w:t>e difference between them.</w:t>
-      </w:r>
-    </w:p>
-    <w:p>
-      <w:pPr>
-        <w:pStyle w:val="Heading1"/>
-      </w:pPr>
-      <w:bookmarkStart w:id="9" w:name="_Toc212714929"/>
-      <w:r>
-        <w:t xml:space="preserve">2.0 </w:t>
-      </w:r>
-      <w:r>
-        <w:t>Review of Existing Knowledge</w:t>
-      </w:r>
-      <w:bookmarkEnd w:id="9"/>
-    </w:p>
-    <w:p>
-      <w:r>
-        <w:t>The concept of Cozy Games ha</w:t>
-      </w:r>
-      <w:r>
-        <w:t>s</w:t>
-      </w:r>
-      <w:r>
-        <w:t xml:space="preserve"> become and emerging yet ambiguously defined genre </w:t>
-      </w:r>
-      <w:r>
-        <w:t xml:space="preserve">in recent years. Titles such as previously mentioned </w:t>
-      </w:r>
-      <w:r>
-        <w:t>“</w:t>
-      </w:r>
-      <w:r>
-        <w:t>Animal Crossing: New Horizons</w:t>
-      </w:r>
-      <w:r>
-        <w:t>”</w:t>
-      </w:r>
-      <w:r>
-        <w:t xml:space="preserve"> </w:t>
-      </w:r>
-      <w:r>
-        <w:t>(</w:t>
-      </w:r>
-      <w:r>
-        <w:rPr>
-          <w:highlight w:val="yellow"/>
-        </w:rPr>
-        <w:t>INSERT REFERENCE</w:t>
-      </w:r>
-      <w:r>
-        <w:t>)</w:t>
-      </w:r>
-      <w:r>
-        <w:t xml:space="preserve">, </w:t>
-      </w:r>
-      <w:r>
-        <w:t>“</w:t>
-      </w:r>
-      <w:r>
-        <w:t>Stardew Valley</w:t>
-      </w:r>
-      <w:r>
-        <w:t>”</w:t>
-      </w:r>
-      <w:r>
-        <w:t xml:space="preserve"> </w:t>
-      </w:r>
-      <w:r>
-        <w:t>(</w:t>
-      </w:r>
-      <w:r>
-        <w:rPr>
-          <w:highlight w:val="yellow"/>
-        </w:rPr>
-        <w:t>INSERT REFERENCE</w:t>
-      </w:r>
-      <w:r>
-        <w:t>)</w:t>
-      </w:r>
-      <w:r>
-        <w:t xml:space="preserve"> and </w:t>
-      </w:r>
-      <w:r>
-        <w:t>“</w:t>
-      </w:r>
-      <w:r>
-        <w:t>A Little to the Left</w:t>
-      </w:r>
-      <w:r>
-        <w:t>”</w:t>
-      </w:r>
-      <w:r>
-        <w:t xml:space="preserve"> </w:t>
-      </w:r>
-      <w:r>
-        <w:t>(</w:t>
-      </w:r>
-      <w:r>
-        <w:rPr>
-          <w:highlight w:val="yellow"/>
-        </w:rPr>
-        <w:t>INSERT REFERENCE</w:t>
-      </w:r>
-      <w:r>
-        <w:t>)</w:t>
-      </w:r>
-      <w:r>
-        <w:t xml:space="preserve"> have redefined what constitutes</w:t>
-      </w:r>
-      <w:r>
-        <w:t xml:space="preserve"> a game being classified as part of the cozy games genre by prioritising the emotional safety, comfort and gentle interaction within the game world rather than the traditional challenge or competition. </w:t>
-      </w:r>
-      <w:r>
-        <w:t xml:space="preserve">Despite this, the existing understanding of the core pillars for Cozy Games </w:t>
-      </w:r>
-      <w:r>
-        <w:t>remains</w:t>
-      </w:r>
-      <w:r>
-        <w:t xml:space="preserve"> </w:t>
-      </w:r>
-      <w:r>
-        <w:t xml:space="preserve">clouded. This review will </w:t>
-      </w:r>
-      <w:r>
-        <w:t>collate</w:t>
-      </w:r>
-      <w:r>
-        <w:t xml:space="preserve"> existing research on the Cozy Games genre and look at how the aesthetics,</w:t>
-      </w:r>
-      <w:r>
-        <w:t xml:space="preserve"> emotional design and </w:t>
-      </w:r>
-      <w:r>
-        <w:t xml:space="preserve">the </w:t>
-      </w:r>
-      <w:r>
-        <w:t>play</w:t>
-      </w:r>
-      <w:r>
-        <w:t xml:space="preserve"> identity</w:t>
-      </w:r>
-      <w:r>
-        <w:t xml:space="preserve"> to establish a foundation for examining when a cozy game might lose it</w:t>
-      </w:r>
-      <w:r>
-        <w:t>s identity as a game.</w:t>
-      </w:r>
-    </w:p>
-    <w:p>
-      <w:pPr>
-        <w:pStyle w:val="Heading2"/>
-      </w:pPr>
-      <w:bookmarkStart w:id="10" w:name="_Toc212714930"/>
-      <w:r>
-        <w:t xml:space="preserve">2.0.1 </w:t>
-      </w:r>
-      <w:r>
-        <w:t>Themes</w:t>
-      </w:r>
-      <w:bookmarkEnd w:id="10"/>
-    </w:p>
-    <w:p>
-      <w:pPr>
-        <w:pStyle w:val="Heading3"/>
-      </w:pPr>
-      <w:bookmarkStart w:id="11" w:name="_Toc212714931"/>
-      <w:r>
-        <w:t>2.0.1.1 Cozy Games as a Social Construct</w:t>
-      </w:r>
-      <w:bookmarkEnd w:id="11"/>
-    </w:p>
-    <w:p>
-      <w:r>
-        <w:t>Boudreau</w:t>
-      </w:r>
-      <w:r>
-        <w:t>, Consalvo and Phelps</w:t>
-      </w:r>
-      <w:r>
-        <w:t xml:space="preserve"> (</w:t>
-      </w:r>
-      <w:r>
-        <w:rPr>
-          <w:highlight w:val="yellow"/>
-        </w:rPr>
-        <w:t>INSERT WHOSE VIBE IS IT ANYWAY</w:t>
-      </w:r>
-      <w:r>
-        <w:t xml:space="preserve">) work </w:t>
-      </w:r>
-      <w:r>
-        <w:t>offers a foundational exploration into the concept of “coziness” as a social</w:t>
-      </w:r>
-      <w:r>
-        <w:t>ly negotiated label within the gaming culture.</w:t>
-      </w:r>
-      <w:r>
-        <w:t xml:space="preserve"> </w:t>
-      </w:r>
-      <w:r>
-        <w:t xml:space="preserve">Through a </w:t>
-      </w:r>
-      <w:r>
-        <w:t>mixed-methods approach combining academic literature, game journalism and social media content analysis,</w:t>
-      </w:r>
-      <w:r>
-        <w:t xml:space="preserve"> the authors demonstrate that the “cozy” </w:t>
-      </w:r>
-      <w:r>
-        <w:t xml:space="preserve">genre is not a fixed </w:t>
-      </w:r>
-      <w:r>
-        <w:t>classification category</w:t>
-      </w:r>
-      <w:r>
-        <w:t xml:space="preserve"> but rather a flexible social construct shaped by </w:t>
-      </w:r>
-      <w:r>
-        <w:t>various</w:t>
-      </w:r>
-      <w:r>
-        <w:t xml:space="preserve"> communities.</w:t>
-      </w:r>
-      <w:r>
-        <w:t xml:space="preserve"> </w:t>
-      </w:r>
-      <w:r>
-        <w:t xml:space="preserve">They </w:t>
-      </w:r>
-      <w:r>
-        <w:t>argue</w:t>
-      </w:r>
-      <w:r>
-        <w:t xml:space="preserve"> that the Cozy Game identity is defined less </w:t>
-      </w:r>
-      <w:r>
-        <w:t>by its mechanical structure</w:t>
-      </w:r>
-      <w:r>
-        <w:t xml:space="preserve"> but more </w:t>
-      </w:r>
-      <w:r>
-        <w:t>by</w:t>
-      </w:r>
-      <w:r>
-        <w:t xml:space="preserve"> the emotional interaction</w:t>
-      </w:r>
-      <w:r>
-        <w:t>s</w:t>
-      </w:r>
-      <w:r>
-        <w:t xml:space="preserve"> </w:t>
-      </w:r>
-      <w:r>
-        <w:t>produced</w:t>
-      </w:r>
-      <w:r>
-        <w:t xml:space="preserve"> through design principles such as safety,</w:t>
-      </w:r>
-      <w:r>
-        <w:t xml:space="preserve"> gentle pacing and warmth. </w:t>
-      </w:r>
-      <w:r>
-        <w:t>However</w:t>
-      </w:r>
-      <w:r>
-        <w:t>, their findings also</w:t>
-      </w:r>
-      <w:r>
-        <w:t xml:space="preserve"> reveal that the instability of the </w:t>
-      </w:r>
-      <w:r>
-        <w:t xml:space="preserve">term “cozy” </w:t>
-      </w:r>
-      <w:r>
-        <w:t xml:space="preserve">is </w:t>
-      </w:r>
-      <w:r>
-        <w:t xml:space="preserve">due to the </w:t>
-      </w:r>
-      <w:r>
-        <w:t xml:space="preserve">blurred boundaries between gameplay, lifestyle and </w:t>
-      </w:r>
-      <w:r>
-        <w:t xml:space="preserve">emotional self-care. This ambiguity </w:t>
-      </w:r>
-      <w:r>
-        <w:t>carries significant</w:t>
-      </w:r>
-      <w:r>
-        <w:t xml:space="preserve"> implications</w:t>
-      </w:r>
-      <w:r>
-        <w:t xml:space="preserve"> for the discussion of game identity</w:t>
-      </w:r>
-      <w:r>
-        <w:t>,</w:t>
-      </w:r>
-      <w:r>
-        <w:t xml:space="preserve"> suggest</w:t>
-      </w:r>
-      <w:r>
-        <w:t>ing</w:t>
-      </w:r>
-      <w:r>
-        <w:t xml:space="preserve"> that </w:t>
-      </w:r>
-      <w:r>
-        <w:t xml:space="preserve">as </w:t>
-      </w:r>
-      <w:r>
-        <w:t xml:space="preserve">developers emphasise the comfort and </w:t>
-      </w:r>
-      <w:r>
-        <w:t>accessibility</w:t>
-      </w:r>
-      <w:r>
-        <w:t xml:space="preserve">, cozy games risk </w:t>
-      </w:r>
-      <w:r>
-        <w:t>drifting</w:t>
-      </w:r>
-      <w:r>
-        <w:t xml:space="preserve"> away from the traditional </w:t>
-      </w:r>
-      <w:r>
-        <w:t xml:space="preserve">pillars of interactivity and challenge that define the </w:t>
-      </w:r>
-      <w:r>
-        <w:t>medium</w:t>
-      </w:r>
-      <w:r>
-        <w:t xml:space="preserve">. </w:t>
-      </w:r>
-      <w:r>
-        <w:t>Boudreau et al (</w:t>
-      </w:r>
-      <w:r>
-        <w:rPr>
-          <w:highlight w:val="yellow"/>
-        </w:rPr>
-        <w:t>INSERT WHOSE VIBE IS IT ANYWAY</w:t>
-      </w:r>
-      <w:r>
-        <w:t xml:space="preserve">) work </w:t>
-      </w:r>
-      <w:r>
-        <w:t>outlines how affective design choices can both reinforce and undermine the identity of a game.</w:t>
-      </w:r>
-    </w:p>
-    <w:p>
-      <w:pPr>
-        <w:pStyle w:val="Heading3"/>
-      </w:pPr>
-      <w:bookmarkStart w:id="12" w:name="_Toc212714932"/>
-      <w:r>
-        <w:t xml:space="preserve">2.0.1.2 Cozy Games </w:t>
-      </w:r>
-      <w:r>
-        <w:t>Core Pillars</w:t>
-      </w:r>
-      <w:bookmarkEnd w:id="12"/>
-    </w:p>
-    <w:p>
-      <w:proofErr w:type="spellStart"/>
-      <w:r>
-        <w:t>Wäppling</w:t>
-      </w:r>
-      <w:proofErr w:type="spellEnd"/>
-      <w:r>
-        <w:t xml:space="preserve">, </w:t>
-      </w:r>
-      <w:proofErr w:type="spellStart"/>
-      <w:r>
-        <w:t>Walchshofer</w:t>
-      </w:r>
-      <w:proofErr w:type="spellEnd"/>
-      <w:r>
-        <w:t>, Lewin</w:t>
-      </w:r>
-      <w:r>
-        <w:t xml:space="preserve">’s thesis </w:t>
-      </w:r>
-      <w:r>
-        <w:t>(</w:t>
-      </w:r>
-      <w:r>
-        <w:rPr>
-          <w:highlight w:val="yellow"/>
-        </w:rPr>
-        <w:t xml:space="preserve">INSERT </w:t>
-      </w:r>
-      <w:r>
-        <w:rPr>
-          <w:highlight w:val="yellow"/>
-        </w:rPr>
-        <w:t>SOURCE HERE</w:t>
-      </w:r>
-      <w:r>
-        <w:t xml:space="preserve">) </w:t>
-      </w:r>
-      <w:r>
-        <w:t xml:space="preserve">attempts to identify the </w:t>
-      </w:r>
-      <w:r>
-        <w:t>design philosophies present in three games that help create a sense of coziness in games.</w:t>
-      </w:r>
-      <w:r>
-        <w:t xml:space="preserve"> </w:t>
-      </w:r>
-      <w:r>
-        <w:t xml:space="preserve">Through studies of </w:t>
-      </w:r>
-      <w:r>
-        <w:t>“</w:t>
-      </w:r>
-      <w:r>
-        <w:t>Animal Crossing: New Horizons</w:t>
-      </w:r>
-      <w:r>
-        <w:t>” (</w:t>
-      </w:r>
-      <w:r>
-        <w:rPr>
-          <w:highlight w:val="yellow"/>
-        </w:rPr>
-        <w:t>INSERT REFERENCE</w:t>
-      </w:r>
-      <w:r>
-        <w:t>)</w:t>
-      </w:r>
-      <w:r>
-        <w:t xml:space="preserve">, </w:t>
-      </w:r>
-      <w:r>
-        <w:t>“</w:t>
-      </w:r>
-      <w:r>
-        <w:t>Stardew Valley</w:t>
-      </w:r>
-      <w:r>
-        <w:t>” (</w:t>
-      </w:r>
-      <w:r>
-        <w:rPr>
-          <w:highlight w:val="yellow"/>
-        </w:rPr>
-        <w:t>INSERT REFERENCE</w:t>
-      </w:r>
-      <w:r>
-        <w:t>)</w:t>
-      </w:r>
-      <w:r>
-        <w:t xml:space="preserve"> and </w:t>
-      </w:r>
-      <w:r>
-        <w:t>“</w:t>
-      </w:r>
-      <w:r>
-        <w:t>A Short Hike</w:t>
-      </w:r>
-      <w:r>
-        <w:t>” (</w:t>
-      </w:r>
-      <w:r>
-        <w:rPr>
-          <w:highlight w:val="yellow"/>
-        </w:rPr>
-        <w:t>INSERT REFERENCE</w:t>
-      </w:r>
-      <w:r>
-        <w:t>)</w:t>
-      </w:r>
-      <w:r>
-        <w:t xml:space="preserve">, the author highlights common characteristics between each game such as the gentle pacing, safety and positive </w:t>
-      </w:r>
-      <w:r>
-        <w:t>reinforcement. The study argues that these features</w:t>
-      </w:r>
-      <w:r>
-        <w:t xml:space="preserve"> assist to shift the focus of the player from mechanics mastery to emotional comfort, aligning with the notion of “low-stakes</w:t>
-      </w:r>
-      <w:r>
-        <w:t xml:space="preserve"> interactivity”. While the thesis helps define structural pillars in design for cozy game identity, it also outlines the tension between comfort and challenge.</w:t>
-      </w:r>
-      <w:r>
-        <w:t xml:space="preserve"> This raises the question of </w:t>
-      </w:r>
-      <w:r>
-        <w:t>whether simplification dilutes a game’s identity.</w:t>
-      </w:r>
-    </w:p>
-    <w:p>
-      <w:pPr>
-        <w:pStyle w:val="Heading3"/>
-      </w:pPr>
-      <w:r>
-        <w:t>2.0.1.</w:t>
-      </w:r>
-      <w:r>
-        <w:t xml:space="preserve">3 </w:t>
-      </w:r>
-      <w:r>
-        <w:t>How COVID-19 Affected</w:t>
-      </w:r>
-      <w:r>
-        <w:t xml:space="preserve"> the Gaming Sphere</w:t>
-      </w:r>
-    </w:p>
-    <w:p>
-      <w:r>
-        <w:t>Fang’s thesis</w:t>
-      </w:r>
-      <w:r>
-        <w:t xml:space="preserve"> (</w:t>
-      </w:r>
-      <w:r>
-        <w:rPr>
-          <w:highlight w:val="yellow"/>
-        </w:rPr>
-        <w:t>INSERT SOURCE HERE</w:t>
-      </w:r>
-      <w:r>
-        <w:t xml:space="preserve">) </w:t>
-      </w:r>
-      <w:r>
-        <w:t>analyse</w:t>
-      </w:r>
-      <w:r>
-        <w:t>d</w:t>
-      </w:r>
-      <w:r>
-        <w:t xml:space="preserve"> </w:t>
-      </w:r>
-      <w:r>
-        <w:t>how</w:t>
-      </w:r>
-      <w:r>
-        <w:t xml:space="preserve"> </w:t>
-      </w:r>
-      <w:r>
-        <w:t xml:space="preserve">cozy games </w:t>
-      </w:r>
-      <w:r>
-        <w:t>influenced the players</w:t>
-      </w:r>
-      <w:r>
-        <w:t>’</w:t>
-      </w:r>
-      <w:r>
-        <w:t xml:space="preserve"> well-being during the global pandemic “COVID-19”.</w:t>
-      </w:r>
-      <w:r>
-        <w:t xml:space="preserve"> The thesis found that</w:t>
-      </w:r>
-      <w:r>
-        <w:t xml:space="preserve"> </w:t>
-      </w:r>
-      <w:r>
-        <w:t xml:space="preserve">gaming during this </w:t>
-      </w:r>
-      <w:r>
-        <w:t>period</w:t>
-      </w:r>
-      <w:r>
-        <w:t xml:space="preserve"> </w:t>
-      </w:r>
-      <w:r>
-        <w:t xml:space="preserve">produced predominantly positive outcomes, </w:t>
-      </w:r>
-      <w:r>
-        <w:t>particularly in social connection and emotional health</w:t>
-      </w:r>
-      <w:r>
-        <w:t>.</w:t>
-      </w:r>
-      <w:r>
-        <w:t xml:space="preserve"> </w:t>
-      </w:r>
-      <w:r>
-        <w:t xml:space="preserve">Through qualitative </w:t>
-      </w:r>
-      <w:r>
-        <w:t>interviews</w:t>
-      </w:r>
-      <w:r>
-        <w:t xml:space="preserve"> with Chinese international students, </w:t>
-      </w:r>
-      <w:r>
-        <w:t>Fang (</w:t>
-      </w:r>
-      <w:r>
-        <w:rPr>
-          <w:highlight w:val="yellow"/>
-        </w:rPr>
-        <w:t>INSERT SOURCE HERE</w:t>
-      </w:r>
-      <w:r>
-        <w:t>) demonstrates</w:t>
-      </w:r>
-      <w:r>
-        <w:t xml:space="preserve"> that cozy games </w:t>
-      </w:r>
-      <w:r>
-        <w:t>fostered</w:t>
-      </w:r>
-      <w:r>
-        <w:t xml:space="preserve"> a sense of emotional safety, belonging and cultural self-expression during the isolation period.</w:t>
-      </w:r>
-      <w:r>
-        <w:t xml:space="preserve"> </w:t>
-      </w:r>
-      <w:r>
-        <w:t>The thesis</w:t>
-      </w:r>
-      <w:r>
-        <w:t xml:space="preserve"> </w:t>
-      </w:r>
-      <w:r>
-        <w:t>applied</w:t>
-      </w:r>
-      <w:r>
-        <w:t xml:space="preserve"> the idea of Maslow’s hierarchy of </w:t>
-      </w:r>
-      <w:r>
-        <w:t>needs (</w:t>
-      </w:r>
-      <w:r>
-        <w:rPr>
-          <w:highlight w:val="yellow"/>
-        </w:rPr>
-        <w:t>INSERT SOURCE HERE</w:t>
-      </w:r>
-      <w:r>
-        <w:t xml:space="preserve">) </w:t>
-      </w:r>
-      <w:r>
-        <w:t xml:space="preserve">and General Strain Theory </w:t>
-      </w:r>
-      <w:r>
-        <w:t>(</w:t>
-      </w:r>
-      <w:r>
-        <w:rPr>
-          <w:highlight w:val="yellow"/>
-        </w:rPr>
-        <w:t>INSERT SOURCE HERE</w:t>
-      </w:r>
-      <w:r>
-        <w:t xml:space="preserve">) </w:t>
-      </w:r>
-      <w:r>
-        <w:t>to argue that cozy games</w:t>
-      </w:r>
-      <w:r>
-        <w:t xml:space="preserve"> functioned as </w:t>
-      </w:r>
-      <w:r>
-        <w:t>technologies for escapism and an effective coping mechanism</w:t>
-      </w:r>
-      <w:r>
-        <w:t xml:space="preserve">. </w:t>
-      </w:r>
-      <w:r>
-        <w:t>However</w:t>
-      </w:r>
-      <w:r>
-        <w:t xml:space="preserve">, </w:t>
-      </w:r>
-      <w:r>
-        <w:t xml:space="preserve">it positioned cozy games as a primary tool for psychological and social stability during this period. </w:t>
-      </w:r>
-      <w:r>
-        <w:t xml:space="preserve">As a result, Fang’s analysis highlighted the growing tension within the genre: as comfort and safety become main design goals, the interactive and </w:t>
-      </w:r>
-      <w:r>
-        <w:t>play</w:t>
-      </w:r>
-      <w:r>
-        <w:t xml:space="preserve"> elements that </w:t>
-      </w:r>
-      <w:r>
-        <w:t xml:space="preserve">traditionally define games risk being overthrown. This tension </w:t>
-      </w:r>
-      <w:r>
-        <w:t>aligns directly with the overarching concern of determining where the balance lies between coziness and play</w:t>
-      </w:r>
-      <w:r>
-        <w:t>.</w:t>
-      </w:r>
-    </w:p>
-    <w:p>
-      <w:pPr>
-        <w:pStyle w:val="Heading2"/>
-      </w:pPr>
-      <w:bookmarkStart w:id="13" w:name="_Toc212714933"/>
-      <w:r>
-        <w:t>2.</w:t>
-      </w:r>
-      <w:r>
-        <w:t>1</w:t>
-      </w:r>
-      <w:r>
-        <w:t xml:space="preserve"> Critical Analysis and Gap Identification</w:t>
-      </w:r>
-      <w:bookmarkEnd w:id="13"/>
-    </w:p>
-    <w:p>
-      <w:r>
-        <w:t xml:space="preserve">Existing academic literature establishes that cozy games are an effective medium </w:t>
-      </w:r>
-      <w:r>
-        <w:t>for emotionally driven experiences defined by design principles such as safety,</w:t>
-      </w:r>
-      <w:r>
-        <w:t xml:space="preserve"> warmth and low-stakes interactions.</w:t>
-      </w:r>
-      <w:r>
-        <w:t xml:space="preserve"> Researchers mutually agree that cozy games </w:t>
-      </w:r>
-      <w:r>
-        <w:t>do</w:t>
-      </w:r>
-      <w:r>
-        <w:t xml:space="preserve"> foster well-being</w:t>
-      </w:r>
-      <w:r>
-        <w:t xml:space="preserve"> and comfort during periods of social disrupt. However, the literature also reveals </w:t>
-      </w:r>
-      <w:r>
-        <w:t>th</w:t>
-      </w:r>
-      <w:r>
-        <w:t>at there is still cloudiness when it comes to how coziness interacts with core gameplay structures.</w:t>
-      </w:r>
-    </w:p>
-    <w:p>
-      <w:r>
-        <w:t xml:space="preserve">An issue that </w:t>
-      </w:r>
-      <w:r>
-        <w:t>arises</w:t>
-      </w:r>
-      <w:r>
-        <w:t xml:space="preserve"> from </w:t>
-      </w:r>
-      <w:r>
-        <w:t>the review was the term “cozy” being inconsistent in definition. With (</w:t>
-      </w:r>
-      <w:r>
-        <w:rPr>
-          <w:highlight w:val="yellow"/>
-        </w:rPr>
-        <w:t>INSERT BOUDREAU</w:t>
-      </w:r>
-      <w:r>
-        <w:t>), it</w:t>
-      </w:r>
-      <w:r>
-        <w:t xml:space="preserve"> conceptualised the idea that coziness is a social</w:t>
-      </w:r>
-      <w:r>
-        <w:t xml:space="preserve"> construct whereas (</w:t>
-      </w:r>
-      <w:r>
-        <w:rPr>
-          <w:highlight w:val="yellow"/>
-        </w:rPr>
-        <w:t>INSERT WAPPLING</w:t>
-      </w:r>
-      <w:r>
-        <w:t xml:space="preserve">) it approached </w:t>
-      </w:r>
-      <w:r>
-        <w:t>coziness as a set of mechanical design principles. Fang (</w:t>
-      </w:r>
-      <w:r>
-        <w:rPr>
-          <w:highlight w:val="yellow"/>
-        </w:rPr>
-        <w:t>INSERT FANG</w:t>
-      </w:r>
-      <w:r>
-        <w:t xml:space="preserve">) </w:t>
-      </w:r>
-      <w:r>
-        <w:t xml:space="preserve">treated coziness as a psychological state. </w:t>
-      </w:r>
-      <w:r>
-        <w:t>These definitions</w:t>
-      </w:r>
-      <w:r>
-        <w:t xml:space="preserve"> </w:t>
-      </w:r>
-      <w:r>
-        <w:t>lack</w:t>
-      </w:r>
-      <w:r>
-        <w:t xml:space="preserve"> consensus about wh</w:t>
-      </w:r>
-      <w:r>
-        <w:t>ether cosiness is a genre, aesthetic or an emotional state.</w:t>
-      </w:r>
-    </w:p>
-    <w:p>
-      <w:r>
-        <w:t xml:space="preserve">Another issue that arises from the review was that all studies highlight the </w:t>
-      </w:r>
-      <w:r>
-        <w:t xml:space="preserve">positive effect of cozy games without </w:t>
-      </w:r>
-      <w:r>
-        <w:t xml:space="preserve">critiques on the negative ramifications </w:t>
-      </w:r>
-      <w:r>
-        <w:t xml:space="preserve">such as diminishing interactivity or </w:t>
-      </w:r>
-      <w:r>
-        <w:t xml:space="preserve">loss of challenge from the increase in </w:t>
-      </w:r>
-      <w:r>
-        <w:t>pillars such as gentle pacing (</w:t>
-      </w:r>
-      <w:r>
-        <w:rPr>
-          <w:highlight w:val="yellow"/>
-        </w:rPr>
-        <w:t>INSERT</w:t>
-      </w:r>
-      <w:r>
-        <w:rPr>
-          <w:highlight w:val="yellow"/>
-        </w:rPr>
-        <w:t xml:space="preserve"> BOUDREAU</w:t>
-      </w:r>
-      <w:r>
-        <w:t>), low-stakes interaction (</w:t>
-      </w:r>
-      <w:r>
-        <w:rPr>
-          <w:highlight w:val="yellow"/>
-        </w:rPr>
-        <w:t>INSERT WAPPLING</w:t>
-      </w:r>
-      <w:r>
-        <w:t xml:space="preserve">) and </w:t>
-      </w:r>
-      <w:r>
-        <w:t>safety (</w:t>
-      </w:r>
-      <w:r>
-        <w:rPr>
-          <w:highlight w:val="yellow"/>
-        </w:rPr>
-        <w:t>INSERT FANGS</w:t>
-      </w:r>
-      <w:r>
-        <w:t>)</w:t>
-      </w:r>
-      <w:r>
-        <w:t>.</w:t>
-      </w:r>
-    </w:p>
-    <w:p>
-      <w:r>
-        <w:t>These limitations reveal that there is a gap in understanding the balance between affective design and gameplay identity. While the existing literature</w:t>
-      </w:r>
-      <w:r>
-        <w:t xml:space="preserve"> </w:t>
-      </w:r>
-      <w:r>
-        <w:t>defines</w:t>
-      </w:r>
-      <w:r>
-        <w:t xml:space="preserve"> the cozy aesthetic, none explicitly examine where coziness begins to erode the play structure of </w:t>
-      </w:r>
-      <w:r>
-        <w:t xml:space="preserve">gameplay. This study will seek to address the gap presented by exploring how design choices such as difficulty </w:t>
-      </w:r>
-      <w:r>
-        <w:t>determine the point which a cozy game may seize to lose its identity.</w:t>
-      </w:r>
-    </w:p>
-    <w:p>
-      <w:pPr>
-        <w:pStyle w:val="Heading2"/>
-      </w:pPr>
-      <w:bookmarkStart w:id="14" w:name="_Toc212714934"/>
-      <w:r>
-        <w:t>2.</w:t>
-      </w:r>
-      <w:r>
-        <w:t>2</w:t>
-      </w:r>
-      <w:r>
-        <w:t xml:space="preserve"> Project Justification</w:t>
-      </w:r>
-      <w:bookmarkEnd w:id="14"/>
-    </w:p>
-    <w:p>
-      <w:pPr>
-        <w:rPr>
-          <w:rFonts w:ascii="Arial" w:hAnsi="Arial" w:cs="Arial"/>
-        </w:rPr>
-      </w:pPr>
-      <w:r>
-        <w:rPr>
-          <w:rFonts w:ascii="Arial" w:hAnsi="Arial" w:cs="Arial"/>
-        </w:rPr>
-        <w:t xml:space="preserve">With the gap being established, this project aims to explore how difficulty affects the identity of cozy games and where the line begins to blur between the artifact </w:t>
-      </w:r>
-      <w:r>
-        <w:rPr>
-          <w:rFonts w:ascii="Arial" w:hAnsi="Arial" w:cs="Arial"/>
-        </w:rPr>
-        <w:t xml:space="preserve">being a game and a virtual experience. </w:t>
-      </w:r>
-      <w:r>
-        <w:rPr>
-          <w:rFonts w:ascii="Arial" w:hAnsi="Arial" w:cs="Arial"/>
-        </w:rPr>
-        <w:t xml:space="preserve">This project will assist the industry by </w:t>
-      </w:r>
-      <w:r>
-        <w:rPr>
-          <w:rFonts w:ascii="Arial" w:hAnsi="Arial" w:cs="Arial"/>
-        </w:rPr>
-        <w:t xml:space="preserve">analysing how difficulty </w:t>
-      </w:r>
-      <w:r>
-        <w:rPr>
-          <w:rFonts w:ascii="Arial" w:hAnsi="Arial" w:cs="Arial"/>
-        </w:rPr>
-        <w:t xml:space="preserve">affects balance of coziness and </w:t>
-      </w:r>
-      <w:r>
-        <w:rPr>
-          <w:rFonts w:ascii="Arial" w:hAnsi="Arial" w:cs="Arial"/>
-        </w:rPr>
-        <w:t>gameplay</w:t>
-      </w:r>
-      <w:r>
-        <w:rPr>
-          <w:rFonts w:ascii="Arial" w:hAnsi="Arial" w:cs="Arial"/>
-        </w:rPr>
-        <w:t xml:space="preserve"> whilst </w:t>
-      </w:r>
-      <w:r>
-        <w:rPr>
-          <w:rFonts w:ascii="Arial" w:hAnsi="Arial" w:cs="Arial"/>
-        </w:rPr>
-        <w:t>determining</w:t>
-      </w:r>
-      <w:r>
-        <w:rPr>
-          <w:rFonts w:ascii="Arial" w:hAnsi="Arial" w:cs="Arial"/>
-        </w:rPr>
-        <w:t xml:space="preserve"> the threshold at which cozy games begin to lose identity</w:t>
-      </w:r>
-      <w:r>
-        <w:rPr>
-          <w:rFonts w:ascii="Arial" w:hAnsi="Arial" w:cs="Arial"/>
-        </w:rPr>
-        <w:t>.</w:t>
-      </w:r>
-    </w:p>
-    <w:p>
-      <w:pPr>
-        <w:pStyle w:val="Heading1"/>
-      </w:pPr>
-      <w:bookmarkStart w:id="15" w:name="_Toc212714935"/>
-      <w:r>
-        <w:t xml:space="preserve">3.0 </w:t>
-      </w:r>
-      <w:r>
-        <w:t xml:space="preserve">Project </w:t>
-      </w:r>
-      <w:r>
-        <w:t>Aims, Objectives, and Scope</w:t>
-      </w:r>
-      <w:bookmarkEnd w:id="15"/>
-    </w:p>
-    <w:p>
-      <w:r>
-        <w:t xml:space="preserve">This project will use Unity as the main game engine to create a cozy game for a group of participants to interact with. The game will feature multiple levels with fixed art style, core mechanics and game pacing to be able to measure the effects of different difficulties. </w:t>
-      </w:r>
-    </w:p>
-    <w:p>
-      <w:r>
-        <w:t>After the participants have experienced the game, they will be asked to do a survey which will collect both quantitative and qualitative data.  A clear range of limitations will be put in place to circumvent a series of bias towards both the game and the survey.</w:t>
-      </w:r>
-    </w:p>
-    <w:p>
-      <w:r>
-        <w:t>The data gathered will be inputted into the Spearman’s Rank-Order Correlation (</w:t>
-      </w:r>
-      <w:r>
-        <w:rPr>
-          <w:highlight w:val="yellow"/>
-        </w:rPr>
-        <w:t>INSERT REFERENCE HERE</w:t>
-      </w:r>
-      <w:r>
-        <w:t>) model to test</w:t>
-      </w:r>
-      <w:r>
-        <w:t xml:space="preserve"> whether there is a monotonic relationship between difficulty and </w:t>
-      </w:r>
-      <w:r>
-        <w:t>identity of game.</w:t>
-      </w:r>
-    </w:p>
-    <w:p>
-      <w:pPr>
-        <w:pStyle w:val="Heading2"/>
-      </w:pPr>
-      <w:bookmarkStart w:id="16" w:name="_Toc212714936"/>
+      <w:bookmarkStart w:id="17" w:name="_Toc212806542"/>
       <w:r>
         <w:t>3.1 Project Aim</w:t>
       </w:r>
-      <w:bookmarkEnd w:id="16"/>
+      <w:bookmarkEnd w:id="17"/>
     </w:p>
     <w:p>
       <w:pPr>
@@ -4595,7 +4817,7 @@
       <w:pPr>
         <w:pStyle w:val="Heading2"/>
       </w:pPr>
-      <w:bookmarkStart w:id="17" w:name="_Toc212714937"/>
+      <w:bookmarkStart w:id="18" w:name="_Toc212806543"/>
       <w:r>
         <w:t xml:space="preserve">3.2 </w:t>
       </w:r>
@@ -4605,13 +4827,13 @@
       <w:r>
         <w:t>Objectives</w:t>
       </w:r>
-      <w:bookmarkEnd w:id="17"/>
+      <w:bookmarkEnd w:id="18"/>
     </w:p>
     <w:p>
       <w:pPr>
         <w:pStyle w:val="Heading3"/>
       </w:pPr>
-      <w:bookmarkStart w:id="18" w:name="_Toc212714938"/>
+      <w:bookmarkStart w:id="19" w:name="_Toc212806544"/>
       <w:r>
         <w:t xml:space="preserve">Objective 1: </w:t>
       </w:r>
@@ -4621,13 +4843,13 @@
       <w:r>
         <w:t>Cozy Game Genre</w:t>
       </w:r>
-      <w:bookmarkEnd w:id="18"/>
+      <w:bookmarkEnd w:id="19"/>
     </w:p>
     <w:p>
       <w:pPr>
         <w:pStyle w:val="Heading3"/>
       </w:pPr>
-      <w:bookmarkStart w:id="19" w:name="_Toc212714939"/>
+      <w:bookmarkStart w:id="20" w:name="_Toc212806545"/>
       <w:r>
         <w:t xml:space="preserve">Objective 2: </w:t>
       </w:r>
@@ -4658,13 +4880,13 @@
       <w:r>
         <w:t xml:space="preserve"> Game Genre</w:t>
       </w:r>
-      <w:bookmarkEnd w:id="19"/>
+      <w:bookmarkEnd w:id="20"/>
     </w:p>
     <w:p>
       <w:pPr>
         <w:pStyle w:val="Heading3"/>
       </w:pPr>
-      <w:bookmarkStart w:id="20" w:name="_Toc212714940"/>
+      <w:bookmarkStart w:id="21" w:name="_Toc212806546"/>
       <w:r>
         <w:t xml:space="preserve">Objective 3: </w:t>
       </w:r>
@@ -4677,26 +4899,26 @@
       <w:r>
         <w:t xml:space="preserve"> a game becoming a virtual experience</w:t>
       </w:r>
-      <w:bookmarkEnd w:id="20"/>
+      <w:bookmarkEnd w:id="21"/>
     </w:p>
     <w:p>
       <w:pPr>
         <w:pStyle w:val="Heading3"/>
       </w:pPr>
-      <w:bookmarkStart w:id="21" w:name="_Toc212714941"/>
+      <w:bookmarkStart w:id="22" w:name="_Toc212806547"/>
       <w:r>
         <w:t>Objective 4:</w:t>
       </w:r>
       <w:r>
         <w:t xml:space="preserve"> Explore the different types of difficulties</w:t>
       </w:r>
-      <w:bookmarkEnd w:id="21"/>
+      <w:bookmarkEnd w:id="22"/>
     </w:p>
     <w:p>
       <w:pPr>
         <w:pStyle w:val="Heading3"/>
       </w:pPr>
-      <w:bookmarkStart w:id="22" w:name="_Toc212714942"/>
+      <w:bookmarkStart w:id="23" w:name="_Toc212806548"/>
       <w:r>
         <w:t>Objective</w:t>
       </w:r>
@@ -4730,13 +4952,13 @@
       <w:r>
         <w:t>affects the coziness of a game</w:t>
       </w:r>
-      <w:bookmarkEnd w:id="22"/>
+      <w:bookmarkEnd w:id="23"/>
     </w:p>
     <w:p>
       <w:pPr>
         <w:pStyle w:val="Heading3"/>
       </w:pPr>
-      <w:bookmarkStart w:id="23" w:name="_Toc212714943"/>
+      <w:bookmarkStart w:id="24" w:name="_Toc212806549"/>
       <w:r>
         <w:t xml:space="preserve">Objective </w:t>
       </w:r>
@@ -4770,7 +4992,7 @@
       <w:r>
         <w:t>difficulty affected identity</w:t>
       </w:r>
-      <w:bookmarkEnd w:id="23"/>
+      <w:bookmarkEnd w:id="24"/>
       <w:r>
         <w:t xml:space="preserve"> </w:t>
       </w:r>
@@ -4788,7 +5010,7 @@
       <w:pPr>
         <w:pStyle w:val="Heading2"/>
       </w:pPr>
-      <w:bookmarkStart w:id="24" w:name="_Toc212714944"/>
+      <w:bookmarkStart w:id="25" w:name="_Toc212806550"/>
       <w:r>
         <w:t xml:space="preserve">3.3 </w:t>
       </w:r>
@@ -4798,7 +5020,7 @@
       <w:r>
         <w:t>Scope</w:t>
       </w:r>
-      <w:bookmarkEnd w:id="24"/>
+      <w:bookmarkEnd w:id="25"/>
     </w:p>
     <w:p>
       <w:pPr>
@@ -4895,14 +5117,14 @@
       <w:pPr>
         <w:pStyle w:val="Heading1"/>
       </w:pPr>
-      <w:bookmarkStart w:id="25" w:name="_Toc212714945"/>
+      <w:bookmarkStart w:id="26" w:name="_Toc212806551"/>
       <w:r>
         <w:t xml:space="preserve">4.0 </w:t>
       </w:r>
       <w:r>
         <w:t>Project Design</w:t>
       </w:r>
-      <w:bookmarkEnd w:id="25"/>
+      <w:bookmarkEnd w:id="26"/>
     </w:p>
     <w:p>
       <w:r>
@@ -4912,7 +5134,11 @@
         <w:t xml:space="preserve"> The game will </w:t>
       </w:r>
       <w:r>
-        <w:t xml:space="preserve">contain levels with fixed aspects such as art-styling, player-progression and game length. The </w:t>
+        <w:t xml:space="preserve">contain levels with fixed aspects such as art-styling, </w:t>
+      </w:r>
+      <w:r>
+        <w:lastRenderedPageBreak/>
+        <w:t xml:space="preserve">player-progression and game length. The </w:t>
       </w:r>
       <w:r>
         <w:t>difficulty between each level will be different to ensure that the gameplay sessions are only measuring</w:t>
@@ -4928,11 +5154,11 @@
       <w:pPr>
         <w:pStyle w:val="Heading2"/>
       </w:pPr>
-      <w:bookmarkStart w:id="26" w:name="_Toc212714946"/>
+      <w:bookmarkStart w:id="27" w:name="_Toc212806552"/>
       <w:r>
         <w:t>4.1 Design and Methods</w:t>
       </w:r>
-      <w:bookmarkEnd w:id="26"/>
+      <w:bookmarkEnd w:id="27"/>
     </w:p>
     <w:p>
       <w:r>
@@ -5006,6 +5232,11 @@
       </w:r>
     </w:p>
     <w:p>
+      <w:pPr>
+        <w:rPr>
+          <w:highlight w:val="yellow"/>
+        </w:rPr>
+      </w:pPr>
       <w:r>
         <w:t>Participants will be recruited on a voluntary basis, and a consent form will be required to be filled out prior to participation</w:t>
       </w:r>
@@ -5025,22 +5256,7 @@
         <w:t>to reduce the cognitive biases present, such as recency bias and confirmation bias (</w:t>
       </w:r>
       <w:r>
-        <w:rPr>
-          <w:highlight w:val="yellow"/>
-        </w:rPr>
-        <w:t xml:space="preserve">INSERT </w:t>
-      </w:r>
-      <w:r>
-        <w:rPr>
-          <w:highlight w:val="yellow"/>
-        </w:rPr>
-        <w:t>LEIF</w:t>
-      </w:r>
-      <w:r>
-        <w:rPr>
-          <w:highlight w:val="yellow"/>
-        </w:rPr>
-        <w:t xml:space="preserve"> HERE</w:t>
+        <w:t>Azzopardi, 2021</w:t>
       </w:r>
       <w:r>
         <w:t xml:space="preserve">). </w:t>
@@ -5054,22 +5270,13 @@
         <w:t xml:space="preserve"> will be strictly maintained to protect the privacy of the participants </w:t>
       </w:r>
       <w:r>
-        <w:t>(</w:t>
-      </w:r>
-      <w:r>
-        <w:rPr>
-          <w:highlight w:val="yellow"/>
-        </w:rPr>
-        <w:t>INSER</w:t>
-      </w:r>
-      <w:r>
-        <w:rPr>
-          <w:highlight w:val="yellow"/>
-        </w:rPr>
-        <w:t>T KANG HERE</w:t>
-      </w:r>
-      <w:r>
-        <w:t>) and</w:t>
+        <w:t>(Kang and Hwang, 2023)</w:t>
+      </w:r>
+      <w:r>
+        <w:t xml:space="preserve"> </w:t>
+      </w:r>
+      <w:r>
+        <w:t>and</w:t>
       </w:r>
       <w:r>
         <w:t xml:space="preserve"> to reduce respons</w:t>
@@ -5090,22 +5297,13 @@
         <w:t xml:space="preserve"> trust between the participants and the researcher </w:t>
       </w:r>
       <w:r>
-        <w:t>are in accordance with ethical standards for data handling and storage (</w:t>
-      </w:r>
-      <w:r>
-        <w:rPr>
-          <w:highlight w:val="yellow"/>
-        </w:rPr>
-        <w:t>INSER</w:t>
-      </w:r>
-      <w:r>
-        <w:rPr>
-          <w:highlight w:val="yellow"/>
-        </w:rPr>
-        <w:t>T KANG HERE</w:t>
-      </w:r>
-      <w:r>
-        <w:t>).</w:t>
+        <w:t xml:space="preserve">are in accordance with ethical standards for data handling and storage </w:t>
+      </w:r>
+      <w:r>
+        <w:t>(Kang and Hwang, 2023)</w:t>
+      </w:r>
+      <w:r>
+        <w:t>.</w:t>
       </w:r>
       <w:r>
         <w:t xml:space="preserve"> Maintaining anonymity</w:t>
@@ -5114,205 +5312,193 @@
         <w:t xml:space="preserve"> is expected as it improves honesty and engagement throughout the survey</w:t>
       </w:r>
       <w:r>
+        <w:t xml:space="preserve"> </w:t>
+      </w:r>
+      <w:r>
+        <w:t>(Kang and Hwang, 2023)</w:t>
+      </w:r>
+      <w:r>
+        <w:t>.</w:t>
+      </w:r>
+    </w:p>
+    <w:p>
+      <w:r>
+        <w:t xml:space="preserve">The survey will collect quantitative data through Likert-scale questions which will assess </w:t>
+      </w:r>
+      <w:r>
+        <w:t xml:space="preserve">whether the </w:t>
+      </w:r>
+      <w:r>
+        <w:t>perceived</w:t>
+      </w:r>
+      <w:r>
+        <w:t xml:space="preserve"> difficulty affected the </w:t>
+      </w:r>
+      <w:r>
+        <w:t xml:space="preserve">participants’ sense of </w:t>
+      </w:r>
+      <w:r>
+        <w:t xml:space="preserve">game identity. Qualitative data will be obtained </w:t>
+      </w:r>
+      <w:r>
+        <w:t>through open-ended questions, providing additional information into the factors that influenced the participants</w:t>
+      </w:r>
+      <w:r>
+        <w:t>.</w:t>
+      </w:r>
+    </w:p>
+    <w:p>
+      <w:r>
+        <w:t>Once data collection is completed</w:t>
+      </w:r>
+      <w:r>
+        <w:t xml:space="preserve">, the data will be analysed using </w:t>
+      </w:r>
+      <w:r>
+        <w:t>the Spearman’s Rank-Order Correlation</w:t>
+      </w:r>
+      <w:r>
         <w:t xml:space="preserve"> (</w:t>
       </w:r>
-      <w:r>
-        <w:rPr>
-          <w:highlight w:val="yellow"/>
-        </w:rPr>
-        <w:t>INSER</w:t>
-      </w:r>
-      <w:r>
-        <w:rPr>
-          <w:highlight w:val="yellow"/>
-        </w:rPr>
-        <w:t>T KANG HERE</w:t>
+      <w:proofErr w:type="spellStart"/>
+      <w:r>
+        <w:t>Laerd</w:t>
+      </w:r>
+      <w:proofErr w:type="spellEnd"/>
+      <w:r>
+        <w:t xml:space="preserve"> Statistics, 2018</w:t>
       </w:r>
       <w:r>
         <w:t>)</w:t>
       </w:r>
       <w:r>
+        <w:t xml:space="preserve"> test</w:t>
+      </w:r>
+      <w:r>
+        <w:t xml:space="preserve"> </w:t>
+      </w:r>
+      <w:r>
+        <w:t>assess</w:t>
+      </w:r>
+      <w:r>
+        <w:t xml:space="preserve"> determine whether a monotonic relationship </w:t>
+      </w:r>
+      <w:r>
+        <w:t xml:space="preserve">exists </w:t>
+      </w:r>
+      <w:r>
+        <w:t xml:space="preserve">between </w:t>
+      </w:r>
+      <w:r>
+        <w:t xml:space="preserve">difficulty and </w:t>
+      </w:r>
+      <w:r>
+        <w:t xml:space="preserve">the </w:t>
+      </w:r>
+      <w:r>
+        <w:t>loss of game identity.</w:t>
+      </w:r>
+    </w:p>
+    <w:p>
+      <w:pPr>
+        <w:pStyle w:val="Heading2"/>
+      </w:pPr>
+      <w:bookmarkStart w:id="28" w:name="_Toc212806553"/>
+      <w:r>
+        <w:t>4.2 Justification of Methods</w:t>
+      </w:r>
+      <w:bookmarkEnd w:id="28"/>
+    </w:p>
+    <w:p>
+      <w:r>
+        <w:t xml:space="preserve">Both the Chi-squared test and the Spearman’s Rank-Order Correlation test were considered as potential methods of analysis. The Chi-squared test is primarily </w:t>
+      </w:r>
+      <w:r>
+        <w:t>used to examine</w:t>
+      </w:r>
+      <w:r>
+        <w:t xml:space="preserve"> relationships between categorical variables and is most effective when data </w:t>
+      </w:r>
+      <w:r>
+        <w:t>are</w:t>
+      </w:r>
+      <w:r>
+        <w:t xml:space="preserve"> </w:t>
+      </w:r>
+      <w:r>
+        <w:t>organised into distinct groups, such as gender. However, this method is not appropriate for this case</w:t>
+      </w:r>
+      <w:r>
+        <w:t>,</w:t>
+      </w:r>
+      <w:r>
+        <w:t xml:space="preserve"> as the survey data collected </w:t>
+      </w:r>
+      <w:r>
+        <w:t xml:space="preserve">using Likert scales, which </w:t>
+      </w:r>
+      <w:r>
+        <w:lastRenderedPageBreak/>
+        <w:t>produce ordinal rather than categorical data</w:t>
+      </w:r>
+      <w:r>
         <w:t>.</w:t>
       </w:r>
-    </w:p>
-    <w:p>
-      <w:r>
-        <w:t xml:space="preserve">The survey will collect quantitative data through Likert-scale questions which will assess </w:t>
-      </w:r>
-      <w:r>
-        <w:t xml:space="preserve">whether the </w:t>
-      </w:r>
-      <w:r>
-        <w:t>perceived</w:t>
-      </w:r>
-      <w:r>
-        <w:t xml:space="preserve"> difficulty affected the </w:t>
-      </w:r>
-      <w:r>
-        <w:t xml:space="preserve">participants’ sense of </w:t>
-      </w:r>
-      <w:r>
-        <w:t xml:space="preserve">game identity. Qualitative data will be obtained </w:t>
-      </w:r>
-      <w:r>
-        <w:t>through open-ended questions, providing additional information into the factors that influenced the participants</w:t>
-      </w:r>
-      <w:r>
-        <w:t>.</w:t>
-      </w:r>
-    </w:p>
-    <w:p>
-      <w:r>
-        <w:t>Once data collection is completed</w:t>
-      </w:r>
-      <w:r>
-        <w:t xml:space="preserve">, the data will be analysed using </w:t>
-      </w:r>
-      <w:r>
-        <w:t>the Spearman’s Rank-Order Correlation</w:t>
-      </w:r>
-      <w:r>
-        <w:t xml:space="preserve"> (</w:t>
-      </w:r>
-      <w:r>
-        <w:rPr>
-          <w:highlight w:val="yellow"/>
-        </w:rPr>
-        <w:t>INSERT</w:t>
-      </w:r>
-      <w:r>
-        <w:rPr>
-          <w:highlight w:val="yellow"/>
-        </w:rPr>
-        <w:t xml:space="preserve"> REFERENCE FOR THIS</w:t>
-      </w:r>
-      <w:r>
-        <w:t>)</w:t>
-      </w:r>
-      <w:r>
-        <w:t xml:space="preserve"> test</w:t>
-      </w:r>
       <w:r>
         <w:t xml:space="preserve"> </w:t>
       </w:r>
       <w:r>
-        <w:t>assess</w:t>
-      </w:r>
-      <w:r>
-        <w:t xml:space="preserve"> determine whether a monotonic relationship </w:t>
-      </w:r>
-      <w:r>
-        <w:t xml:space="preserve">exists </w:t>
-      </w:r>
-      <w:r>
-        <w:t xml:space="preserve">between </w:t>
-      </w:r>
-      <w:r>
-        <w:t xml:space="preserve">difficulty and </w:t>
-      </w:r>
-      <w:r>
-        <w:t xml:space="preserve">the </w:t>
-      </w:r>
-      <w:r>
-        <w:t>loss of game identity.</w:t>
+        <w:t>Therefore</w:t>
+      </w:r>
+      <w:r>
+        <w:t xml:space="preserve">, the Spearman’s Rank-Order Correlation </w:t>
+      </w:r>
+      <w:r>
+        <w:t xml:space="preserve">is </w:t>
+      </w:r>
+      <w:r>
+        <w:t>selected as the most suitable analytical method</w:t>
+      </w:r>
+      <w:r>
+        <w:t xml:space="preserve"> </w:t>
+      </w:r>
+      <w:r>
+        <w:t>as it accounts for the ordinal nature of the responses and provides a</w:t>
+      </w:r>
+      <w:r>
+        <w:t>n effective</w:t>
+      </w:r>
+      <w:r>
+        <w:t xml:space="preserve"> means </w:t>
+      </w:r>
+      <w:r>
+        <w:t>of</w:t>
+      </w:r>
+      <w:r>
+        <w:t xml:space="preserve"> measur</w:t>
+      </w:r>
+      <w:r>
+        <w:t>ing</w:t>
+      </w:r>
+      <w:r>
+        <w:t xml:space="preserve"> the relationship between </w:t>
+      </w:r>
+      <w:r>
+        <w:t xml:space="preserve">perceived </w:t>
+      </w:r>
+      <w:r>
+        <w:t>difficulty and loss of identity.</w:t>
       </w:r>
     </w:p>
     <w:p>
       <w:pPr>
         <w:pStyle w:val="Heading2"/>
       </w:pPr>
-      <w:bookmarkStart w:id="27" w:name="_Toc212714947"/>
-      <w:r>
-        <w:t>4.2 Justification of Methods</w:t>
-      </w:r>
-      <w:bookmarkEnd w:id="27"/>
-    </w:p>
-    <w:p>
-      <w:r>
-        <w:t xml:space="preserve">Both the Chi-squared test and the Spearman’s Rank-Order Correlation test were considered as potential methods of analysis. The Chi-squared test is primarily </w:t>
-      </w:r>
-      <w:r>
-        <w:t>used to examine</w:t>
-      </w:r>
-      <w:r>
-        <w:t xml:space="preserve"> relationships between categorical variables and is most effective when data </w:t>
-      </w:r>
-      <w:r>
-        <w:t>are</w:t>
-      </w:r>
-      <w:r>
-        <w:t xml:space="preserve"> </w:t>
-      </w:r>
-      <w:r>
-        <w:t>organised into distinct groups, such as gender. However, this method is not appropriate for this case</w:t>
-      </w:r>
-      <w:r>
-        <w:t>,</w:t>
-      </w:r>
-      <w:r>
-        <w:t xml:space="preserve"> as the survey data collected </w:t>
-      </w:r>
-      <w:r>
-        <w:t>using Likert scales, which produce ordinal rather than categorical data</w:t>
-      </w:r>
-      <w:r>
-        <w:t>.</w:t>
-      </w:r>
-      <w:r>
-        <w:t xml:space="preserve"> </w:t>
-      </w:r>
-      <w:r>
-        <w:t>Therefore</w:t>
-      </w:r>
-      <w:r>
-        <w:t xml:space="preserve">, the Spearman’s Rank-Order Correlation </w:t>
-      </w:r>
-      <w:r>
-        <w:t xml:space="preserve">is </w:t>
-      </w:r>
-      <w:r>
-        <w:t>selected as the most suitable analytical method</w:t>
-      </w:r>
-      <w:r>
-        <w:t xml:space="preserve"> </w:t>
-      </w:r>
-      <w:r>
-        <w:t>as it accounts for the ordinal nature of the responses and provides a</w:t>
-      </w:r>
-      <w:r>
-        <w:t>n effective</w:t>
-      </w:r>
-      <w:r>
-        <w:t xml:space="preserve"> means </w:t>
-      </w:r>
-      <w:r>
-        <w:t>of</w:t>
-      </w:r>
-      <w:r>
-        <w:t xml:space="preserve"> measur</w:t>
-      </w:r>
-      <w:r>
-        <w:t>ing</w:t>
-      </w:r>
-      <w:r>
-        <w:t xml:space="preserve"> the relationship between </w:t>
-      </w:r>
-      <w:r>
-        <w:t xml:space="preserve">perceived </w:t>
-      </w:r>
-      <w:r>
-        <w:t>difficulty and loss of identity.</w:t>
-      </w:r>
-    </w:p>
-    <w:p>
-      <w:pPr>
-        <w:pStyle w:val="Heading2"/>
-      </w:pPr>
-      <w:bookmarkStart w:id="28" w:name="_Toc212714948"/>
+      <w:bookmarkStart w:id="29" w:name="_Toc212806554"/>
       <w:r>
         <w:t>4.3 Project Timeline</w:t>
       </w:r>
-      <w:bookmarkEnd w:id="28"/>
+      <w:bookmarkEnd w:id="29"/>
     </w:p>
     <w:p>
       <w:r>
@@ -5407,7 +5593,7 @@
           <w:szCs w:val="16"/>
         </w:rPr>
       </w:pPr>
-      <w:bookmarkStart w:id="29" w:name="_Toc212731684"/>
+      <w:bookmarkStart w:id="30" w:name="_Toc212731684"/>
       <w:r>
         <w:t xml:space="preserve">Figure </w:t>
       </w:r>
@@ -5422,15 +5608,7 @@
       <w:r>
         <w:t>: Example of Gantt Chart</w:t>
       </w:r>
-      <w:bookmarkEnd w:id="29"/>
-    </w:p>
-    <w:p>
-      <w:pPr>
-        <w:rPr>
-          <w:sz w:val="16"/>
-          <w:szCs w:val="16"/>
-        </w:rPr>
-      </w:pPr>
+      <w:bookmarkEnd w:id="30"/>
     </w:p>
     <w:p>
       <w:r>
@@ -5499,6 +5677,7 @@
         <w:rPr>
           <w:noProof/>
         </w:rPr>
+        <w:lastRenderedPageBreak/>
         <w:drawing>
           <wp:inline distT="0" distB="0" distL="0" distR="0" wp14:anchorId="3572E752" wp14:editId="6EC57C3A">
             <wp:extent cx="5474335" cy="3065145"/>
@@ -5544,7 +5723,7 @@
           <w:szCs w:val="16"/>
         </w:rPr>
       </w:pPr>
-      <w:bookmarkStart w:id="30" w:name="_Toc212731685"/>
+      <w:bookmarkStart w:id="31" w:name="_Toc212731685"/>
       <w:r>
         <w:t xml:space="preserve">Figure </w:t>
       </w:r>
@@ -5559,7 +5738,7 @@
       <w:r>
         <w:t>: Example of Kanban Board</w:t>
       </w:r>
-      <w:bookmarkEnd w:id="30"/>
+      <w:bookmarkEnd w:id="31"/>
     </w:p>
     <w:p>
       <w:r>
@@ -5576,9 +5755,21 @@
       </w:r>
       <w:r>
         <w:rPr>
-          <w:highlight w:val="yellow"/>
-        </w:rPr>
-        <w:t>INSERT REFERNCE</w:t>
+          <w:rFonts w:ascii="Arial" w:hAnsi="Arial" w:cs="Arial"/>
+        </w:rPr>
+        <w:t>Microsoft Corporation</w:t>
+      </w:r>
+      <w:r>
+        <w:rPr>
+          <w:rFonts w:ascii="Arial" w:hAnsi="Arial" w:cs="Arial"/>
+        </w:rPr>
+        <w:t xml:space="preserve">, </w:t>
+      </w:r>
+      <w:r>
+        <w:rPr>
+          <w:rFonts w:ascii="Arial" w:hAnsi="Arial" w:cs="Arial"/>
+        </w:rPr>
+        <w:t>2025</w:t>
       </w:r>
       <w:r>
         <w:t>)</w:t>
@@ -5595,11 +5786,19 @@
       <w:r>
         <w:t xml:space="preserve"> (</w:t>
       </w:r>
-      <w:r>
-        <w:rPr>
-          <w:highlight w:val="yellow"/>
-        </w:rPr>
-        <w:t>INSERT REFERNCE</w:t>
+      <w:proofErr w:type="spellStart"/>
+      <w:r>
+        <w:rPr>
+          <w:rFonts w:ascii="Arial" w:hAnsi="Arial" w:cs="Arial"/>
+        </w:rPr>
+        <w:t>Altassian</w:t>
+      </w:r>
+      <w:proofErr w:type="spellEnd"/>
+      <w:r>
+        <w:rPr>
+          <w:rFonts w:ascii="Arial" w:hAnsi="Arial" w:cs="Arial"/>
+        </w:rPr>
+        <w:t>, 2025</w:t>
       </w:r>
       <w:r>
         <w:t>)</w:t>
@@ -5612,21 +5811,21 @@
       <w:pPr>
         <w:pStyle w:val="Heading1"/>
       </w:pPr>
-      <w:bookmarkStart w:id="31" w:name="_Toc212714949"/>
+      <w:bookmarkStart w:id="32" w:name="_Toc212806555"/>
       <w:r>
         <w:t>5.0 Feasibility, Risks, and Ethical Aspects</w:t>
       </w:r>
-      <w:bookmarkEnd w:id="31"/>
+      <w:bookmarkEnd w:id="32"/>
     </w:p>
     <w:p>
       <w:pPr>
         <w:pStyle w:val="Heading2"/>
       </w:pPr>
-      <w:bookmarkStart w:id="32" w:name="_Toc212714950"/>
+      <w:bookmarkStart w:id="33" w:name="_Toc212806556"/>
       <w:r>
         <w:t>5.1 Feasibility</w:t>
       </w:r>
-      <w:bookmarkEnd w:id="32"/>
+      <w:bookmarkEnd w:id="33"/>
     </w:p>
     <w:p>
       <w:r>
@@ -5660,7 +5859,37 @@
         <w:t>barriers when it comes to completion.</w:t>
       </w:r>
       <w:r>
-        <w:t xml:space="preserve"> Microsoft Forms is also provided by Birmingham City University meaning that it is subjected to traditional data protection acts such as </w:t>
+        <w:t xml:space="preserve"> Microsoft Forms </w:t>
+      </w:r>
+      <w:r>
+        <w:t>(</w:t>
+      </w:r>
+      <w:r>
+        <w:rPr>
+          <w:rFonts w:ascii="Arial" w:hAnsi="Arial" w:cs="Arial"/>
+        </w:rPr>
+        <w:t>Microsoft Corporation</w:t>
+      </w:r>
+      <w:r>
+        <w:rPr>
+          <w:rFonts w:ascii="Arial" w:hAnsi="Arial" w:cs="Arial"/>
+        </w:rPr>
+        <w:t xml:space="preserve">, </w:t>
+      </w:r>
+      <w:r>
+        <w:rPr>
+          <w:rFonts w:ascii="Arial" w:hAnsi="Arial" w:cs="Arial"/>
+        </w:rPr>
+        <w:t>2025</w:t>
+      </w:r>
+      <w:r>
+        <w:rPr>
+          <w:rFonts w:ascii="Arial" w:hAnsi="Arial" w:cs="Arial"/>
+        </w:rPr>
+        <w:t xml:space="preserve">) </w:t>
+      </w:r>
+      <w:r>
+        <w:t xml:space="preserve">is also provided by Birmingham City University meaning that it is subjected to traditional data protection acts such as </w:t>
       </w:r>
       <w:r>
         <w:t xml:space="preserve">the </w:t>
@@ -5705,14 +5934,13 @@
       <w:pPr>
         <w:pStyle w:val="Heading2"/>
       </w:pPr>
-      <w:bookmarkStart w:id="33" w:name="_Toc212714951"/>
-      <w:r>
+      <w:bookmarkStart w:id="34" w:name="_Toc212806557"/>
+      <w:r>
+        <w:lastRenderedPageBreak/>
         <w:t>5.2 Risk Analysis and Mitigation</w:t>
       </w:r>
-      <w:bookmarkEnd w:id="33"/>
-    </w:p>
-    <w:p/>
-    <w:p/>
+      <w:bookmarkEnd w:id="34"/>
+    </w:p>
     <w:tbl>
       <w:tblPr>
         <w:tblStyle w:val="GridTable3"/>
@@ -6928,7 +7156,7 @@
           <w:szCs w:val="22"/>
         </w:rPr>
       </w:pPr>
-      <w:bookmarkStart w:id="34" w:name="_Toc212731797"/>
+      <w:bookmarkStart w:id="35" w:name="_Toc212731797"/>
       <w:r>
         <w:t xml:space="preserve">Table </w:t>
       </w:r>
@@ -6943,17 +7171,18 @@
       <w:r>
         <w:t>: Risk Assessment and Mitigation</w:t>
       </w:r>
-      <w:bookmarkEnd w:id="34"/>
+      <w:bookmarkEnd w:id="35"/>
     </w:p>
     <w:p>
       <w:pPr>
         <w:pStyle w:val="Heading2"/>
       </w:pPr>
-      <w:bookmarkStart w:id="35" w:name="_Toc212714952"/>
-      <w:r>
+      <w:bookmarkStart w:id="36" w:name="_Toc212806558"/>
+      <w:r>
+        <w:lastRenderedPageBreak/>
         <w:t>5.3 Ethical Considerations</w:t>
       </w:r>
-      <w:bookmarkEnd w:id="35"/>
+      <w:bookmarkEnd w:id="36"/>
     </w:p>
     <w:p>
       <w:pPr>
@@ -7002,21 +7231,1020 @@
       <w:pPr>
         <w:pStyle w:val="Heading1"/>
       </w:pPr>
-      <w:bookmarkStart w:id="36" w:name="_Toc212714953"/>
+      <w:bookmarkStart w:id="37" w:name="_Toc212806559"/>
       <w:r>
         <w:t>References</w:t>
       </w:r>
-      <w:bookmarkEnd w:id="36"/>
+      <w:bookmarkEnd w:id="37"/>
+    </w:p>
+    <w:p>
+      <w:pPr>
+        <w:rPr>
+          <w:rFonts w:ascii="Arial" w:hAnsi="Arial" w:cs="Arial"/>
+        </w:rPr>
+      </w:pPr>
+      <w:proofErr w:type="spellStart"/>
+      <w:r>
+        <w:rPr>
+          <w:rFonts w:ascii="Arial" w:hAnsi="Arial" w:cs="Arial"/>
+        </w:rPr>
+        <w:t>Adamgryu</w:t>
+      </w:r>
+      <w:proofErr w:type="spellEnd"/>
+      <w:r>
+        <w:rPr>
+          <w:rFonts w:ascii="Arial" w:hAnsi="Arial" w:cs="Arial"/>
+        </w:rPr>
+        <w:t xml:space="preserve"> (2019) </w:t>
+      </w:r>
+      <w:r>
+        <w:rPr>
+          <w:rFonts w:ascii="Arial" w:hAnsi="Arial" w:cs="Arial"/>
+          <w:i/>
+          <w:iCs/>
+        </w:rPr>
+        <w:t>A Short Hike</w:t>
+      </w:r>
+      <w:r>
+        <w:rPr>
+          <w:rFonts w:ascii="Arial" w:hAnsi="Arial" w:cs="Arial"/>
+        </w:rPr>
+        <w:t xml:space="preserve"> [game, Nintendo Switch] Whippoorwill Limited, United Kingdom (EAN </w:t>
+      </w:r>
+      <w:r>
+        <w:rPr>
+          <w:rFonts w:ascii="Arial" w:hAnsi="Arial" w:cs="Arial"/>
+        </w:rPr>
+        <w:t>604565505064</w:t>
+      </w:r>
+      <w:r>
+        <w:rPr>
+          <w:rFonts w:ascii="Arial" w:hAnsi="Arial" w:cs="Arial"/>
+        </w:rPr>
+        <w:t>).</w:t>
+      </w:r>
+    </w:p>
+    <w:p>
+      <w:pPr>
+        <w:rPr>
+          <w:rFonts w:ascii="Arial" w:hAnsi="Arial" w:cs="Arial"/>
+        </w:rPr>
+      </w:pPr>
+      <w:r>
+        <w:rPr>
+          <w:rFonts w:ascii="Arial" w:hAnsi="Arial" w:cs="Arial"/>
+        </w:rPr>
+        <w:t xml:space="preserve">Agnew, R. and Brezina, T. (2019). General Strain Theory. </w:t>
+      </w:r>
+      <w:r>
+        <w:rPr>
+          <w:rFonts w:ascii="Arial" w:hAnsi="Arial" w:cs="Arial"/>
+          <w:i/>
+          <w:iCs/>
+        </w:rPr>
+        <w:t>Handbooks of Sociology and Social Research</w:t>
+      </w:r>
+      <w:r>
+        <w:rPr>
+          <w:rFonts w:ascii="Arial" w:hAnsi="Arial" w:cs="Arial"/>
+        </w:rPr>
+        <w:t xml:space="preserve">, [online] 2(2), pp.145–160. </w:t>
+      </w:r>
+      <w:proofErr w:type="spellStart"/>
+      <w:r>
+        <w:rPr>
+          <w:rFonts w:ascii="Arial" w:hAnsi="Arial" w:cs="Arial"/>
+        </w:rPr>
+        <w:t>doi</w:t>
+      </w:r>
+      <w:proofErr w:type="spellEnd"/>
+      <w:r>
+        <w:rPr>
+          <w:rFonts w:ascii="Arial" w:hAnsi="Arial" w:cs="Arial"/>
+        </w:rPr>
+        <w:t>:</w:t>
+      </w:r>
+      <w:r>
+        <w:rPr>
+          <w:rFonts w:ascii="Arial" w:hAnsi="Arial" w:cs="Arial"/>
+        </w:rPr>
+        <w:t xml:space="preserve"> </w:t>
+      </w:r>
+      <w:hyperlink r:id="rId13" w:history="1">
+        <w:r>
+          <w:rPr>
+            <w:rStyle w:val="Hyperlink"/>
+            <w:rFonts w:ascii="Arial" w:hAnsi="Arial" w:cs="Arial"/>
+          </w:rPr>
+          <w:t>https://doi.org/10.1007/978-3-030-20779-3_8</w:t>
+        </w:r>
+      </w:hyperlink>
+      <w:r>
+        <w:rPr>
+          <w:rFonts w:ascii="Arial" w:hAnsi="Arial" w:cs="Arial"/>
+        </w:rPr>
+        <w:t xml:space="preserve"> </w:t>
+      </w:r>
+      <w:r>
+        <w:rPr>
+          <w:rFonts w:ascii="Arial" w:hAnsi="Arial" w:cs="Arial"/>
+        </w:rPr>
+        <w:t>[Accessed 24 Oct. 2025].</w:t>
+      </w:r>
+    </w:p>
+    <w:p>
+      <w:pPr>
+        <w:rPr>
+          <w:rFonts w:ascii="Arial" w:hAnsi="Arial" w:cs="Arial"/>
+        </w:rPr>
+      </w:pPr>
+      <w:proofErr w:type="spellStart"/>
+      <w:r>
+        <w:rPr>
+          <w:rFonts w:ascii="Arial" w:hAnsi="Arial" w:cs="Arial"/>
+        </w:rPr>
+        <w:t>Altassian</w:t>
+      </w:r>
+      <w:proofErr w:type="spellEnd"/>
+      <w:r>
+        <w:rPr>
+          <w:rFonts w:ascii="Arial" w:hAnsi="Arial" w:cs="Arial"/>
+        </w:rPr>
+        <w:t xml:space="preserve"> (2025) </w:t>
+      </w:r>
+      <w:r>
+        <w:rPr>
+          <w:rFonts w:ascii="Arial" w:hAnsi="Arial" w:cs="Arial"/>
+          <w:i/>
+          <w:iCs/>
+        </w:rPr>
+        <w:t>Trello</w:t>
+      </w:r>
+      <w:r>
+        <w:rPr>
+          <w:rFonts w:ascii="Arial" w:hAnsi="Arial" w:cs="Arial"/>
+        </w:rPr>
+        <w:t xml:space="preserve">, [computer software] Available at </w:t>
+      </w:r>
+      <w:hyperlink r:id="rId14" w:history="1">
+        <w:r>
+          <w:rPr>
+            <w:rStyle w:val="Hyperlink"/>
+            <w:rFonts w:ascii="Arial" w:hAnsi="Arial" w:cs="Arial"/>
+          </w:rPr>
+          <w:t>https://trello.com</w:t>
+        </w:r>
+      </w:hyperlink>
+      <w:r>
+        <w:rPr>
+          <w:rFonts w:ascii="Arial" w:hAnsi="Arial" w:cs="Arial"/>
+        </w:rPr>
+        <w:t xml:space="preserve"> [Accessed 25. Oct 2025]</w:t>
+      </w:r>
+      <w:r>
+        <w:rPr>
+          <w:rFonts w:ascii="Arial" w:hAnsi="Arial" w:cs="Arial"/>
+        </w:rPr>
+        <w:t>.</w:t>
+      </w:r>
+    </w:p>
+    <w:p>
+      <w:pPr>
+        <w:rPr>
+          <w:rFonts w:ascii="Arial" w:hAnsi="Arial" w:cs="Arial"/>
+        </w:rPr>
+      </w:pPr>
+      <w:r>
+        <w:rPr>
+          <w:rFonts w:ascii="Arial" w:hAnsi="Arial" w:cs="Arial"/>
+        </w:rPr>
+        <w:t xml:space="preserve">Azzopardi, L. (2021). </w:t>
+      </w:r>
+      <w:r>
+        <w:rPr>
+          <w:rFonts w:ascii="Arial" w:hAnsi="Arial" w:cs="Arial"/>
+          <w:i/>
+          <w:iCs/>
+        </w:rPr>
+        <w:t>Cognitive Biases in Search</w:t>
+      </w:r>
+      <w:r>
+        <w:rPr>
+          <w:rFonts w:ascii="Arial" w:hAnsi="Arial" w:cs="Arial"/>
+        </w:rPr>
+        <w:t xml:space="preserve"> Proceedings of the 2021 Conference on Human Information Interaction and Retrieval, pp.27–37. </w:t>
+      </w:r>
+      <w:proofErr w:type="spellStart"/>
+      <w:r>
+        <w:rPr>
+          <w:rFonts w:ascii="Arial" w:hAnsi="Arial" w:cs="Arial"/>
+        </w:rPr>
+        <w:t>doi</w:t>
+      </w:r>
+      <w:proofErr w:type="spellEnd"/>
+      <w:r>
+        <w:rPr>
+          <w:rFonts w:ascii="Arial" w:hAnsi="Arial" w:cs="Arial"/>
+        </w:rPr>
+        <w:t>:</w:t>
+      </w:r>
+      <w:r>
+        <w:rPr>
+          <w:rFonts w:ascii="Arial" w:hAnsi="Arial" w:cs="Arial"/>
+        </w:rPr>
+        <w:t xml:space="preserve"> </w:t>
+      </w:r>
+      <w:hyperlink r:id="rId15" w:history="1">
+        <w:r>
+          <w:rPr>
+            <w:rStyle w:val="Hyperlink"/>
+            <w:rFonts w:ascii="Arial" w:hAnsi="Arial" w:cs="Arial"/>
+          </w:rPr>
+          <w:t>https://doi.org/10.1145/3406522.3446023</w:t>
+        </w:r>
+      </w:hyperlink>
+      <w:r>
+        <w:rPr>
+          <w:rFonts w:ascii="Arial" w:hAnsi="Arial" w:cs="Arial"/>
+        </w:rPr>
+        <w:t xml:space="preserve"> </w:t>
+      </w:r>
+      <w:r>
+        <w:rPr>
+          <w:rFonts w:ascii="Arial" w:hAnsi="Arial" w:cs="Arial"/>
+        </w:rPr>
+        <w:t>.</w:t>
+      </w:r>
+    </w:p>
+    <w:p>
+      <w:pPr>
+        <w:rPr>
+          <w:rFonts w:ascii="Arial" w:hAnsi="Arial" w:cs="Arial"/>
+        </w:rPr>
+      </w:pPr>
+      <w:r>
+        <w:rPr>
+          <w:rFonts w:ascii="Arial" w:hAnsi="Arial" w:cs="Arial"/>
+        </w:rPr>
+        <w:t xml:space="preserve">Boudreau, K., Consalvo, M. and Phelps, A. (2025). </w:t>
+      </w:r>
+      <w:r>
+        <w:rPr>
+          <w:rFonts w:ascii="Arial" w:hAnsi="Arial" w:cs="Arial"/>
+          <w:i/>
+          <w:iCs/>
+        </w:rPr>
+        <w:t>Whose Vibe is it Anyway? Negotiating Definitions of Cozy Games</w:t>
+      </w:r>
+      <w:r>
+        <w:rPr>
+          <w:rFonts w:ascii="Arial" w:hAnsi="Arial" w:cs="Arial"/>
+        </w:rPr>
+        <w:t>.</w:t>
+      </w:r>
+      <w:r>
+        <w:rPr>
+          <w:rFonts w:ascii="Arial" w:hAnsi="Arial" w:cs="Arial"/>
+        </w:rPr>
+        <w:t xml:space="preserve"> [online] Proceedings of the 58</w:t>
+      </w:r>
+      <w:r>
+        <w:rPr>
+          <w:rFonts w:ascii="Arial" w:hAnsi="Arial" w:cs="Arial"/>
+          <w:vertAlign w:val="superscript"/>
+        </w:rPr>
+        <w:t>th</w:t>
+      </w:r>
+      <w:r>
+        <w:rPr>
+          <w:rFonts w:ascii="Arial" w:hAnsi="Arial" w:cs="Arial"/>
+        </w:rPr>
+        <w:t xml:space="preserve"> Hawaii International Conference on System Sciences</w:t>
+      </w:r>
+      <w:r>
+        <w:rPr>
+          <w:rFonts w:ascii="Arial" w:hAnsi="Arial" w:cs="Arial"/>
+        </w:rPr>
+        <w:t xml:space="preserve"> </w:t>
+      </w:r>
+      <w:proofErr w:type="spellStart"/>
+      <w:r>
+        <w:rPr>
+          <w:rFonts w:ascii="Arial" w:hAnsi="Arial" w:cs="Arial"/>
+        </w:rPr>
+        <w:t>doi</w:t>
+      </w:r>
+      <w:proofErr w:type="spellEnd"/>
+      <w:r>
+        <w:rPr>
+          <w:rFonts w:ascii="Arial" w:hAnsi="Arial" w:cs="Arial"/>
+        </w:rPr>
+        <w:t>:</w:t>
+      </w:r>
+      <w:r>
+        <w:rPr>
+          <w:rFonts w:ascii="Arial" w:hAnsi="Arial" w:cs="Arial"/>
+        </w:rPr>
+        <w:t xml:space="preserve"> </w:t>
+      </w:r>
+      <w:hyperlink r:id="rId16" w:history="1">
+        <w:r>
+          <w:rPr>
+            <w:rStyle w:val="Hyperlink"/>
+            <w:rFonts w:ascii="Arial" w:hAnsi="Arial" w:cs="Arial"/>
+          </w:rPr>
+          <w:t>https://doi.org/10.24251/hicss.2025.320</w:t>
+        </w:r>
+      </w:hyperlink>
+      <w:r>
+        <w:rPr>
+          <w:rFonts w:ascii="Arial" w:hAnsi="Arial" w:cs="Arial"/>
+        </w:rPr>
+        <w:t>.</w:t>
+      </w:r>
+      <w:r>
+        <w:rPr>
+          <w:rFonts w:ascii="Arial" w:hAnsi="Arial" w:cs="Arial"/>
+        </w:rPr>
+        <w:t xml:space="preserve"> [Accessed 24</w:t>
+      </w:r>
+      <w:r>
+        <w:rPr>
+          <w:rFonts w:ascii="Arial" w:hAnsi="Arial" w:cs="Arial"/>
+          <w:vertAlign w:val="superscript"/>
+        </w:rPr>
+        <w:t>th</w:t>
+      </w:r>
+      <w:r>
+        <w:rPr>
+          <w:rFonts w:ascii="Arial" w:hAnsi="Arial" w:cs="Arial"/>
+        </w:rPr>
+        <w:t xml:space="preserve"> Oct. 2025].</w:t>
+      </w:r>
+    </w:p>
+    <w:p>
+      <w:pPr>
+        <w:rPr>
+          <w:rFonts w:ascii="Arial" w:hAnsi="Arial" w:cs="Arial"/>
+        </w:rPr>
+      </w:pPr>
+      <w:proofErr w:type="spellStart"/>
+      <w:r>
+        <w:rPr>
+          <w:rFonts w:ascii="Arial" w:hAnsi="Arial" w:cs="Arial"/>
+        </w:rPr>
+        <w:t>ConcernedApe</w:t>
+      </w:r>
+      <w:proofErr w:type="spellEnd"/>
+      <w:r>
+        <w:rPr>
+          <w:rFonts w:ascii="Arial" w:hAnsi="Arial" w:cs="Arial"/>
+        </w:rPr>
+        <w:t xml:space="preserve"> (2016) </w:t>
+      </w:r>
+      <w:r>
+        <w:rPr>
+          <w:rFonts w:ascii="Arial" w:hAnsi="Arial" w:cs="Arial"/>
+          <w:i/>
+          <w:iCs/>
+        </w:rPr>
+        <w:t xml:space="preserve">Stardew Valley </w:t>
+      </w:r>
+      <w:r>
+        <w:rPr>
+          <w:rFonts w:ascii="Arial" w:hAnsi="Arial" w:cs="Arial"/>
+        </w:rPr>
+        <w:t xml:space="preserve">[game, PC] </w:t>
+      </w:r>
+      <w:proofErr w:type="spellStart"/>
+      <w:r>
+        <w:rPr>
+          <w:rFonts w:ascii="Arial" w:hAnsi="Arial" w:cs="Arial"/>
+        </w:rPr>
+        <w:t>Chucklefish</w:t>
+      </w:r>
+      <w:proofErr w:type="spellEnd"/>
+      <w:r>
+        <w:rPr>
+          <w:rFonts w:ascii="Arial" w:hAnsi="Arial" w:cs="Arial"/>
+        </w:rPr>
+        <w:t>, United States.</w:t>
+      </w:r>
+    </w:p>
+    <w:p>
+      <w:pPr>
+        <w:rPr>
+          <w:rFonts w:ascii="Arial" w:hAnsi="Arial" w:cs="Arial"/>
+        </w:rPr>
+      </w:pPr>
+      <w:r>
+        <w:rPr>
+          <w:rFonts w:ascii="Arial" w:hAnsi="Arial" w:cs="Arial"/>
+        </w:rPr>
+        <w:t>F</w:t>
+      </w:r>
+      <w:r>
+        <w:rPr>
+          <w:rFonts w:ascii="Arial" w:hAnsi="Arial" w:cs="Arial"/>
+        </w:rPr>
+        <w:t>ang</w:t>
+      </w:r>
+      <w:r>
+        <w:rPr>
+          <w:rFonts w:ascii="Arial" w:hAnsi="Arial" w:cs="Arial"/>
+        </w:rPr>
+        <w:t>, Z.</w:t>
+      </w:r>
+      <w:r>
+        <w:rPr>
+          <w:rFonts w:ascii="Arial" w:hAnsi="Arial" w:cs="Arial"/>
+        </w:rPr>
+        <w:t xml:space="preserve"> (</w:t>
+      </w:r>
+      <w:r>
+        <w:rPr>
+          <w:rFonts w:ascii="Arial" w:hAnsi="Arial" w:cs="Arial"/>
+        </w:rPr>
+        <w:t>2023</w:t>
+      </w:r>
+      <w:r>
+        <w:rPr>
+          <w:rFonts w:ascii="Arial" w:hAnsi="Arial" w:cs="Arial"/>
+        </w:rPr>
+        <w:t>)</w:t>
+      </w:r>
+      <w:r>
+        <w:rPr>
+          <w:rFonts w:ascii="Arial" w:hAnsi="Arial" w:cs="Arial"/>
+        </w:rPr>
+        <w:t>. </w:t>
+      </w:r>
+      <w:r>
+        <w:rPr>
+          <w:rFonts w:ascii="Arial" w:hAnsi="Arial" w:cs="Arial"/>
+          <w:i/>
+          <w:iCs/>
+        </w:rPr>
+        <w:t>Cozy Games: How COVID-19 Affected Game Playing Among College Students</w:t>
+      </w:r>
+      <w:r>
+        <w:rPr>
+          <w:rFonts w:ascii="Arial" w:hAnsi="Arial" w:cs="Arial"/>
+        </w:rPr>
+        <w:t>. [online]</w:t>
+      </w:r>
+      <w:r>
+        <w:rPr>
+          <w:rFonts w:ascii="Arial" w:hAnsi="Arial" w:cs="Arial"/>
+        </w:rPr>
+        <w:t xml:space="preserve"> The George Washington University.</w:t>
+      </w:r>
+      <w:r>
+        <w:rPr>
+          <w:rFonts w:ascii="Arial" w:hAnsi="Arial" w:cs="Arial"/>
+        </w:rPr>
+        <w:t xml:space="preserve"> Available at: </w:t>
+      </w:r>
+      <w:hyperlink r:id="rId17" w:history="1">
+        <w:r>
+          <w:rPr>
+            <w:rStyle w:val="Hyperlink"/>
+            <w:rFonts w:ascii="Arial" w:hAnsi="Arial" w:cs="Arial"/>
+          </w:rPr>
+          <w:t>https://www.proquest.com/openview/d65a2747ff1a66c8545379a002adb948/1?pq-origsite=gscholar&amp;cbl=18750&amp;diss=y</w:t>
+        </w:r>
+      </w:hyperlink>
+      <w:r>
+        <w:rPr>
+          <w:rFonts w:ascii="Arial" w:hAnsi="Arial" w:cs="Arial"/>
+        </w:rPr>
+        <w:t xml:space="preserve"> [Accessed 23 Oct 2025].</w:t>
+      </w:r>
+    </w:p>
+    <w:p>
+      <w:pPr>
+        <w:rPr>
+          <w:rFonts w:ascii="Arial" w:hAnsi="Arial" w:cs="Arial"/>
+        </w:rPr>
+      </w:pPr>
+      <w:r>
+        <w:rPr>
+          <w:rFonts w:ascii="Arial" w:hAnsi="Arial" w:cs="Arial"/>
+        </w:rPr>
+        <w:t xml:space="preserve">Juul, J. (2005). </w:t>
+      </w:r>
+      <w:r>
+        <w:rPr>
+          <w:rFonts w:ascii="Arial" w:hAnsi="Arial" w:cs="Arial"/>
+          <w:i/>
+          <w:iCs/>
+        </w:rPr>
+        <w:t>Half-real: Video Games between Real Rules and Fictional Worlds</w:t>
+      </w:r>
+      <w:r>
+        <w:rPr>
+          <w:rFonts w:ascii="Arial" w:hAnsi="Arial" w:cs="Arial"/>
+        </w:rPr>
+        <w:t xml:space="preserve">. [online] Cambridge (Massachusetts, USA): The Mit Press. Available at: </w:t>
+      </w:r>
+      <w:hyperlink r:id="rId18" w:history="1">
+        <w:r>
+          <w:rPr>
+            <w:rStyle w:val="Hyperlink"/>
+            <w:rFonts w:ascii="Arial" w:hAnsi="Arial" w:cs="Arial"/>
+          </w:rPr>
+          <w:t>https://ebookcentral.proquest.com/lib/sae/reader.action?docID=6401867&amp;ppg=8</w:t>
+        </w:r>
+      </w:hyperlink>
+      <w:r>
+        <w:rPr>
+          <w:rFonts w:ascii="Arial" w:hAnsi="Arial" w:cs="Arial"/>
+        </w:rPr>
+        <w:t xml:space="preserve"> </w:t>
+      </w:r>
+      <w:r>
+        <w:rPr>
+          <w:rFonts w:ascii="Arial" w:hAnsi="Arial" w:cs="Arial"/>
+        </w:rPr>
+        <w:t xml:space="preserve"> [Accessed 2</w:t>
+      </w:r>
+      <w:r>
+        <w:rPr>
+          <w:rFonts w:ascii="Arial" w:hAnsi="Arial" w:cs="Arial"/>
+        </w:rPr>
+        <w:t>2</w:t>
+      </w:r>
+      <w:r>
+        <w:rPr>
+          <w:rFonts w:ascii="Arial" w:hAnsi="Arial" w:cs="Arial"/>
+        </w:rPr>
+        <w:t xml:space="preserve"> Oct. 2025].</w:t>
+      </w:r>
+    </w:p>
+    <w:p>
+      <w:pPr>
+        <w:rPr>
+          <w:rFonts w:ascii="Arial" w:hAnsi="Arial" w:cs="Arial"/>
+        </w:rPr>
+      </w:pPr>
+      <w:proofErr w:type="spellStart"/>
+      <w:r>
+        <w:rPr>
+          <w:rFonts w:ascii="Arial" w:hAnsi="Arial" w:cs="Arial"/>
+        </w:rPr>
+        <w:t>Laerd</w:t>
+      </w:r>
+      <w:proofErr w:type="spellEnd"/>
+      <w:r>
+        <w:rPr>
+          <w:rFonts w:ascii="Arial" w:hAnsi="Arial" w:cs="Arial"/>
+        </w:rPr>
+        <w:t xml:space="preserve"> Statistics (2018). </w:t>
+      </w:r>
+      <w:r>
+        <w:rPr>
+          <w:rFonts w:ascii="Arial" w:hAnsi="Arial" w:cs="Arial"/>
+          <w:i/>
+          <w:iCs/>
+        </w:rPr>
+        <w:t>Spearman’s Rank-Order Correlation</w:t>
+      </w:r>
+      <w:r>
+        <w:rPr>
+          <w:rFonts w:ascii="Arial" w:hAnsi="Arial" w:cs="Arial"/>
+        </w:rPr>
+        <w:t xml:space="preserve">. [online] </w:t>
+      </w:r>
+      <w:proofErr w:type="spellStart"/>
+      <w:r>
+        <w:rPr>
+          <w:rFonts w:ascii="Arial" w:hAnsi="Arial" w:cs="Arial"/>
+        </w:rPr>
+        <w:t>Laerd</w:t>
+      </w:r>
+      <w:proofErr w:type="spellEnd"/>
+      <w:r>
+        <w:rPr>
+          <w:rFonts w:ascii="Arial" w:hAnsi="Arial" w:cs="Arial"/>
+        </w:rPr>
+        <w:t xml:space="preserve"> Statistics. Available at: </w:t>
+      </w:r>
+      <w:hyperlink r:id="rId19" w:history="1">
+        <w:r>
+          <w:rPr>
+            <w:rStyle w:val="Hyperlink"/>
+            <w:rFonts w:ascii="Arial" w:hAnsi="Arial" w:cs="Arial"/>
+          </w:rPr>
+          <w:t>https://statistics.laerd.com/statistical-guides/spearmans-rank-order-correlation-statistical-guide.php</w:t>
+        </w:r>
+      </w:hyperlink>
+      <w:r>
+        <w:rPr>
+          <w:rFonts w:ascii="Arial" w:hAnsi="Arial" w:cs="Arial"/>
+        </w:rPr>
+        <w:t xml:space="preserve"> </w:t>
+      </w:r>
+      <w:r>
+        <w:rPr>
+          <w:rFonts w:ascii="Arial" w:hAnsi="Arial" w:cs="Arial"/>
+        </w:rPr>
+        <w:t>[Accessed 25 Oct. 2025].</w:t>
+      </w:r>
+    </w:p>
+    <w:p>
+      <w:pPr>
+        <w:rPr>
+          <w:rFonts w:ascii="Arial" w:hAnsi="Arial" w:cs="Arial"/>
+        </w:rPr>
+      </w:pPr>
+      <w:r>
+        <w:rPr>
+          <w:rFonts w:ascii="Arial" w:hAnsi="Arial" w:cs="Arial"/>
+        </w:rPr>
+        <w:t xml:space="preserve">McLeod, S. (2025). </w:t>
+      </w:r>
+      <w:r>
+        <w:rPr>
+          <w:rFonts w:ascii="Arial" w:hAnsi="Arial" w:cs="Arial"/>
+          <w:i/>
+          <w:iCs/>
+        </w:rPr>
+        <w:t>Maslow’s hierarchy of needs</w:t>
+      </w:r>
+      <w:r>
+        <w:rPr>
+          <w:rFonts w:ascii="Arial" w:hAnsi="Arial" w:cs="Arial"/>
+        </w:rPr>
+        <w:t xml:space="preserve">. [online] Simply Psychology. Available at: </w:t>
+      </w:r>
+      <w:hyperlink r:id="rId20" w:history="1">
+        <w:r>
+          <w:rPr>
+            <w:rStyle w:val="Hyperlink"/>
+            <w:rFonts w:ascii="Arial" w:hAnsi="Arial" w:cs="Arial"/>
+          </w:rPr>
+          <w:t>https://www.simplypsychology.org/maslow.html</w:t>
+        </w:r>
+      </w:hyperlink>
+      <w:r>
+        <w:rPr>
+          <w:rFonts w:ascii="Arial" w:hAnsi="Arial" w:cs="Arial"/>
+        </w:rPr>
+        <w:t xml:space="preserve"> </w:t>
+      </w:r>
+      <w:r>
+        <w:rPr>
+          <w:rFonts w:ascii="Arial" w:hAnsi="Arial" w:cs="Arial"/>
+        </w:rPr>
+        <w:t>[Accessed 24 Oct. 2025].</w:t>
+      </w:r>
+    </w:p>
+    <w:p>
+      <w:pPr>
+        <w:rPr>
+          <w:rFonts w:ascii="Arial" w:hAnsi="Arial" w:cs="Arial"/>
+        </w:rPr>
+      </w:pPr>
+      <w:r>
+        <w:rPr>
+          <w:rFonts w:ascii="Arial" w:hAnsi="Arial" w:cs="Arial"/>
+        </w:rPr>
+        <w:t xml:space="preserve">Max Inferno (2022) </w:t>
+      </w:r>
+      <w:r>
+        <w:rPr>
+          <w:rFonts w:ascii="Arial" w:hAnsi="Arial" w:cs="Arial"/>
+          <w:i/>
+          <w:iCs/>
+        </w:rPr>
+        <w:t xml:space="preserve">A Little to the Left </w:t>
+      </w:r>
+      <w:r>
+        <w:rPr>
+          <w:rFonts w:ascii="Arial" w:hAnsi="Arial" w:cs="Arial"/>
+        </w:rPr>
+        <w:t xml:space="preserve">[game, Nintendo Switch] Secret Mode, United Kingdom (EAN </w:t>
+      </w:r>
+      <w:r>
+        <w:rPr>
+          <w:rFonts w:ascii="Arial" w:hAnsi="Arial" w:cs="Arial"/>
+        </w:rPr>
+        <w:t>5056635609984</w:t>
+      </w:r>
+      <w:r>
+        <w:rPr>
+          <w:rFonts w:ascii="Arial" w:hAnsi="Arial" w:cs="Arial"/>
+        </w:rPr>
+        <w:t>).</w:t>
+      </w:r>
+    </w:p>
+    <w:p>
+      <w:pPr>
+        <w:rPr>
+          <w:rFonts w:ascii="Arial" w:hAnsi="Arial" w:cs="Arial"/>
+        </w:rPr>
+      </w:pPr>
+      <w:r>
+        <w:rPr>
+          <w:rFonts w:ascii="Arial" w:hAnsi="Arial" w:cs="Arial"/>
+        </w:rPr>
+        <w:t xml:space="preserve">Microsoft Corporation (2025) </w:t>
+      </w:r>
+      <w:r>
+        <w:rPr>
+          <w:rFonts w:ascii="Arial" w:hAnsi="Arial" w:cs="Arial"/>
+          <w:i/>
+          <w:iCs/>
+        </w:rPr>
+        <w:t>Microsoft Excel</w:t>
+      </w:r>
+      <w:r>
+        <w:rPr>
+          <w:rFonts w:ascii="Arial" w:hAnsi="Arial" w:cs="Arial"/>
+        </w:rPr>
+        <w:t xml:space="preserve">, [computer software] Available at: </w:t>
+      </w:r>
+      <w:hyperlink r:id="rId21" w:history="1">
+        <w:r>
+          <w:rPr>
+            <w:rStyle w:val="Hyperlink"/>
+            <w:rFonts w:ascii="Arial" w:hAnsi="Arial" w:cs="Arial"/>
+          </w:rPr>
+          <w:t>https://office.microsoft.com/excel</w:t>
+        </w:r>
+      </w:hyperlink>
+      <w:r>
+        <w:rPr>
+          <w:rFonts w:ascii="Arial" w:hAnsi="Arial" w:cs="Arial"/>
+        </w:rPr>
+        <w:t xml:space="preserve"> [Accessed 25 Oct. 2025]</w:t>
+      </w:r>
+    </w:p>
+    <w:p>
+      <w:pPr>
+        <w:rPr>
+          <w:rFonts w:ascii="Arial" w:hAnsi="Arial" w:cs="Arial"/>
+        </w:rPr>
+      </w:pPr>
+      <w:r>
+        <w:rPr>
+          <w:rFonts w:ascii="Arial" w:hAnsi="Arial" w:cs="Arial"/>
+        </w:rPr>
+        <w:t xml:space="preserve">Microsoft Corporation (2025) </w:t>
+      </w:r>
+      <w:r>
+        <w:rPr>
+          <w:rFonts w:ascii="Arial" w:hAnsi="Arial" w:cs="Arial"/>
+          <w:i/>
+          <w:iCs/>
+        </w:rPr>
+        <w:t>Microsoft Forms</w:t>
+      </w:r>
+      <w:r>
+        <w:rPr>
+          <w:rFonts w:ascii="Arial" w:hAnsi="Arial" w:cs="Arial"/>
+        </w:rPr>
+        <w:t xml:space="preserve">, [computer software] Available at: </w:t>
+      </w:r>
+      <w:hyperlink r:id="rId22" w:history="1">
+        <w:r>
+          <w:rPr>
+            <w:rStyle w:val="Hyperlink"/>
+            <w:rFonts w:ascii="Arial" w:hAnsi="Arial" w:cs="Arial"/>
+          </w:rPr>
+          <w:t>https://forms.office.com</w:t>
+        </w:r>
+      </w:hyperlink>
+      <w:r>
+        <w:rPr>
+          <w:rFonts w:ascii="Arial" w:hAnsi="Arial" w:cs="Arial"/>
+        </w:rPr>
+        <w:t xml:space="preserve"> [Accessed 25 Oct. 2025]</w:t>
+      </w:r>
+    </w:p>
+    <w:p>
+      <w:pPr>
+        <w:rPr>
+          <w:rFonts w:ascii="Arial" w:hAnsi="Arial" w:cs="Arial"/>
+        </w:rPr>
+      </w:pPr>
+      <w:r>
+        <w:rPr>
+          <w:rFonts w:ascii="Arial" w:hAnsi="Arial" w:cs="Arial"/>
+        </w:rPr>
+        <w:t>Nintendo</w:t>
+      </w:r>
+      <w:r>
+        <w:rPr>
+          <w:rFonts w:ascii="Arial" w:hAnsi="Arial" w:cs="Arial"/>
+        </w:rPr>
+        <w:t xml:space="preserve"> (2020) </w:t>
+      </w:r>
+      <w:r>
+        <w:rPr>
+          <w:rFonts w:ascii="Arial" w:hAnsi="Arial" w:cs="Arial"/>
+          <w:i/>
+          <w:iCs/>
+        </w:rPr>
+        <w:t>Animal Crossing: New Horizons</w:t>
+      </w:r>
+      <w:r>
+        <w:rPr>
+          <w:rFonts w:ascii="Arial" w:hAnsi="Arial" w:cs="Arial"/>
+        </w:rPr>
+        <w:t xml:space="preserve"> [game, Nintendo Switch] Nintendo, United Kingdom (EAN </w:t>
+      </w:r>
+      <w:r>
+        <w:rPr>
+          <w:rFonts w:ascii="Arial" w:hAnsi="Arial" w:cs="Arial"/>
+        </w:rPr>
+        <w:t>045496425449</w:t>
+      </w:r>
+      <w:r>
+        <w:rPr>
+          <w:rFonts w:ascii="Arial" w:hAnsi="Arial" w:cs="Arial"/>
+        </w:rPr>
+        <w:t>).</w:t>
+      </w:r>
+    </w:p>
+    <w:p>
+      <w:pPr>
+        <w:rPr>
+          <w:rFonts w:ascii="Arial" w:hAnsi="Arial" w:cs="Arial"/>
+        </w:rPr>
+      </w:pPr>
+      <w:r>
+        <w:rPr>
+          <w:rFonts w:ascii="Arial" w:hAnsi="Arial" w:cs="Arial"/>
+        </w:rPr>
+        <w:t xml:space="preserve">Kang, E. and Hwang, H.-J. (2023). </w:t>
+      </w:r>
+      <w:r>
+        <w:rPr>
+          <w:rFonts w:ascii="Arial" w:hAnsi="Arial" w:cs="Arial"/>
+          <w:i/>
+          <w:iCs/>
+        </w:rPr>
+        <w:t>The Importance of Anonymity and Confidentiality for Conducting Survey Research</w:t>
+      </w:r>
+      <w:r>
+        <w:rPr>
+          <w:rFonts w:ascii="Arial" w:hAnsi="Arial" w:cs="Arial"/>
+        </w:rPr>
+        <w:t>. [online] ResearchGate. Available at:</w:t>
+      </w:r>
+      <w:r>
+        <w:rPr>
+          <w:rFonts w:ascii="Arial" w:hAnsi="Arial" w:cs="Arial"/>
+        </w:rPr>
+        <w:t xml:space="preserve">  </w:t>
+      </w:r>
+      <w:hyperlink r:id="rId23" w:history="1">
+        <w:r>
+          <w:rPr>
+            <w:rStyle w:val="Hyperlink"/>
+            <w:rFonts w:ascii="Arial" w:hAnsi="Arial" w:cs="Arial"/>
+          </w:rPr>
+          <w:t>https://www.researchgate.net/publication/370048267_The_Importance_of_Anonymity_and_Confidentiality_for_Conducting_Survey_Research</w:t>
+        </w:r>
+      </w:hyperlink>
+      <w:r>
+        <w:rPr>
+          <w:rFonts w:ascii="Arial" w:hAnsi="Arial" w:cs="Arial"/>
+        </w:rPr>
+        <w:t xml:space="preserve"> </w:t>
+      </w:r>
+      <w:r>
+        <w:rPr>
+          <w:rFonts w:ascii="Arial" w:hAnsi="Arial" w:cs="Arial"/>
+        </w:rPr>
+        <w:t>[Accessed 25 Oct. 2025].</w:t>
+      </w:r>
+    </w:p>
+    <w:p>
+      <w:pPr>
+        <w:rPr>
+          <w:rFonts w:ascii="Arial" w:hAnsi="Arial" w:cs="Arial"/>
+        </w:rPr>
+      </w:pPr>
+      <w:proofErr w:type="spellStart"/>
+      <w:r>
+        <w:rPr>
+          <w:rFonts w:ascii="Arial" w:hAnsi="Arial" w:cs="Arial"/>
+        </w:rPr>
+        <w:t>Wäppling</w:t>
+      </w:r>
+      <w:proofErr w:type="spellEnd"/>
+      <w:r>
+        <w:rPr>
+          <w:rFonts w:ascii="Arial" w:hAnsi="Arial" w:cs="Arial"/>
+        </w:rPr>
+        <w:t xml:space="preserve">, A., </w:t>
+      </w:r>
+      <w:proofErr w:type="spellStart"/>
+      <w:r>
+        <w:rPr>
+          <w:rFonts w:ascii="Arial" w:hAnsi="Arial" w:cs="Arial"/>
+        </w:rPr>
+        <w:t>Walchshofer</w:t>
+      </w:r>
+      <w:proofErr w:type="spellEnd"/>
+      <w:r>
+        <w:rPr>
+          <w:rFonts w:ascii="Arial" w:hAnsi="Arial" w:cs="Arial"/>
+        </w:rPr>
+        <w:t xml:space="preserve">, L. and Lewin, R. (2022). </w:t>
+      </w:r>
+      <w:r>
+        <w:rPr>
+          <w:rFonts w:ascii="Arial" w:hAnsi="Arial" w:cs="Arial"/>
+          <w:i/>
+          <w:iCs/>
+        </w:rPr>
+        <w:t xml:space="preserve">What makes a cozy </w:t>
+      </w:r>
+      <w:proofErr w:type="gramStart"/>
+      <w:r>
+        <w:rPr>
+          <w:rFonts w:ascii="Arial" w:hAnsi="Arial" w:cs="Arial"/>
+          <w:i/>
+          <w:iCs/>
+        </w:rPr>
+        <w:t>game</w:t>
+      </w:r>
+      <w:r>
+        <w:rPr>
+          <w:rFonts w:ascii="Arial" w:hAnsi="Arial" w:cs="Arial"/>
+          <w:i/>
+          <w:iCs/>
+        </w:rPr>
+        <w:t>?:</w:t>
+      </w:r>
+      <w:proofErr w:type="gramEnd"/>
+      <w:r>
+        <w:rPr>
+          <w:rFonts w:ascii="Arial" w:hAnsi="Arial" w:cs="Arial"/>
+          <w:i/>
+          <w:iCs/>
+        </w:rPr>
+        <w:t xml:space="preserve"> A study of three games considered cozy</w:t>
+      </w:r>
+      <w:r>
+        <w:rPr>
+          <w:rFonts w:ascii="Arial" w:hAnsi="Arial" w:cs="Arial"/>
+        </w:rPr>
+        <w:t xml:space="preserve">. [online] DIVA. Available at: </w:t>
+      </w:r>
+      <w:hyperlink r:id="rId24" w:history="1">
+        <w:r>
+          <w:rPr>
+            <w:rStyle w:val="Hyperlink"/>
+            <w:rFonts w:ascii="Arial" w:hAnsi="Arial" w:cs="Arial"/>
+          </w:rPr>
+          <w:t>https://www.diva-portal.org/smash/record.jsf?pid=diva2%3A1709393&amp;dswid=-3363</w:t>
+        </w:r>
+      </w:hyperlink>
+      <w:r>
+        <w:rPr>
+          <w:rFonts w:ascii="Arial" w:hAnsi="Arial" w:cs="Arial"/>
+        </w:rPr>
+        <w:t xml:space="preserve"> </w:t>
+      </w:r>
+      <w:r>
+        <w:rPr>
+          <w:rFonts w:ascii="Arial" w:hAnsi="Arial" w:cs="Arial"/>
+        </w:rPr>
+        <w:t xml:space="preserve">[Accessed </w:t>
+      </w:r>
+      <w:r>
+        <w:rPr>
+          <w:rFonts w:ascii="Arial" w:hAnsi="Arial" w:cs="Arial"/>
+        </w:rPr>
+        <w:t>23</w:t>
+      </w:r>
+      <w:r>
+        <w:rPr>
+          <w:rFonts w:ascii="Arial" w:hAnsi="Arial" w:cs="Arial"/>
+        </w:rPr>
+        <w:t xml:space="preserve"> Oct. 2025].</w:t>
+      </w:r>
+    </w:p>
+    <w:p>
+      <w:pPr>
+        <w:rPr>
+          <w:rFonts w:ascii="Arial" w:hAnsi="Arial" w:cs="Arial"/>
+        </w:rPr>
+      </w:pPr>
     </w:p>
     <w:p>
       <w:pPr>
         <w:pStyle w:val="Heading1"/>
       </w:pPr>
-      <w:bookmarkStart w:id="37" w:name="_Toc212714954"/>
+      <w:bookmarkStart w:id="38" w:name="_Toc212806560"/>
       <w:r>
         <w:t>Appendices (Optional)</w:t>
       </w:r>
-      <w:bookmarkEnd w:id="37"/>
+      <w:bookmarkEnd w:id="38"/>
     </w:p>
     <w:p>
       <w:pPr>
@@ -7026,9 +8254,17 @@
           <w:szCs w:val="22"/>
         </w:rPr>
       </w:pPr>
+      <w:r>
+        <w:rPr>
+          <w:rFonts w:ascii="Arial" w:hAnsi="Arial" w:cs="Arial"/>
+          <w:sz w:val="22"/>
+          <w:szCs w:val="22"/>
+        </w:rPr>
+        <w:t>Include any additional material here, such as review steps, specifications, and methodologies.</w:t>
+      </w:r>
     </w:p>
     <w:sectPr>
-      <w:headerReference w:type="default" r:id="rId13"/>
+      <w:headerReference w:type="default" r:id="rId25"/>
       <w:type w:val="continuous"/>
       <w:pgSz w:w="11910" w:h="16840"/>
       <w:pgMar w:top="2365" w:right="1361" w:bottom="1361" w:left="1361" w:header="992" w:footer="987" w:gutter="567"/>
@@ -8168,7 +9404,6 @@
   <w:style w:type="character" w:default="1" w:styleId="DefaultParagraphFont">
     <w:name w:val="Default Paragraph Font"/>
     <w:uiPriority w:val="1"/>
-    <w:semiHidden/>
     <w:unhideWhenUsed/>
   </w:style>
   <w:style w:type="table" w:default="1" w:styleId="TableNormal">
@@ -8816,6 +10051,18 @@
       <w:spacing w:after="0"/>
     </w:pPr>
   </w:style>
+  <w:style w:type="character" w:styleId="UnresolvedMention">
+    <w:name w:val="Unresolved Mention"/>
+    <w:basedOn w:val="DefaultParagraphFont"/>
+    <w:uiPriority w:val="99"/>
+    <w:semiHidden/>
+    <w:unhideWhenUsed/>
+    <w:rsid w:val="00633F73"/>
+    <w:rPr>
+      <w:color w:val="605E5C"/>
+      <w:shd w:val="clear" w:color="auto" w:fill="E1DFDD"/>
+    </w:rPr>
+  </w:style>
 </w:styles>
 </file>
 
@@ -9135,6 +10382,10 @@
 </file>
 
 <file path=customXml/item1.xml><?xml version="1.0" encoding="utf-8"?>
+<b:Sources xmlns:b="http://schemas.openxmlformats.org/officeDocument/2006/bibliography" xmlns="http://schemas.openxmlformats.org/officeDocument/2006/bibliography" SelectedStyle="\APASixthEditionOfficeOnline.xsl" StyleName="APA" Version="6"/>
+</file>
+
+<file path=customXml/item2.xml><?xml version="1.0" encoding="utf-8"?>
 <?mso-contentType ?>
 <FormTemplates xmlns="http://schemas.microsoft.com/sharepoint/v3/contenttype/forms">
   <Display>DocumentLibraryForm</Display>
@@ -9143,19 +10394,7 @@
 </FormTemplates>
 </file>
 
-<file path=customXml/item2.xml><?xml version="1.0" encoding="utf-8"?>
-<b:Sources xmlns:b="http://schemas.openxmlformats.org/officeDocument/2006/bibliography" xmlns="http://schemas.openxmlformats.org/officeDocument/2006/bibliography" SelectedStyle="\APASixthEditionOfficeOnline.xsl" StyleName="APA" Version="6"/>
-</file>
-
 <file path=customXml/item3.xml><?xml version="1.0" encoding="utf-8"?>
-<p:properties xmlns:p="http://schemas.microsoft.com/office/2006/metadata/properties" xmlns:xsi="http://www.w3.org/2001/XMLSchema-instance" xmlns:pc="http://schemas.microsoft.com/office/infopath/2007/PartnerControls">
-  <documentManagement>
-    <_activity xmlns="4e6bee01-fae3-4e1c-8f1a-9ed0fe9197f3" xsi:nil="true"/>
-  </documentManagement>
-</p:properties>
-</file>
-
-<file path=customXml/item4.xml><?xml version="1.0" encoding="utf-8"?>
 <ct:contentTypeSchema xmlns:ct="http://schemas.microsoft.com/office/2006/metadata/contentType" xmlns:ma="http://schemas.microsoft.com/office/2006/metadata/properties/metaAttributes" ct:_="" ma:_="" ma:contentTypeName="Document" ma:contentTypeID="0x0101008F0F6E24CBBDF2489BB0C7D787BF1FA9" ma:contentTypeVersion="15" ma:contentTypeDescription="Create a new document." ma:contentTypeScope="" ma:versionID="2d4b1107e0bcd24d879f2e81b4ffe2f7">
   <xsd:schema xmlns:xsd="http://www.w3.org/2001/XMLSchema" xmlns:xs="http://www.w3.org/2001/XMLSchema" xmlns:p="http://schemas.microsoft.com/office/2006/metadata/properties" xmlns:ns3="4e6bee01-fae3-4e1c-8f1a-9ed0fe9197f3" xmlns:ns4="9ebee74b-6c09-439e-a20a-fc6d1b49bd2d" targetNamespace="http://schemas.microsoft.com/office/2006/metadata/properties" ma:root="true" ma:fieldsID="5cc5db8e17a87248a928f297a097d818" ns3:_="" ns4:_="">
     <xsd:import namespace="4e6bee01-fae3-4e1c-8f1a-9ed0fe9197f3"/>
@@ -9388,7 +10627,23 @@
 </ct:contentTypeSchema>
 </file>
 
+<file path=customXml/item4.xml><?xml version="1.0" encoding="utf-8"?>
+<p:properties xmlns:p="http://schemas.microsoft.com/office/2006/metadata/properties" xmlns:xsi="http://www.w3.org/2001/XMLSchema-instance" xmlns:pc="http://schemas.microsoft.com/office/infopath/2007/PartnerControls">
+  <documentManagement>
+    <_activity xmlns="4e6bee01-fae3-4e1c-8f1a-9ed0fe9197f3" xsi:nil="true"/>
+  </documentManagement>
+</p:properties>
+</file>
+
 <file path=customXml/itemProps1.xml><?xml version="1.0" encoding="utf-8"?>
+<ds:datastoreItem xmlns:ds="http://schemas.openxmlformats.org/officeDocument/2006/customXml" ds:itemID="{01737935-5D60-4040-8892-9E4074313170}">
+  <ds:schemaRefs>
+    <ds:schemaRef ds:uri="http://schemas.openxmlformats.org/officeDocument/2006/bibliography"/>
+  </ds:schemaRefs>
+</ds:datastoreItem>
+</file>
+
+<file path=customXml/itemProps2.xml><?xml version="1.0" encoding="utf-8"?>
 <ds:datastoreItem xmlns:ds="http://schemas.openxmlformats.org/officeDocument/2006/customXml" ds:itemID="{E4A5EDD7-4E6F-4D6E-A621-24883E4CA807}">
   <ds:schemaRefs>
     <ds:schemaRef ds:uri="http://schemas.microsoft.com/sharepoint/v3/contenttype/forms"/>
@@ -9396,25 +10651,7 @@
 </ds:datastoreItem>
 </file>
 
-<file path=customXml/itemProps2.xml><?xml version="1.0" encoding="utf-8"?>
-<ds:datastoreItem xmlns:ds="http://schemas.openxmlformats.org/officeDocument/2006/customXml" ds:itemID="{01737935-5D60-4040-8892-9E4074313170}">
-  <ds:schemaRefs>
-    <ds:schemaRef ds:uri="http://schemas.openxmlformats.org/officeDocument/2006/bibliography"/>
-  </ds:schemaRefs>
-</ds:datastoreItem>
-</file>
-
 <file path=customXml/itemProps3.xml><?xml version="1.0" encoding="utf-8"?>
-<ds:datastoreItem xmlns:ds="http://schemas.openxmlformats.org/officeDocument/2006/customXml" ds:itemID="{427E592C-BA00-4E9F-856E-27CA4AE42C28}">
-  <ds:schemaRefs>
-    <ds:schemaRef ds:uri="http://schemas.microsoft.com/office/2006/metadata/properties"/>
-    <ds:schemaRef ds:uri="http://schemas.microsoft.com/office/infopath/2007/PartnerControls"/>
-    <ds:schemaRef ds:uri="4e6bee01-fae3-4e1c-8f1a-9ed0fe9197f3"/>
-  </ds:schemaRefs>
-</ds:datastoreItem>
-</file>
-
-<file path=customXml/itemProps4.xml><?xml version="1.0" encoding="utf-8"?>
 <ds:datastoreItem xmlns:ds="http://schemas.openxmlformats.org/officeDocument/2006/customXml" ds:itemID="{71FFA508-172B-43AC-84A2-26545FBF7306}">
   <ds:schemaRefs>
     <ds:schemaRef ds:uri="http://schemas.microsoft.com/office/2006/metadata/contentType"/>
@@ -9431,4 +10668,21 @@
     <ds:schemaRef ds:uri="http://schemas.microsoft.com/internal/obd"/>
   </ds:schemaRefs>
 </ds:datastoreItem>
+</file>
+
+<file path=customXml/itemProps4.xml><?xml version="1.0" encoding="utf-8"?>
+<ds:datastoreItem xmlns:ds="http://schemas.openxmlformats.org/officeDocument/2006/customXml" ds:itemID="{427E592C-BA00-4E9F-856E-27CA4AE42C28}">
+  <ds:schemaRefs>
+    <ds:schemaRef ds:uri="http://schemas.openxmlformats.org/package/2006/metadata/core-properties"/>
+    <ds:schemaRef ds:uri="http://www.w3.org/XML/1998/namespace"/>
+    <ds:schemaRef ds:uri="http://purl.org/dc/terms/"/>
+    <ds:schemaRef ds:uri="http://schemas.microsoft.com/office/infopath/2007/PartnerControls"/>
+    <ds:schemaRef ds:uri="9ebee74b-6c09-439e-a20a-fc6d1b49bd2d"/>
+    <ds:schemaRef ds:uri="http://schemas.microsoft.com/office/2006/documentManagement/types"/>
+    <ds:schemaRef ds:uri="4e6bee01-fae3-4e1c-8f1a-9ed0fe9197f3"/>
+    <ds:schemaRef ds:uri="http://schemas.microsoft.com/office/2006/metadata/properties"/>
+    <ds:schemaRef ds:uri="http://purl.org/dc/dcmitype/"/>
+    <ds:schemaRef ds:uri="http://purl.org/dc/elements/1.1/"/>
+  </ds:schemaRefs>
+</ds:datastoreItem>
 </file>